--- a/assets/data/Mindset 01/Mindset1- Custom- Unit 06.docx
+++ b/assets/data/Mindset 01/Mindset1- Custom- Unit 06.docx
@@ -24,7 +24,7 @@
               <w:tblLook w:val="04A0" w:firstRow="1" w:lastRow="0" w:firstColumn="1" w:lastColumn="0" w:noHBand="0" w:noVBand="1"/>
             </w:tblPr>
             <w:tblGrid>
-              <w:gridCol w:w="3722"/>
+              <w:gridCol w:w="3540"/>
             </w:tblGrid>
             <w:tr>
               <w:tc>
@@ -62,18 +62,7 @@
                       <w:szCs w:val="34"/>
                       <w:shd w:val="clear" w:color="auto" w:fill="FFFFFF" w:themeFill="background1"/>
                     </w:rPr>
-                    <w:t>UNIT/05</w:t>
-                  </w:r>
-                  <w:r>
-                    <w:rPr>
-                      <w:rFonts w:ascii="Source Sans 3 ExtraBold" w:hAnsi="Source Sans 3 ExtraBold"/>
-                      <w:b/>
-                      <w:bCs/>
-                      <w:sz w:val="34"/>
-                      <w:szCs w:val="34"/>
-                      <w:shd w:val="clear" w:color="auto" w:fill="FFFFFF" w:themeFill="background1"/>
-                    </w:rPr>
-                    <w:t xml:space="preserve">: </w:t>
+                    <w:t xml:space="preserve">UNIT/06: </w:t>
                   </w:r>
                   <w:r>
                     <w:rPr>
@@ -85,7 +74,7 @@
                       <w:szCs w:val="34"/>
                       <w:shd w:val="clear" w:color="auto" w:fill="FFFFFF" w:themeFill="background1"/>
                     </w:rPr>
-                    <w:t>CONSUMERISM</w:t>
+                    <w:t>LEISURE TIME</w:t>
                   </w:r>
                 </w:p>
               </w:tc>
@@ -4696,7 +4685,7 @@
               <w:tblLook w:val="04A0" w:firstRow="1" w:lastRow="0" w:firstColumn="1" w:lastColumn="0" w:noHBand="0" w:noVBand="1"/>
             </w:tblPr>
             <w:tblGrid>
-              <w:gridCol w:w="3722"/>
+              <w:gridCol w:w="3540"/>
             </w:tblGrid>
             <w:tr>
               <w:tc>
@@ -4735,18 +4724,7 @@
                       <w:shd w:val="clear" w:color="auto" w:fill="FFFFFF" w:themeFill="background1"/>
                     </w:rPr>
                     <w:lastRenderedPageBreak/>
-                    <w:t>UNIT/05</w:t>
-                  </w:r>
-                  <w:r>
-                    <w:rPr>
-                      <w:rFonts w:ascii="Source Sans 3 ExtraBold" w:hAnsi="Source Sans 3 ExtraBold"/>
-                      <w:b/>
-                      <w:bCs/>
-                      <w:sz w:val="34"/>
-                      <w:szCs w:val="34"/>
-                      <w:shd w:val="clear" w:color="auto" w:fill="FFFFFF" w:themeFill="background1"/>
-                    </w:rPr>
-                    <w:t xml:space="preserve">: </w:t>
+                    <w:t xml:space="preserve">UNIT/06: </w:t>
                   </w:r>
                   <w:r>
                     <w:rPr>
@@ -4758,7 +4736,7 @@
                       <w:szCs w:val="34"/>
                       <w:shd w:val="clear" w:color="auto" w:fill="FFFFFF" w:themeFill="background1"/>
                     </w:rPr>
-                    <w:t>CONSUMERISM</w:t>
+                    <w:t>LEISURE TIME</w:t>
                   </w:r>
                 </w:p>
               </w:tc>
@@ -9750,7 +9728,7 @@
               <w:tblLook w:val="04A0" w:firstRow="1" w:lastRow="0" w:firstColumn="1" w:lastColumn="0" w:noHBand="0" w:noVBand="1"/>
             </w:tblPr>
             <w:tblGrid>
-              <w:gridCol w:w="3722"/>
+              <w:gridCol w:w="3540"/>
             </w:tblGrid>
             <w:tr>
               <w:tc>
@@ -9789,18 +9767,7 @@
                       <w:shd w:val="clear" w:color="auto" w:fill="FFFFFF" w:themeFill="background1"/>
                     </w:rPr>
                     <w:lastRenderedPageBreak/>
-                    <w:t>UNIT/05</w:t>
-                  </w:r>
-                  <w:r>
-                    <w:rPr>
-                      <w:rFonts w:ascii="Source Sans 3 ExtraBold" w:hAnsi="Source Sans 3 ExtraBold"/>
-                      <w:b/>
-                      <w:bCs/>
-                      <w:sz w:val="34"/>
-                      <w:szCs w:val="34"/>
-                      <w:shd w:val="clear" w:color="auto" w:fill="FFFFFF" w:themeFill="background1"/>
-                    </w:rPr>
-                    <w:t xml:space="preserve">: </w:t>
+                    <w:t xml:space="preserve">UNIT/06: </w:t>
                   </w:r>
                   <w:r>
                     <w:rPr>
@@ -9812,7 +9779,7 @@
                       <w:szCs w:val="34"/>
                       <w:shd w:val="clear" w:color="auto" w:fill="FFFFFF" w:themeFill="background1"/>
                     </w:rPr>
-                    <w:t>CONSUMERISM</w:t>
+                    <w:t>LEISURE TIME</w:t>
                   </w:r>
                 </w:p>
               </w:tc>
@@ -10293,6 +10260,7 @@
                       <w:rFonts w:ascii="Source Sans 3 Medium" w:hAnsi="Source Sans 3 Medium"/>
                       <w:b/>
                       <w:bCs/>
+                      <w:noProof/>
                       <w:sz w:val="23"/>
                     </w:rPr>
                     <w:drawing>
@@ -10993,14 +10961,7 @@
                       <w:b w:val="0"/>
                       <w:bCs w:val="0"/>
                     </w:rPr>
-                    <w:t xml:space="preserve">__ </w:t>
-                  </w:r>
-                  <w:r>
-                    <w:rPr>
-                      <w:b w:val="0"/>
-                      <w:bCs w:val="0"/>
-                    </w:rPr>
-                    <w:t>o'clock</w:t>
+                    <w:t>__ o'clock</w:t>
                   </w:r>
                 </w:p>
                 <w:p>
@@ -12776,7 +12737,6 @@
             <w:pPr>
               <w:pStyle w:val="SS3M-115"/>
               <w:rPr>
-                <w:rFonts w:hint="cs"/>
                 <w:rtl/>
                 <w:lang w:bidi="fa-IR"/>
               </w:rPr>
@@ -13574,7 +13534,7 @@
               <w:tblLook w:val="04A0" w:firstRow="1" w:lastRow="0" w:firstColumn="1" w:lastColumn="0" w:noHBand="0" w:noVBand="1"/>
             </w:tblPr>
             <w:tblGrid>
-              <w:gridCol w:w="3722"/>
+              <w:gridCol w:w="3540"/>
             </w:tblGrid>
             <w:tr>
               <w:tc>
@@ -13612,18 +13572,7 @@
                       <w:szCs w:val="34"/>
                       <w:shd w:val="clear" w:color="auto" w:fill="FFFFFF" w:themeFill="background1"/>
                     </w:rPr>
-                    <w:t>UNIT/05</w:t>
-                  </w:r>
-                  <w:r>
-                    <w:rPr>
-                      <w:rFonts w:ascii="Source Sans 3 ExtraBold" w:hAnsi="Source Sans 3 ExtraBold"/>
-                      <w:b/>
-                      <w:bCs/>
-                      <w:sz w:val="34"/>
-                      <w:szCs w:val="34"/>
-                      <w:shd w:val="clear" w:color="auto" w:fill="FFFFFF" w:themeFill="background1"/>
-                    </w:rPr>
-                    <w:t xml:space="preserve">: </w:t>
+                    <w:t xml:space="preserve">UNIT/06: </w:t>
                   </w:r>
                   <w:r>
                     <w:rPr>
@@ -13635,7 +13584,7 @@
                       <w:szCs w:val="34"/>
                       <w:shd w:val="clear" w:color="auto" w:fill="FFFFFF" w:themeFill="background1"/>
                     </w:rPr>
-                    <w:t>CONSUMERISM</w:t>
+                    <w:t>LEISURE TIME</w:t>
                   </w:r>
                 </w:p>
               </w:tc>
@@ -14448,10 +14397,7 @@
                   </w:r>
                   <w:proofErr w:type="gramEnd"/>
                   <w:r>
-                    <w:t>__</w:t>
-                  </w:r>
-                  <w:r>
-                    <w:t xml:space="preserve"> </w:t>
+                    <w:t xml:space="preserve">__ </w:t>
                   </w:r>
                   <w:r>
                     <w:t xml:space="preserve">gifts for my friends -things that nobody else has. Covent Garden's a great </w:t>
@@ -20060,7 +20006,7 @@
               <w:pStyle w:val="NumList"/>
               <w:numPr>
                 <w:ilvl w:val="0"/>
-                <w:numId w:val="41"/>
+                <w:numId w:val="46"/>
               </w:numPr>
               <w:ind w:left="284" w:hanging="284"/>
             </w:pPr>
@@ -20143,7 +20089,7 @@
               <w:pStyle w:val="SS3-115"/>
               <w:numPr>
                 <w:ilvl w:val="0"/>
-                <w:numId w:val="42"/>
+                <w:numId w:val="47"/>
               </w:numPr>
               <w:ind w:left="284" w:hanging="284"/>
             </w:pPr>
@@ -20156,7 +20102,7 @@
               <w:pStyle w:val="SS3-115"/>
               <w:numPr>
                 <w:ilvl w:val="0"/>
-                <w:numId w:val="42"/>
+                <w:numId w:val="47"/>
               </w:numPr>
               <w:ind w:left="284" w:hanging="284"/>
             </w:pPr>
@@ -20169,7 +20115,7 @@
               <w:pStyle w:val="SS3-115"/>
               <w:numPr>
                 <w:ilvl w:val="0"/>
-                <w:numId w:val="42"/>
+                <w:numId w:val="47"/>
               </w:numPr>
               <w:ind w:left="284" w:hanging="284"/>
             </w:pPr>
@@ -20182,7 +20128,7 @@
               <w:pStyle w:val="SS3-115"/>
               <w:numPr>
                 <w:ilvl w:val="0"/>
-                <w:numId w:val="42"/>
+                <w:numId w:val="47"/>
               </w:numPr>
               <w:ind w:left="284" w:hanging="284"/>
             </w:pPr>
@@ -20195,7 +20141,7 @@
               <w:pStyle w:val="SS3-115"/>
               <w:numPr>
                 <w:ilvl w:val="0"/>
-                <w:numId w:val="42"/>
+                <w:numId w:val="47"/>
               </w:numPr>
               <w:ind w:left="284" w:hanging="284"/>
             </w:pPr>
@@ -20208,7 +20154,7 @@
               <w:pStyle w:val="SS3-115"/>
               <w:numPr>
                 <w:ilvl w:val="0"/>
-                <w:numId w:val="42"/>
+                <w:numId w:val="47"/>
               </w:numPr>
               <w:ind w:left="284" w:hanging="284"/>
             </w:pPr>
@@ -20348,6 +20294,100 @@
 <file path=word/numbering.xml><?xml version="1.0" encoding="utf-8"?>
 <w:numbering xmlns:wpc="http://schemas.microsoft.com/office/word/2010/wordprocessingCanvas" xmlns:cx="http://schemas.microsoft.com/office/drawing/2014/chartex" xmlns:cx1="http://schemas.microsoft.com/office/drawing/2015/9/8/chartex" xmlns:cx2="http://schemas.microsoft.com/office/drawing/2015/10/21/chartex" xmlns:cx3="http://schemas.microsoft.com/office/drawing/2016/5/9/chartex" xmlns:cx4="http://schemas.microsoft.com/office/drawing/2016/5/10/chartex" xmlns:cx5="http://schemas.microsoft.com/office/drawing/2016/5/11/chartex" xmlns:cx6="http://schemas.microsoft.com/office/drawing/2016/5/12/chartex" xmlns:cx7="http://schemas.microsoft.com/office/drawing/2016/5/13/chartex" xmlns:cx8="http://schemas.microsoft.com/office/drawing/2016/5/14/chartex" xmlns:mc="http://schemas.openxmlformats.org/markup-compatibility/2006" xmlns:aink="http://schemas.microsoft.com/office/drawing/2016/ink" xmlns:am3d="http://schemas.microsoft.com/office/drawing/2017/model3d" xmlns:o="urn:schemas-microsoft-com:office:office" xmlns:oel="http://schemas.microsoft.com/office/2019/extlst" xmlns:r="http://schemas.openxmlformats.org/officeDocument/2006/relationships" xmlns:m="http://schemas.openxmlformats.org/officeDocument/2006/math" xmlns:v="urn:schemas-microsoft-com:vml" xmlns:wp14="http://schemas.microsoft.com/office/word/2010/wordprocessingDrawing" xmlns:wp="http://schemas.openxmlformats.org/drawingml/2006/wordprocessingDrawing" xmlns:w10="urn:schemas-microsoft-com:office:word" xmlns:w="http://schemas.openxmlformats.org/wordprocessingml/2006/main" xmlns:w14="http://schemas.microsoft.com/office/word/2010/wordml" xmlns:w15="http://schemas.microsoft.com/office/word/2012/wordml" xmlns:w16cex="http://schemas.microsoft.com/office/word/2018/wordml/cex" xmlns:w16cid="http://schemas.microsoft.com/office/word/2016/wordml/cid" xmlns:w16="http://schemas.microsoft.com/office/word/2018/wordml" xmlns:w16du="http://schemas.microsoft.com/office/word/2023/wordml/word16du" xmlns:w16sdtdh="http://schemas.microsoft.com/office/word/2020/wordml/sdtdatahash" xmlns:w16sdtfl="http://schemas.microsoft.com/office/word/2024/wordml/sdtformatlock" xmlns:w16se="http://schemas.microsoft.com/office/word/2015/wordml/symex" xmlns:wpg="http://schemas.microsoft.com/office/word/2010/wordprocessingGroup" xmlns:wpi="http://schemas.microsoft.com/office/word/2010/wordprocessingInk" xmlns:wne="http://schemas.microsoft.com/office/word/2006/wordml" xmlns:wps="http://schemas.microsoft.com/office/word/2010/wordprocessingShape" mc:Ignorable="w14 w15 w16se w16cid w16 w16cex w16sdtdh w16sdtfl w16du wp14">
   <w:abstractNum w:abstractNumId="0" w15:restartNumberingAfterBreak="0">
+    <w:nsid w:val="0B241D2E"/>
+    <w:multiLevelType w:val="hybridMultilevel"/>
+    <w:tmpl w:val="EDE4E536"/>
+    <w:lvl w:ilvl="0" w:tplc="FFFFFFFF">
+      <w:start w:val="1"/>
+      <w:numFmt w:val="lowerLetter"/>
+      <w:lvlText w:val="%1:"/>
+      <w:lvlJc w:val="left"/>
+      <w:pPr>
+        <w:ind w:left="360" w:hanging="360"/>
+      </w:pPr>
+      <w:rPr>
+        <w:rFonts w:ascii="Source Sans 3" w:hAnsi="Source Sans 3" w:hint="default"/>
+        <w:b/>
+        <w:bCs/>
+        <w:spacing w:val="0"/>
+        <w:w w:val="77"/>
+        <w:lang w:val="en-US" w:eastAsia="en-US" w:bidi="ar-SA"/>
+      </w:rPr>
+    </w:lvl>
+    <w:lvl w:ilvl="1" w:tplc="FFFFFFFF" w:tentative="1">
+      <w:start w:val="1"/>
+      <w:numFmt w:val="lowerLetter"/>
+      <w:lvlText w:val="%2."/>
+      <w:lvlJc w:val="left"/>
+      <w:pPr>
+        <w:ind w:left="1080" w:hanging="360"/>
+      </w:pPr>
+    </w:lvl>
+    <w:lvl w:ilvl="2" w:tplc="FFFFFFFF" w:tentative="1">
+      <w:start w:val="1"/>
+      <w:numFmt w:val="lowerRoman"/>
+      <w:lvlText w:val="%3."/>
+      <w:lvlJc w:val="right"/>
+      <w:pPr>
+        <w:ind w:left="1800" w:hanging="180"/>
+      </w:pPr>
+    </w:lvl>
+    <w:lvl w:ilvl="3" w:tplc="FFFFFFFF" w:tentative="1">
+      <w:start w:val="1"/>
+      <w:numFmt w:val="decimal"/>
+      <w:lvlText w:val="%4."/>
+      <w:lvlJc w:val="left"/>
+      <w:pPr>
+        <w:ind w:left="2520" w:hanging="360"/>
+      </w:pPr>
+    </w:lvl>
+    <w:lvl w:ilvl="4" w:tplc="FFFFFFFF" w:tentative="1">
+      <w:start w:val="1"/>
+      <w:numFmt w:val="lowerLetter"/>
+      <w:lvlText w:val="%5."/>
+      <w:lvlJc w:val="left"/>
+      <w:pPr>
+        <w:ind w:left="3240" w:hanging="360"/>
+      </w:pPr>
+    </w:lvl>
+    <w:lvl w:ilvl="5" w:tplc="FFFFFFFF" w:tentative="1">
+      <w:start w:val="1"/>
+      <w:numFmt w:val="lowerRoman"/>
+      <w:lvlText w:val="%6."/>
+      <w:lvlJc w:val="right"/>
+      <w:pPr>
+        <w:ind w:left="3960" w:hanging="180"/>
+      </w:pPr>
+    </w:lvl>
+    <w:lvl w:ilvl="6" w:tplc="FFFFFFFF" w:tentative="1">
+      <w:start w:val="1"/>
+      <w:numFmt w:val="decimal"/>
+      <w:lvlText w:val="%7."/>
+      <w:lvlJc w:val="left"/>
+      <w:pPr>
+        <w:ind w:left="4680" w:hanging="360"/>
+      </w:pPr>
+    </w:lvl>
+    <w:lvl w:ilvl="7" w:tplc="FFFFFFFF" w:tentative="1">
+      <w:start w:val="1"/>
+      <w:numFmt w:val="lowerLetter"/>
+      <w:lvlText w:val="%8."/>
+      <w:lvlJc w:val="left"/>
+      <w:pPr>
+        <w:ind w:left="5400" w:hanging="360"/>
+      </w:pPr>
+    </w:lvl>
+    <w:lvl w:ilvl="8" w:tplc="FFFFFFFF" w:tentative="1">
+      <w:start w:val="1"/>
+      <w:numFmt w:val="lowerRoman"/>
+      <w:lvlText w:val="%9."/>
+      <w:lvlJc w:val="right"/>
+      <w:pPr>
+        <w:ind w:left="6120" w:hanging="180"/>
+      </w:pPr>
+    </w:lvl>
+  </w:abstractNum>
+  <w:abstractNum w:abstractNumId="1" w15:restartNumberingAfterBreak="0">
     <w:nsid w:val="15F45986"/>
     <w:multiLevelType w:val="hybridMultilevel"/>
     <w:tmpl w:val="5F68A7DA"/>
@@ -20438,7 +20478,7 @@
       </w:pPr>
     </w:lvl>
   </w:abstractNum>
-  <w:abstractNum w:abstractNumId="1" w15:restartNumberingAfterBreak="0">
+  <w:abstractNum w:abstractNumId="2" w15:restartNumberingAfterBreak="0">
     <w:nsid w:val="197266A6"/>
     <w:multiLevelType w:val="hybridMultilevel"/>
     <w:tmpl w:val="08B090A8"/>
@@ -20533,7 +20573,7 @@
       </w:pPr>
     </w:lvl>
   </w:abstractNum>
-  <w:abstractNum w:abstractNumId="2" w15:restartNumberingAfterBreak="0">
+  <w:abstractNum w:abstractNumId="3" w15:restartNumberingAfterBreak="0">
     <w:nsid w:val="21255300"/>
     <w:multiLevelType w:val="hybridMultilevel"/>
     <w:tmpl w:val="AECA1376"/>
@@ -20649,7 +20689,7 @@
       </w:rPr>
     </w:lvl>
   </w:abstractNum>
-  <w:abstractNum w:abstractNumId="3" w15:restartNumberingAfterBreak="0">
+  <w:abstractNum w:abstractNumId="4" w15:restartNumberingAfterBreak="0">
     <w:nsid w:val="277B496D"/>
     <w:multiLevelType w:val="hybridMultilevel"/>
     <w:tmpl w:val="EDE4E536"/>
@@ -20743,7 +20783,7 @@
       </w:pPr>
     </w:lvl>
   </w:abstractNum>
-  <w:abstractNum w:abstractNumId="4" w15:restartNumberingAfterBreak="0">
+  <w:abstractNum w:abstractNumId="5" w15:restartNumberingAfterBreak="0">
     <w:nsid w:val="31251E45"/>
     <w:multiLevelType w:val="hybridMultilevel"/>
     <w:tmpl w:val="86D65C86"/>
@@ -20833,7 +20873,7 @@
       </w:pPr>
     </w:lvl>
   </w:abstractNum>
-  <w:abstractNum w:abstractNumId="5" w15:restartNumberingAfterBreak="0">
+  <w:abstractNum w:abstractNumId="6" w15:restartNumberingAfterBreak="0">
     <w:nsid w:val="359E253A"/>
     <w:multiLevelType w:val="hybridMultilevel"/>
     <w:tmpl w:val="90D6054E"/>
@@ -20927,7 +20967,7 @@
       </w:pPr>
     </w:lvl>
   </w:abstractNum>
-  <w:abstractNum w:abstractNumId="6" w15:restartNumberingAfterBreak="0">
+  <w:abstractNum w:abstractNumId="7" w15:restartNumberingAfterBreak="0">
     <w:nsid w:val="3E981A3E"/>
     <w:multiLevelType w:val="hybridMultilevel"/>
     <w:tmpl w:val="DFE0590E"/>
@@ -21020,7 +21060,7 @@
       </w:pPr>
     </w:lvl>
   </w:abstractNum>
-  <w:abstractNum w:abstractNumId="7" w15:restartNumberingAfterBreak="0">
+  <w:abstractNum w:abstractNumId="8" w15:restartNumberingAfterBreak="0">
     <w:nsid w:val="42F8731D"/>
     <w:multiLevelType w:val="hybridMultilevel"/>
     <w:tmpl w:val="E0305218"/>
@@ -21114,7 +21154,7 @@
       </w:pPr>
     </w:lvl>
   </w:abstractNum>
-  <w:abstractNum w:abstractNumId="8" w15:restartNumberingAfterBreak="0">
+  <w:abstractNum w:abstractNumId="9" w15:restartNumberingAfterBreak="0">
     <w:nsid w:val="47E43907"/>
     <w:multiLevelType w:val="hybridMultilevel"/>
     <w:tmpl w:val="737A7654"/>
@@ -21205,7 +21245,7 @@
       </w:pPr>
     </w:lvl>
   </w:abstractNum>
-  <w:abstractNum w:abstractNumId="9" w15:restartNumberingAfterBreak="0">
+  <w:abstractNum w:abstractNumId="10" w15:restartNumberingAfterBreak="0">
     <w:nsid w:val="493E0CCB"/>
     <w:multiLevelType w:val="hybridMultilevel"/>
     <w:tmpl w:val="DE1A3DA8"/>
@@ -21321,7 +21361,7 @@
       </w:rPr>
     </w:lvl>
   </w:abstractNum>
-  <w:abstractNum w:abstractNumId="10" w15:restartNumberingAfterBreak="0">
+  <w:abstractNum w:abstractNumId="11" w15:restartNumberingAfterBreak="0">
     <w:nsid w:val="4F7462D7"/>
     <w:multiLevelType w:val="hybridMultilevel"/>
     <w:tmpl w:val="39223B08"/>
@@ -21418,7 +21458,7 @@
       </w:pPr>
     </w:lvl>
   </w:abstractNum>
-  <w:abstractNum w:abstractNumId="11" w15:restartNumberingAfterBreak="0">
+  <w:abstractNum w:abstractNumId="12" w15:restartNumberingAfterBreak="0">
     <w:nsid w:val="56425BE9"/>
     <w:multiLevelType w:val="hybridMultilevel"/>
     <w:tmpl w:val="AF2A6220"/>
@@ -21510,7 +21550,7 @@
       </w:pPr>
     </w:lvl>
   </w:abstractNum>
-  <w:abstractNum w:abstractNumId="12" w15:restartNumberingAfterBreak="0">
+  <w:abstractNum w:abstractNumId="13" w15:restartNumberingAfterBreak="0">
     <w:nsid w:val="69A061DD"/>
     <w:multiLevelType w:val="hybridMultilevel"/>
     <w:tmpl w:val="B98000DA"/>
@@ -21604,7 +21644,7 @@
       </w:pPr>
     </w:lvl>
   </w:abstractNum>
-  <w:abstractNum w:abstractNumId="13" w15:restartNumberingAfterBreak="0">
+  <w:abstractNum w:abstractNumId="14" w15:restartNumberingAfterBreak="0">
     <w:nsid w:val="6B9745AD"/>
     <w:multiLevelType w:val="hybridMultilevel"/>
     <w:tmpl w:val="DB0CF5E0"/>
@@ -21694,7 +21734,7 @@
       </w:pPr>
     </w:lvl>
   </w:abstractNum>
-  <w:abstractNum w:abstractNumId="14" w15:restartNumberingAfterBreak="0">
+  <w:abstractNum w:abstractNumId="15" w15:restartNumberingAfterBreak="0">
     <w:nsid w:val="6CBC4800"/>
     <w:multiLevelType w:val="hybridMultilevel"/>
     <w:tmpl w:val="57585E38"/>
@@ -21786,7 +21826,7 @@
       </w:pPr>
     </w:lvl>
   </w:abstractNum>
-  <w:abstractNum w:abstractNumId="15" w15:restartNumberingAfterBreak="0">
+  <w:abstractNum w:abstractNumId="16" w15:restartNumberingAfterBreak="0">
     <w:nsid w:val="75243267"/>
     <w:multiLevelType w:val="hybridMultilevel"/>
     <w:tmpl w:val="B98000DA"/>
@@ -21880,7 +21920,7 @@
       </w:pPr>
     </w:lvl>
   </w:abstractNum>
-  <w:abstractNum w:abstractNumId="16" w15:restartNumberingAfterBreak="0">
+  <w:abstractNum w:abstractNumId="17" w15:restartNumberingAfterBreak="0">
     <w:nsid w:val="7B816907"/>
     <w:multiLevelType w:val="hybridMultilevel"/>
     <w:tmpl w:val="EDE4E536"/>
@@ -21975,226 +22015,235 @@
     </w:lvl>
   </w:abstractNum>
   <w:num w:numId="1" w16cid:durableId="667248184">
-    <w:abstractNumId w:val="9"/>
+    <w:abstractNumId w:val="10"/>
   </w:num>
   <w:num w:numId="2" w16cid:durableId="1279874749">
-    <w:abstractNumId w:val="11"/>
+    <w:abstractNumId w:val="12"/>
   </w:num>
   <w:num w:numId="3" w16cid:durableId="2039352844">
-    <w:abstractNumId w:val="14"/>
+    <w:abstractNumId w:val="15"/>
   </w:num>
   <w:num w:numId="4" w16cid:durableId="38865620">
-    <w:abstractNumId w:val="2"/>
+    <w:abstractNumId w:val="3"/>
   </w:num>
   <w:num w:numId="5" w16cid:durableId="31273400">
-    <w:abstractNumId w:val="8"/>
+    <w:abstractNumId w:val="9"/>
     <w:lvlOverride w:ilvl="0">
       <w:startOverride w:val="1"/>
     </w:lvlOverride>
   </w:num>
   <w:num w:numId="6" w16cid:durableId="1848447317">
+    <w:abstractNumId w:val="2"/>
+  </w:num>
+  <w:num w:numId="7" w16cid:durableId="1855337231">
     <w:abstractNumId w:val="1"/>
   </w:num>
-  <w:num w:numId="7" w16cid:durableId="1855337231">
-    <w:abstractNumId w:val="0"/>
-  </w:num>
   <w:num w:numId="8" w16cid:durableId="1675917838">
-    <w:abstractNumId w:val="4"/>
+    <w:abstractNumId w:val="5"/>
   </w:num>
   <w:num w:numId="9" w16cid:durableId="1872911878">
-    <w:abstractNumId w:val="1"/>
+    <w:abstractNumId w:val="2"/>
     <w:lvlOverride w:ilvl="0">
       <w:startOverride w:val="1"/>
     </w:lvlOverride>
   </w:num>
   <w:num w:numId="10" w16cid:durableId="1409114410">
-    <w:abstractNumId w:val="10"/>
+    <w:abstractNumId w:val="11"/>
   </w:num>
   <w:num w:numId="11" w16cid:durableId="976028613">
-    <w:abstractNumId w:val="1"/>
+    <w:abstractNumId w:val="2"/>
     <w:lvlOverride w:ilvl="0">
       <w:startOverride w:val="1"/>
     </w:lvlOverride>
   </w:num>
   <w:num w:numId="12" w16cid:durableId="1492915063">
-    <w:abstractNumId w:val="13"/>
+    <w:abstractNumId w:val="14"/>
   </w:num>
   <w:num w:numId="13" w16cid:durableId="1410351909">
-    <w:abstractNumId w:val="1"/>
+    <w:abstractNumId w:val="2"/>
     <w:lvlOverride w:ilvl="0">
       <w:startOverride w:val="1"/>
     </w:lvlOverride>
   </w:num>
   <w:num w:numId="14" w16cid:durableId="716513069">
-    <w:abstractNumId w:val="1"/>
+    <w:abstractNumId w:val="2"/>
     <w:lvlOverride w:ilvl="0">
       <w:startOverride w:val="1"/>
     </w:lvlOverride>
   </w:num>
   <w:num w:numId="15" w16cid:durableId="1651901174">
-    <w:abstractNumId w:val="1"/>
+    <w:abstractNumId w:val="2"/>
     <w:lvlOverride w:ilvl="0">
       <w:startOverride w:val="1"/>
     </w:lvlOverride>
   </w:num>
   <w:num w:numId="16" w16cid:durableId="1018308719">
-    <w:abstractNumId w:val="15"/>
+    <w:abstractNumId w:val="16"/>
   </w:num>
   <w:num w:numId="17" w16cid:durableId="1619335939">
-    <w:abstractNumId w:val="1"/>
+    <w:abstractNumId w:val="2"/>
     <w:lvlOverride w:ilvl="0">
       <w:startOverride w:val="1"/>
     </w:lvlOverride>
   </w:num>
   <w:num w:numId="18" w16cid:durableId="169950524">
-    <w:abstractNumId w:val="14"/>
+    <w:abstractNumId w:val="15"/>
     <w:lvlOverride w:ilvl="0">
       <w:startOverride w:val="1"/>
     </w:lvlOverride>
   </w:num>
   <w:num w:numId="19" w16cid:durableId="1080518069">
-    <w:abstractNumId w:val="1"/>
+    <w:abstractNumId w:val="2"/>
     <w:lvlOverride w:ilvl="0">
       <w:startOverride w:val="1"/>
     </w:lvlOverride>
   </w:num>
   <w:num w:numId="20" w16cid:durableId="401298272">
-    <w:abstractNumId w:val="12"/>
+    <w:abstractNumId w:val="13"/>
   </w:num>
   <w:num w:numId="21" w16cid:durableId="1923484725">
-    <w:abstractNumId w:val="1"/>
+    <w:abstractNumId w:val="2"/>
     <w:lvlOverride w:ilvl="0">
       <w:startOverride w:val="1"/>
     </w:lvlOverride>
   </w:num>
   <w:num w:numId="22" w16cid:durableId="986323285">
-    <w:abstractNumId w:val="1"/>
+    <w:abstractNumId w:val="2"/>
     <w:lvlOverride w:ilvl="0">
       <w:startOverride w:val="1"/>
     </w:lvlOverride>
   </w:num>
   <w:num w:numId="23" w16cid:durableId="828862195">
-    <w:abstractNumId w:val="1"/>
+    <w:abstractNumId w:val="2"/>
     <w:lvlOverride w:ilvl="0">
       <w:startOverride w:val="1"/>
     </w:lvlOverride>
   </w:num>
   <w:num w:numId="24" w16cid:durableId="2084258487">
-    <w:abstractNumId w:val="1"/>
+    <w:abstractNumId w:val="2"/>
     <w:lvlOverride w:ilvl="0">
       <w:startOverride w:val="1"/>
     </w:lvlOverride>
   </w:num>
   <w:num w:numId="25" w16cid:durableId="1095636397">
-    <w:abstractNumId w:val="1"/>
+    <w:abstractNumId w:val="2"/>
     <w:lvlOverride w:ilvl="0">
       <w:startOverride w:val="1"/>
     </w:lvlOverride>
   </w:num>
   <w:num w:numId="26" w16cid:durableId="388656743">
-    <w:abstractNumId w:val="6"/>
+    <w:abstractNumId w:val="7"/>
   </w:num>
   <w:num w:numId="27" w16cid:durableId="12927038">
-    <w:abstractNumId w:val="1"/>
+    <w:abstractNumId w:val="2"/>
     <w:lvlOverride w:ilvl="0">
       <w:startOverride w:val="1"/>
     </w:lvlOverride>
   </w:num>
   <w:num w:numId="28" w16cid:durableId="2120908571">
-    <w:abstractNumId w:val="16"/>
+    <w:abstractNumId w:val="17"/>
   </w:num>
   <w:num w:numId="29" w16cid:durableId="1109591584">
-    <w:abstractNumId w:val="5"/>
+    <w:abstractNumId w:val="6"/>
   </w:num>
   <w:num w:numId="30" w16cid:durableId="2147356549">
-    <w:abstractNumId w:val="14"/>
+    <w:abstractNumId w:val="15"/>
     <w:lvlOverride w:ilvl="0">
       <w:startOverride w:val="1"/>
     </w:lvlOverride>
   </w:num>
   <w:num w:numId="31" w16cid:durableId="989359790">
-    <w:abstractNumId w:val="1"/>
+    <w:abstractNumId w:val="2"/>
     <w:lvlOverride w:ilvl="0">
       <w:startOverride w:val="1"/>
     </w:lvlOverride>
   </w:num>
   <w:num w:numId="32" w16cid:durableId="465779244">
-    <w:abstractNumId w:val="14"/>
+    <w:abstractNumId w:val="15"/>
     <w:lvlOverride w:ilvl="0">
       <w:startOverride w:val="1"/>
     </w:lvlOverride>
   </w:num>
   <w:num w:numId="33" w16cid:durableId="863906711">
-    <w:abstractNumId w:val="14"/>
+    <w:abstractNumId w:val="15"/>
     <w:lvlOverride w:ilvl="0">
       <w:startOverride w:val="1"/>
     </w:lvlOverride>
   </w:num>
   <w:num w:numId="34" w16cid:durableId="1687293127">
-    <w:abstractNumId w:val="7"/>
+    <w:abstractNumId w:val="8"/>
   </w:num>
   <w:num w:numId="35" w16cid:durableId="581180687">
-    <w:abstractNumId w:val="1"/>
+    <w:abstractNumId w:val="2"/>
     <w:lvlOverride w:ilvl="0">
       <w:startOverride w:val="1"/>
     </w:lvlOverride>
   </w:num>
   <w:num w:numId="36" w16cid:durableId="1774284093">
-    <w:abstractNumId w:val="14"/>
+    <w:abstractNumId w:val="15"/>
     <w:lvlOverride w:ilvl="0">
       <w:startOverride w:val="1"/>
     </w:lvlOverride>
   </w:num>
   <w:num w:numId="37" w16cid:durableId="1960602862">
-    <w:abstractNumId w:val="14"/>
+    <w:abstractNumId w:val="15"/>
     <w:lvlOverride w:ilvl="0">
       <w:startOverride w:val="1"/>
     </w:lvlOverride>
   </w:num>
   <w:num w:numId="38" w16cid:durableId="144979547">
-    <w:abstractNumId w:val="14"/>
+    <w:abstractNumId w:val="15"/>
     <w:lvlOverride w:ilvl="0">
       <w:startOverride w:val="1"/>
     </w:lvlOverride>
   </w:num>
   <w:num w:numId="39" w16cid:durableId="2039043292">
-    <w:abstractNumId w:val="14"/>
+    <w:abstractNumId w:val="15"/>
     <w:lvlOverride w:ilvl="0">
       <w:startOverride w:val="1"/>
     </w:lvlOverride>
   </w:num>
   <w:num w:numId="40" w16cid:durableId="1857304701">
-    <w:abstractNumId w:val="14"/>
+    <w:abstractNumId w:val="15"/>
     <w:lvlOverride w:ilvl="0">
       <w:startOverride w:val="1"/>
     </w:lvlOverride>
   </w:num>
   <w:num w:numId="41" w16cid:durableId="596721076">
-    <w:abstractNumId w:val="1"/>
+    <w:abstractNumId w:val="2"/>
     <w:lvlOverride w:ilvl="0">
       <w:startOverride w:val="1"/>
     </w:lvlOverride>
   </w:num>
   <w:num w:numId="42" w16cid:durableId="335808467">
-    <w:abstractNumId w:val="3"/>
+    <w:abstractNumId w:val="4"/>
   </w:num>
   <w:num w:numId="43" w16cid:durableId="2085956602">
-    <w:abstractNumId w:val="1"/>
+    <w:abstractNumId w:val="2"/>
     <w:lvlOverride w:ilvl="0">
       <w:startOverride w:val="1"/>
     </w:lvlOverride>
   </w:num>
   <w:num w:numId="44" w16cid:durableId="201744787">
-    <w:abstractNumId w:val="1"/>
+    <w:abstractNumId w:val="2"/>
     <w:lvlOverride w:ilvl="0">
       <w:startOverride w:val="1"/>
     </w:lvlOverride>
   </w:num>
   <w:num w:numId="45" w16cid:durableId="1812136001">
-    <w:abstractNumId w:val="1"/>
+    <w:abstractNumId w:val="2"/>
     <w:lvlOverride w:ilvl="0">
       <w:startOverride w:val="1"/>
     </w:lvlOverride>
+  </w:num>
+  <w:num w:numId="46" w16cid:durableId="2116169977">
+    <w:abstractNumId w:val="2"/>
+    <w:lvlOverride w:ilvl="0">
+      <w:startOverride w:val="1"/>
+    </w:lvlOverride>
+  </w:num>
+  <w:num w:numId="47" w16cid:durableId="533033429">
+    <w:abstractNumId w:val="0"/>
   </w:num>
   <w:numIdMacAtCleanup w:val="45"/>
 </w:numbering>
@@ -22605,6 +22654,7 @@
   <w:style w:type="character" w:default="1" w:styleId="DefaultParagraphFont">
     <w:name w:val="Default Paragraph Font"/>
     <w:uiPriority w:val="1"/>
+    <w:semiHidden/>
     <w:unhideWhenUsed/>
   </w:style>
   <w:style w:type="table" w:default="1" w:styleId="TableNormal">

--- a/assets/data/Mindset 01/Mindset1- Custom- Unit 06.docx
+++ b/assets/data/Mindset 01/Mindset1- Custom- Unit 06.docx
@@ -5,81 +5,81 @@
     <w:tbl>
       <w:tblPr>
         <w:tblStyle w:val="DottedTable"/>
-        <w:tblW w:w="14312" w:type="dxa"/>
+        <w:tblW w:w="0" w:type="auto"/>
+        <w:tblInd w:w="-25" w:type="dxa"/>
         <w:tblLook w:val="04A0" w:firstRow="1" w:lastRow="0" w:firstColumn="1" w:lastColumn="0" w:noHBand="0" w:noVBand="1"/>
       </w:tblPr>
       <w:tblGrid>
-        <w:gridCol w:w="14312"/>
+        <w:gridCol w:w="25"/>
+        <w:gridCol w:w="3540"/>
+        <w:gridCol w:w="10747"/>
       </w:tblGrid>
+      <w:tr>
+        <w:trPr>
+          <w:gridBefore w:val="1"/>
+          <w:gridAfter w:val="1"/>
+          <w:wBefore w:w="25" w:type="dxa"/>
+          <w:wAfter w:w="10747" w:type="dxa"/>
+        </w:trPr>
+        <w:tc>
+          <w:tcPr>
+            <w:tcW w:w="0" w:type="auto"/>
+            <w:tcBorders>
+              <w:top w:val="single" w:sz="24" w:space="0" w:color="auto"/>
+              <w:left w:val="single" w:sz="24" w:space="0" w:color="auto"/>
+              <w:bottom w:val="single" w:sz="24" w:space="0" w:color="auto"/>
+              <w:right w:val="single" w:sz="24" w:space="0" w:color="auto"/>
+            </w:tcBorders>
+            <w:tcMar>
+              <w:left w:w="0" w:type="dxa"/>
+              <w:right w:w="0" w:type="dxa"/>
+            </w:tcMar>
+          </w:tcPr>
+          <w:p>
+            <w:pPr>
+              <w:rPr>
+                <w:rFonts w:ascii="Source Sans 3 ExtraBold" w:hAnsi="Source Sans 3 ExtraBold"/>
+                <w:b/>
+                <w:bCs/>
+                <w:color w:val="DDF03C"/>
+                <w:sz w:val="34"/>
+                <w:szCs w:val="34"/>
+                <w:shd w:val="clear" w:color="auto" w:fill="FFFFFF" w:themeFill="background1"/>
+              </w:rPr>
+            </w:pPr>
+            <w:r>
+              <w:rPr>
+                <w:rFonts w:ascii="Source Sans 3 ExtraBold" w:hAnsi="Source Sans 3 ExtraBold"/>
+                <w:b/>
+                <w:bCs/>
+                <w:sz w:val="34"/>
+                <w:szCs w:val="34"/>
+                <w:shd w:val="clear" w:color="auto" w:fill="FFFFFF" w:themeFill="background1"/>
+              </w:rPr>
+              <w:t xml:space="preserve">UNIT/06: </w:t>
+            </w:r>
+            <w:r>
+              <w:rPr>
+                <w:rFonts w:ascii="Source Sans 3 ExtraBold" w:hAnsi="Source Sans 3 ExtraBold"/>
+                <w:b/>
+                <w:bCs/>
+                <w:color w:val="E4F24C"/>
+                <w:sz w:val="34"/>
+                <w:szCs w:val="34"/>
+                <w:shd w:val="clear" w:color="auto" w:fill="FFFFFF" w:themeFill="background1"/>
+              </w:rPr>
+              <w:t>LEISURE TIME</w:t>
+            </w:r>
+          </w:p>
+        </w:tc>
+      </w:tr>
       <w:tr>
         <w:tc>
           <w:tcPr>
             <w:tcW w:w="14312" w:type="dxa"/>
+            <w:gridSpan w:val="3"/>
             <w:shd w:val="clear" w:color="auto" w:fill="E4F24C"/>
           </w:tcPr>
-          <w:tbl>
-            <w:tblPr>
-              <w:tblStyle w:val="DottedTable"/>
-              <w:tblW w:w="0" w:type="auto"/>
-              <w:tblLook w:val="04A0" w:firstRow="1" w:lastRow="0" w:firstColumn="1" w:lastColumn="0" w:noHBand="0" w:noVBand="1"/>
-            </w:tblPr>
-            <w:tblGrid>
-              <w:gridCol w:w="3540"/>
-            </w:tblGrid>
-            <w:tr>
-              <w:tc>
-                <w:tcPr>
-                  <w:tcW w:w="0" w:type="auto"/>
-                  <w:tcBorders>
-                    <w:top w:val="single" w:sz="24" w:space="0" w:color="auto"/>
-                    <w:left w:val="single" w:sz="24" w:space="0" w:color="auto"/>
-                    <w:bottom w:val="single" w:sz="24" w:space="0" w:color="auto"/>
-                    <w:right w:val="single" w:sz="24" w:space="0" w:color="auto"/>
-                  </w:tcBorders>
-                  <w:tcMar>
-                    <w:left w:w="0" w:type="dxa"/>
-                    <w:right w:w="0" w:type="dxa"/>
-                  </w:tcMar>
-                </w:tcPr>
-                <w:p>
-                  <w:pPr>
-                    <w:rPr>
-                      <w:rFonts w:ascii="Source Sans 3 ExtraBold" w:hAnsi="Source Sans 3 ExtraBold"/>
-                      <w:b/>
-                      <w:bCs/>
-                      <w:color w:val="DDF03C"/>
-                      <w:sz w:val="34"/>
-                      <w:szCs w:val="34"/>
-                      <w:shd w:val="clear" w:color="auto" w:fill="FFFFFF" w:themeFill="background1"/>
-                    </w:rPr>
-                  </w:pPr>
-                  <w:r>
-                    <w:rPr>
-                      <w:rFonts w:ascii="Source Sans 3 ExtraBold" w:hAnsi="Source Sans 3 ExtraBold"/>
-                      <w:b/>
-                      <w:bCs/>
-                      <w:sz w:val="34"/>
-                      <w:szCs w:val="34"/>
-                      <w:shd w:val="clear" w:color="auto" w:fill="FFFFFF" w:themeFill="background1"/>
-                    </w:rPr>
-                    <w:t xml:space="preserve">UNIT/06: </w:t>
-                  </w:r>
-                  <w:r>
-                    <w:rPr>
-                      <w:rFonts w:ascii="Source Sans 3 ExtraBold" w:hAnsi="Source Sans 3 ExtraBold"/>
-                      <w:b/>
-                      <w:bCs/>
-                      <w:color w:val="E4F24C"/>
-                      <w:sz w:val="34"/>
-                      <w:szCs w:val="34"/>
-                      <w:shd w:val="clear" w:color="auto" w:fill="FFFFFF" w:themeFill="background1"/>
-                    </w:rPr>
-                    <w:t>LEISURE TIME</w:t>
-                  </w:r>
-                </w:p>
-              </w:tc>
-            </w:tr>
-          </w:tbl>
           <w:p>
             <w:pPr>
               <w:rPr>
@@ -93,6 +93,17 @@
             </w:pPr>
             <w:r>
               <w:rPr>
+                <w:rFonts w:ascii="Source Sans 3" w:hAnsi="Source Sans 3"/>
+                <w:b/>
+                <w:bCs/>
+                <w:color w:val="FFFFFF" w:themeColor="background1"/>
+                <w:sz w:val="2"/>
+                <w:szCs w:val="2"/>
+              </w:rPr>
+              <w:t>READING</w:t>
+            </w:r>
+            <w:r>
+              <w:rPr>
                 <w:rFonts w:ascii="Source Sans 3 Black" w:hAnsi="Source Sans 3 Black"/>
                 <w:b/>
                 <w:bCs/>
@@ -147,57 +158,67 @@
           <w:p>
             <w:pPr>
               <w:pStyle w:val="BulletList"/>
-            </w:pPr>
-            <w:r>
-              <w:t>identify topic sentences</w:t>
-            </w:r>
-          </w:p>
-          <w:p>
-            <w:pPr>
-              <w:pStyle w:val="BulletList"/>
-            </w:pPr>
-            <w:r>
-              <w:t>identify main and supporting ideas</w:t>
-            </w:r>
-          </w:p>
-          <w:p>
-            <w:pPr>
-              <w:pStyle w:val="BulletList"/>
-            </w:pPr>
-            <w:r>
-              <w:t>match headings with paragraphs</w:t>
-            </w:r>
-          </w:p>
-          <w:p>
-            <w:pPr>
-              <w:pStyle w:val="BulletList"/>
               <w:rPr>
                 <w:sz w:val="26"/>
                 <w:szCs w:val="26"/>
               </w:rPr>
             </w:pPr>
             <w:r>
-              <w:t xml:space="preserve">use </w:t>
+              <w:t>scan a text to find information quickly</w:t>
+            </w:r>
+          </w:p>
+          <w:p>
+            <w:pPr>
+              <w:pStyle w:val="BulletList"/>
+              <w:rPr>
+                <w:sz w:val="26"/>
+                <w:szCs w:val="26"/>
+              </w:rPr>
+            </w:pPr>
+            <w:r>
+              <w:t xml:space="preserve">answer </w:t>
             </w:r>
             <w:r>
               <w:rPr>
                 <w:i/>
                 <w:iCs/>
               </w:rPr>
-              <w:t>will</w:t>
-            </w:r>
-            <w:r>
-              <w:t xml:space="preserve"> and </w:t>
+              <w:t>True</w:t>
+            </w:r>
+            <w:r>
+              <w:t>/</w:t>
             </w:r>
             <w:r>
               <w:rPr>
                 <w:i/>
                 <w:iCs/>
               </w:rPr>
-              <w:t>going to</w:t>
-            </w:r>
-            <w:r>
-              <w:t>.</w:t>
+              <w:t>False</w:t>
+            </w:r>
+            <w:r>
+              <w:t>/</w:t>
+            </w:r>
+            <w:r>
+              <w:rPr>
+                <w:i/>
+                <w:iCs/>
+              </w:rPr>
+              <w:t>Not Given</w:t>
+            </w:r>
+            <w:r>
+              <w:t xml:space="preserve"> questions</w:t>
+            </w:r>
+          </w:p>
+          <w:p>
+            <w:pPr>
+              <w:pStyle w:val="BulletList"/>
+              <w:rPr>
+                <w:sz w:val="26"/>
+                <w:szCs w:val="26"/>
+              </w:rPr>
+            </w:pPr>
+            <w:r>
+              <w:t>complete a summary of a text.</w:t>
             </w:r>
           </w:p>
         </w:tc>
@@ -987,15 +1008,7 @@
               <w:t>Malls need to change to survive</w:t>
             </w:r>
             <w:r>
-              <w:t xml:space="preserve">. </w:t>
-            </w:r>
-            <w:proofErr w:type="gramStart"/>
-            <w:r>
-              <w:t>So</w:t>
-            </w:r>
-            <w:proofErr w:type="gramEnd"/>
-            <w:r>
-              <w:t xml:space="preserve"> what will the mall of the future look like?</w:t>
+              <w:t>. So what will the mall of the future look like?</w:t>
             </w:r>
           </w:p>
           <w:p>
@@ -1025,15 +1038,7 @@
               <w:t>Malls are already becoming bigger and better all over the world</w:t>
             </w:r>
             <w:r>
-              <w:t xml:space="preserve">. Asia and not the US is now the 'mall capital' of the world and is home to the five largest malls in the world. China is home to the two largest. Some malls in the Middle East and East Asia are starting to </w:t>
-            </w:r>
-            <w:proofErr w:type="spellStart"/>
-            <w:r>
-              <w:t>specialise</w:t>
-            </w:r>
-            <w:proofErr w:type="spellEnd"/>
-            <w:r>
-              <w:t>. It is predicted that this will happen more and more in the future. Some malls will only sell electrical items, for example, or only fashion for young people. Some malls will only include expensive shops or cheap shops, as already happens in Bangkok and Singapore.</w:t>
+              <w:t>. Asia and not the US is now the 'mall capital' of the world and is home to the five largest malls in the world. China is home to the two largest. Some malls in the Middle East and East Asia are starting to specialise. It is predicted that this will happen more and more in the future. Some malls will only sell electrical items, for example, or only fashion for young people. Some malls will only include expensive shops or cheap shops, as already happens in Bangkok and Singapore.</w:t>
             </w:r>
           </w:p>
           <w:p>
@@ -1057,39 +1062,7 @@
           </w:p>
           <w:p>
             <w:r>
-              <w:t xml:space="preserve">Malls are becoming 'the new downtown', with cinemas, bowling alleys, climbing walls and even concert halls. Xanadu, a mall 30 km from Madrid, is a recreation </w:t>
-            </w:r>
-            <w:proofErr w:type="spellStart"/>
-            <w:r>
-              <w:t>centre</w:t>
-            </w:r>
-            <w:proofErr w:type="spellEnd"/>
-            <w:r>
-              <w:t xml:space="preserve"> for a family day out as well as a shopping </w:t>
-            </w:r>
-            <w:proofErr w:type="spellStart"/>
-            <w:r>
-              <w:t>centre</w:t>
-            </w:r>
-            <w:proofErr w:type="spellEnd"/>
-            <w:r>
-              <w:t xml:space="preserve">, with ski slopes, minigolf, go-karts, balloon rides, bowling and billiards. We have always been able to grab a burger at the mall, but in the </w:t>
-            </w:r>
-            <w:proofErr w:type="gramStart"/>
-            <w:r>
-              <w:t>future</w:t>
-            </w:r>
-            <w:proofErr w:type="gramEnd"/>
-            <w:r>
-              <w:t xml:space="preserve"> we are going to see 'fine dining' too, with more expensive restaurants based at malls, as well as spas, fitness </w:t>
-            </w:r>
-            <w:proofErr w:type="spellStart"/>
-            <w:r>
-              <w:t>centres</w:t>
-            </w:r>
-            <w:proofErr w:type="spellEnd"/>
-            <w:r>
-              <w:t xml:space="preserve"> and art galleries. There are also going to be more apartments and office space so that more people can live, work, shop and be entertained in one location.</w:t>
+              <w:t>Malls are becoming 'the new downtown', with cinemas, bowling alleys, climbing walls and even concert halls. Xanadu, a mall 30 km from Madrid, is a recreation centre for a family day out as well as a shopping centre, with ski slopes, minigolf, go-karts, balloon rides, bowling and billiards. We have always been able to grab a burger at the mall, but in the future we are going to see 'fine dining' too, with more expensive restaurants based at malls, as well as spas, fitness centres and art galleries. There are also going to be more apartments and office space so that more people can live, work, shop and be entertained in one location.</w:t>
             </w:r>
           </w:p>
         </w:tc>
@@ -1270,25 +1243,7 @@
                 <w:szCs w:val="21"/>
                 <w:lang w:bidi="ar-SA"/>
               </w:rPr>
-              <w:t xml:space="preserve">Matching headings tests your ability to </w:t>
-            </w:r>
-            <w:proofErr w:type="spellStart"/>
-            <w:r>
-              <w:rPr>
-                <w:sz w:val="21"/>
-                <w:szCs w:val="21"/>
-                <w:lang w:bidi="ar-SA"/>
-              </w:rPr>
-              <w:t>summarise</w:t>
-            </w:r>
-            <w:proofErr w:type="spellEnd"/>
-            <w:r>
-              <w:rPr>
-                <w:sz w:val="21"/>
-                <w:szCs w:val="21"/>
-                <w:lang w:bidi="ar-SA"/>
-              </w:rPr>
-              <w:t xml:space="preserve"> and understand the main idea of a paragraph.</w:t>
+              <w:t>Matching headings tests your ability to summarise and understand the main idea of a paragraph.</w:t>
             </w:r>
           </w:p>
           <w:p>
@@ -1802,15 +1757,7 @@
               <w:pStyle w:val="SS3M-115"/>
             </w:pPr>
             <w:r>
-              <w:t xml:space="preserve">Below is one supporting idea for each of </w:t>
-            </w:r>
-            <w:proofErr w:type="gramStart"/>
-            <w:r>
-              <w:t>paragraphs</w:t>
-            </w:r>
-            <w:proofErr w:type="gramEnd"/>
-            <w:r>
-              <w:t xml:space="preserve"> C, D and E. Add one more for each paragraph. Write the supporting ideas in your own words.</w:t>
+              <w:t>Below is one supporting idea for each of paragraphs C, D and E. Add one more for each paragraph. Write the supporting ideas in your own words.</w:t>
             </w:r>
           </w:p>
           <w:tbl>
@@ -1852,39 +1799,7 @@
                       <w:b w:val="0"/>
                       <w:bCs w:val="0"/>
                     </w:rPr>
-                    <w:t xml:space="preserve">Xanadu... is a recreation </w:t>
-                  </w:r>
-                  <w:proofErr w:type="spellStart"/>
-                  <w:r>
-                    <w:rPr>
-                      <w:b w:val="0"/>
-                      <w:bCs w:val="0"/>
-                    </w:rPr>
-                    <w:t>centre</w:t>
-                  </w:r>
-                  <w:proofErr w:type="spellEnd"/>
-                  <w:r>
-                    <w:rPr>
-                      <w:b w:val="0"/>
-                      <w:bCs w:val="0"/>
-                    </w:rPr>
-                    <w:t xml:space="preserve"> for a family day out as well as a shopping </w:t>
-                  </w:r>
-                  <w:proofErr w:type="spellStart"/>
-                  <w:r>
-                    <w:rPr>
-                      <w:b w:val="0"/>
-                      <w:bCs w:val="0"/>
-                    </w:rPr>
-                    <w:t>centre</w:t>
-                  </w:r>
-                  <w:proofErr w:type="spellEnd"/>
-                  <w:r>
-                    <w:rPr>
-                      <w:b w:val="0"/>
-                      <w:bCs w:val="0"/>
-                    </w:rPr>
-                    <w:t>.</w:t>
+                    <w:t>Xanadu... is a recreation centre for a family day out as well as a shopping centre.</w:t>
                   </w:r>
                 </w:p>
               </w:tc>
@@ -2108,7 +2023,6 @@
                     </w:rPr>
                     <w:t xml:space="preserve">For example, a heading for paragraph A in </w:t>
                   </w:r>
-                  <w:proofErr w:type="gramStart"/>
                   <w:r>
                     <w:rPr>
                       <w:i/>
@@ -2117,18 +2031,7 @@
                       <w:szCs w:val="21"/>
                       <w:lang w:bidi="ar-SA"/>
                     </w:rPr>
-                    <w:t>The</w:t>
-                  </w:r>
-                  <w:proofErr w:type="gramEnd"/>
-                  <w:r>
-                    <w:rPr>
-                      <w:i/>
-                      <w:iCs/>
-                      <w:sz w:val="21"/>
-                      <w:szCs w:val="21"/>
-                      <w:lang w:bidi="ar-SA"/>
-                    </w:rPr>
-                    <w:t xml:space="preserve"> future of malls</w:t>
+                    <w:t>The future of malls</w:t>
                   </w:r>
                   <w:r>
                     <w:rPr>
@@ -2436,13 +2339,8 @@
               <w:ind w:left="397" w:hanging="227"/>
             </w:pPr>
             <w:r>
-              <w:t xml:space="preserve">A new city </w:t>
-            </w:r>
-            <w:proofErr w:type="spellStart"/>
-            <w:r>
-              <w:t>centre</w:t>
-            </w:r>
-            <w:proofErr w:type="spellEnd"/>
+              <w:t>A new city centre</w:t>
+            </w:r>
           </w:p>
         </w:tc>
       </w:tr>
@@ -2609,13 +2507,8 @@
                     <w:ind w:left="284" w:hanging="284"/>
                   </w:pPr>
                   <w:r>
-                    <w:t xml:space="preserve">city </w:t>
-                  </w:r>
-                  <w:proofErr w:type="spellStart"/>
-                  <w:r>
-                    <w:t>centre</w:t>
-                  </w:r>
-                  <w:proofErr w:type="spellEnd"/>
+                    <w:t>city centre</w:t>
+                  </w:r>
                 </w:p>
               </w:tc>
               <w:tc>
@@ -2838,15 +2731,7 @@
               <w:pStyle w:val="SS3M-115"/>
             </w:pPr>
             <w:r>
-              <w:t xml:space="preserve">Write the correct number </w:t>
-            </w:r>
-            <w:proofErr w:type="spellStart"/>
-            <w:r>
-              <w:t>i</w:t>
-            </w:r>
-            <w:proofErr w:type="spellEnd"/>
-            <w:r>
-              <w:t>-v in the gaps.</w:t>
+              <w:t>Write the correct number i-v in the gaps.</w:t>
             </w:r>
           </w:p>
           <w:p>
@@ -3141,25 +3026,7 @@
                 <w:szCs w:val="21"/>
                 <w:lang w:bidi="ar-SA"/>
               </w:rPr>
-              <w:t xml:space="preserve"> + infinitive </w:t>
-            </w:r>
-            <w:proofErr w:type="gramStart"/>
-            <w:r>
-              <w:rPr>
-                <w:sz w:val="21"/>
-                <w:szCs w:val="21"/>
-                <w:lang w:bidi="ar-SA"/>
-              </w:rPr>
-              <w:t>are</w:t>
-            </w:r>
-            <w:proofErr w:type="gramEnd"/>
-            <w:r>
-              <w:rPr>
-                <w:sz w:val="21"/>
-                <w:szCs w:val="21"/>
-                <w:lang w:bidi="ar-SA"/>
-              </w:rPr>
-              <w:t xml:space="preserve"> both used to talk about the future.</w:t>
+              <w:t xml:space="preserve"> + infinitive are both used to talk about the future.</w:t>
             </w:r>
           </w:p>
           <w:p>
@@ -3842,23 +3709,7 @@
               <w:pStyle w:val="SS3M-115"/>
             </w:pPr>
             <w:r>
-              <w:t>The reading passage has seven paragraphs, A-G. Choose the correct heading for paragraphs B-F from the list of headings (</w:t>
-            </w:r>
-            <w:proofErr w:type="spellStart"/>
-            <w:r>
-              <w:t>i</w:t>
-            </w:r>
-            <w:proofErr w:type="spellEnd"/>
-            <w:r>
-              <w:t xml:space="preserve">-vii) below. Write the correct number, </w:t>
-            </w:r>
-            <w:proofErr w:type="spellStart"/>
-            <w:r>
-              <w:t>i</w:t>
-            </w:r>
-            <w:proofErr w:type="spellEnd"/>
-            <w:r>
-              <w:t>-vii. There are two headings you won't need.</w:t>
+              <w:t>The reading passage has seven paragraphs, A-G. Choose the correct heading for paragraphs B-F from the list of headings (i-vii) below. Write the correct number, i-vii. There are two headings you won't need.</w:t>
             </w:r>
           </w:p>
           <w:tbl>
@@ -4293,47 +4144,7 @@
                 <w:szCs w:val="23"/>
                 <w:lang w:bidi="ar-SA"/>
               </w:rPr>
-              <w:t xml:space="preserve">in markets. Farmers often sell direct to the consumer, without all the packaging, shipping and advertising that increases costs in shops and supermarkets. You can often find unusual products and those that are not mass-produced. Food markets vary hugely according to where they are in the world. For </w:t>
-            </w:r>
-            <w:proofErr w:type="gramStart"/>
-            <w:r>
-              <w:rPr>
-                <w:rFonts w:ascii="Source Sans 3" w:hAnsi="Source Sans 3"/>
-                <w:sz w:val="23"/>
-                <w:szCs w:val="23"/>
-                <w:lang w:bidi="ar-SA"/>
-              </w:rPr>
-              <w:t>example</w:t>
-            </w:r>
-            <w:proofErr w:type="gramEnd"/>
-            <w:r>
-              <w:rPr>
-                <w:rFonts w:ascii="Source Sans 3" w:hAnsi="Source Sans 3"/>
-                <w:sz w:val="23"/>
-                <w:szCs w:val="23"/>
-                <w:lang w:bidi="ar-SA"/>
-              </w:rPr>
-              <w:t xml:space="preserve"> the </w:t>
-            </w:r>
-            <w:proofErr w:type="spellStart"/>
-            <w:r>
-              <w:rPr>
-                <w:rFonts w:ascii="Source Sans 3" w:hAnsi="Source Sans 3"/>
-                <w:sz w:val="23"/>
-                <w:szCs w:val="23"/>
-                <w:lang w:bidi="ar-SA"/>
-              </w:rPr>
-              <w:t>Kauppatori</w:t>
-            </w:r>
-            <w:proofErr w:type="spellEnd"/>
-            <w:r>
-              <w:rPr>
-                <w:rFonts w:ascii="Source Sans 3" w:hAnsi="Source Sans 3"/>
-                <w:sz w:val="23"/>
-                <w:szCs w:val="23"/>
-                <w:lang w:bidi="ar-SA"/>
-              </w:rPr>
-              <w:t xml:space="preserve"> market in Helsinki, Finland sells moose, reindeer and bear salami. Wherever you are, food will be locally produced and reasonably priced.</w:t>
+              <w:t>in markets. Farmers often sell direct to the consumer, without all the packaging, shipping and advertising that increases costs in shops and supermarkets. You can often find unusual products and those that are not mass-produced. Food markets vary hugely according to where they are in the world. For example the Kauppatori market in Helsinki, Finland sells moose, reindeer and bear salami. Wherever you are, food will be locally produced and reasonably priced.</w:t>
             </w:r>
           </w:p>
           <w:p>
@@ -4377,47 +4188,7 @@
                 <w:szCs w:val="23"/>
                 <w:lang w:bidi="ar-SA"/>
               </w:rPr>
-              <w:t xml:space="preserve">Markets are also good places to buy clothes. Some sell cheap new and second-hand clothes, while others </w:t>
-            </w:r>
-            <w:proofErr w:type="spellStart"/>
-            <w:r>
-              <w:rPr>
-                <w:rFonts w:ascii="Source Sans 3" w:hAnsi="Source Sans 3"/>
-                <w:sz w:val="23"/>
-                <w:szCs w:val="23"/>
-                <w:lang w:bidi="ar-SA"/>
-              </w:rPr>
-              <w:t>specialise</w:t>
-            </w:r>
-            <w:proofErr w:type="spellEnd"/>
-            <w:r>
-              <w:rPr>
-                <w:rFonts w:ascii="Source Sans 3" w:hAnsi="Source Sans 3"/>
-                <w:sz w:val="23"/>
-                <w:szCs w:val="23"/>
-                <w:lang w:bidi="ar-SA"/>
-              </w:rPr>
-              <w:t xml:space="preserve"> in vintage or ethically made clothes and original items. The markets of London are some of the </w:t>
-            </w:r>
-            <w:proofErr w:type="gramStart"/>
-            <w:r>
-              <w:rPr>
-                <w:rFonts w:ascii="Source Sans 3" w:hAnsi="Source Sans 3"/>
-                <w:sz w:val="23"/>
-                <w:szCs w:val="23"/>
-                <w:lang w:bidi="ar-SA"/>
-              </w:rPr>
-              <w:t>best</w:t>
-            </w:r>
-            <w:proofErr w:type="gramEnd"/>
-            <w:r>
-              <w:rPr>
-                <w:rFonts w:ascii="Source Sans 3" w:hAnsi="Source Sans 3"/>
-                <w:sz w:val="23"/>
-                <w:szCs w:val="23"/>
-                <w:lang w:bidi="ar-SA"/>
-              </w:rPr>
-              <w:t xml:space="preserve"> in the world for those who want to create a unique look for themselves. Many new designers start with a market stall, so if you are looking for a totally original item of clothing, you could get something really special at a bargain price at Brick Lane, Spitalfields or Portobello Road markets.</w:t>
+              <w:t>Markets are also good places to buy clothes. Some sell cheap new and second-hand clothes, while others specialise in vintage or ethically made clothes and original items. The markets of London are some of the best in the world for those who want to create a unique look for themselves. Many new designers start with a market stall, so if you are looking for a totally original item of clothing, you could get something really special at a bargain price at Brick Lane, Spitalfields or Portobello Road markets.</w:t>
             </w:r>
           </w:p>
         </w:tc>
@@ -4510,27 +4281,7 @@
                 <w:szCs w:val="23"/>
                 <w:lang w:bidi="ar-SA"/>
               </w:rPr>
-              <w:t xml:space="preserve">In some places, markets are directed at visitors and tend to sell handicrafts typical of the region. For many tourists, a visit to a nearby market to buy souvenirs is an important part of their holiday. Guadalajara in Mexico has a huge range of traditional textiles, glassware, ceramics and art works and Seoul in Korea has some wonderful original designs of all kinds of products at affordable prices. Countries in the Middle East usually have beautiful hand-made rugs and carpets, and Indian markets sell </w:t>
-            </w:r>
-            <w:proofErr w:type="spellStart"/>
-            <w:r>
-              <w:rPr>
-                <w:rFonts w:ascii="Source Sans 3" w:hAnsi="Source Sans 3"/>
-                <w:sz w:val="23"/>
-                <w:szCs w:val="23"/>
-                <w:lang w:bidi="ar-SA"/>
-              </w:rPr>
-              <w:t>colourful</w:t>
-            </w:r>
-            <w:proofErr w:type="spellEnd"/>
-            <w:r>
-              <w:rPr>
-                <w:rFonts w:ascii="Source Sans 3" w:hAnsi="Source Sans 3"/>
-                <w:sz w:val="23"/>
-                <w:szCs w:val="23"/>
-                <w:lang w:bidi="ar-SA"/>
-              </w:rPr>
-              <w:t xml:space="preserve"> handloom fabrics and beautiful silk scarves.</w:t>
+              <w:t>In some places, markets are directed at visitors and tend to sell handicrafts typical of the region. For many tourists, a visit to a nearby market to buy souvenirs is an important part of their holiday. Guadalajara in Mexico has a huge range of traditional textiles, glassware, ceramics and art works and Seoul in Korea has some wonderful original designs of all kinds of products at affordable prices. Countries in the Middle East usually have beautiful hand-made rugs and carpets, and Indian markets sell colourful handloom fabrics and beautiful silk scarves.</w:t>
             </w:r>
           </w:p>
           <w:p>
@@ -4574,27 +4325,7 @@
                 <w:szCs w:val="23"/>
                 <w:lang w:bidi="ar-SA"/>
               </w:rPr>
-              <w:t xml:space="preserve">In Europe, Christmas is the time when seasonal markets are held to sell decorations and gifts for the festive season. One of the most famous of these is held in Wenceslas Square in Prague in the Czech Republic. The market is made up of </w:t>
-            </w:r>
-            <w:proofErr w:type="spellStart"/>
-            <w:r>
-              <w:rPr>
-                <w:rFonts w:ascii="Source Sans 3" w:hAnsi="Source Sans 3"/>
-                <w:sz w:val="23"/>
-                <w:szCs w:val="23"/>
-                <w:lang w:bidi="ar-SA"/>
-              </w:rPr>
-              <w:t>colourfully</w:t>
-            </w:r>
-            <w:proofErr w:type="spellEnd"/>
-            <w:r>
-              <w:rPr>
-                <w:rFonts w:ascii="Source Sans 3" w:hAnsi="Source Sans 3"/>
-                <w:sz w:val="23"/>
-                <w:szCs w:val="23"/>
-                <w:lang w:bidi="ar-SA"/>
-              </w:rPr>
-              <w:t xml:space="preserve"> decorated wooden huts selling traditional handicrafts, embroidered lace, wooden toys, scented candles, Christmas tree ornaments, and puppets and dolls beautifully dressed in traditional costumes. This looks very pretty, especially in the snow.</w:t>
+              <w:t>In Europe, Christmas is the time when seasonal markets are held to sell decorations and gifts for the festive season. One of the most famous of these is held in Wenceslas Square in Prague in the Czech Republic. The market is made up of colourfully decorated wooden huts selling traditional handicrafts, embroidered lace, wooden toys, scented candles, Christmas tree ornaments, and puppets and dolls beautifully dressed in traditional costumes. This looks very pretty, especially in the snow.</w:t>
             </w:r>
           </w:p>
           <w:p>
@@ -4666,82 +4397,82 @@
     <w:tbl>
       <w:tblPr>
         <w:tblStyle w:val="DottedTable"/>
-        <w:tblW w:w="14312" w:type="dxa"/>
+        <w:tblW w:w="0" w:type="auto"/>
+        <w:tblInd w:w="-25" w:type="dxa"/>
         <w:tblLook w:val="04A0" w:firstRow="1" w:lastRow="0" w:firstColumn="1" w:lastColumn="0" w:noHBand="0" w:noVBand="1"/>
       </w:tblPr>
       <w:tblGrid>
-        <w:gridCol w:w="14312"/>
+        <w:gridCol w:w="25"/>
+        <w:gridCol w:w="3540"/>
+        <w:gridCol w:w="10747"/>
       </w:tblGrid>
+      <w:tr>
+        <w:trPr>
+          <w:gridBefore w:val="1"/>
+          <w:gridAfter w:val="1"/>
+          <w:wBefore w:w="25" w:type="dxa"/>
+          <w:wAfter w:w="10747" w:type="dxa"/>
+        </w:trPr>
+        <w:tc>
+          <w:tcPr>
+            <w:tcW w:w="0" w:type="auto"/>
+            <w:tcBorders>
+              <w:top w:val="single" w:sz="24" w:space="0" w:color="auto"/>
+              <w:left w:val="single" w:sz="24" w:space="0" w:color="auto"/>
+              <w:bottom w:val="single" w:sz="24" w:space="0" w:color="auto"/>
+              <w:right w:val="single" w:sz="24" w:space="0" w:color="auto"/>
+            </w:tcBorders>
+            <w:tcMar>
+              <w:left w:w="0" w:type="dxa"/>
+              <w:right w:w="0" w:type="dxa"/>
+            </w:tcMar>
+          </w:tcPr>
+          <w:p>
+            <w:pPr>
+              <w:rPr>
+                <w:rFonts w:ascii="Source Sans 3 ExtraBold" w:hAnsi="Source Sans 3 ExtraBold"/>
+                <w:b/>
+                <w:bCs/>
+                <w:color w:val="DDF03C"/>
+                <w:sz w:val="34"/>
+                <w:szCs w:val="34"/>
+                <w:shd w:val="clear" w:color="auto" w:fill="FFFFFF" w:themeFill="background1"/>
+              </w:rPr>
+            </w:pPr>
+            <w:r>
+              <w:rPr>
+                <w:rFonts w:ascii="Source Sans 3 ExtraBold" w:hAnsi="Source Sans 3 ExtraBold"/>
+                <w:b/>
+                <w:bCs/>
+                <w:sz w:val="34"/>
+                <w:szCs w:val="34"/>
+                <w:shd w:val="clear" w:color="auto" w:fill="FFFFFF" w:themeFill="background1"/>
+              </w:rPr>
+              <w:lastRenderedPageBreak/>
+              <w:t xml:space="preserve">UNIT/06: </w:t>
+            </w:r>
+            <w:r>
+              <w:rPr>
+                <w:rFonts w:ascii="Source Sans 3 ExtraBold" w:hAnsi="Source Sans 3 ExtraBold"/>
+                <w:b/>
+                <w:bCs/>
+                <w:color w:val="EEAA45"/>
+                <w:sz w:val="34"/>
+                <w:szCs w:val="34"/>
+                <w:shd w:val="clear" w:color="auto" w:fill="FFFFFF" w:themeFill="background1"/>
+              </w:rPr>
+              <w:t>LEISURE TIME</w:t>
+            </w:r>
+          </w:p>
+        </w:tc>
+      </w:tr>
       <w:tr>
         <w:tc>
           <w:tcPr>
             <w:tcW w:w="14312" w:type="dxa"/>
+            <w:gridSpan w:val="3"/>
             <w:shd w:val="clear" w:color="auto" w:fill="F5D140"/>
           </w:tcPr>
-          <w:tbl>
-            <w:tblPr>
-              <w:tblStyle w:val="DottedTable"/>
-              <w:tblW w:w="0" w:type="auto"/>
-              <w:tblLook w:val="04A0" w:firstRow="1" w:lastRow="0" w:firstColumn="1" w:lastColumn="0" w:noHBand="0" w:noVBand="1"/>
-            </w:tblPr>
-            <w:tblGrid>
-              <w:gridCol w:w="3540"/>
-            </w:tblGrid>
-            <w:tr>
-              <w:tc>
-                <w:tcPr>
-                  <w:tcW w:w="0" w:type="auto"/>
-                  <w:tcBorders>
-                    <w:top w:val="single" w:sz="24" w:space="0" w:color="auto"/>
-                    <w:left w:val="single" w:sz="24" w:space="0" w:color="auto"/>
-                    <w:bottom w:val="single" w:sz="24" w:space="0" w:color="auto"/>
-                    <w:right w:val="single" w:sz="24" w:space="0" w:color="auto"/>
-                  </w:tcBorders>
-                  <w:tcMar>
-                    <w:left w:w="0" w:type="dxa"/>
-                    <w:right w:w="0" w:type="dxa"/>
-                  </w:tcMar>
-                </w:tcPr>
-                <w:p>
-                  <w:pPr>
-                    <w:rPr>
-                      <w:rFonts w:ascii="Source Sans 3 ExtraBold" w:hAnsi="Source Sans 3 ExtraBold"/>
-                      <w:b/>
-                      <w:bCs/>
-                      <w:color w:val="DDF03C"/>
-                      <w:sz w:val="34"/>
-                      <w:szCs w:val="34"/>
-                      <w:shd w:val="clear" w:color="auto" w:fill="FFFFFF" w:themeFill="background1"/>
-                    </w:rPr>
-                  </w:pPr>
-                  <w:r>
-                    <w:rPr>
-                      <w:rFonts w:ascii="Source Sans 3 ExtraBold" w:hAnsi="Source Sans 3 ExtraBold"/>
-                      <w:b/>
-                      <w:bCs/>
-                      <w:sz w:val="34"/>
-                      <w:szCs w:val="34"/>
-                      <w:shd w:val="clear" w:color="auto" w:fill="FFFFFF" w:themeFill="background1"/>
-                    </w:rPr>
-                    <w:lastRenderedPageBreak/>
-                    <w:t xml:space="preserve">UNIT/06: </w:t>
-                  </w:r>
-                  <w:r>
-                    <w:rPr>
-                      <w:rFonts w:ascii="Source Sans 3 ExtraBold" w:hAnsi="Source Sans 3 ExtraBold"/>
-                      <w:b/>
-                      <w:bCs/>
-                      <w:color w:val="EEAA45"/>
-                      <w:sz w:val="34"/>
-                      <w:szCs w:val="34"/>
-                      <w:shd w:val="clear" w:color="auto" w:fill="FFFFFF" w:themeFill="background1"/>
-                    </w:rPr>
-                    <w:t>LEISURE TIME</w:t>
-                  </w:r>
-                </w:p>
-              </w:tc>
-            </w:tr>
-          </w:tbl>
           <w:p>
             <w:pPr>
               <w:rPr>
@@ -4798,13 +4529,8 @@
             <w:pPr>
               <w:pStyle w:val="BulletList"/>
             </w:pPr>
-            <w:proofErr w:type="spellStart"/>
-            <w:r>
-              <w:t>organise</w:t>
-            </w:r>
-            <w:proofErr w:type="spellEnd"/>
-            <w:r>
-              <w:t xml:space="preserve"> a Part 2 essay</w:t>
+            <w:r>
+              <w:t>organise a Part 2 essay</w:t>
             </w:r>
           </w:p>
           <w:p>
@@ -5696,23 +5422,7 @@
                 <w:sz w:val="21"/>
                 <w:szCs w:val="21"/>
               </w:rPr>
-              <w:t>In Part 2 you have to write an essay of about 250 words. There are different types of question in Part 2, and you must write a well-</w:t>
-            </w:r>
-            <w:proofErr w:type="spellStart"/>
-            <w:r>
-              <w:rPr>
-                <w:sz w:val="21"/>
-                <w:szCs w:val="21"/>
-              </w:rPr>
-              <w:t>organised</w:t>
-            </w:r>
-            <w:proofErr w:type="spellEnd"/>
-            <w:r>
-              <w:rPr>
-                <w:sz w:val="21"/>
-                <w:szCs w:val="21"/>
-              </w:rPr>
-              <w:t xml:space="preserve"> answer considering different points of view.</w:t>
+              <w:t>In Part 2 you have to write an essay of about 250 words. There are different types of question in Part 2, and you must write a well-organised answer considering different points of view.</w:t>
             </w:r>
           </w:p>
           <w:p>
@@ -7931,21 +7641,7 @@
               <w:rPr>
                 <w:rFonts w:ascii="Source Sans 3 Medium" w:hAnsi="Source Sans 3 Medium"/>
               </w:rPr>
-              <w:t xml:space="preserve">When I was a child, my mother enjoyed talking to shopkeepers and </w:t>
-            </w:r>
-            <w:proofErr w:type="spellStart"/>
-            <w:r>
-              <w:rPr>
-                <w:rFonts w:ascii="Source Sans 3 Medium" w:hAnsi="Source Sans 3 Medium"/>
-              </w:rPr>
-              <w:t>neighbours</w:t>
-            </w:r>
-            <w:proofErr w:type="spellEnd"/>
-            <w:r>
-              <w:rPr>
-                <w:rFonts w:ascii="Source Sans 3 Medium" w:hAnsi="Source Sans 3 Medium"/>
-              </w:rPr>
-              <w:t xml:space="preserve"> while she was shopping.</w:t>
+              <w:t>When I was a child, my mother enjoyed talking to shopkeepers and neighbours while she was shopping.</w:t>
             </w:r>
           </w:p>
           <w:p>
@@ -8508,54 +8204,22 @@
                       <w:sz w:val="21"/>
                       <w:szCs w:val="21"/>
                     </w:rPr>
-                    <w:t xml:space="preserve">There are many disadvantages to shopping online. Sometimes you have to wait for delivery for several days and sometimes the goods are not what you want. I often have to return clothes and other items because the size or </w:t>
-                  </w:r>
-                  <w:proofErr w:type="spellStart"/>
-                  <w:r>
+                    <w:t>There are many disadvantages to shopping online. Sometimes you have to wait for delivery for several days and sometimes the goods are not what you want. I often have to return clothes and other items because the size or colour is wrong for me. Supermarkets, too, have their drawbacks. The goods are all the same everywhere. For example, if you buy a coat from a supermarket, you will probably meet other people with exactly the same one.</w:t>
+                  </w:r>
+                </w:p>
+                <w:p>
+                  <w:pPr>
                     <w:rPr>
                       <w:sz w:val="21"/>
                       <w:szCs w:val="21"/>
                     </w:rPr>
-                    <w:t>colour</w:t>
-                  </w:r>
-                  <w:proofErr w:type="spellEnd"/>
+                  </w:pPr>
                   <w:r>
                     <w:rPr>
                       <w:sz w:val="21"/>
                       <w:szCs w:val="21"/>
                     </w:rPr>
-                    <w:t xml:space="preserve"> is wrong for me. Supermarkets, too, have their drawbacks. The goods are all the same everywhere. For example, if you buy a coat from a supermarket, you will probably meet other people with exactly the same one.</w:t>
-                  </w:r>
-                </w:p>
-                <w:p>
-                  <w:pPr>
-                    <w:rPr>
-                      <w:sz w:val="21"/>
-                      <w:szCs w:val="21"/>
-                    </w:rPr>
-                  </w:pPr>
-                  <w:r>
-                    <w:rPr>
-                      <w:sz w:val="21"/>
-                      <w:szCs w:val="21"/>
-                    </w:rPr>
-                    <w:t xml:space="preserve">Small, independent shops are more interesting places to shop. You can find unique items which other people will admire. I have a friend who collects antiques and he finds them in local shops, not supermarkets or websites. Some small shops </w:t>
-                  </w:r>
-                  <w:proofErr w:type="spellStart"/>
-                  <w:r>
-                    <w:rPr>
-                      <w:sz w:val="21"/>
-                      <w:szCs w:val="21"/>
-                    </w:rPr>
-                    <w:t>specialise</w:t>
-                  </w:r>
-                  <w:proofErr w:type="spellEnd"/>
-                  <w:r>
-                    <w:rPr>
-                      <w:sz w:val="21"/>
-                      <w:szCs w:val="21"/>
-                    </w:rPr>
-                    <w:t xml:space="preserve"> in one area, which is very useful. For instance, in music shops, the staff are very knowledgeable about music and instruments. You can get advice about what to buy. Finally, small, local shops give character to a town. In my parents' village there are a few shops selling boating equipment, which suits the place as it is near the sea.</w:t>
+                    <w:t>Small, independent shops are more interesting places to shop. You can find unique items which other people will admire. I have a friend who collects antiques and he finds them in local shops, not supermarkets or websites. Some small shops specialise in one area, which is very useful. For instance, in music shops, the staff are very knowledgeable about music and instruments. You can get advice about what to buy. Finally, small, local shops give character to a town. In my parents' village there are a few shops selling boating equipment, which suits the place as it is near the sea.</w:t>
                   </w:r>
                 </w:p>
                 <w:p>
@@ -9051,18 +8715,8 @@
                       <w:spacing w:val="-2"/>
                       <w:w w:val="105"/>
                     </w:rPr>
-                    <w:t xml:space="preserve">Main idea 2: Small shops </w:t>
-                  </w:r>
-                  <w:proofErr w:type="spellStart"/>
-                  <w:r>
-                    <w:rPr>
-                      <w:color w:val="101312"/>
-                      <w:spacing w:val="-2"/>
-                      <w:w w:val="105"/>
-                    </w:rPr>
-                    <w:t>specialise</w:t>
-                  </w:r>
-                  <w:proofErr w:type="spellEnd"/>
+                    <w:t>Main idea 2: Small shops specialise</w:t>
+                  </w:r>
                 </w:p>
                 <w:p>
                   <w:pPr>
@@ -9158,25 +8812,7 @@
                       <w:spacing w:val="-2"/>
                       <w:w w:val="105"/>
                     </w:rPr>
-                    <w:t xml:space="preserve">Briefly </w:t>
-                  </w:r>
-                  <w:proofErr w:type="spellStart"/>
-                  <w:r>
-                    <w:rPr>
-                      <w:color w:val="101312"/>
-                      <w:spacing w:val="-2"/>
-                      <w:w w:val="105"/>
-                    </w:rPr>
-                    <w:t>summarise</w:t>
-                  </w:r>
-                  <w:proofErr w:type="spellEnd"/>
-                  <w:r>
-                    <w:rPr>
-                      <w:color w:val="101312"/>
-                      <w:spacing w:val="-2"/>
-                      <w:w w:val="105"/>
-                    </w:rPr>
-                    <w:t xml:space="preserve"> your opinion</w:t>
+                    <w:t>Briefly summarise your opinion</w:t>
                   </w:r>
                 </w:p>
               </w:tc>
@@ -9631,13 +9267,8 @@
             <w:pPr>
               <w:pStyle w:val="BulletList"/>
             </w:pPr>
-            <w:proofErr w:type="spellStart"/>
-            <w:r>
-              <w:t>organise</w:t>
-            </w:r>
-            <w:proofErr w:type="spellEnd"/>
-            <w:r>
-              <w:t xml:space="preserve"> your ideas into four paragraphs</w:t>
+            <w:r>
+              <w:t>organise your ideas into four paragraphs</w:t>
             </w:r>
           </w:p>
           <w:p>
@@ -9709,82 +9340,82 @@
     <w:tbl>
       <w:tblPr>
         <w:tblStyle w:val="DottedTable"/>
-        <w:tblW w:w="14312" w:type="dxa"/>
+        <w:tblW w:w="0" w:type="auto"/>
+        <w:tblInd w:w="-25" w:type="dxa"/>
         <w:tblLook w:val="04A0" w:firstRow="1" w:lastRow="0" w:firstColumn="1" w:lastColumn="0" w:noHBand="0" w:noVBand="1"/>
       </w:tblPr>
       <w:tblGrid>
-        <w:gridCol w:w="14312"/>
+        <w:gridCol w:w="25"/>
+        <w:gridCol w:w="3540"/>
+        <w:gridCol w:w="10747"/>
       </w:tblGrid>
+      <w:tr>
+        <w:trPr>
+          <w:gridBefore w:val="1"/>
+          <w:gridAfter w:val="1"/>
+          <w:wBefore w:w="25" w:type="dxa"/>
+          <w:wAfter w:w="10747" w:type="dxa"/>
+        </w:trPr>
+        <w:tc>
+          <w:tcPr>
+            <w:tcW w:w="0" w:type="auto"/>
+            <w:tcBorders>
+              <w:top w:val="single" w:sz="24" w:space="0" w:color="auto"/>
+              <w:left w:val="single" w:sz="24" w:space="0" w:color="auto"/>
+              <w:bottom w:val="single" w:sz="24" w:space="0" w:color="auto"/>
+              <w:right w:val="single" w:sz="24" w:space="0" w:color="auto"/>
+            </w:tcBorders>
+            <w:tcMar>
+              <w:left w:w="0" w:type="dxa"/>
+              <w:right w:w="0" w:type="dxa"/>
+            </w:tcMar>
+          </w:tcPr>
+          <w:p>
+            <w:pPr>
+              <w:rPr>
+                <w:rFonts w:ascii="Source Sans 3 ExtraBold" w:hAnsi="Source Sans 3 ExtraBold"/>
+                <w:b/>
+                <w:bCs/>
+                <w:color w:val="DDF03C"/>
+                <w:sz w:val="34"/>
+                <w:szCs w:val="34"/>
+                <w:shd w:val="clear" w:color="auto" w:fill="FFFFFF" w:themeFill="background1"/>
+              </w:rPr>
+            </w:pPr>
+            <w:r>
+              <w:rPr>
+                <w:rFonts w:ascii="Source Sans 3 ExtraBold" w:hAnsi="Source Sans 3 ExtraBold"/>
+                <w:b/>
+                <w:bCs/>
+                <w:sz w:val="34"/>
+                <w:szCs w:val="34"/>
+                <w:shd w:val="clear" w:color="auto" w:fill="FFFFFF" w:themeFill="background1"/>
+              </w:rPr>
+              <w:lastRenderedPageBreak/>
+              <w:t xml:space="preserve">UNIT/06: </w:t>
+            </w:r>
+            <w:r>
+              <w:rPr>
+                <w:rFonts w:ascii="Source Sans 3 ExtraBold" w:hAnsi="Source Sans 3 ExtraBold"/>
+                <w:b/>
+                <w:bCs/>
+                <w:color w:val="F70794"/>
+                <w:sz w:val="34"/>
+                <w:szCs w:val="34"/>
+                <w:shd w:val="clear" w:color="auto" w:fill="FFFFFF" w:themeFill="background1"/>
+              </w:rPr>
+              <w:t>LEISURE TIME</w:t>
+            </w:r>
+          </w:p>
+        </w:tc>
+      </w:tr>
       <w:tr>
         <w:tc>
           <w:tcPr>
             <w:tcW w:w="14312" w:type="dxa"/>
+            <w:gridSpan w:val="3"/>
             <w:shd w:val="clear" w:color="auto" w:fill="F70794"/>
           </w:tcPr>
-          <w:tbl>
-            <w:tblPr>
-              <w:tblStyle w:val="DottedTable"/>
-              <w:tblW w:w="0" w:type="auto"/>
-              <w:tblLook w:val="04A0" w:firstRow="1" w:lastRow="0" w:firstColumn="1" w:lastColumn="0" w:noHBand="0" w:noVBand="1"/>
-            </w:tblPr>
-            <w:tblGrid>
-              <w:gridCol w:w="3540"/>
-            </w:tblGrid>
-            <w:tr>
-              <w:tc>
-                <w:tcPr>
-                  <w:tcW w:w="0" w:type="auto"/>
-                  <w:tcBorders>
-                    <w:top w:val="single" w:sz="24" w:space="0" w:color="auto"/>
-                    <w:left w:val="single" w:sz="24" w:space="0" w:color="auto"/>
-                    <w:bottom w:val="single" w:sz="24" w:space="0" w:color="auto"/>
-                    <w:right w:val="single" w:sz="24" w:space="0" w:color="auto"/>
-                  </w:tcBorders>
-                  <w:tcMar>
-                    <w:left w:w="0" w:type="dxa"/>
-                    <w:right w:w="0" w:type="dxa"/>
-                  </w:tcMar>
-                </w:tcPr>
-                <w:p>
-                  <w:pPr>
-                    <w:rPr>
-                      <w:rFonts w:ascii="Source Sans 3 ExtraBold" w:hAnsi="Source Sans 3 ExtraBold"/>
-                      <w:b/>
-                      <w:bCs/>
-                      <w:color w:val="DDF03C"/>
-                      <w:sz w:val="34"/>
-                      <w:szCs w:val="34"/>
-                      <w:shd w:val="clear" w:color="auto" w:fill="FFFFFF" w:themeFill="background1"/>
-                    </w:rPr>
-                  </w:pPr>
-                  <w:r>
-                    <w:rPr>
-                      <w:rFonts w:ascii="Source Sans 3 ExtraBold" w:hAnsi="Source Sans 3 ExtraBold"/>
-                      <w:b/>
-                      <w:bCs/>
-                      <w:sz w:val="34"/>
-                      <w:szCs w:val="34"/>
-                      <w:shd w:val="clear" w:color="auto" w:fill="FFFFFF" w:themeFill="background1"/>
-                    </w:rPr>
-                    <w:lastRenderedPageBreak/>
-                    <w:t xml:space="preserve">UNIT/06: </w:t>
-                  </w:r>
-                  <w:r>
-                    <w:rPr>
-                      <w:rFonts w:ascii="Source Sans 3 ExtraBold" w:hAnsi="Source Sans 3 ExtraBold"/>
-                      <w:b/>
-                      <w:bCs/>
-                      <w:color w:val="F70794"/>
-                      <w:sz w:val="34"/>
-                      <w:szCs w:val="34"/>
-                      <w:shd w:val="clear" w:color="auto" w:fill="FFFFFF" w:themeFill="background1"/>
-                    </w:rPr>
-                    <w:t>LEISURE TIME</w:t>
-                  </w:r>
-                </w:p>
-              </w:tc>
-            </w:tr>
-          </w:tbl>
           <w:p>
             <w:pPr>
               <w:rPr>
@@ -9924,7 +9555,6 @@
                 <w:szCs w:val="26"/>
               </w:rPr>
             </w:pPr>
-            <w:proofErr w:type="spellStart"/>
             <w:r>
               <w:rPr>
                 <w:rFonts w:ascii="Source Sans 3" w:hAnsi="Source Sans 3"/>
@@ -9932,17 +9562,7 @@
                 <w:sz w:val="23"/>
                 <w:szCs w:val="23"/>
               </w:rPr>
-              <w:t>recognise</w:t>
-            </w:r>
-            <w:proofErr w:type="spellEnd"/>
-            <w:r>
-              <w:rPr>
-                <w:rFonts w:ascii="Source Sans 3" w:hAnsi="Source Sans 3"/>
-                <w:color w:val="FFFFFF" w:themeColor="background1"/>
-                <w:sz w:val="23"/>
-                <w:szCs w:val="23"/>
-              </w:rPr>
-              <w:t xml:space="preserve"> paraphrase and synonyms.</w:t>
+              <w:t>recognise paraphrase and synonyms.</w:t>
             </w:r>
           </w:p>
         </w:tc>
@@ -10196,13 +9816,8 @@
                     </w:rPr>
                   </w:pPr>
                   <w:r>
-                    <w:t xml:space="preserve">shopping </w:t>
-                  </w:r>
-                  <w:proofErr w:type="spellStart"/>
-                  <w:r>
-                    <w:t>centre</w:t>
-                  </w:r>
-                  <w:proofErr w:type="spellEnd"/>
+                    <w:t>shopping centre</w:t>
+                  </w:r>
                 </w:p>
               </w:tc>
               <w:tc>
@@ -10927,15 +10542,7 @@
                     <w:pStyle w:val="NumList"/>
                   </w:pPr>
                   <w:r>
-                    <w:t xml:space="preserve">The shopping </w:t>
-                  </w:r>
-                  <w:proofErr w:type="spellStart"/>
-                  <w:r>
-                    <w:t>centre</w:t>
-                  </w:r>
-                  <w:proofErr w:type="spellEnd"/>
-                  <w:r>
-                    <w:t xml:space="preserve"> opens at ___ o'clock on Sundays.</w:t>
+                    <w:t>The shopping centre opens at ___ o'clock on Sundays.</w:t>
                   </w:r>
                 </w:p>
               </w:tc>
@@ -13515,81 +13122,81 @@
     <w:tbl>
       <w:tblPr>
         <w:tblStyle w:val="DottedTable"/>
-        <w:tblW w:w="14312" w:type="dxa"/>
+        <w:tblW w:w="0" w:type="auto"/>
+        <w:tblInd w:w="-25" w:type="dxa"/>
         <w:tblLook w:val="04A0" w:firstRow="1" w:lastRow="0" w:firstColumn="1" w:lastColumn="0" w:noHBand="0" w:noVBand="1"/>
       </w:tblPr>
       <w:tblGrid>
-        <w:gridCol w:w="14312"/>
+        <w:gridCol w:w="25"/>
+        <w:gridCol w:w="3540"/>
+        <w:gridCol w:w="10747"/>
       </w:tblGrid>
+      <w:tr>
+        <w:trPr>
+          <w:gridBefore w:val="1"/>
+          <w:gridAfter w:val="1"/>
+          <w:wBefore w:w="25" w:type="dxa"/>
+          <w:wAfter w:w="10747" w:type="dxa"/>
+        </w:trPr>
+        <w:tc>
+          <w:tcPr>
+            <w:tcW w:w="0" w:type="auto"/>
+            <w:tcBorders>
+              <w:top w:val="single" w:sz="24" w:space="0" w:color="auto"/>
+              <w:left w:val="single" w:sz="24" w:space="0" w:color="auto"/>
+              <w:bottom w:val="single" w:sz="24" w:space="0" w:color="auto"/>
+              <w:right w:val="single" w:sz="24" w:space="0" w:color="auto"/>
+            </w:tcBorders>
+            <w:tcMar>
+              <w:left w:w="0" w:type="dxa"/>
+              <w:right w:w="0" w:type="dxa"/>
+            </w:tcMar>
+          </w:tcPr>
+          <w:p>
+            <w:pPr>
+              <w:rPr>
+                <w:rFonts w:ascii="Source Sans 3 ExtraBold" w:hAnsi="Source Sans 3 ExtraBold"/>
+                <w:b/>
+                <w:bCs/>
+                <w:color w:val="DDF03C"/>
+                <w:sz w:val="34"/>
+                <w:szCs w:val="34"/>
+                <w:shd w:val="clear" w:color="auto" w:fill="FFFFFF" w:themeFill="background1"/>
+              </w:rPr>
+            </w:pPr>
+            <w:r>
+              <w:rPr>
+                <w:rFonts w:ascii="Source Sans 3 ExtraBold" w:hAnsi="Source Sans 3 ExtraBold"/>
+                <w:b/>
+                <w:bCs/>
+                <w:sz w:val="34"/>
+                <w:szCs w:val="34"/>
+                <w:shd w:val="clear" w:color="auto" w:fill="FFFFFF" w:themeFill="background1"/>
+              </w:rPr>
+              <w:t xml:space="preserve">UNIT/06: </w:t>
+            </w:r>
+            <w:r>
+              <w:rPr>
+                <w:rFonts w:ascii="Source Sans 3 ExtraBold" w:hAnsi="Source Sans 3 ExtraBold"/>
+                <w:b/>
+                <w:bCs/>
+                <w:color w:val="047FDC"/>
+                <w:sz w:val="34"/>
+                <w:szCs w:val="34"/>
+                <w:shd w:val="clear" w:color="auto" w:fill="FFFFFF" w:themeFill="background1"/>
+              </w:rPr>
+              <w:t>LEISURE TIME</w:t>
+            </w:r>
+          </w:p>
+        </w:tc>
+      </w:tr>
       <w:tr>
         <w:tc>
           <w:tcPr>
             <w:tcW w:w="14312" w:type="dxa"/>
+            <w:gridSpan w:val="3"/>
             <w:shd w:val="clear" w:color="auto" w:fill="047FDC"/>
           </w:tcPr>
-          <w:tbl>
-            <w:tblPr>
-              <w:tblStyle w:val="DottedTable"/>
-              <w:tblW w:w="0" w:type="auto"/>
-              <w:tblLook w:val="04A0" w:firstRow="1" w:lastRow="0" w:firstColumn="1" w:lastColumn="0" w:noHBand="0" w:noVBand="1"/>
-            </w:tblPr>
-            <w:tblGrid>
-              <w:gridCol w:w="3540"/>
-            </w:tblGrid>
-            <w:tr>
-              <w:tc>
-                <w:tcPr>
-                  <w:tcW w:w="0" w:type="auto"/>
-                  <w:tcBorders>
-                    <w:top w:val="single" w:sz="24" w:space="0" w:color="auto"/>
-                    <w:left w:val="single" w:sz="24" w:space="0" w:color="auto"/>
-                    <w:bottom w:val="single" w:sz="24" w:space="0" w:color="auto"/>
-                    <w:right w:val="single" w:sz="24" w:space="0" w:color="auto"/>
-                  </w:tcBorders>
-                  <w:tcMar>
-                    <w:left w:w="0" w:type="dxa"/>
-                    <w:right w:w="0" w:type="dxa"/>
-                  </w:tcMar>
-                </w:tcPr>
-                <w:p>
-                  <w:pPr>
-                    <w:rPr>
-                      <w:rFonts w:ascii="Source Sans 3 ExtraBold" w:hAnsi="Source Sans 3 ExtraBold"/>
-                      <w:b/>
-                      <w:bCs/>
-                      <w:color w:val="DDF03C"/>
-                      <w:sz w:val="34"/>
-                      <w:szCs w:val="34"/>
-                      <w:shd w:val="clear" w:color="auto" w:fill="FFFFFF" w:themeFill="background1"/>
-                    </w:rPr>
-                  </w:pPr>
-                  <w:r>
-                    <w:rPr>
-                      <w:rFonts w:ascii="Source Sans 3 ExtraBold" w:hAnsi="Source Sans 3 ExtraBold"/>
-                      <w:b/>
-                      <w:bCs/>
-                      <w:sz w:val="34"/>
-                      <w:szCs w:val="34"/>
-                      <w:shd w:val="clear" w:color="auto" w:fill="FFFFFF" w:themeFill="background1"/>
-                    </w:rPr>
-                    <w:t xml:space="preserve">UNIT/06: </w:t>
-                  </w:r>
-                  <w:r>
-                    <w:rPr>
-                      <w:rFonts w:ascii="Source Sans 3 ExtraBold" w:hAnsi="Source Sans 3 ExtraBold"/>
-                      <w:b/>
-                      <w:bCs/>
-                      <w:color w:val="047FDC"/>
-                      <w:sz w:val="34"/>
-                      <w:szCs w:val="34"/>
-                      <w:shd w:val="clear" w:color="auto" w:fill="FFFFFF" w:themeFill="background1"/>
-                    </w:rPr>
-                    <w:t>LEISURE TIME</w:t>
-                  </w:r>
-                </w:p>
-              </w:tc>
-            </w:tr>
-          </w:tbl>
           <w:p>
             <w:pPr>
               <w:rPr>
@@ -14274,15 +13881,7 @@
                     <w:t>___</w:t>
                   </w:r>
                   <w:r>
-                    <w:t xml:space="preserve"> of things to buy- clothes, </w:t>
-                  </w:r>
-                  <w:proofErr w:type="spellStart"/>
-                  <w:r>
-                    <w:t>jewellery</w:t>
-                  </w:r>
-                  <w:proofErr w:type="spellEnd"/>
-                  <w:r>
-                    <w:t xml:space="preserve">, books, art and crafts. I love it because it has a great </w:t>
+                    <w:t xml:space="preserve"> of things to buy- clothes, jewellery, books, art and crafts. I love it because it has a great </w:t>
                   </w:r>
                   <w:r>
                     <w:rPr>
@@ -14379,25 +13978,13 @@
                       <w:b/>
                       <w:bCs/>
                     </w:rPr>
+                    <w:t xml:space="preserve"> 11 </w:t>
+                  </w:r>
+                  <w:r>
                     <w:t xml:space="preserve"> </w:t>
                   </w:r>
-                  <w:proofErr w:type="gramStart"/>
-                  <w:r>
-                    <w:rPr>
-                      <w:b/>
-                      <w:bCs/>
-                    </w:rPr>
-                    <w:t xml:space="preserve">11 </w:t>
-                  </w:r>
-                  <w:r>
-                    <w:t xml:space="preserve"> </w:t>
-                  </w:r>
-                  <w:r>
-                    <w:t>_</w:t>
-                  </w:r>
-                  <w:proofErr w:type="gramEnd"/>
-                  <w:r>
-                    <w:t xml:space="preserve">__ </w:t>
+                  <w:r>
+                    <w:t xml:space="preserve">___ </w:t>
                   </w:r>
                   <w:r>
                     <w:t xml:space="preserve">gifts for my friends -things that nobody else has. Covent Garden's a great </w:t>
@@ -18406,11 +17993,9 @@
                       <w:w w:val="105"/>
                     </w:rPr>
                   </w:pPr>
-                  <w:proofErr w:type="spellStart"/>
                   <w:r>
                     <w:t>fff</w:t>
                   </w:r>
-                  <w:proofErr w:type="spellEnd"/>
                 </w:p>
               </w:tc>
               <w:tc>
@@ -18438,11 +18023,9 @@
                   <w:pPr>
                     <w:pStyle w:val="SS3-115"/>
                   </w:pPr>
-                  <w:proofErr w:type="spellStart"/>
                   <w:r>
                     <w:t>hh</w:t>
                   </w:r>
-                  <w:proofErr w:type="spellEnd"/>
                 </w:p>
               </w:tc>
               <w:tc>
@@ -18465,11 +18048,9 @@
                   <w:pPr>
                     <w:pStyle w:val="SS3-115"/>
                   </w:pPr>
-                  <w:proofErr w:type="spellStart"/>
                   <w:r>
                     <w:t>fff</w:t>
                   </w:r>
-                  <w:proofErr w:type="spellEnd"/>
                   <w:r>
                     <w:t xml:space="preserve"> aspects</w:t>
                   </w:r>
@@ -18483,11 +18064,9 @@
                   <w:pPr>
                     <w:pStyle w:val="SS3-115"/>
                   </w:pPr>
-                  <w:proofErr w:type="spellStart"/>
                   <w:r>
                     <w:t>dddd</w:t>
                   </w:r>
-                  <w:proofErr w:type="spellEnd"/>
                   <w:r>
                     <w:t xml:space="preserve"> </w:t>
                   </w:r>
@@ -18589,7 +18168,6 @@
                       <w:w w:val="105"/>
                     </w:rPr>
                   </w:pPr>
-                  <w:proofErr w:type="spellStart"/>
                   <w:r>
                     <w:rPr>
                       <w:b/>
@@ -18600,7 +18178,6 @@
                     </w:rPr>
                     <w:t>bbb</w:t>
                   </w:r>
-                  <w:proofErr w:type="spellEnd"/>
                 </w:p>
               </w:tc>
             </w:tr>
@@ -18774,24 +18351,15 @@
                       <w:sz w:val="21"/>
                       <w:szCs w:val="21"/>
                     </w:rPr>
-                    <w:t xml:space="preserve">In Part 2 you have to write an essay of about 250 words. There are different types of question in Part 2, </w:t>
-                  </w:r>
-                  <w:proofErr w:type="gramStart"/>
+                    <w:t xml:space="preserve">In Part 2 you have to write an essay of about 250 words. There are different types of question in Part 2, and </w:t>
+                  </w:r>
                   <w:r>
                     <w:rPr>
                       <w:sz w:val="21"/>
                       <w:szCs w:val="21"/>
                     </w:rPr>
-                    <w:t xml:space="preserve">and </w:t>
-                  </w:r>
-                  <w:r>
-                    <w:rPr>
-                      <w:sz w:val="21"/>
-                      <w:szCs w:val="21"/>
-                    </w:rPr>
                     <w:t>.</w:t>
                   </w:r>
-                  <w:proofErr w:type="gramEnd"/>
                 </w:p>
                 <w:p>
                   <w:pPr>
@@ -19035,11 +18603,9 @@
                   <w:pPr>
                     <w:pStyle w:val="SS3-115"/>
                   </w:pPr>
-                  <w:proofErr w:type="spellStart"/>
                   <w:r>
                     <w:t>aaa</w:t>
                   </w:r>
-                  <w:proofErr w:type="spellEnd"/>
                 </w:p>
               </w:tc>
               <w:tc>
@@ -19050,11 +18616,9 @@
                   <w:pPr>
                     <w:pStyle w:val="SS3-115"/>
                   </w:pPr>
-                  <w:proofErr w:type="spellStart"/>
                   <w:r>
                     <w:t>bbb</w:t>
                   </w:r>
-                  <w:proofErr w:type="spellEnd"/>
                 </w:p>
               </w:tc>
               <w:tc>

--- a/assets/data/Mindset 01/Mindset1- Custom- Unit 06.docx
+++ b/assets/data/Mindset 01/Mindset1- Custom- Unit 06.docx
@@ -613,7 +613,7 @@
                     <w:pStyle w:val="NumList"/>
                     <w:numPr>
                       <w:ilvl w:val="0"/>
-                      <w:numId w:val="38"/>
+                      <w:numId w:val="36"/>
                     </w:numPr>
                     <w:ind w:left="284" w:hanging="284"/>
                   </w:pPr>
@@ -626,7 +626,7 @@
                     <w:pStyle w:val="NumList"/>
                     <w:numPr>
                       <w:ilvl w:val="0"/>
-                      <w:numId w:val="38"/>
+                      <w:numId w:val="36"/>
                     </w:numPr>
                     <w:ind w:left="284" w:hanging="284"/>
                   </w:pPr>
@@ -639,7 +639,7 @@
                     <w:pStyle w:val="NumList"/>
                     <w:numPr>
                       <w:ilvl w:val="0"/>
-                      <w:numId w:val="38"/>
+                      <w:numId w:val="36"/>
                     </w:numPr>
                     <w:ind w:left="284" w:hanging="284"/>
                   </w:pPr>
@@ -657,7 +657,7 @@
                     <w:pStyle w:val="NumList"/>
                     <w:numPr>
                       <w:ilvl w:val="0"/>
-                      <w:numId w:val="39"/>
+                      <w:numId w:val="37"/>
                     </w:numPr>
                     <w:ind w:left="284" w:hanging="284"/>
                   </w:pPr>
@@ -670,7 +670,7 @@
                     <w:pStyle w:val="NumList"/>
                     <w:numPr>
                       <w:ilvl w:val="0"/>
-                      <w:numId w:val="39"/>
+                      <w:numId w:val="37"/>
                     </w:numPr>
                     <w:ind w:left="284" w:hanging="284"/>
                   </w:pPr>
@@ -683,7 +683,7 @@
                     <w:pStyle w:val="NumList"/>
                     <w:numPr>
                       <w:ilvl w:val="0"/>
-                      <w:numId w:val="39"/>
+                      <w:numId w:val="37"/>
                     </w:numPr>
                     <w:ind w:left="284" w:hanging="284"/>
                   </w:pPr>
@@ -735,7 +735,7 @@
                     <w:pStyle w:val="SS3-115"/>
                     <w:numPr>
                       <w:ilvl w:val="0"/>
-                      <w:numId w:val="40"/>
+                      <w:numId w:val="38"/>
                     </w:numPr>
                     <w:ind w:left="284" w:hanging="284"/>
                     <w:rPr>
@@ -756,7 +756,7 @@
                     <w:pStyle w:val="SS3-115"/>
                     <w:numPr>
                       <w:ilvl w:val="0"/>
-                      <w:numId w:val="41"/>
+                      <w:numId w:val="39"/>
                     </w:numPr>
                     <w:ind w:left="284" w:hanging="284"/>
                     <w:rPr>
@@ -768,29 +768,6 @@
                   </w:r>
                 </w:p>
               </w:tc>
-              <w:tc>
-                <w:tcPr>
-                  <w:tcW w:w="0" w:type="auto"/>
-                </w:tcPr>
-                <w:p>
-                  <w:pPr>
-                    <w:pStyle w:val="SS3-115"/>
-                    <w:numPr>
-                      <w:ilvl w:val="0"/>
-                      <w:numId w:val="42"/>
-                    </w:numPr>
-                    <w:ind w:left="284" w:hanging="284"/>
-                    <w:rPr>
-                      <w:iCs/>
-                    </w:rPr>
-                  </w:pPr>
-                  <w:r>
-                    <w:t>It's played with a ball.</w:t>
-                  </w:r>
-                </w:p>
-              </w:tc>
-            </w:tr>
-            <w:tr>
               <w:tc>
                 <w:tcPr>
                   <w:tcW w:w="0" w:type="auto"/>
@@ -808,10 +785,12 @@
                     </w:rPr>
                   </w:pPr>
                   <w:r>
-                    <w:t>You score goals.</w:t>
-                  </w:r>
-                </w:p>
-              </w:tc>
+                    <w:t>It's played with a ball.</w:t>
+                  </w:r>
+                </w:p>
+              </w:tc>
+            </w:tr>
+            <w:tr>
               <w:tc>
                 <w:tcPr>
                   <w:tcW w:w="0" w:type="auto"/>
@@ -821,12 +800,15 @@
                     <w:pStyle w:val="SS3-115"/>
                     <w:numPr>
                       <w:ilvl w:val="0"/>
-                      <w:numId w:val="41"/>
+                      <w:numId w:val="38"/>
                     </w:numPr>
                     <w:ind w:left="284" w:hanging="284"/>
-                  </w:pPr>
-                  <w:r>
-                    <w:t>You hit the ball with a bat.</w:t>
+                    <w:rPr>
+                      <w:iCs/>
+                    </w:rPr>
+                  </w:pPr>
+                  <w:r>
+                    <w:t>You score goals.</w:t>
                   </w:r>
                 </w:p>
               </w:tc>
@@ -839,17 +821,15 @@
                     <w:pStyle w:val="SS3-115"/>
                     <w:numPr>
                       <w:ilvl w:val="0"/>
-                      <w:numId w:val="42"/>
+                      <w:numId w:val="39"/>
                     </w:numPr>
                     <w:ind w:left="284" w:hanging="284"/>
                   </w:pPr>
                   <w:r>
-                    <w:t>You tackle other players.</w:t>
-                  </w:r>
-                </w:p>
-              </w:tc>
-            </w:tr>
-            <w:tr>
+                    <w:t>You hit the ball with a bat.</w:t>
+                  </w:r>
+                </w:p>
+              </w:tc>
               <w:tc>
                 <w:tcPr>
                   <w:tcW w:w="0" w:type="auto"/>
@@ -864,10 +844,12 @@
                     <w:ind w:left="284" w:hanging="284"/>
                   </w:pPr>
                   <w:r>
-                    <w:t>There's a goalkeeper.</w:t>
-                  </w:r>
-                </w:p>
-              </w:tc>
+                    <w:t>You tackle other players.</w:t>
+                  </w:r>
+                </w:p>
+              </w:tc>
+            </w:tr>
+            <w:tr>
               <w:tc>
                 <w:tcPr>
                   <w:tcW w:w="0" w:type="auto"/>
@@ -877,12 +859,12 @@
                     <w:pStyle w:val="SS3-115"/>
                     <w:numPr>
                       <w:ilvl w:val="0"/>
-                      <w:numId w:val="41"/>
+                      <w:numId w:val="38"/>
                     </w:numPr>
                     <w:ind w:left="284" w:hanging="284"/>
                   </w:pPr>
                   <w:r>
-                    <w:t>You can play singles or doubles.</w:t>
+                    <w:t>There's a goalkeeper.</w:t>
                   </w:r>
                 </w:p>
               </w:tc>
@@ -895,17 +877,15 @@
                     <w:pStyle w:val="SS3-115"/>
                     <w:numPr>
                       <w:ilvl w:val="0"/>
-                      <w:numId w:val="42"/>
+                      <w:numId w:val="39"/>
                     </w:numPr>
                     <w:ind w:left="284" w:hanging="284"/>
                   </w:pPr>
                   <w:r>
-                    <w:t>You use a racket.</w:t>
-                  </w:r>
-                </w:p>
-              </w:tc>
-            </w:tr>
-            <w:tr>
+                    <w:t>You can play singles or doubles.</w:t>
+                  </w:r>
+                </w:p>
+              </w:tc>
               <w:tc>
                 <w:tcPr>
                   <w:tcW w:w="0" w:type="auto"/>
@@ -920,18 +900,12 @@
                     <w:ind w:left="284" w:hanging="284"/>
                   </w:pPr>
                   <w:r>
-                    <w:t xml:space="preserve">You earn </w:t>
-                  </w:r>
-                  <w:proofErr w:type="spellStart"/>
-                  <w:r>
-                    <w:t>coloured</w:t>
-                  </w:r>
-                  <w:proofErr w:type="spellEnd"/>
-                  <w:r>
-                    <w:t xml:space="preserve"> belts.</w:t>
-                  </w:r>
-                </w:p>
-              </w:tc>
+                    <w:t>You use a racket.</w:t>
+                  </w:r>
+                </w:p>
+              </w:tc>
+            </w:tr>
+            <w:tr>
               <w:tc>
                 <w:tcPr>
                   <w:tcW w:w="0" w:type="auto"/>
@@ -941,12 +915,20 @@
                     <w:pStyle w:val="SS3-115"/>
                     <w:numPr>
                       <w:ilvl w:val="0"/>
-                      <w:numId w:val="41"/>
+                      <w:numId w:val="38"/>
                     </w:numPr>
                     <w:ind w:left="284" w:hanging="284"/>
                   </w:pPr>
                   <w:r>
-                    <w:t>You mustn't run with the ball.</w:t>
+                    <w:t xml:space="preserve">You earn </w:t>
+                  </w:r>
+                  <w:proofErr w:type="spellStart"/>
+                  <w:r>
+                    <w:t>coloured</w:t>
+                  </w:r>
+                  <w:proofErr w:type="spellEnd"/>
+                  <w:r>
+                    <w:t xml:space="preserve"> belts.</w:t>
                   </w:r>
                 </w:p>
               </w:tc>
@@ -959,7 +941,25 @@
                     <w:pStyle w:val="SS3-115"/>
                     <w:numPr>
                       <w:ilvl w:val="0"/>
-                      <w:numId w:val="42"/>
+                      <w:numId w:val="39"/>
+                    </w:numPr>
+                    <w:ind w:left="284" w:hanging="284"/>
+                  </w:pPr>
+                  <w:r>
+                    <w:t>You mustn't run with the ball.</w:t>
+                  </w:r>
+                </w:p>
+              </w:tc>
+              <w:tc>
+                <w:tcPr>
+                  <w:tcW w:w="0" w:type="auto"/>
+                </w:tcPr>
+                <w:p>
+                  <w:pPr>
+                    <w:pStyle w:val="SS3-115"/>
+                    <w:numPr>
+                      <w:ilvl w:val="0"/>
+                      <w:numId w:val="40"/>
                     </w:numPr>
                     <w:ind w:left="284" w:hanging="284"/>
                   </w:pPr>
@@ -1697,7 +1697,7 @@
               <w:pStyle w:val="NumList"/>
               <w:numPr>
                 <w:ilvl w:val="0"/>
-                <w:numId w:val="43"/>
+                <w:numId w:val="41"/>
               </w:numPr>
               <w:ind w:left="284" w:hanging="284"/>
             </w:pPr>
@@ -1710,7 +1710,7 @@
               <w:pStyle w:val="NumList"/>
               <w:numPr>
                 <w:ilvl w:val="0"/>
-                <w:numId w:val="43"/>
+                <w:numId w:val="41"/>
               </w:numPr>
               <w:ind w:left="284" w:hanging="284"/>
             </w:pPr>
@@ -1723,7 +1723,7 @@
               <w:pStyle w:val="NumList"/>
               <w:numPr>
                 <w:ilvl w:val="0"/>
-                <w:numId w:val="43"/>
+                <w:numId w:val="41"/>
               </w:numPr>
               <w:ind w:left="284" w:hanging="284"/>
             </w:pPr>
@@ -1736,7 +1736,7 @@
               <w:pStyle w:val="NumList"/>
               <w:numPr>
                 <w:ilvl w:val="0"/>
-                <w:numId w:val="43"/>
+                <w:numId w:val="41"/>
               </w:numPr>
               <w:ind w:left="284" w:hanging="284"/>
             </w:pPr>
@@ -1749,7 +1749,7 @@
               <w:pStyle w:val="NumList"/>
               <w:numPr>
                 <w:ilvl w:val="0"/>
-                <w:numId w:val="43"/>
+                <w:numId w:val="41"/>
               </w:numPr>
               <w:ind w:left="284" w:hanging="284"/>
             </w:pPr>
@@ -1762,7 +1762,7 @@
               <w:pStyle w:val="NumList"/>
               <w:numPr>
                 <w:ilvl w:val="0"/>
-                <w:numId w:val="43"/>
+                <w:numId w:val="41"/>
               </w:numPr>
               <w:ind w:left="284" w:hanging="284"/>
             </w:pPr>
@@ -2024,7 +2024,7 @@
               <w:pStyle w:val="NumList"/>
               <w:numPr>
                 <w:ilvl w:val="0"/>
-                <w:numId w:val="44"/>
+                <w:numId w:val="42"/>
               </w:numPr>
               <w:ind w:left="284" w:hanging="284"/>
             </w:pPr>
@@ -2037,7 +2037,7 @@
               <w:pStyle w:val="NumList"/>
               <w:numPr>
                 <w:ilvl w:val="0"/>
-                <w:numId w:val="43"/>
+                <w:numId w:val="41"/>
               </w:numPr>
               <w:ind w:left="284" w:hanging="284"/>
             </w:pPr>
@@ -2050,7 +2050,7 @@
               <w:pStyle w:val="NumList"/>
               <w:numPr>
                 <w:ilvl w:val="0"/>
-                <w:numId w:val="43"/>
+                <w:numId w:val="41"/>
               </w:numPr>
               <w:ind w:left="284" w:hanging="284"/>
             </w:pPr>
@@ -2068,7 +2068,7 @@
               <w:pStyle w:val="NumList"/>
               <w:numPr>
                 <w:ilvl w:val="0"/>
-                <w:numId w:val="43"/>
+                <w:numId w:val="41"/>
               </w:numPr>
               <w:ind w:left="284" w:hanging="284"/>
             </w:pPr>
@@ -2081,7 +2081,7 @@
               <w:pStyle w:val="NumList"/>
               <w:numPr>
                 <w:ilvl w:val="0"/>
-                <w:numId w:val="43"/>
+                <w:numId w:val="41"/>
               </w:numPr>
               <w:ind w:left="284" w:hanging="284"/>
               <w:rPr>
@@ -2213,7 +2213,7 @@
               <w:pStyle w:val="NumList"/>
               <w:numPr>
                 <w:ilvl w:val="0"/>
-                <w:numId w:val="45"/>
+                <w:numId w:val="43"/>
               </w:numPr>
             </w:pPr>
             <w:r>
@@ -2435,7 +2435,7 @@
               <w:pStyle w:val="NumList"/>
               <w:numPr>
                 <w:ilvl w:val="0"/>
-                <w:numId w:val="46"/>
+                <w:numId w:val="44"/>
               </w:numPr>
               <w:ind w:left="284" w:hanging="284"/>
             </w:pPr>
@@ -2448,7 +2448,7 @@
               <w:pStyle w:val="NumList"/>
               <w:numPr>
                 <w:ilvl w:val="0"/>
-                <w:numId w:val="44"/>
+                <w:numId w:val="42"/>
               </w:numPr>
               <w:ind w:left="284" w:hanging="284"/>
             </w:pPr>
@@ -2461,7 +2461,7 @@
               <w:pStyle w:val="NumList"/>
               <w:numPr>
                 <w:ilvl w:val="0"/>
-                <w:numId w:val="44"/>
+                <w:numId w:val="42"/>
               </w:numPr>
               <w:ind w:left="284" w:hanging="284"/>
             </w:pPr>
@@ -2474,7 +2474,7 @@
               <w:pStyle w:val="NumList"/>
               <w:numPr>
                 <w:ilvl w:val="0"/>
-                <w:numId w:val="44"/>
+                <w:numId w:val="42"/>
               </w:numPr>
               <w:ind w:left="284" w:hanging="284"/>
             </w:pPr>
@@ -2487,7 +2487,7 @@
               <w:pStyle w:val="NumList"/>
               <w:numPr>
                 <w:ilvl w:val="0"/>
-                <w:numId w:val="44"/>
+                <w:numId w:val="42"/>
               </w:numPr>
               <w:ind w:left="284" w:hanging="284"/>
               <w:rPr>
@@ -2623,7 +2623,7 @@
               <w:pStyle w:val="NumList"/>
               <w:numPr>
                 <w:ilvl w:val="0"/>
-                <w:numId w:val="47"/>
+                <w:numId w:val="45"/>
               </w:numPr>
               <w:ind w:left="284" w:hanging="284"/>
             </w:pPr>
@@ -2636,7 +2636,7 @@
               <w:pStyle w:val="NumList"/>
               <w:numPr>
                 <w:ilvl w:val="0"/>
-                <w:numId w:val="47"/>
+                <w:numId w:val="45"/>
               </w:numPr>
               <w:ind w:left="284" w:hanging="284"/>
             </w:pPr>
@@ -2649,7 +2649,7 @@
               <w:pStyle w:val="NumList"/>
               <w:numPr>
                 <w:ilvl w:val="0"/>
-                <w:numId w:val="47"/>
+                <w:numId w:val="45"/>
               </w:numPr>
               <w:ind w:left="284" w:hanging="284"/>
             </w:pPr>
@@ -2662,7 +2662,7 @@
               <w:pStyle w:val="NumList"/>
               <w:numPr>
                 <w:ilvl w:val="0"/>
-                <w:numId w:val="47"/>
+                <w:numId w:val="45"/>
               </w:numPr>
               <w:ind w:left="284" w:hanging="284"/>
             </w:pPr>
@@ -2675,7 +2675,7 @@
               <w:pStyle w:val="NumList"/>
               <w:numPr>
                 <w:ilvl w:val="0"/>
-                <w:numId w:val="47"/>
+                <w:numId w:val="45"/>
               </w:numPr>
               <w:ind w:left="284" w:hanging="284"/>
             </w:pPr>
@@ -2688,7 +2688,7 @@
               <w:pStyle w:val="NumList"/>
               <w:numPr>
                 <w:ilvl w:val="0"/>
-                <w:numId w:val="47"/>
+                <w:numId w:val="45"/>
               </w:numPr>
               <w:ind w:left="284" w:hanging="284"/>
             </w:pPr>
@@ -3365,7 +3365,7 @@
                     <w:pStyle w:val="SS3-115"/>
                     <w:numPr>
                       <w:ilvl w:val="0"/>
-                      <w:numId w:val="50"/>
+                      <w:numId w:val="48"/>
                     </w:numPr>
                     <w:ind w:left="284" w:hanging="284"/>
                     <w:rPr>
@@ -3389,7 +3389,7 @@
                     <w:pStyle w:val="SS3-115"/>
                     <w:numPr>
                       <w:ilvl w:val="0"/>
-                      <w:numId w:val="50"/>
+                      <w:numId w:val="48"/>
                     </w:numPr>
                     <w:ind w:left="284" w:hanging="284"/>
                     <w:rPr>
@@ -3410,7 +3410,7 @@
                     <w:pStyle w:val="SS3-115"/>
                     <w:numPr>
                       <w:ilvl w:val="0"/>
-                      <w:numId w:val="50"/>
+                      <w:numId w:val="48"/>
                     </w:numPr>
                     <w:ind w:left="284" w:hanging="284"/>
                   </w:pPr>
@@ -3428,7 +3428,7 @@
                     <w:pStyle w:val="SS3-115"/>
                     <w:numPr>
                       <w:ilvl w:val="0"/>
-                      <w:numId w:val="50"/>
+                      <w:numId w:val="48"/>
                     </w:numPr>
                     <w:ind w:left="284" w:hanging="284"/>
                   </w:pPr>
@@ -3446,7 +3446,7 @@
                     <w:pStyle w:val="SS3-115"/>
                     <w:numPr>
                       <w:ilvl w:val="0"/>
-                      <w:numId w:val="50"/>
+                      <w:numId w:val="48"/>
                     </w:numPr>
                     <w:ind w:left="284" w:hanging="284"/>
                   </w:pPr>
@@ -3464,7 +3464,7 @@
                     <w:pStyle w:val="SS3-115"/>
                     <w:numPr>
                       <w:ilvl w:val="0"/>
-                      <w:numId w:val="50"/>
+                      <w:numId w:val="48"/>
                     </w:numPr>
                     <w:ind w:left="284" w:hanging="284"/>
                   </w:pPr>
@@ -3484,7 +3484,7 @@
                     <w:pStyle w:val="SS3-115"/>
                     <w:numPr>
                       <w:ilvl w:val="0"/>
-                      <w:numId w:val="50"/>
+                      <w:numId w:val="48"/>
                     </w:numPr>
                     <w:ind w:left="284" w:hanging="284"/>
                     <w:rPr>
@@ -3505,7 +3505,7 @@
                     <w:pStyle w:val="SS3-115"/>
                     <w:numPr>
                       <w:ilvl w:val="0"/>
-                      <w:numId w:val="50"/>
+                      <w:numId w:val="48"/>
                     </w:numPr>
                     <w:ind w:left="284" w:hanging="284"/>
                     <w:rPr>
@@ -3526,7 +3526,7 @@
                     <w:pStyle w:val="SS3-115"/>
                     <w:numPr>
                       <w:ilvl w:val="0"/>
-                      <w:numId w:val="50"/>
+                      <w:numId w:val="48"/>
                     </w:numPr>
                     <w:ind w:left="284" w:hanging="284"/>
                   </w:pPr>
@@ -3544,7 +3544,7 @@
                     <w:pStyle w:val="SS3-115"/>
                     <w:numPr>
                       <w:ilvl w:val="0"/>
-                      <w:numId w:val="50"/>
+                      <w:numId w:val="48"/>
                     </w:numPr>
                     <w:ind w:left="284" w:hanging="284"/>
                   </w:pPr>
@@ -3562,7 +3562,7 @@
                     <w:pStyle w:val="SS3-115"/>
                     <w:numPr>
                       <w:ilvl w:val="0"/>
-                      <w:numId w:val="50"/>
+                      <w:numId w:val="48"/>
                     </w:numPr>
                     <w:ind w:left="284" w:hanging="284"/>
                   </w:pPr>
@@ -3580,7 +3580,7 @@
                     <w:pStyle w:val="SS3-115"/>
                     <w:numPr>
                       <w:ilvl w:val="0"/>
-                      <w:numId w:val="50"/>
+                      <w:numId w:val="48"/>
                     </w:numPr>
                     <w:ind w:left="284" w:hanging="284"/>
                   </w:pPr>
@@ -3762,7 +3762,7 @@
               <w:pStyle w:val="NumList"/>
               <w:numPr>
                 <w:ilvl w:val="0"/>
-                <w:numId w:val="48"/>
+                <w:numId w:val="46"/>
               </w:numPr>
               <w:ind w:left="284" w:hanging="284"/>
             </w:pPr>
@@ -3814,7 +3814,7 @@
               <w:pStyle w:val="NumList"/>
               <w:numPr>
                 <w:ilvl w:val="0"/>
-                <w:numId w:val="48"/>
+                <w:numId w:val="46"/>
               </w:numPr>
               <w:ind w:left="284" w:hanging="284"/>
             </w:pPr>
@@ -3839,7 +3839,7 @@
               <w:pStyle w:val="NumList"/>
               <w:numPr>
                 <w:ilvl w:val="0"/>
-                <w:numId w:val="48"/>
+                <w:numId w:val="46"/>
               </w:numPr>
               <w:ind w:left="284" w:hanging="284"/>
             </w:pPr>
@@ -3861,7 +3861,7 @@
               <w:pStyle w:val="NumList"/>
               <w:numPr>
                 <w:ilvl w:val="0"/>
-                <w:numId w:val="48"/>
+                <w:numId w:val="46"/>
               </w:numPr>
               <w:ind w:left="284" w:hanging="284"/>
             </w:pPr>
@@ -3883,7 +3883,7 @@
               <w:pStyle w:val="NumList"/>
               <w:numPr>
                 <w:ilvl w:val="0"/>
-                <w:numId w:val="48"/>
+                <w:numId w:val="46"/>
               </w:numPr>
               <w:ind w:left="284" w:hanging="284"/>
             </w:pPr>
@@ -3995,7 +3995,25 @@
                       <w:szCs w:val="21"/>
                       <w:lang w:bidi="ar-SA"/>
                     </w:rPr>
-                    <w:t xml:space="preserve">Since then it has become </w:t>
+                    <w:t xml:space="preserve">Since </w:t>
+                  </w:r>
+                  <w:proofErr w:type="gramStart"/>
+                  <w:r>
+                    <w:rPr>
+                      <w:sz w:val="21"/>
+                      <w:szCs w:val="21"/>
+                      <w:lang w:bidi="ar-SA"/>
+                    </w:rPr>
+                    <w:t>then</w:t>
+                  </w:r>
+                  <w:proofErr w:type="gramEnd"/>
+                  <w:r>
+                    <w:rPr>
+                      <w:sz w:val="21"/>
+                      <w:szCs w:val="21"/>
+                      <w:lang w:bidi="ar-SA"/>
+                    </w:rPr>
+                    <w:t xml:space="preserve"> it has become </w:t>
                   </w:r>
                   <w:r>
                     <w:rPr>
@@ -4602,7 +4620,27 @@
                       <w:szCs w:val="23"/>
                       <w:lang w:bidi="ar-SA"/>
                     </w:rPr>
-                    <w:t xml:space="preserve"> and learn parkour. However, many traceurs do not like the idea of special places for their activity. The idea behind parkour is to adapt to any environment and be creative about how you get through it. It is about freedom and self-expression. The founder of parkour refused to teach people how to do moves or get over obstacles. The whole point is to learn your own technique and way of moving. So the idea of having classes or a limited space to </w:t>
+                    <w:t xml:space="preserve"> and learn parkour. However, many traceurs do not like the idea of special places for their activity. The idea behind parkour is to adapt to any environment and be creative about how you get through it. It is about freedom and self-expression. The founder of parkour refused to teach people how to do moves or get over obstacles. The whole point is to learn your own technique and way of moving. </w:t>
+                  </w:r>
+                  <w:proofErr w:type="gramStart"/>
+                  <w:r>
+                    <w:rPr>
+                      <w:rFonts w:ascii="Source Sans 3" w:hAnsi="Source Sans 3"/>
+                      <w:sz w:val="23"/>
+                      <w:szCs w:val="23"/>
+                      <w:lang w:bidi="ar-SA"/>
+                    </w:rPr>
+                    <w:t>So</w:t>
+                  </w:r>
+                  <w:proofErr w:type="gramEnd"/>
+                  <w:r>
+                    <w:rPr>
+                      <w:rFonts w:ascii="Source Sans 3" w:hAnsi="Source Sans 3"/>
+                      <w:sz w:val="23"/>
+                      <w:szCs w:val="23"/>
+                      <w:lang w:bidi="ar-SA"/>
+                    </w:rPr>
+                    <w:t xml:space="preserve"> the idea of having classes or a limited space to </w:t>
                   </w:r>
                   <w:proofErr w:type="spellStart"/>
                   <w:r>
@@ -5104,7 +5142,7 @@
               <w:pStyle w:val="NumList"/>
               <w:numPr>
                 <w:ilvl w:val="0"/>
-                <w:numId w:val="49"/>
+                <w:numId w:val="47"/>
               </w:numPr>
               <w:spacing w:before="120"/>
               <w:ind w:left="284" w:hanging="284"/>
@@ -5118,7 +5156,7 @@
               <w:pStyle w:val="NumList"/>
               <w:numPr>
                 <w:ilvl w:val="0"/>
-                <w:numId w:val="49"/>
+                <w:numId w:val="47"/>
               </w:numPr>
               <w:ind w:left="284" w:hanging="284"/>
             </w:pPr>
@@ -5131,7 +5169,7 @@
               <w:pStyle w:val="NumList"/>
               <w:numPr>
                 <w:ilvl w:val="0"/>
-                <w:numId w:val="49"/>
+                <w:numId w:val="47"/>
               </w:numPr>
               <w:ind w:left="284" w:hanging="284"/>
             </w:pPr>
@@ -5144,7 +5182,7 @@
               <w:pStyle w:val="NumList"/>
               <w:numPr>
                 <w:ilvl w:val="0"/>
-                <w:numId w:val="49"/>
+                <w:numId w:val="47"/>
               </w:numPr>
               <w:ind w:left="284" w:hanging="284"/>
             </w:pPr>
@@ -5165,7 +5203,7 @@
               <w:pStyle w:val="NumList"/>
               <w:numPr>
                 <w:ilvl w:val="0"/>
-                <w:numId w:val="49"/>
+                <w:numId w:val="47"/>
               </w:numPr>
               <w:ind w:left="284" w:hanging="284"/>
             </w:pPr>
@@ -5178,7 +5216,7 @@
               <w:pStyle w:val="NumList"/>
               <w:numPr>
                 <w:ilvl w:val="0"/>
-                <w:numId w:val="49"/>
+                <w:numId w:val="47"/>
               </w:numPr>
               <w:ind w:left="284" w:hanging="284"/>
             </w:pPr>
@@ -5191,7 +5229,7 @@
               <w:pStyle w:val="NumList"/>
               <w:numPr>
                 <w:ilvl w:val="0"/>
-                <w:numId w:val="49"/>
+                <w:numId w:val="47"/>
               </w:numPr>
               <w:ind w:left="284" w:hanging="284"/>
             </w:pPr>
@@ -5204,7 +5242,7 @@
               <w:pStyle w:val="NumList"/>
               <w:numPr>
                 <w:ilvl w:val="0"/>
-                <w:numId w:val="49"/>
+                <w:numId w:val="47"/>
               </w:numPr>
               <w:ind w:left="284" w:hanging="284"/>
             </w:pPr>
@@ -5364,7 +5402,25 @@
                 <w:b w:val="0"/>
                 <w:bCs w:val="0"/>
               </w:rPr>
-              <w:t xml:space="preserve">. They believe that parkour is not a sport and can never be part of a </w:t>
+              <w:t xml:space="preserve">. They believe that parkour is not a sport and can never be part of </w:t>
+            </w:r>
+            <w:proofErr w:type="gramStart"/>
+            <w:r>
+              <w:rPr>
+                <w:rFonts w:ascii="Source Sans 3" w:hAnsi="Source Sans 3"/>
+                <w:b w:val="0"/>
+                <w:bCs w:val="0"/>
+              </w:rPr>
+              <w:t>a</w:t>
+            </w:r>
+            <w:proofErr w:type="gramEnd"/>
+            <w:r>
+              <w:rPr>
+                <w:rFonts w:ascii="Source Sans 3" w:hAnsi="Source Sans 3"/>
+                <w:b w:val="0"/>
+                <w:bCs w:val="0"/>
+              </w:rPr>
+              <w:t xml:space="preserve"> </w:t>
             </w:r>
             <w:r>
               <w:rPr>
@@ -5584,7 +5640,7 @@
                     <w:pStyle w:val="SS3-115"/>
                     <w:numPr>
                       <w:ilvl w:val="0"/>
-                      <w:numId w:val="51"/>
+                      <w:numId w:val="49"/>
                     </w:numPr>
                     <w:ind w:left="284" w:hanging="284"/>
                     <w:rPr>
@@ -5605,7 +5661,7 @@
                     <w:pStyle w:val="SS3-115"/>
                     <w:numPr>
                       <w:ilvl w:val="0"/>
-                      <w:numId w:val="51"/>
+                      <w:numId w:val="49"/>
                     </w:numPr>
                     <w:ind w:left="284" w:hanging="284"/>
                     <w:rPr>
@@ -5626,7 +5682,7 @@
                     <w:pStyle w:val="SS3-115"/>
                     <w:numPr>
                       <w:ilvl w:val="0"/>
-                      <w:numId w:val="51"/>
+                      <w:numId w:val="49"/>
                     </w:numPr>
                     <w:ind w:left="284" w:hanging="284"/>
                   </w:pPr>
@@ -5644,7 +5700,7 @@
                     <w:pStyle w:val="SS3-115"/>
                     <w:numPr>
                       <w:ilvl w:val="0"/>
-                      <w:numId w:val="51"/>
+                      <w:numId w:val="49"/>
                     </w:numPr>
                     <w:ind w:left="284" w:hanging="284"/>
                   </w:pPr>
@@ -5662,7 +5718,7 @@
                     <w:pStyle w:val="SS3-115"/>
                     <w:numPr>
                       <w:ilvl w:val="0"/>
-                      <w:numId w:val="51"/>
+                      <w:numId w:val="49"/>
                     </w:numPr>
                     <w:ind w:left="284" w:hanging="284"/>
                   </w:pPr>
@@ -5682,7 +5738,7 @@
                     <w:pStyle w:val="SS3-115"/>
                     <w:numPr>
                       <w:ilvl w:val="0"/>
-                      <w:numId w:val="51"/>
+                      <w:numId w:val="49"/>
                     </w:numPr>
                     <w:ind w:left="284" w:hanging="284"/>
                     <w:rPr>
@@ -5703,7 +5759,7 @@
                     <w:pStyle w:val="SS3-115"/>
                     <w:numPr>
                       <w:ilvl w:val="0"/>
-                      <w:numId w:val="51"/>
+                      <w:numId w:val="49"/>
                     </w:numPr>
                     <w:ind w:left="284" w:hanging="284"/>
                     <w:rPr>
@@ -5724,7 +5780,7 @@
                     <w:pStyle w:val="SS3-115"/>
                     <w:numPr>
                       <w:ilvl w:val="0"/>
-                      <w:numId w:val="51"/>
+                      <w:numId w:val="49"/>
                     </w:numPr>
                     <w:ind w:left="284" w:hanging="284"/>
                   </w:pPr>
@@ -5742,7 +5798,7 @@
                     <w:pStyle w:val="SS3-115"/>
                     <w:numPr>
                       <w:ilvl w:val="0"/>
-                      <w:numId w:val="51"/>
+                      <w:numId w:val="49"/>
                     </w:numPr>
                     <w:ind w:left="284" w:hanging="284"/>
                   </w:pPr>
@@ -5760,7 +5816,7 @@
                     <w:pStyle w:val="SS3-115"/>
                     <w:numPr>
                       <w:ilvl w:val="0"/>
-                      <w:numId w:val="51"/>
+                      <w:numId w:val="49"/>
                     </w:numPr>
                     <w:ind w:left="284" w:hanging="284"/>
                   </w:pPr>
@@ -5780,7 +5836,7 @@
                     <w:pStyle w:val="SS3-115"/>
                     <w:numPr>
                       <w:ilvl w:val="0"/>
-                      <w:numId w:val="51"/>
+                      <w:numId w:val="49"/>
                     </w:numPr>
                     <w:ind w:left="284" w:hanging="284"/>
                   </w:pPr>
@@ -5798,7 +5854,7 @@
                     <w:pStyle w:val="SS3-115"/>
                     <w:numPr>
                       <w:ilvl w:val="0"/>
-                      <w:numId w:val="51"/>
+                      <w:numId w:val="49"/>
                     </w:numPr>
                     <w:ind w:left="284" w:hanging="284"/>
                     <w:rPr>
@@ -5819,7 +5875,7 @@
                     <w:pStyle w:val="SS3-115"/>
                     <w:numPr>
                       <w:ilvl w:val="0"/>
-                      <w:numId w:val="51"/>
+                      <w:numId w:val="49"/>
                     </w:numPr>
                     <w:ind w:left="284" w:hanging="284"/>
                   </w:pPr>
@@ -6059,7 +6115,23 @@
                       <w:sz w:val="21"/>
                       <w:szCs w:val="21"/>
                     </w:rPr>
-                    <w:t xml:space="preserve"> does not mean the same as many sports.</w:t>
+                    <w:t xml:space="preserve"> </w:t>
+                  </w:r>
+                  <w:proofErr w:type="gramStart"/>
+                  <w:r>
+                    <w:rPr>
+                      <w:sz w:val="21"/>
+                      <w:szCs w:val="21"/>
+                    </w:rPr>
+                    <w:t>does</w:t>
+                  </w:r>
+                  <w:proofErr w:type="gramEnd"/>
+                  <w:r>
+                    <w:rPr>
+                      <w:sz w:val="21"/>
+                      <w:szCs w:val="21"/>
+                    </w:rPr>
+                    <w:t xml:space="preserve"> not mean the same as many sports.</w:t>
                   </w:r>
                 </w:p>
               </w:tc>
@@ -6436,7 +6508,7 @@
               <w:pStyle w:val="NumList"/>
               <w:numPr>
                 <w:ilvl w:val="0"/>
-                <w:numId w:val="52"/>
+                <w:numId w:val="50"/>
               </w:numPr>
               <w:ind w:left="284" w:hanging="284"/>
             </w:pPr>
@@ -6449,7 +6521,7 @@
               <w:pStyle w:val="NumList"/>
               <w:numPr>
                 <w:ilvl w:val="0"/>
-                <w:numId w:val="52"/>
+                <w:numId w:val="50"/>
               </w:numPr>
               <w:ind w:left="284" w:hanging="284"/>
             </w:pPr>
@@ -6462,7 +6534,7 @@
               <w:pStyle w:val="NumList"/>
               <w:numPr>
                 <w:ilvl w:val="0"/>
-                <w:numId w:val="52"/>
+                <w:numId w:val="50"/>
               </w:numPr>
               <w:ind w:left="284" w:hanging="284"/>
             </w:pPr>
@@ -6475,12 +6547,20 @@
               <w:pStyle w:val="NumList"/>
               <w:numPr>
                 <w:ilvl w:val="0"/>
-                <w:numId w:val="52"/>
+                <w:numId w:val="50"/>
               </w:numPr>
               <w:ind w:left="284" w:hanging="284"/>
             </w:pPr>
             <w:r>
-              <w:t>visit to friends / visit friends / visit some friends</w:t>
+              <w:t xml:space="preserve">visit to </w:t>
+            </w:r>
+            <w:proofErr w:type="gramStart"/>
+            <w:r>
+              <w:t>friends</w:t>
+            </w:r>
+            <w:proofErr w:type="gramEnd"/>
+            <w:r>
+              <w:t xml:space="preserve"> / visit friends / visit some friends</w:t>
             </w:r>
           </w:p>
           <w:p>
@@ -6488,7 +6568,7 @@
               <w:pStyle w:val="NumList"/>
               <w:numPr>
                 <w:ilvl w:val="0"/>
-                <w:numId w:val="52"/>
+                <w:numId w:val="50"/>
               </w:numPr>
               <w:ind w:left="284" w:hanging="284"/>
             </w:pPr>
@@ -6501,7 +6581,7 @@
               <w:pStyle w:val="NumList"/>
               <w:numPr>
                 <w:ilvl w:val="0"/>
-                <w:numId w:val="52"/>
+                <w:numId w:val="50"/>
               </w:numPr>
               <w:ind w:left="284" w:hanging="284"/>
             </w:pPr>
@@ -6514,7 +6594,7 @@
               <w:pStyle w:val="NumList"/>
               <w:numPr>
                 <w:ilvl w:val="0"/>
-                <w:numId w:val="52"/>
+                <w:numId w:val="50"/>
               </w:numPr>
               <w:ind w:left="284" w:hanging="284"/>
             </w:pPr>
@@ -6527,7 +6607,7 @@
               <w:pStyle w:val="NumList"/>
               <w:numPr>
                 <w:ilvl w:val="0"/>
-                <w:numId w:val="52"/>
+                <w:numId w:val="50"/>
               </w:numPr>
               <w:ind w:left="284" w:hanging="284"/>
             </w:pPr>
@@ -6811,22 +6891,54 @@
                       <w:sz w:val="21"/>
                       <w:szCs w:val="21"/>
                     </w:rPr>
-                    <w:t>Some people are saying that people are less active than they were in the past. There are points for and against this idea, but overall I agree with the statement. In this essay I explained why.</w:t>
-                  </w:r>
-                </w:p>
-                <w:p>
-                  <w:pPr>
+                    <w:t xml:space="preserve">Some people are saying that people are less active than they were in the past. There are points for and against this idea, but </w:t>
+                  </w:r>
+                  <w:proofErr w:type="gramStart"/>
+                  <w:r>
                     <w:rPr>
                       <w:sz w:val="21"/>
                       <w:szCs w:val="21"/>
                     </w:rPr>
-                  </w:pPr>
+                    <w:t>overall</w:t>
+                  </w:r>
+                  <w:proofErr w:type="gramEnd"/>
                   <w:r>
                     <w:rPr>
                       <w:sz w:val="21"/>
                       <w:szCs w:val="21"/>
                     </w:rPr>
-                    <w:t>In my opinion, the main reason why people less active is computers. Several years ago we go to speak to our colleagues. We walked to their desk or office. Now we send an email without getting up from our seat. Even our free time is less active because we playing computer games and go on social media. Before, people were walking to a café to meet their friends or they went to their house. Nowadays, though, we chat online at home. In the twentieth century, children do many activities. In today's world, parents are scared for their children's safety, so they prefer to keep them at home. For many, it is easier to stay at home than to go out.</w:t>
+                    <w:t xml:space="preserve"> I agree with the statement. In this essay I explained why.</w:t>
+                  </w:r>
+                </w:p>
+                <w:p>
+                  <w:pPr>
+                    <w:rPr>
+                      <w:sz w:val="21"/>
+                      <w:szCs w:val="21"/>
+                    </w:rPr>
+                  </w:pPr>
+                  <w:r>
+                    <w:rPr>
+                      <w:sz w:val="21"/>
+                      <w:szCs w:val="21"/>
+                    </w:rPr>
+                    <w:t xml:space="preserve">In my opinion, the main reason why people less active is computers. Several years </w:t>
+                  </w:r>
+                  <w:proofErr w:type="gramStart"/>
+                  <w:r>
+                    <w:rPr>
+                      <w:sz w:val="21"/>
+                      <w:szCs w:val="21"/>
+                    </w:rPr>
+                    <w:t>ago</w:t>
+                  </w:r>
+                  <w:proofErr w:type="gramEnd"/>
+                  <w:r>
+                    <w:rPr>
+                      <w:sz w:val="21"/>
+                      <w:szCs w:val="21"/>
+                    </w:rPr>
+                    <w:t xml:space="preserve"> we go to speak to our colleagues. We walked to their desk or office. Now we send an email without getting up from our seat. Even our free time is less active because we playing computer games and go on social media. Before, people were walking to a café to meet their friends or they went to their house. Nowadays, though, we chat online at home. In the twentieth century, children do many activities. In today's world, parents are scared for their children's safety, so they prefer to keep them at home. For many, it is easier to stay at home than to go out.</w:t>
                   </w:r>
                 </w:p>
                 <w:p>
@@ -6857,7 +6969,23 @@
                       <w:sz w:val="21"/>
                       <w:szCs w:val="21"/>
                     </w:rPr>
-                    <w:t>To sum up, I am agree that people are less active in their free time compared with the past. Now people are lazier and less fit than they were before. (273 words)</w:t>
+                    <w:t xml:space="preserve">To sum up, I am </w:t>
+                  </w:r>
+                  <w:proofErr w:type="gramStart"/>
+                  <w:r>
+                    <w:rPr>
+                      <w:sz w:val="21"/>
+                      <w:szCs w:val="21"/>
+                    </w:rPr>
+                    <w:t>agree</w:t>
+                  </w:r>
+                  <w:proofErr w:type="gramEnd"/>
+                  <w:r>
+                    <w:rPr>
+                      <w:sz w:val="21"/>
+                      <w:szCs w:val="21"/>
+                    </w:rPr>
+                    <w:t xml:space="preserve"> that people are less active in their free time compared with the past. Now people are lazier and less fit than they were before. (273 words)</w:t>
                   </w:r>
                 </w:p>
               </w:tc>
@@ -6968,7 +7096,7 @@
               <w:pStyle w:val="NumList"/>
               <w:numPr>
                 <w:ilvl w:val="0"/>
-                <w:numId w:val="53"/>
+                <w:numId w:val="51"/>
               </w:numPr>
               <w:ind w:left="284" w:hanging="284"/>
             </w:pPr>
@@ -6981,7 +7109,7 @@
               <w:pStyle w:val="NumList"/>
               <w:numPr>
                 <w:ilvl w:val="0"/>
-                <w:numId w:val="53"/>
+                <w:numId w:val="51"/>
               </w:numPr>
               <w:ind w:left="284" w:hanging="284"/>
             </w:pPr>
@@ -6994,7 +7122,7 @@
               <w:pStyle w:val="NumList"/>
               <w:numPr>
                 <w:ilvl w:val="0"/>
-                <w:numId w:val="53"/>
+                <w:numId w:val="51"/>
               </w:numPr>
               <w:ind w:left="284" w:hanging="284"/>
             </w:pPr>
@@ -7007,7 +7135,7 @@
               <w:pStyle w:val="NumList"/>
               <w:numPr>
                 <w:ilvl w:val="0"/>
-                <w:numId w:val="53"/>
+                <w:numId w:val="51"/>
               </w:numPr>
               <w:ind w:left="284" w:hanging="284"/>
             </w:pPr>
@@ -7020,7 +7148,7 @@
               <w:pStyle w:val="NumList"/>
               <w:numPr>
                 <w:ilvl w:val="0"/>
-                <w:numId w:val="53"/>
+                <w:numId w:val="51"/>
               </w:numPr>
               <w:ind w:left="284" w:hanging="284"/>
             </w:pPr>
@@ -7033,7 +7161,7 @@
               <w:pStyle w:val="NumList"/>
               <w:numPr>
                 <w:ilvl w:val="0"/>
-                <w:numId w:val="53"/>
+                <w:numId w:val="51"/>
               </w:numPr>
               <w:ind w:left="284" w:hanging="284"/>
             </w:pPr>
@@ -7046,7 +7174,7 @@
               <w:pStyle w:val="NumList"/>
               <w:numPr>
                 <w:ilvl w:val="0"/>
-                <w:numId w:val="53"/>
+                <w:numId w:val="51"/>
               </w:numPr>
               <w:ind w:left="284" w:hanging="284"/>
             </w:pPr>
@@ -7127,7 +7255,7 @@
               <w:pStyle w:val="NumList"/>
               <w:numPr>
                 <w:ilvl w:val="0"/>
-                <w:numId w:val="53"/>
+                <w:numId w:val="51"/>
               </w:numPr>
               <w:ind w:left="284" w:hanging="284"/>
               <w:rPr>
@@ -7322,13 +7450,13 @@
               <w:tblLook w:val="04A0" w:firstRow="1" w:lastRow="0" w:firstColumn="1" w:lastColumn="0" w:noHBand="0" w:noVBand="1"/>
             </w:tblPr>
             <w:tblGrid>
-              <w:gridCol w:w="1865"/>
-              <w:gridCol w:w="1701"/>
+              <w:gridCol w:w="1875"/>
+              <w:gridCol w:w="2355"/>
             </w:tblGrid>
             <w:tr>
               <w:tc>
                 <w:tcPr>
-                  <w:tcW w:w="1865" w:type="dxa"/>
+                  <w:tcW w:w="0" w:type="auto"/>
                   <w:shd w:val="clear" w:color="auto" w:fill="E0E3EC"/>
                 </w:tcPr>
                 <w:p>
@@ -7354,7 +7482,7 @@
               </w:tc>
               <w:tc>
                 <w:tcPr>
-                  <w:tcW w:w="1701" w:type="dxa"/>
+                  <w:tcW w:w="0" w:type="auto"/>
                   <w:shd w:val="clear" w:color="auto" w:fill="E0E3EC"/>
                 </w:tcPr>
                 <w:p>
@@ -7382,7 +7510,7 @@
             <w:tr>
               <w:tc>
                 <w:tcPr>
-                  <w:tcW w:w="1865" w:type="dxa"/>
+                  <w:tcW w:w="0" w:type="auto"/>
                   <w:shd w:val="clear" w:color="auto" w:fill="E0E3EC"/>
                 </w:tcPr>
                 <w:p>
@@ -7393,7 +7521,7 @@
                     <w:t>n</w:t>
                   </w:r>
                   <w:r>
-                    <w:t xml:space="preserve"> ___ </w:t>
+                    <w:t xml:space="preserve"> __ </w:t>
                   </w:r>
                   <w:r>
                     <w:t>w</w:t>
@@ -7404,28 +7532,47 @@
                     <w:pStyle w:val="SS3-115"/>
                   </w:pPr>
                   <w:r>
-                    <w:t xml:space="preserve">ds </w:t>
-                  </w:r>
+                    <w:t>n __ d __ s</w:t>
+                  </w:r>
+                </w:p>
+                <w:p>
+                  <w:pPr>
+                    <w:pStyle w:val="SS3-115"/>
+                  </w:pPr>
                   <w:proofErr w:type="spellStart"/>
                   <w:r>
-                    <w:t>n_d</w:t>
+                    <w:t>i</w:t>
                   </w:r>
                   <w:proofErr w:type="spellEnd"/>
+                  <w:r>
+                    <w:t xml:space="preserve"> __ t __ ‘s w __ d</w:t>
+                  </w:r>
                 </w:p>
                 <w:p>
                   <w:pPr>
                     <w:pStyle w:val="SS3-115"/>
                   </w:pPr>
-                  <w:r>
-                    <w:t>it's</w:t>
-                  </w:r>
-                </w:p>
+                  <w:proofErr w:type="spellStart"/>
+                  <w:r>
+                    <w:t>th</w:t>
+                  </w:r>
+                  <w:proofErr w:type="spellEnd"/>
+                  <w:r>
+                    <w:t xml:space="preserve"> __ days</w:t>
+                  </w:r>
+                </w:p>
+              </w:tc>
+              <w:tc>
+                <w:tcPr>
+                  <w:tcW w:w="0" w:type="auto"/>
+                  <w:shd w:val="clear" w:color="auto" w:fill="E0E3EC"/>
+                </w:tcPr>
                 <w:p>
                   <w:pPr>
                     <w:pStyle w:val="SS3-115"/>
                   </w:pPr>
                   <w:r>
-                    <w:t>w</w:t>
+                    <w:t>b __ o __ e</w:t>
                   </w:r>
                 </w:p>
                 <w:p>
@@ -7433,20 +7580,23 @@
                     <w:pStyle w:val="SS3-115"/>
                   </w:pPr>
                   <w:r>
-                    <w:t>d</w:t>
+                    <w:t>__ the p __</w:t>
                   </w:r>
                 </w:p>
                 <w:p>
                   <w:pPr>
                     <w:pStyle w:val="SS3-115"/>
                   </w:pPr>
+                  <w:r>
+                    <w:t xml:space="preserve">s __ </w:t>
+                  </w:r>
                   <w:proofErr w:type="spellStart"/>
                   <w:r>
-                    <w:t>th</w:t>
+                    <w:t>ral</w:t>
                   </w:r>
                   <w:proofErr w:type="spellEnd"/>
                   <w:r>
-                    <w:t>___ days</w:t>
+                    <w:t xml:space="preserve"> years ___</w:t>
                   </w:r>
                 </w:p>
                 <w:p>
@@ -7454,87 +7604,7 @@
                     <w:pStyle w:val="SS3-115"/>
                   </w:pPr>
                   <w:r>
-                    <w:t>-</w:t>
-                  </w:r>
-                </w:p>
-              </w:tc>
-              <w:tc>
-                <w:tcPr>
-                  <w:tcW w:w="1701" w:type="dxa"/>
-                  <w:shd w:val="clear" w:color="auto" w:fill="E0E3EC"/>
-                </w:tcPr>
-                <w:p>
-                  <w:pPr>
-                    <w:pStyle w:val="SS3-115"/>
-                  </w:pPr>
-                  <w:r>
-                    <w:t>b__</w:t>
-                  </w:r>
-                  <w:proofErr w:type="spellStart"/>
-                  <w:r>
-                    <w:t>o_e</w:t>
-                  </w:r>
-                  <w:proofErr w:type="spellEnd"/>
-                </w:p>
-                <w:p>
-                  <w:pPr>
-                    <w:pStyle w:val="SS3-115"/>
-                  </w:pPr>
-                  <w:r>
-                    <w:t>--</w:t>
-                  </w:r>
-                </w:p>
-                <w:p>
-                  <w:pPr>
-                    <w:pStyle w:val="SS3-115"/>
-                  </w:pPr>
-                  <w:r>
-                    <w:t>the p___</w:t>
-                  </w:r>
-                </w:p>
-                <w:p>
-                  <w:pPr>
-                    <w:pStyle w:val="SS3-115"/>
-                  </w:pPr>
-                  <w:r>
-                    <w:t>s___</w:t>
-                  </w:r>
-                  <w:proofErr w:type="spellStart"/>
-                  <w:r>
-                    <w:t>ral</w:t>
-                  </w:r>
-                  <w:proofErr w:type="spellEnd"/>
-                  <w:r>
-                    <w:t xml:space="preserve"> years</w:t>
-                  </w:r>
-                </w:p>
-                <w:p>
-                  <w:pPr>
-                    <w:pStyle w:val="SS3-115"/>
-                  </w:pPr>
-                  <w:r>
-                    <w:t>---</w:t>
-                  </w:r>
-                </w:p>
-                <w:p>
-                  <w:pPr>
-                    <w:pStyle w:val="SS3-115"/>
-                  </w:pPr>
-                  <w:proofErr w:type="spellStart"/>
-                  <w:r>
-                    <w:t>t__r_u__d</w:t>
-                  </w:r>
-                  <w:proofErr w:type="spellEnd"/>
-                  <w:r>
-                    <w:t xml:space="preserve"> to b</w:t>
-                  </w:r>
-                </w:p>
-                <w:p>
-                  <w:pPr>
-                    <w:pStyle w:val="SS3-115"/>
-                  </w:pPr>
-                  <w:r>
-                    <w:t>-</w:t>
+                    <w:t>t __ r __ u __ d to b __</w:t>
                   </w:r>
                 </w:p>
               </w:tc>
@@ -7676,12 +7746,12 @@
               <w:tblStyle w:val="CompactTable"/>
               <w:tblW w:w="0" w:type="auto"/>
               <w:tblBorders>
-                <w:top w:val="single" w:sz="18" w:space="0" w:color="F6A144"/>
-                <w:left w:val="single" w:sz="18" w:space="0" w:color="F6A144"/>
-                <w:bottom w:val="single" w:sz="18" w:space="0" w:color="F6A144"/>
-                <w:right w:val="single" w:sz="18" w:space="0" w:color="F6A144"/>
-                <w:insideH w:val="single" w:sz="18" w:space="0" w:color="F6A144"/>
-                <w:insideV w:val="single" w:sz="18" w:space="0" w:color="F6A144"/>
+                <w:top w:val="single" w:sz="18" w:space="0" w:color="BD986E"/>
+                <w:left w:val="single" w:sz="18" w:space="0" w:color="BD986E"/>
+                <w:bottom w:val="single" w:sz="18" w:space="0" w:color="BD986E"/>
+                <w:right w:val="single" w:sz="18" w:space="0" w:color="BD986E"/>
+                <w:insideH w:val="single" w:sz="18" w:space="0" w:color="BD986E"/>
+                <w:insideV w:val="single" w:sz="18" w:space="0" w:color="BD986E"/>
               </w:tblBorders>
               <w:tblLook w:val="04A0" w:firstRow="1" w:lastRow="0" w:firstColumn="1" w:lastColumn="0" w:noHBand="0" w:noVBand="1"/>
             </w:tblPr>
@@ -7709,7 +7779,7 @@
                       <w:lang w:bidi="ar-SA"/>
                     </w:rPr>
                     <w:lastRenderedPageBreak/>
-                    <w:t>05</w:t>
+                    <w:t>06</w:t>
                   </w:r>
                 </w:p>
               </w:tc>
@@ -7734,63 +7804,107 @@
           </w:tcPr>
           <w:p>
             <w:pPr>
+              <w:pStyle w:val="SS3-115"/>
               <w:spacing w:after="120"/>
               <w:rPr>
-                <w:color w:val="DDF03C"/>
-                <w:sz w:val="34"/>
-                <w:szCs w:val="34"/>
-              </w:rPr>
-            </w:pPr>
-            <w:r>
-              <w:rPr>
                 <w:rFonts w:ascii="Source Sans 3 Medium" w:hAnsi="Source Sans 3 Medium"/>
                 <w:b/>
                 <w:bCs/>
               </w:rPr>
-              <w:t>The same topic could be expressed as a different question type:</w:t>
-            </w:r>
-          </w:p>
-          <w:tbl>
-            <w:tblPr>
-              <w:tblStyle w:val="NormalTable"/>
-              <w:tblW w:w="0" w:type="auto"/>
-              <w:tblBorders>
-                <w:top w:val="single" w:sz="18" w:space="0" w:color="EEAB36"/>
-                <w:left w:val="none" w:sz="0" w:space="0" w:color="auto"/>
-                <w:bottom w:val="none" w:sz="0" w:space="0" w:color="auto"/>
-                <w:right w:val="none" w:sz="0" w:space="0" w:color="auto"/>
-                <w:insideH w:val="single" w:sz="18" w:space="0" w:color="EEAB36"/>
-                <w:insideV w:val="single" w:sz="18" w:space="0" w:color="EEAB36"/>
-              </w:tblBorders>
-              <w:tblLook w:val="04A0" w:firstRow="1" w:lastRow="0" w:firstColumn="1" w:lastColumn="0" w:noHBand="0" w:noVBand="1"/>
-            </w:tblPr>
-            <w:tblGrid>
-              <w:gridCol w:w="6643"/>
-            </w:tblGrid>
-            <w:tr>
-              <w:tc>
-                <w:tcPr>
-                  <w:tcW w:w="6643" w:type="dxa"/>
-                  <w:shd w:val="clear" w:color="auto" w:fill="FCF5E4"/>
-                </w:tcPr>
-                <w:p>
-                  <w:pPr>
-                    <w:pStyle w:val="SS3-115"/>
-                  </w:pPr>
-                  <w:r>
-                    <w:t>Do the advantages of supermarkets outweigh the disadvantages?</w:t>
-                  </w:r>
-                </w:p>
-              </w:tc>
-            </w:tr>
-          </w:tbl>
-          <w:p>
-            <w:pPr>
-              <w:pStyle w:val="SS3M-115"/>
-              <w:spacing w:before="120" w:after="0"/>
-            </w:pPr>
-            <w:r>
-              <w:t>Are these advantages or disadvantages of supermarkets?</w:t>
+            </w:pPr>
+            <w:r>
+              <w:rPr>
+                <w:rFonts w:ascii="Source Sans 3 Medium" w:hAnsi="Source Sans 3 Medium"/>
+                <w:b/>
+                <w:bCs/>
+              </w:rPr>
+              <w:t>Look at the following sentences from the essay:</w:t>
+            </w:r>
+          </w:p>
+          <w:p>
+            <w:pPr>
+              <w:pStyle w:val="SS3-115"/>
+              <w:spacing w:after="120"/>
+            </w:pPr>
+            <w:r>
+              <w:t xml:space="preserve">People are </w:t>
+            </w:r>
+            <w:r>
+              <w:rPr>
+                <w:i/>
+                <w:iCs/>
+              </w:rPr>
+              <w:t>less active</w:t>
+            </w:r>
+            <w:r>
+              <w:t>.</w:t>
+            </w:r>
+          </w:p>
+          <w:p>
+            <w:pPr>
+              <w:pStyle w:val="SS3-115"/>
+              <w:spacing w:after="120"/>
+            </w:pPr>
+            <w:r>
+              <w:t xml:space="preserve">Some physical activities are becoming </w:t>
+            </w:r>
+            <w:r>
+              <w:rPr>
+                <w:i/>
+                <w:iCs/>
+              </w:rPr>
+              <w:t>more popular</w:t>
+            </w:r>
+            <w:r>
+              <w:t>.</w:t>
+            </w:r>
+          </w:p>
+          <w:p>
+            <w:pPr>
+              <w:pStyle w:val="SS3-115"/>
+              <w:spacing w:after="120"/>
+            </w:pPr>
+            <w:r>
+              <w:t xml:space="preserve">People are </w:t>
+            </w:r>
+            <w:r>
+              <w:rPr>
+                <w:i/>
+                <w:iCs/>
+              </w:rPr>
+              <w:t>lazier</w:t>
+            </w:r>
+            <w:r>
+              <w:t xml:space="preserve"> and </w:t>
+            </w:r>
+            <w:r>
+              <w:rPr>
+                <w:i/>
+                <w:iCs/>
+              </w:rPr>
+              <w:t>less fit</w:t>
+            </w:r>
+            <w:r>
+              <w:t>.</w:t>
+            </w:r>
+          </w:p>
+          <w:p>
+            <w:pPr>
+              <w:pStyle w:val="SS3-115"/>
+              <w:spacing w:after="120"/>
+            </w:pPr>
+            <w:r>
+              <w:t xml:space="preserve">It is </w:t>
+            </w:r>
+            <w:r>
+              <w:rPr>
+                <w:i/>
+                <w:iCs/>
+              </w:rPr>
+              <w:t>easier</w:t>
+            </w:r>
+            <w:r>
+              <w:t xml:space="preserve"> to stay at home.</w:t>
             </w:r>
           </w:p>
           <w:p>
@@ -7798,13 +7912,21 @@
               <w:pStyle w:val="NumList"/>
               <w:numPr>
                 <w:ilvl w:val="0"/>
-                <w:numId w:val="7"/>
+                <w:numId w:val="0"/>
               </w:numPr>
-              <w:spacing w:before="120"/>
-              <w:ind w:left="284" w:hanging="284"/>
-            </w:pPr>
-            <w:r>
-              <w:t>They are cheap.</w:t>
+              <w:rPr>
+                <w:rFonts w:ascii="Source Sans 3 Medium" w:hAnsi="Source Sans 3 Medium"/>
+                <w:b/>
+                <w:bCs/>
+              </w:rPr>
+            </w:pPr>
+            <w:r>
+              <w:rPr>
+                <w:rFonts w:ascii="Source Sans 3 Medium" w:hAnsi="Source Sans 3 Medium"/>
+                <w:b/>
+                <w:bCs/>
+              </w:rPr>
+              <w:t>Choose the correct form to make some more comparisons between the past and present.</w:t>
             </w:r>
           </w:p>
           <w:p>
@@ -7812,12 +7934,40 @@
               <w:pStyle w:val="NumList"/>
               <w:numPr>
                 <w:ilvl w:val="0"/>
-                <w:numId w:val="7"/>
+                <w:numId w:val="52"/>
               </w:numPr>
               <w:ind w:left="284" w:hanging="284"/>
             </w:pPr>
             <w:r>
-              <w:t>There are many different products.</w:t>
+              <w:t xml:space="preserve">Joining a gym is </w:t>
+            </w:r>
+            <w:proofErr w:type="spellStart"/>
+            <w:r>
+              <w:rPr>
+                <w:b/>
+                <w:bCs/>
+              </w:rPr>
+              <w:t>expensiver</w:t>
+            </w:r>
+            <w:proofErr w:type="spellEnd"/>
+            <w:r>
+              <w:t xml:space="preserve"> </w:t>
+            </w:r>
+            <w:r>
+              <w:t>/</w:t>
+            </w:r>
+            <w:r>
+              <w:t xml:space="preserve"> </w:t>
+            </w:r>
+            <w:r>
+              <w:rPr>
+                <w:b/>
+                <w:bCs/>
+              </w:rPr>
+              <w:t>more expensive</w:t>
+            </w:r>
+            <w:r>
+              <w:t xml:space="preserve"> than it used to be.</w:t>
             </w:r>
           </w:p>
           <w:p>
@@ -7825,12 +7975,38 @@
               <w:pStyle w:val="NumList"/>
               <w:numPr>
                 <w:ilvl w:val="0"/>
-                <w:numId w:val="7"/>
+                <w:numId w:val="52"/>
               </w:numPr>
               <w:ind w:left="284" w:hanging="284"/>
             </w:pPr>
             <w:r>
-              <w:t>You often need a car to get there.</w:t>
+              <w:t xml:space="preserve">It is </w:t>
+            </w:r>
+            <w:r>
+              <w:rPr>
+                <w:b/>
+                <w:bCs/>
+              </w:rPr>
+              <w:t>more hard</w:t>
+            </w:r>
+            <w:r>
+              <w:t xml:space="preserve"> </w:t>
+            </w:r>
+            <w:r>
+              <w:t>/</w:t>
+            </w:r>
+            <w:r>
+              <w:t xml:space="preserve"> </w:t>
+            </w:r>
+            <w:r>
+              <w:rPr>
+                <w:b/>
+                <w:bCs/>
+              </w:rPr>
+              <w:t>harder</w:t>
+            </w:r>
+            <w:r>
+              <w:t xml:space="preserve"> to find the time to do exercise.</w:t>
             </w:r>
           </w:p>
           <w:p>
@@ -7838,12 +8014,38 @@
               <w:pStyle w:val="NumList"/>
               <w:numPr>
                 <w:ilvl w:val="0"/>
-                <w:numId w:val="7"/>
+                <w:numId w:val="52"/>
               </w:numPr>
               <w:ind w:left="284" w:hanging="284"/>
             </w:pPr>
             <w:r>
-              <w:t>You don't usually meet your friends there.</w:t>
+              <w:t xml:space="preserve">Most people eat </w:t>
+            </w:r>
+            <w:r>
+              <w:rPr>
+                <w:b/>
+                <w:bCs/>
+              </w:rPr>
+              <w:t>healthier</w:t>
+            </w:r>
+            <w:r>
+              <w:t xml:space="preserve"> </w:t>
+            </w:r>
+            <w:r>
+              <w:t>/</w:t>
+            </w:r>
+            <w:r>
+              <w:t xml:space="preserve"> </w:t>
+            </w:r>
+            <w:r>
+              <w:rPr>
+                <w:b/>
+                <w:bCs/>
+              </w:rPr>
+              <w:t xml:space="preserve">more healthy </w:t>
+            </w:r>
+            <w:r>
+              <w:t>food than they did before.</w:t>
             </w:r>
           </w:p>
           <w:p>
@@ -7851,12 +8053,32 @@
               <w:pStyle w:val="NumList"/>
               <w:numPr>
                 <w:ilvl w:val="0"/>
-                <w:numId w:val="7"/>
+                <w:numId w:val="52"/>
               </w:numPr>
               <w:ind w:left="284" w:hanging="284"/>
             </w:pPr>
             <w:r>
-              <w:t>Food is usually fresh.</w:t>
+              <w:t xml:space="preserve">It is </w:t>
+            </w:r>
+            <w:r>
+              <w:rPr>
+                <w:b/>
+                <w:bCs/>
+              </w:rPr>
+              <w:t>dangerous</w:t>
+            </w:r>
+            <w:r>
+              <w:t xml:space="preserve"> / </w:t>
+            </w:r>
+            <w:r>
+              <w:rPr>
+                <w:b/>
+                <w:bCs/>
+              </w:rPr>
+              <w:t>more dangerous</w:t>
+            </w:r>
+            <w:r>
+              <w:t xml:space="preserve"> for children to play outside.</w:t>
             </w:r>
           </w:p>
           <w:p>
@@ -7864,38 +8086,47 @@
               <w:pStyle w:val="NumList"/>
               <w:numPr>
                 <w:ilvl w:val="0"/>
-                <w:numId w:val="7"/>
+                <w:numId w:val="52"/>
               </w:numPr>
               <w:ind w:left="284" w:hanging="284"/>
             </w:pPr>
             <w:r>
-              <w:t>There are sometimes queues at the checkout.</w:t>
-            </w:r>
-          </w:p>
-          <w:p>
-            <w:pPr>
-              <w:pStyle w:val="NumList"/>
-              <w:numPr>
-                <w:ilvl w:val="0"/>
-                <w:numId w:val="7"/>
-              </w:numPr>
-              <w:ind w:left="284" w:hanging="284"/>
-            </w:pPr>
-            <w:r>
-              <w:t>There is plenty of free parking.</w:t>
-            </w:r>
-          </w:p>
-          <w:p>
-            <w:pPr>
-              <w:pStyle w:val="NumList"/>
-              <w:numPr>
-                <w:ilvl w:val="0"/>
-                <w:numId w:val="7"/>
-              </w:numPr>
-              <w:ind w:left="284" w:hanging="284"/>
-            </w:pPr>
-            <w:r>
-              <w:t>Small shops lose their customers.</w:t>
+              <w:t xml:space="preserve">The pace of life is </w:t>
+            </w:r>
+            <w:r>
+              <w:rPr>
+                <w:b/>
+                <w:bCs/>
+              </w:rPr>
+              <w:t>faster</w:t>
+            </w:r>
+            <w:r>
+              <w:t xml:space="preserve"> </w:t>
+            </w:r>
+            <w:proofErr w:type="gramStart"/>
+            <w:r>
+              <w:t>/</w:t>
+            </w:r>
+            <w:r>
+              <w:t xml:space="preserve">  </w:t>
+            </w:r>
+            <w:r>
+              <w:rPr>
+                <w:b/>
+                <w:bCs/>
+              </w:rPr>
+              <w:t>more</w:t>
+            </w:r>
+            <w:proofErr w:type="gramEnd"/>
+            <w:r>
+              <w:rPr>
+                <w:b/>
+                <w:bCs/>
+              </w:rPr>
+              <w:t xml:space="preserve"> faster</w:t>
+            </w:r>
+            <w:r>
+              <w:t xml:space="preserve"> than it used to be.</w:t>
             </w:r>
           </w:p>
         </w:tc>
@@ -7925,13 +8156,13 @@
         <w:tblLook w:val="04A0" w:firstRow="1" w:lastRow="0" w:firstColumn="1" w:lastColumn="0" w:noHBand="0" w:noVBand="1"/>
       </w:tblPr>
       <w:tblGrid>
-        <w:gridCol w:w="3265"/>
+        <w:gridCol w:w="1848"/>
       </w:tblGrid>
       <w:tr>
         <w:tc>
           <w:tcPr>
             <w:tcW w:w="0" w:type="auto"/>
-            <w:shd w:val="clear" w:color="auto" w:fill="E8710D"/>
+            <w:shd w:val="clear" w:color="auto" w:fill="F5A745"/>
           </w:tcPr>
           <w:p>
             <w:pPr>
@@ -7951,350 +8182,12 @@
                 <w:sz w:val="24"/>
                 <w:szCs w:val="24"/>
               </w:rPr>
-              <w:t>WRITING AN INTRODUCTION</w:t>
+              <w:t>LINKING IDEAS</w:t>
             </w:r>
           </w:p>
         </w:tc>
       </w:tr>
     </w:tbl>
-    <w:p>
-      <w:pPr>
-        <w:pStyle w:val="SS3-115"/>
-        <w:rPr>
-          <w:sz w:val="2"/>
-          <w:szCs w:val="2"/>
-        </w:rPr>
-      </w:pPr>
-    </w:p>
-    <w:tbl>
-      <w:tblPr>
-        <w:tblStyle w:val="NormalTable"/>
-        <w:tblW w:w="0" w:type="auto"/>
-        <w:tblBorders>
-          <w:top w:val="single" w:sz="18" w:space="0" w:color="EEAB36"/>
-          <w:left w:val="none" w:sz="0" w:space="0" w:color="auto"/>
-          <w:bottom w:val="none" w:sz="0" w:space="0" w:color="auto"/>
-          <w:right w:val="none" w:sz="0" w:space="0" w:color="auto"/>
-          <w:insideH w:val="single" w:sz="18" w:space="0" w:color="EEAB36"/>
-          <w:insideV w:val="single" w:sz="18" w:space="0" w:color="EEAB36"/>
-        </w:tblBorders>
-        <w:tblLook w:val="04A0" w:firstRow="1" w:lastRow="0" w:firstColumn="1" w:lastColumn="0" w:noHBand="0" w:noVBand="1"/>
-      </w:tblPr>
-      <w:tblGrid>
-        <w:gridCol w:w="8505"/>
-      </w:tblGrid>
-      <w:tr>
-        <w:tc>
-          <w:tcPr>
-            <w:tcW w:w="8505" w:type="dxa"/>
-            <w:shd w:val="clear" w:color="auto" w:fill="FCF5E4"/>
-          </w:tcPr>
-          <w:p>
-            <w:pPr>
-              <w:rPr>
-                <w:sz w:val="21"/>
-                <w:szCs w:val="21"/>
-              </w:rPr>
-            </w:pPr>
-            <w:r>
-              <w:rPr>
-                <w:rFonts w:ascii="Cambria Math" w:hAnsi="Cambria Math" w:cs="Cambria Math"/>
-                <w:color w:val="E8710D"/>
-                <w:sz w:val="32"/>
-                <w:szCs w:val="32"/>
-              </w:rPr>
-              <w:t>◉</w:t>
-            </w:r>
-            <w:r>
-              <w:rPr>
-                <w:sz w:val="21"/>
-                <w:szCs w:val="21"/>
-              </w:rPr>
-              <w:t>It is important to begin your essay with a clear introduction.</w:t>
-            </w:r>
-          </w:p>
-          <w:p>
-            <w:pPr>
-              <w:spacing w:before="120"/>
-              <w:rPr>
-                <w:sz w:val="21"/>
-                <w:szCs w:val="21"/>
-              </w:rPr>
-            </w:pPr>
-            <w:r>
-              <w:rPr>
-                <w:sz w:val="21"/>
-                <w:szCs w:val="21"/>
-              </w:rPr>
-              <w:t xml:space="preserve">An introduction </w:t>
-            </w:r>
-            <w:r>
-              <w:rPr>
-                <w:b/>
-                <w:bCs/>
-                <w:sz w:val="21"/>
-                <w:szCs w:val="21"/>
-              </w:rPr>
-              <w:t>should</w:t>
-            </w:r>
-            <w:r>
-              <w:rPr>
-                <w:sz w:val="21"/>
-                <w:szCs w:val="21"/>
-              </w:rPr>
-              <w:t xml:space="preserve"> contain:</w:t>
-            </w:r>
-          </w:p>
-          <w:p>
-            <w:pPr>
-              <w:pStyle w:val="BulletList"/>
-              <w:rPr>
-                <w:sz w:val="21"/>
-                <w:szCs w:val="21"/>
-              </w:rPr>
-            </w:pPr>
-            <w:r>
-              <w:rPr>
-                <w:sz w:val="21"/>
-                <w:szCs w:val="21"/>
-              </w:rPr>
-              <w:t>background information about the topic or a description of the present situation. (</w:t>
-            </w:r>
-            <w:r>
-              <w:rPr>
-                <w:i/>
-                <w:iCs/>
-                <w:sz w:val="21"/>
-                <w:szCs w:val="21"/>
-              </w:rPr>
-              <w:t>Nowadays you can find a supermarket in every town.</w:t>
-            </w:r>
-            <w:r>
-              <w:rPr>
-                <w:sz w:val="21"/>
-                <w:szCs w:val="21"/>
-              </w:rPr>
-              <w:t>)</w:t>
-            </w:r>
-          </w:p>
-          <w:p>
-            <w:pPr>
-              <w:pStyle w:val="BulletList"/>
-              <w:rPr>
-                <w:sz w:val="21"/>
-                <w:szCs w:val="21"/>
-              </w:rPr>
-            </w:pPr>
-            <w:r>
-              <w:rPr>
-                <w:sz w:val="21"/>
-                <w:szCs w:val="21"/>
-              </w:rPr>
-              <w:t>a brief plan of your essay. (</w:t>
-            </w:r>
-            <w:r>
-              <w:rPr>
-                <w:i/>
-                <w:iCs/>
-                <w:sz w:val="21"/>
-                <w:szCs w:val="21"/>
-              </w:rPr>
-              <w:t>I will consider both sides of the argument and give my own view.</w:t>
-            </w:r>
-            <w:r>
-              <w:rPr>
-                <w:sz w:val="21"/>
-                <w:szCs w:val="21"/>
-              </w:rPr>
-              <w:t>)</w:t>
-            </w:r>
-          </w:p>
-          <w:p>
-            <w:pPr>
-              <w:pStyle w:val="BulletList"/>
-              <w:numPr>
-                <w:ilvl w:val="0"/>
-                <w:numId w:val="0"/>
-              </w:numPr>
-              <w:spacing w:before="120"/>
-              <w:rPr>
-                <w:sz w:val="21"/>
-                <w:szCs w:val="21"/>
-              </w:rPr>
-            </w:pPr>
-            <w:r>
-              <w:rPr>
-                <w:sz w:val="21"/>
-                <w:szCs w:val="21"/>
-              </w:rPr>
-              <w:t xml:space="preserve">An introduction </w:t>
-            </w:r>
-            <w:r>
-              <w:rPr>
-                <w:b/>
-                <w:bCs/>
-                <w:sz w:val="21"/>
-                <w:szCs w:val="21"/>
-              </w:rPr>
-              <w:t>may</w:t>
-            </w:r>
-            <w:r>
-              <w:rPr>
-                <w:sz w:val="21"/>
-                <w:szCs w:val="21"/>
-              </w:rPr>
-              <w:t xml:space="preserve"> also contain:</w:t>
-            </w:r>
-          </w:p>
-          <w:p>
-            <w:pPr>
-              <w:pStyle w:val="BulletList"/>
-              <w:rPr>
-                <w:sz w:val="21"/>
-                <w:szCs w:val="21"/>
-              </w:rPr>
-            </w:pPr>
-            <w:r>
-              <w:rPr>
-                <w:sz w:val="21"/>
-                <w:szCs w:val="21"/>
-              </w:rPr>
-              <w:t>your opinion. (</w:t>
-            </w:r>
-            <w:r>
-              <w:rPr>
-                <w:i/>
-                <w:iCs/>
-                <w:sz w:val="21"/>
-                <w:szCs w:val="21"/>
-              </w:rPr>
-              <w:t>I think there are too many supermarkets.</w:t>
-            </w:r>
-            <w:r>
-              <w:rPr>
-                <w:sz w:val="21"/>
-                <w:szCs w:val="21"/>
-              </w:rPr>
-              <w:t>)</w:t>
-            </w:r>
-          </w:p>
-          <w:p>
-            <w:pPr>
-              <w:pStyle w:val="BulletList"/>
-              <w:numPr>
-                <w:ilvl w:val="0"/>
-                <w:numId w:val="0"/>
-              </w:numPr>
-              <w:rPr>
-                <w:sz w:val="21"/>
-                <w:szCs w:val="21"/>
-              </w:rPr>
-            </w:pPr>
-            <w:r>
-              <w:rPr>
-                <w:sz w:val="21"/>
-                <w:szCs w:val="21"/>
-              </w:rPr>
-              <w:t xml:space="preserve">An introduction </w:t>
-            </w:r>
-            <w:r>
-              <w:rPr>
-                <w:b/>
-                <w:bCs/>
-                <w:sz w:val="21"/>
-                <w:szCs w:val="21"/>
-              </w:rPr>
-              <w:t>should not</w:t>
-            </w:r>
-            <w:r>
-              <w:rPr>
-                <w:sz w:val="21"/>
-                <w:szCs w:val="21"/>
-              </w:rPr>
-              <w:t xml:space="preserve"> contain:</w:t>
-            </w:r>
-          </w:p>
-          <w:p>
-            <w:pPr>
-              <w:pStyle w:val="BulletList"/>
-              <w:rPr>
-                <w:sz w:val="21"/>
-                <w:szCs w:val="21"/>
-              </w:rPr>
-            </w:pPr>
-            <w:r>
-              <w:rPr>
-                <w:sz w:val="21"/>
-                <w:szCs w:val="21"/>
-              </w:rPr>
-              <w:t>your main points for or against. (</w:t>
-            </w:r>
-            <w:r>
-              <w:rPr>
-                <w:i/>
-                <w:iCs/>
-                <w:sz w:val="21"/>
-                <w:szCs w:val="21"/>
-              </w:rPr>
-              <w:t>Supermarkets give jobs to local people.</w:t>
-            </w:r>
-            <w:r>
-              <w:rPr>
-                <w:sz w:val="21"/>
-                <w:szCs w:val="21"/>
-              </w:rPr>
-              <w:t>)</w:t>
-            </w:r>
-          </w:p>
-          <w:p>
-            <w:pPr>
-              <w:spacing w:before="120"/>
-              <w:rPr>
-                <w:sz w:val="21"/>
-                <w:szCs w:val="21"/>
-              </w:rPr>
-            </w:pPr>
-            <w:r>
-              <w:rPr>
-                <w:sz w:val="21"/>
-                <w:szCs w:val="21"/>
-              </w:rPr>
-              <w:t>supporting evidence for the points. (</w:t>
-            </w:r>
-            <w:r>
-              <w:rPr>
-                <w:i/>
-                <w:iCs/>
-                <w:sz w:val="21"/>
-                <w:szCs w:val="21"/>
-              </w:rPr>
-              <w:t>In my city in China we have five different supermarkets.</w:t>
-            </w:r>
-            <w:r>
-              <w:rPr>
-                <w:sz w:val="21"/>
-                <w:szCs w:val="21"/>
-              </w:rPr>
-              <w:t>)</w:t>
-            </w:r>
-          </w:p>
-        </w:tc>
-      </w:tr>
-    </w:tbl>
-    <w:p>
-      <w:pPr>
-        <w:spacing w:after="0"/>
-        <w:rPr>
-          <w:rFonts w:ascii="Source Sans 3" w:hAnsi="Source Sans 3"/>
-          <w:b/>
-          <w:bCs/>
-          <w:sz w:val="2"/>
-          <w:szCs w:val="2"/>
-          <w:shd w:val="clear" w:color="auto" w:fill="FFFF00"/>
-          <w:rtl/>
-        </w:rPr>
-      </w:pPr>
-    </w:p>
     <w:p>
       <w:pPr>
         <w:pStyle w:val="SS3-115"/>
@@ -8328,12 +8221,12 @@
               <w:tblStyle w:val="CompactTable"/>
               <w:tblW w:w="0" w:type="auto"/>
               <w:tblBorders>
-                <w:top w:val="single" w:sz="18" w:space="0" w:color="A55D0D"/>
-                <w:left w:val="single" w:sz="18" w:space="0" w:color="A55D0D"/>
-                <w:bottom w:val="single" w:sz="18" w:space="0" w:color="A55D0D"/>
-                <w:right w:val="single" w:sz="18" w:space="0" w:color="A55D0D"/>
-                <w:insideH w:val="single" w:sz="18" w:space="0" w:color="A55D0D"/>
-                <w:insideV w:val="single" w:sz="18" w:space="0" w:color="A55D0D"/>
+                <w:top w:val="single" w:sz="18" w:space="0" w:color="BD986E"/>
+                <w:left w:val="single" w:sz="18" w:space="0" w:color="BD986E"/>
+                <w:bottom w:val="single" w:sz="18" w:space="0" w:color="BD986E"/>
+                <w:right w:val="single" w:sz="18" w:space="0" w:color="BD986E"/>
+                <w:insideH w:val="single" w:sz="18" w:space="0" w:color="BD986E"/>
+                <w:insideV w:val="single" w:sz="18" w:space="0" w:color="BD986E"/>
               </w:tblBorders>
               <w:tblLook w:val="04A0" w:firstRow="1" w:lastRow="0" w:firstColumn="1" w:lastColumn="0" w:noHBand="0" w:noVBand="1"/>
             </w:tblPr>
@@ -8360,7 +8253,7 @@
                       <w:szCs w:val="26"/>
                       <w:lang w:bidi="ar-SA"/>
                     </w:rPr>
-                    <w:t>06</w:t>
+                    <w:t>07</w:t>
                   </w:r>
                 </w:p>
               </w:tc>
@@ -8385,47 +8278,75 @@
           </w:tcPr>
           <w:p>
             <w:pPr>
-              <w:pStyle w:val="SS3-115"/>
-              <w:spacing w:after="120"/>
-              <w:rPr>
-                <w:rFonts w:ascii="Source Sans 3 Medium" w:hAnsi="Source Sans 3 Medium"/>
-                <w:b/>
-                <w:bCs/>
-              </w:rPr>
-            </w:pPr>
-            <w:r>
-              <w:rPr>
-                <w:rFonts w:ascii="Source Sans 3 Medium" w:hAnsi="Source Sans 3 Medium"/>
-                <w:b/>
-                <w:bCs/>
-              </w:rPr>
-              <w:t>Which of these, A or B, is the better introduction for the essay topic in exercise 5? Give reasons.</w:t>
-            </w:r>
-          </w:p>
-          <w:p>
-            <w:pPr>
-              <w:pStyle w:val="ABList"/>
+              <w:pStyle w:val="SS3M-115"/>
+            </w:pPr>
+            <w:r>
+              <w:t>Find the following expressions in the essay.</w:t>
+            </w:r>
+          </w:p>
+          <w:p>
+            <w:pPr>
+              <w:pStyle w:val="NumList"/>
               <w:numPr>
                 <w:ilvl w:val="0"/>
-                <w:numId w:val="8"/>
+                <w:numId w:val="53"/>
               </w:numPr>
-              <w:ind w:left="227" w:hanging="227"/>
-            </w:pPr>
-            <w:r>
-              <w:t>I totally agree that the advantages of supermarkets outweigh the disadvantages. There are many benefits - cheap prices, plenty of choice, late opening hours, and only a few drawbacks. In this essay I will explain my opinion.</w:t>
-            </w:r>
-          </w:p>
-          <w:p>
-            <w:pPr>
-              <w:pStyle w:val="ABList"/>
+              <w:ind w:left="284" w:hanging="284"/>
+            </w:pPr>
+            <w:r>
+              <w:t>two expressions used to give an opinion</w:t>
+            </w:r>
+          </w:p>
+          <w:p>
+            <w:pPr>
+              <w:pStyle w:val="NumList"/>
               <w:numPr>
                 <w:ilvl w:val="0"/>
-                <w:numId w:val="8"/>
+                <w:numId w:val="53"/>
               </w:numPr>
-              <w:ind w:left="227" w:hanging="227"/>
-            </w:pPr>
-            <w:r>
-              <w:t>Nowadays you can find a supermarket in every town. There are often several to choose from and there is strong competition between them. This clearly has many benefits, but there are some drawbacks too. I will consider both sides of the argument and give my own view.</w:t>
+              <w:ind w:left="284" w:hanging="284"/>
+            </w:pPr>
+            <w:r>
+              <w:t>two expressions used to introduce the opposite view</w:t>
+            </w:r>
+          </w:p>
+          <w:p>
+            <w:pPr>
+              <w:pStyle w:val="NumList"/>
+              <w:numPr>
+                <w:ilvl w:val="0"/>
+                <w:numId w:val="53"/>
+              </w:numPr>
+              <w:ind w:left="284" w:hanging="284"/>
+            </w:pPr>
+            <w:r>
+              <w:t>an expression to show there are two sides to the argument</w:t>
+            </w:r>
+          </w:p>
+          <w:p>
+            <w:pPr>
+              <w:pStyle w:val="NumList"/>
+              <w:numPr>
+                <w:ilvl w:val="0"/>
+                <w:numId w:val="53"/>
+              </w:numPr>
+              <w:ind w:left="284" w:hanging="284"/>
+            </w:pPr>
+            <w:r>
+              <w:t>an expression to introduce the conclusion</w:t>
+            </w:r>
+          </w:p>
+          <w:p>
+            <w:pPr>
+              <w:pStyle w:val="NumList"/>
+              <w:numPr>
+                <w:ilvl w:val="0"/>
+                <w:numId w:val="53"/>
+              </w:numPr>
+              <w:ind w:left="284" w:hanging="284"/>
+            </w:pPr>
+            <w:r>
+              <w:t>an expression to show that a point is the most important</w:t>
             </w:r>
           </w:p>
         </w:tc>
@@ -8444,12 +8365,12 @@
               <w:tblStyle w:val="CompactTable"/>
               <w:tblW w:w="0" w:type="auto"/>
               <w:tblBorders>
-                <w:top w:val="single" w:sz="18" w:space="0" w:color="A55D0D"/>
-                <w:left w:val="single" w:sz="18" w:space="0" w:color="A55D0D"/>
-                <w:bottom w:val="single" w:sz="18" w:space="0" w:color="A55D0D"/>
-                <w:right w:val="single" w:sz="18" w:space="0" w:color="A55D0D"/>
-                <w:insideH w:val="single" w:sz="18" w:space="0" w:color="A55D0D"/>
-                <w:insideV w:val="single" w:sz="18" w:space="0" w:color="A55D0D"/>
+                <w:top w:val="single" w:sz="18" w:space="0" w:color="BD986E"/>
+                <w:left w:val="single" w:sz="18" w:space="0" w:color="BD986E"/>
+                <w:bottom w:val="single" w:sz="18" w:space="0" w:color="BD986E"/>
+                <w:right w:val="single" w:sz="18" w:space="0" w:color="BD986E"/>
+                <w:insideH w:val="single" w:sz="18" w:space="0" w:color="BD986E"/>
+                <w:insideV w:val="single" w:sz="18" w:space="0" w:color="BD986E"/>
               </w:tblBorders>
               <w:tblLook w:val="04A0" w:firstRow="1" w:lastRow="0" w:firstColumn="1" w:lastColumn="0" w:noHBand="0" w:noVBand="1"/>
             </w:tblPr>
@@ -8476,7 +8397,7 @@
                       <w:szCs w:val="26"/>
                       <w:lang w:bidi="ar-SA"/>
                     </w:rPr>
-                    <w:t>07</w:t>
+                    <w:t>08</w:t>
                   </w:r>
                 </w:p>
               </w:tc>
@@ -8510,7 +8431,7 @@
                 <w:b/>
                 <w:bCs/>
               </w:rPr>
-              <w:t>Study the information about introductions in the box above, and then read the following Part 2 question and a student's introduction. What are the good and bad things about this introduction?</w:t>
+              <w:t>Read this Writing Part 2 question and then, before you read the essay in exercise 9, think of some advantages and disadvantages.</w:t>
             </w:r>
           </w:p>
           <w:tbl>
@@ -8549,7 +8470,7 @@
                       <w:sz w:val="23"/>
                       <w:szCs w:val="23"/>
                     </w:rPr>
-                    <w:t>Some people think shopping online is better, while others prefer going to the shops. Discuss both these views and give your own opinion.</w:t>
+                    <w:t>Some children spend most of their free time taking part in clubs and other planned activities. Do the advantages of this outweigh the disadvantages?</w:t>
                   </w:r>
                 </w:p>
               </w:tc>
@@ -8557,20 +8478,8 @@
           </w:tbl>
           <w:p>
             <w:pPr>
-              <w:pStyle w:val="SS3-115"/>
-              <w:spacing w:before="120"/>
-              <w:rPr>
-                <w:rFonts w:ascii="Comic Sans MS" w:hAnsi="Comic Sans MS"/>
-                <w:b/>
-                <w:bCs/>
-              </w:rPr>
-            </w:pPr>
-            <w:r>
-              <w:rPr>
-                <w:rFonts w:ascii="Comic Sans MS" w:hAnsi="Comic Sans MS"/>
-              </w:rPr>
-              <w:t>Online shopping has increased in popularity over the last few years. People now shop for a wide variety of items on websites. Other people still prefer going to the shops to buy things. There are a lot of reasons why online shopping is growing. One of them is that there is a wider choice of items. In this essay, I will consider each of these opinions and give my own view.</w:t>
-            </w:r>
+              <w:pStyle w:val="SS3M-115"/>
+            </w:pPr>
           </w:p>
         </w:tc>
       </w:tr>
@@ -9102,7 +9011,7 @@
               <w:pStyle w:val="NumList"/>
               <w:numPr>
                 <w:ilvl w:val="0"/>
-                <w:numId w:val="9"/>
+                <w:numId w:val="7"/>
               </w:numPr>
             </w:pPr>
             <w:r>
@@ -9178,7 +9087,7 @@
               <w:pStyle w:val="SS3-115"/>
               <w:numPr>
                 <w:ilvl w:val="0"/>
-                <w:numId w:val="10"/>
+                <w:numId w:val="8"/>
               </w:numPr>
               <w:rPr>
                 <w:rFonts w:ascii="Source Sans 3 Medium" w:hAnsi="Source Sans 3 Medium"/>
@@ -9196,7 +9105,7 @@
               <w:pStyle w:val="SS3-115"/>
               <w:numPr>
                 <w:ilvl w:val="0"/>
-                <w:numId w:val="10"/>
+                <w:numId w:val="8"/>
               </w:numPr>
               <w:rPr>
                 <w:rFonts w:ascii="Source Sans 3 Medium" w:hAnsi="Source Sans 3 Medium"/>
@@ -9228,7 +9137,7 @@
               <w:pStyle w:val="SS3-115"/>
               <w:numPr>
                 <w:ilvl w:val="0"/>
-                <w:numId w:val="10"/>
+                <w:numId w:val="8"/>
               </w:numPr>
               <w:rPr>
                 <w:rFonts w:ascii="Source Sans 3 Medium" w:hAnsi="Source Sans 3 Medium"/>
@@ -9246,7 +9155,7 @@
               <w:pStyle w:val="SS3-115"/>
               <w:numPr>
                 <w:ilvl w:val="0"/>
-                <w:numId w:val="10"/>
+                <w:numId w:val="8"/>
               </w:numPr>
               <w:spacing w:after="120"/>
               <w:rPr>
@@ -9430,7 +9339,7 @@
               <w:pStyle w:val="NumList"/>
               <w:numPr>
                 <w:ilvl w:val="0"/>
-                <w:numId w:val="11"/>
+                <w:numId w:val="9"/>
               </w:numPr>
             </w:pPr>
             <w:r>
@@ -9442,7 +9351,7 @@
               <w:pStyle w:val="NumList"/>
               <w:numPr>
                 <w:ilvl w:val="0"/>
-                <w:numId w:val="11"/>
+                <w:numId w:val="9"/>
               </w:numPr>
             </w:pPr>
             <w:r>
@@ -9454,7 +9363,7 @@
               <w:pStyle w:val="NumList"/>
               <w:numPr>
                 <w:ilvl w:val="0"/>
-                <w:numId w:val="11"/>
+                <w:numId w:val="9"/>
               </w:numPr>
               <w:rPr>
                 <w:rFonts w:ascii="Cambria Math" w:hAnsi="Cambria Math" w:cs="Cambria Math"/>
@@ -9857,7 +9766,7 @@
               <w:pStyle w:val="NumList"/>
               <w:numPr>
                 <w:ilvl w:val="0"/>
-                <w:numId w:val="12"/>
+                <w:numId w:val="10"/>
               </w:numPr>
             </w:pPr>
             <w:r>
@@ -9869,7 +9778,7 @@
               <w:pStyle w:val="NumList"/>
               <w:numPr>
                 <w:ilvl w:val="0"/>
-                <w:numId w:val="12"/>
+                <w:numId w:val="10"/>
               </w:numPr>
             </w:pPr>
             <w:r>
@@ -10554,7 +10463,7 @@
               <w:pStyle w:val="NumList"/>
               <w:numPr>
                 <w:ilvl w:val="0"/>
-                <w:numId w:val="13"/>
+                <w:numId w:val="11"/>
               </w:numPr>
               <w:spacing w:before="120"/>
               <w:ind w:left="284" w:hanging="284"/>
@@ -10568,7 +10477,7 @@
               <w:pStyle w:val="NumList"/>
               <w:numPr>
                 <w:ilvl w:val="0"/>
-                <w:numId w:val="13"/>
+                <w:numId w:val="11"/>
               </w:numPr>
               <w:ind w:left="284" w:hanging="284"/>
             </w:pPr>
@@ -10581,7 +10490,7 @@
               <w:pStyle w:val="NumList"/>
               <w:numPr>
                 <w:ilvl w:val="0"/>
-                <w:numId w:val="13"/>
+                <w:numId w:val="11"/>
               </w:numPr>
               <w:ind w:left="284" w:hanging="284"/>
             </w:pPr>
@@ -10594,7 +10503,7 @@
               <w:pStyle w:val="NumList"/>
               <w:numPr>
                 <w:ilvl w:val="0"/>
-                <w:numId w:val="13"/>
+                <w:numId w:val="11"/>
               </w:numPr>
               <w:ind w:left="284" w:hanging="284"/>
             </w:pPr>
@@ -10607,7 +10516,7 @@
               <w:pStyle w:val="NumList"/>
               <w:numPr>
                 <w:ilvl w:val="0"/>
-                <w:numId w:val="13"/>
+                <w:numId w:val="11"/>
               </w:numPr>
               <w:ind w:left="284" w:hanging="284"/>
             </w:pPr>
@@ -11701,7 +11610,7 @@
               <w:pStyle w:val="NumList"/>
               <w:numPr>
                 <w:ilvl w:val="0"/>
-                <w:numId w:val="14"/>
+                <w:numId w:val="12"/>
               </w:numPr>
             </w:pPr>
           </w:p>
@@ -12090,7 +11999,7 @@
                     <w:pStyle w:val="NumList"/>
                     <w:numPr>
                       <w:ilvl w:val="0"/>
-                      <w:numId w:val="15"/>
+                      <w:numId w:val="13"/>
                     </w:numPr>
                     <w:ind w:left="284" w:hanging="284"/>
                   </w:pPr>
@@ -12109,7 +12018,7 @@
                     <w:pStyle w:val="SS3M-115"/>
                     <w:numPr>
                       <w:ilvl w:val="0"/>
-                      <w:numId w:val="16"/>
+                      <w:numId w:val="14"/>
                     </w:numPr>
                   </w:pPr>
                   <w:r>
@@ -12121,7 +12030,7 @@
                     <w:pStyle w:val="SS3M-115"/>
                     <w:numPr>
                       <w:ilvl w:val="0"/>
-                      <w:numId w:val="16"/>
+                      <w:numId w:val="14"/>
                     </w:numPr>
                   </w:pPr>
                   <w:r>
@@ -12168,7 +12077,7 @@
                     <w:pStyle w:val="SS3M-115"/>
                     <w:numPr>
                       <w:ilvl w:val="0"/>
-                      <w:numId w:val="16"/>
+                      <w:numId w:val="14"/>
                     </w:numPr>
                     <w:ind w:left="284" w:hanging="284"/>
                   </w:pPr>
@@ -12181,7 +12090,7 @@
                     <w:pStyle w:val="SS3M-115"/>
                     <w:numPr>
                       <w:ilvl w:val="0"/>
-                      <w:numId w:val="16"/>
+                      <w:numId w:val="14"/>
                     </w:numPr>
                     <w:ind w:left="284" w:hanging="284"/>
                   </w:pPr>
@@ -12224,7 +12133,7 @@
                     <w:pStyle w:val="SS3M-115"/>
                     <w:numPr>
                       <w:ilvl w:val="0"/>
-                      <w:numId w:val="16"/>
+                      <w:numId w:val="14"/>
                     </w:numPr>
                     <w:ind w:left="284" w:hanging="284"/>
                   </w:pPr>
@@ -12244,7 +12153,7 @@
                     <w:pStyle w:val="SS3M-115"/>
                     <w:numPr>
                       <w:ilvl w:val="0"/>
-                      <w:numId w:val="16"/>
+                      <w:numId w:val="14"/>
                     </w:numPr>
                     <w:ind w:left="284" w:hanging="284"/>
                   </w:pPr>
@@ -12264,7 +12173,7 @@
                     <w:pStyle w:val="SS3M-115"/>
                     <w:numPr>
                       <w:ilvl w:val="0"/>
-                      <w:numId w:val="16"/>
+                      <w:numId w:val="14"/>
                     </w:numPr>
                     <w:ind w:left="284" w:hanging="284"/>
                   </w:pPr>
@@ -12319,7 +12228,7 @@
                     <w:pStyle w:val="SS3M-115"/>
                     <w:numPr>
                       <w:ilvl w:val="0"/>
-                      <w:numId w:val="16"/>
+                      <w:numId w:val="14"/>
                     </w:numPr>
                     <w:ind w:left="284" w:hanging="284"/>
                   </w:pPr>
@@ -12332,7 +12241,7 @@
                     <w:pStyle w:val="SS3M-115"/>
                     <w:numPr>
                       <w:ilvl w:val="0"/>
-                      <w:numId w:val="16"/>
+                      <w:numId w:val="14"/>
                     </w:numPr>
                     <w:ind w:left="284" w:hanging="284"/>
                   </w:pPr>
@@ -12750,7 +12659,7 @@
                     <w:pStyle w:val="NumList"/>
                     <w:numPr>
                       <w:ilvl w:val="0"/>
-                      <w:numId w:val="17"/>
+                      <w:numId w:val="15"/>
                     </w:numPr>
                     <w:ind w:left="284" w:hanging="284"/>
                   </w:pPr>
@@ -12763,7 +12672,7 @@
                     <w:pStyle w:val="NumList"/>
                     <w:numPr>
                       <w:ilvl w:val="0"/>
-                      <w:numId w:val="17"/>
+                      <w:numId w:val="15"/>
                     </w:numPr>
                     <w:ind w:left="284" w:hanging="284"/>
                   </w:pPr>
@@ -12776,7 +12685,7 @@
                     <w:pStyle w:val="NumList"/>
                     <w:numPr>
                       <w:ilvl w:val="0"/>
-                      <w:numId w:val="17"/>
+                      <w:numId w:val="15"/>
                     </w:numPr>
                     <w:ind w:left="284" w:hanging="284"/>
                   </w:pPr>
@@ -12789,7 +12698,7 @@
                     <w:pStyle w:val="NumList"/>
                     <w:numPr>
                       <w:ilvl w:val="0"/>
-                      <w:numId w:val="17"/>
+                      <w:numId w:val="15"/>
                     </w:numPr>
                     <w:ind w:left="284" w:hanging="284"/>
                   </w:pPr>
@@ -12802,7 +12711,7 @@
                     <w:pStyle w:val="NumList"/>
                     <w:numPr>
                       <w:ilvl w:val="0"/>
-                      <w:numId w:val="17"/>
+                      <w:numId w:val="15"/>
                     </w:numPr>
                     <w:ind w:left="284" w:hanging="284"/>
                   </w:pPr>
@@ -12815,7 +12724,7 @@
                     <w:pStyle w:val="NumList"/>
                     <w:numPr>
                       <w:ilvl w:val="0"/>
-                      <w:numId w:val="17"/>
+                      <w:numId w:val="15"/>
                     </w:numPr>
                     <w:ind w:left="284" w:hanging="284"/>
                   </w:pPr>
@@ -12833,7 +12742,7 @@
                     <w:pStyle w:val="SS3-115"/>
                     <w:numPr>
                       <w:ilvl w:val="0"/>
-                      <w:numId w:val="18"/>
+                      <w:numId w:val="16"/>
                     </w:numPr>
                     <w:ind w:left="284" w:hanging="284"/>
                   </w:pPr>
@@ -12846,7 +12755,7 @@
                     <w:pStyle w:val="SS3-115"/>
                     <w:numPr>
                       <w:ilvl w:val="0"/>
-                      <w:numId w:val="18"/>
+                      <w:numId w:val="16"/>
                     </w:numPr>
                     <w:ind w:left="284" w:hanging="284"/>
                   </w:pPr>
@@ -12859,7 +12768,7 @@
                     <w:pStyle w:val="SS3-115"/>
                     <w:numPr>
                       <w:ilvl w:val="0"/>
-                      <w:numId w:val="18"/>
+                      <w:numId w:val="16"/>
                     </w:numPr>
                     <w:ind w:left="284" w:hanging="284"/>
                   </w:pPr>
@@ -12872,7 +12781,7 @@
                     <w:pStyle w:val="SS3-115"/>
                     <w:numPr>
                       <w:ilvl w:val="0"/>
-                      <w:numId w:val="18"/>
+                      <w:numId w:val="16"/>
                     </w:numPr>
                     <w:ind w:left="284" w:hanging="284"/>
                   </w:pPr>
@@ -12885,7 +12794,7 @@
                     <w:pStyle w:val="SS3-115"/>
                     <w:numPr>
                       <w:ilvl w:val="0"/>
-                      <w:numId w:val="18"/>
+                      <w:numId w:val="16"/>
                     </w:numPr>
                     <w:ind w:left="284" w:hanging="284"/>
                   </w:pPr>
@@ -12898,7 +12807,7 @@
                     <w:pStyle w:val="SS3-115"/>
                     <w:numPr>
                       <w:ilvl w:val="0"/>
-                      <w:numId w:val="18"/>
+                      <w:numId w:val="16"/>
                     </w:numPr>
                     <w:ind w:left="284" w:hanging="284"/>
                   </w:pPr>
@@ -13330,87 +13239,100 @@
                     <w:pStyle w:val="SS3-115"/>
                     <w:numPr>
                       <w:ilvl w:val="0"/>
+                      <w:numId w:val="17"/>
+                    </w:numPr>
+                    <w:ind w:left="284" w:hanging="284"/>
+                  </w:pPr>
+                  <w:r>
+                    <w:t>What kind of T-shirts does the man sell most of?</w:t>
+                  </w:r>
+                </w:p>
+                <w:p>
+                  <w:pPr>
+                    <w:pStyle w:val="ABList"/>
+                    <w:numPr>
+                      <w:ilvl w:val="0"/>
+                      <w:numId w:val="18"/>
+                    </w:numPr>
+                  </w:pPr>
+                  <w:r>
+                    <w:t xml:space="preserve">T-shirts with a </w:t>
+                  </w:r>
+                  <w:r>
+                    <w:rPr>
+                      <w:u w:val="single"/>
+                    </w:rPr>
+                    <w:t>picture on them</w:t>
+                  </w:r>
+                </w:p>
+                <w:p>
+                  <w:pPr>
+                    <w:pStyle w:val="ABList"/>
+                    <w:numPr>
+                      <w:ilvl w:val="0"/>
+                      <w:numId w:val="18"/>
+                    </w:numPr>
+                  </w:pPr>
+                  <w:r>
+                    <w:t xml:space="preserve">T-shirts with </w:t>
+                  </w:r>
+                  <w:r>
+                    <w:rPr>
+                      <w:u w:val="single"/>
+                    </w:rPr>
+                    <w:t>words on them</w:t>
+                  </w:r>
+                </w:p>
+                <w:p>
+                  <w:pPr>
+                    <w:pStyle w:val="ABList"/>
+                    <w:numPr>
+                      <w:ilvl w:val="0"/>
+                      <w:numId w:val="18"/>
+                    </w:numPr>
+                    <w:rPr>
+                      <w:u w:val="single"/>
+                    </w:rPr>
+                  </w:pPr>
+                  <w:r>
+                    <w:rPr>
+                      <w:u w:val="single"/>
+                    </w:rPr>
+                    <w:t>plain T-shirts</w:t>
+                  </w:r>
+                </w:p>
+              </w:tc>
+              <w:tc>
+                <w:tcPr>
+                  <w:tcW w:w="0" w:type="auto"/>
+                </w:tcPr>
+                <w:p>
+                  <w:pPr>
+                    <w:pStyle w:val="SS3-115"/>
+                    <w:rPr>
+                      <w:i/>
+                      <w:iCs/>
+                    </w:rPr>
+                  </w:pPr>
+                  <w:r>
+                    <w:rPr>
+                      <w:i/>
+                      <w:iCs/>
+                    </w:rPr>
+                    <w:t>Paraphrases</w:t>
+                  </w:r>
+                </w:p>
+                <w:p>
+                  <w:pPr>
+                    <w:pStyle w:val="NumList"/>
+                    <w:numPr>
+                      <w:ilvl w:val="0"/>
                       <w:numId w:val="19"/>
                     </w:numPr>
                     <w:ind w:left="284" w:hanging="284"/>
                   </w:pPr>
                   <w:r>
-                    <w:t>What kind of T-shirts does the man sell most of?</w:t>
-                  </w:r>
-                </w:p>
-                <w:p>
-                  <w:pPr>
-                    <w:pStyle w:val="ABList"/>
-                    <w:numPr>
-                      <w:ilvl w:val="0"/>
-                      <w:numId w:val="20"/>
-                    </w:numPr>
-                  </w:pPr>
-                  <w:r>
-                    <w:t xml:space="preserve">T-shirts with a </w:t>
-                  </w:r>
-                  <w:r>
-                    <w:rPr>
-                      <w:u w:val="single"/>
-                    </w:rPr>
-                    <w:t>picture on them</w:t>
-                  </w:r>
-                </w:p>
-                <w:p>
-                  <w:pPr>
-                    <w:pStyle w:val="ABList"/>
-                    <w:numPr>
-                      <w:ilvl w:val="0"/>
-                      <w:numId w:val="20"/>
-                    </w:numPr>
-                  </w:pPr>
-                  <w:r>
-                    <w:t xml:space="preserve">T-shirts with </w:t>
-                  </w:r>
-                  <w:r>
-                    <w:rPr>
-                      <w:u w:val="single"/>
-                    </w:rPr>
-                    <w:t>words on them</w:t>
-                  </w:r>
-                </w:p>
-                <w:p>
-                  <w:pPr>
-                    <w:pStyle w:val="ABList"/>
-                    <w:numPr>
-                      <w:ilvl w:val="0"/>
-                      <w:numId w:val="20"/>
-                    </w:numPr>
-                    <w:rPr>
-                      <w:u w:val="single"/>
-                    </w:rPr>
-                  </w:pPr>
-                  <w:r>
-                    <w:rPr>
-                      <w:u w:val="single"/>
-                    </w:rPr>
-                    <w:t>plain T-shirts</w:t>
-                  </w:r>
-                </w:p>
-              </w:tc>
-              <w:tc>
-                <w:tcPr>
-                  <w:tcW w:w="0" w:type="auto"/>
-                </w:tcPr>
-                <w:p>
-                  <w:pPr>
-                    <w:pStyle w:val="SS3-115"/>
-                    <w:rPr>
-                      <w:i/>
-                      <w:iCs/>
-                    </w:rPr>
-                  </w:pPr>
-                  <w:r>
-                    <w:rPr>
-                      <w:i/>
-                      <w:iCs/>
-                    </w:rPr>
-                    <w:t>Paraphrases</w:t>
+                    <w:t>nothing on them</w:t>
                   </w:r>
                 </w:p>
                 <w:p>
@@ -13418,12 +13340,12 @@
                     <w:pStyle w:val="NumList"/>
                     <w:numPr>
                       <w:ilvl w:val="0"/>
-                      <w:numId w:val="21"/>
+                      <w:numId w:val="19"/>
                     </w:numPr>
                     <w:ind w:left="284" w:hanging="284"/>
                   </w:pPr>
                   <w:r>
-                    <w:t>nothing on them</w:t>
+                    <w:t>writing on them</w:t>
                   </w:r>
                 </w:p>
                 <w:p>
@@ -13431,20 +13353,7 @@
                     <w:pStyle w:val="NumList"/>
                     <w:numPr>
                       <w:ilvl w:val="0"/>
-                      <w:numId w:val="21"/>
-                    </w:numPr>
-                    <w:ind w:left="284" w:hanging="284"/>
-                  </w:pPr>
-                  <w:r>
-                    <w:t>writing on them</w:t>
-                  </w:r>
-                </w:p>
-                <w:p>
-                  <w:pPr>
-                    <w:pStyle w:val="NumList"/>
-                    <w:numPr>
-                      <w:ilvl w:val="0"/>
-                      <w:numId w:val="21"/>
+                      <w:numId w:val="19"/>
                     </w:numPr>
                     <w:ind w:left="284" w:hanging="284"/>
                   </w:pPr>
@@ -13615,7 +13524,7 @@
                     <w:pStyle w:val="SS3-115"/>
                     <w:numPr>
                       <w:ilvl w:val="0"/>
-                      <w:numId w:val="19"/>
+                      <w:numId w:val="17"/>
                     </w:numPr>
                     <w:ind w:left="284" w:hanging="284"/>
                   </w:pPr>
@@ -13628,7 +13537,7 @@
                     <w:pStyle w:val="ABList"/>
                     <w:numPr>
                       <w:ilvl w:val="0"/>
-                      <w:numId w:val="22"/>
+                      <w:numId w:val="20"/>
                     </w:numPr>
                   </w:pPr>
                   <w:r>
@@ -13640,7 +13549,7 @@
                     <w:pStyle w:val="ABList"/>
                     <w:numPr>
                       <w:ilvl w:val="0"/>
-                      <w:numId w:val="22"/>
+                      <w:numId w:val="20"/>
                     </w:numPr>
                   </w:pPr>
                   <w:r>
@@ -13652,7 +13561,7 @@
                     <w:pStyle w:val="ABList"/>
                     <w:numPr>
                       <w:ilvl w:val="0"/>
-                      <w:numId w:val="22"/>
+                      <w:numId w:val="20"/>
                     </w:numPr>
                     <w:rPr>
                       <w:u w:val="single"/>
@@ -13688,7 +13597,7 @@
                     <w:pStyle w:val="ABList"/>
                     <w:numPr>
                       <w:ilvl w:val="0"/>
-                      <w:numId w:val="23"/>
+                      <w:numId w:val="21"/>
                     </w:numPr>
                   </w:pPr>
                   <w:r>
@@ -13700,7 +13609,7 @@
                     <w:pStyle w:val="ABList"/>
                     <w:numPr>
                       <w:ilvl w:val="0"/>
-                      <w:numId w:val="23"/>
+                      <w:numId w:val="21"/>
                     </w:numPr>
                   </w:pPr>
                   <w:r>
@@ -13712,7 +13621,7 @@
                     <w:pStyle w:val="ABList"/>
                     <w:numPr>
                       <w:ilvl w:val="0"/>
-                      <w:numId w:val="23"/>
+                      <w:numId w:val="21"/>
                     </w:numPr>
                   </w:pPr>
                   <w:r>
@@ -13888,7 +13797,7 @@
                     <w:pStyle w:val="SS3-115"/>
                     <w:numPr>
                       <w:ilvl w:val="0"/>
-                      <w:numId w:val="19"/>
+                      <w:numId w:val="17"/>
                     </w:numPr>
                     <w:ind w:left="284" w:hanging="284"/>
                   </w:pPr>
@@ -13901,7 +13810,7 @@
                     <w:pStyle w:val="ABList"/>
                     <w:numPr>
                       <w:ilvl w:val="0"/>
-                      <w:numId w:val="22"/>
+                      <w:numId w:val="20"/>
                     </w:numPr>
                   </w:pPr>
                   <w:r>
@@ -13913,7 +13822,7 @@
                     <w:pStyle w:val="ABList"/>
                     <w:numPr>
                       <w:ilvl w:val="0"/>
-                      <w:numId w:val="22"/>
+                      <w:numId w:val="20"/>
                     </w:numPr>
                   </w:pPr>
                   <w:r>
@@ -13925,7 +13834,7 @@
                     <w:pStyle w:val="ABList"/>
                     <w:numPr>
                       <w:ilvl w:val="0"/>
-                      <w:numId w:val="22"/>
+                      <w:numId w:val="20"/>
                     </w:numPr>
                     <w:rPr>
                       <w:u w:val="single"/>
@@ -13961,7 +13870,7 @@
                     <w:pStyle w:val="ABList"/>
                     <w:numPr>
                       <w:ilvl w:val="0"/>
-                      <w:numId w:val="23"/>
+                      <w:numId w:val="21"/>
                     </w:numPr>
                   </w:pPr>
                   <w:r>
@@ -13973,7 +13882,7 @@
                     <w:pStyle w:val="ABList"/>
                     <w:numPr>
                       <w:ilvl w:val="0"/>
-                      <w:numId w:val="23"/>
+                      <w:numId w:val="21"/>
                     </w:numPr>
                   </w:pPr>
                   <w:r>
@@ -13985,7 +13894,7 @@
                     <w:pStyle w:val="ABList"/>
                     <w:numPr>
                       <w:ilvl w:val="0"/>
-                      <w:numId w:val="23"/>
+                      <w:numId w:val="21"/>
                     </w:numPr>
                   </w:pPr>
                   <w:r>
@@ -14487,7 +14396,7 @@
               <w:pStyle w:val="NumList"/>
               <w:numPr>
                 <w:ilvl w:val="0"/>
-                <w:numId w:val="25"/>
+                <w:numId w:val="23"/>
               </w:numPr>
               <w:spacing w:before="120"/>
             </w:pPr>
@@ -14498,37 +14407,83 @@
           <w:p>
             <w:pPr>
               <w:pStyle w:val="NumList"/>
+              <w:numPr>
+                <w:ilvl w:val="0"/>
+                <w:numId w:val="22"/>
+              </w:numPr>
+            </w:pPr>
+            <w:r>
+              <w:t>the theatre.</w:t>
+            </w:r>
+          </w:p>
+          <w:p>
+            <w:pPr>
+              <w:pStyle w:val="NumList"/>
+              <w:numPr>
+                <w:ilvl w:val="0"/>
+                <w:numId w:val="22"/>
+              </w:numPr>
+            </w:pPr>
+            <w:r>
+              <w:t>the train station.</w:t>
+            </w:r>
+          </w:p>
+          <w:p>
+            <w:pPr>
+              <w:pStyle w:val="NumList"/>
+              <w:numPr>
+                <w:ilvl w:val="0"/>
+                <w:numId w:val="22"/>
+              </w:numPr>
+            </w:pPr>
+            <w:r>
+              <w:t>some cafés.</w:t>
+            </w:r>
+          </w:p>
+          <w:p>
+            <w:pPr>
+              <w:pStyle w:val="NumList"/>
+              <w:spacing w:before="120"/>
+              <w:ind w:left="284" w:hanging="284"/>
+            </w:pPr>
+            <w:r>
+              <w:t>Nowadays the theatre is popular because of</w:t>
+            </w:r>
+          </w:p>
+          <w:p>
+            <w:pPr>
+              <w:pStyle w:val="ABList"/>
               <w:numPr>
                 <w:ilvl w:val="0"/>
                 <w:numId w:val="24"/>
               </w:numPr>
             </w:pPr>
             <w:r>
-              <w:t>the theatre.</w:t>
-            </w:r>
-          </w:p>
-          <w:p>
-            <w:pPr>
-              <w:pStyle w:val="NumList"/>
+              <w:t>its modern architecture.</w:t>
+            </w:r>
+          </w:p>
+          <w:p>
+            <w:pPr>
+              <w:pStyle w:val="ABList"/>
               <w:numPr>
                 <w:ilvl w:val="0"/>
                 <w:numId w:val="24"/>
               </w:numPr>
             </w:pPr>
             <w:r>
-              <w:t>the train station.</w:t>
-            </w:r>
-          </w:p>
-          <w:p>
-            <w:pPr>
-              <w:pStyle w:val="NumList"/>
+              <w:t>its music performances.</w:t>
+            </w:r>
+          </w:p>
+          <w:p>
+            <w:pPr>
+              <w:pStyle w:val="ABList"/>
               <w:numPr>
                 <w:ilvl w:val="0"/>
                 <w:numId w:val="24"/>
               </w:numPr>
             </w:pPr>
             <w:r>
-              <w:t>some cafés.</w:t>
+              <w:t>the famous actors that appear there.</w:t>
             </w:r>
           </w:p>
           <w:p>
@@ -14538,7 +14493,53 @@
               <w:ind w:left="284" w:hanging="284"/>
             </w:pPr>
             <w:r>
-              <w:t>Nowadays the theatre is popular because of</w:t>
+              <w:t>The shopping tour will begin at...</w:t>
+            </w:r>
+          </w:p>
+          <w:p>
+            <w:pPr>
+              <w:pStyle w:val="ABList"/>
+              <w:numPr>
+                <w:ilvl w:val="0"/>
+                <w:numId w:val="25"/>
+              </w:numPr>
+            </w:pPr>
+            <w:r>
+              <w:t>9.10.</w:t>
+            </w:r>
+          </w:p>
+          <w:p>
+            <w:pPr>
+              <w:pStyle w:val="ABList"/>
+              <w:numPr>
+                <w:ilvl w:val="0"/>
+                <w:numId w:val="25"/>
+              </w:numPr>
+            </w:pPr>
+            <w:r>
+              <w:t>9.30.</w:t>
+            </w:r>
+          </w:p>
+          <w:p>
+            <w:pPr>
+              <w:pStyle w:val="ABList"/>
+              <w:numPr>
+                <w:ilvl w:val="0"/>
+                <w:numId w:val="25"/>
+              </w:numPr>
+            </w:pPr>
+            <w:r>
+              <w:t>9.45.</w:t>
+            </w:r>
+          </w:p>
+          <w:p>
+            <w:pPr>
+              <w:pStyle w:val="NumList"/>
+              <w:spacing w:before="120"/>
+              <w:ind w:left="284" w:hanging="284"/>
+            </w:pPr>
+            <w:r>
+              <w:t>What can people buy in Market Place today?</w:t>
             </w:r>
           </w:p>
           <w:p>
@@ -14550,7 +14551,7 @@
               </w:numPr>
             </w:pPr>
             <w:r>
-              <w:t>its modern architecture.</w:t>
+              <w:t>souvenirs</w:t>
             </w:r>
           </w:p>
           <w:p>
@@ -14562,7 +14563,7 @@
               </w:numPr>
             </w:pPr>
             <w:r>
-              <w:t>its music performances.</w:t>
+              <w:t>fruit and vegetables</w:t>
             </w:r>
           </w:p>
           <w:p>
@@ -14574,7 +14575,7 @@
               </w:numPr>
             </w:pPr>
             <w:r>
-              <w:t>the famous actors that appear there.</w:t>
+              <w:t>clothes</w:t>
             </w:r>
           </w:p>
           <w:p>
@@ -14584,7 +14585,7 @@
               <w:ind w:left="284" w:hanging="284"/>
             </w:pPr>
             <w:r>
-              <w:t>The shopping tour will begin at...</w:t>
+              <w:t>The main purpose of the visit to the Regional Food Centre is</w:t>
             </w:r>
           </w:p>
           <w:p>
@@ -14596,7 +14597,7 @@
               </w:numPr>
             </w:pPr>
             <w:r>
-              <w:t>9.10.</w:t>
+              <w:t>to have a meal.</w:t>
             </w:r>
           </w:p>
           <w:p>
@@ -14608,7 +14609,7 @@
               </w:numPr>
             </w:pPr>
             <w:r>
-              <w:t>9.30.</w:t>
+              <w:t>to buy local fruit juices.</w:t>
             </w:r>
           </w:p>
           <w:p>
@@ -14620,7 +14621,7 @@
               </w:numPr>
             </w:pPr>
             <w:r>
-              <w:t>9.45.</w:t>
+              <w:t>to taste cheeses from the region.</w:t>
             </w:r>
           </w:p>
           <w:p>
@@ -14630,7 +14631,7 @@
               <w:ind w:left="284" w:hanging="284"/>
             </w:pPr>
             <w:r>
-              <w:t>What can people buy in Market Place today?</w:t>
+              <w:t>At the Fashion Fair, how will people on the tour know which building the footwear is in?</w:t>
             </w:r>
           </w:p>
           <w:p>
@@ -14642,7 +14643,7 @@
               </w:numPr>
             </w:pPr>
             <w:r>
-              <w:t>souvenirs</w:t>
+              <w:t>It is a red building.</w:t>
             </w:r>
           </w:p>
           <w:p>
@@ -14654,7 +14655,7 @@
               </w:numPr>
             </w:pPr>
             <w:r>
-              <w:t>fruit and vegetables</w:t>
+              <w:t>It has a green roof.</w:t>
             </w:r>
           </w:p>
           <w:p>
@@ -14663,98 +14664,6 @@
               <w:numPr>
                 <w:ilvl w:val="0"/>
                 <w:numId w:val="28"/>
-              </w:numPr>
-            </w:pPr>
-            <w:r>
-              <w:t>clothes</w:t>
-            </w:r>
-          </w:p>
-          <w:p>
-            <w:pPr>
-              <w:pStyle w:val="NumList"/>
-              <w:spacing w:before="120"/>
-              <w:ind w:left="284" w:hanging="284"/>
-            </w:pPr>
-            <w:r>
-              <w:t>The main purpose of the visit to the Regional Food Centre is</w:t>
-            </w:r>
-          </w:p>
-          <w:p>
-            <w:pPr>
-              <w:pStyle w:val="ABList"/>
-              <w:numPr>
-                <w:ilvl w:val="0"/>
-                <w:numId w:val="29"/>
-              </w:numPr>
-            </w:pPr>
-            <w:r>
-              <w:t>to have a meal.</w:t>
-            </w:r>
-          </w:p>
-          <w:p>
-            <w:pPr>
-              <w:pStyle w:val="ABList"/>
-              <w:numPr>
-                <w:ilvl w:val="0"/>
-                <w:numId w:val="29"/>
-              </w:numPr>
-            </w:pPr>
-            <w:r>
-              <w:t>to buy local fruit juices.</w:t>
-            </w:r>
-          </w:p>
-          <w:p>
-            <w:pPr>
-              <w:pStyle w:val="ABList"/>
-              <w:numPr>
-                <w:ilvl w:val="0"/>
-                <w:numId w:val="29"/>
-              </w:numPr>
-            </w:pPr>
-            <w:r>
-              <w:t>to taste cheeses from the region.</w:t>
-            </w:r>
-          </w:p>
-          <w:p>
-            <w:pPr>
-              <w:pStyle w:val="NumList"/>
-              <w:spacing w:before="120"/>
-              <w:ind w:left="284" w:hanging="284"/>
-            </w:pPr>
-            <w:r>
-              <w:t>At the Fashion Fair, how will people on the tour know which building the footwear is in?</w:t>
-            </w:r>
-          </w:p>
-          <w:p>
-            <w:pPr>
-              <w:pStyle w:val="ABList"/>
-              <w:numPr>
-                <w:ilvl w:val="0"/>
-                <w:numId w:val="30"/>
-              </w:numPr>
-            </w:pPr>
-            <w:r>
-              <w:t>It is a red building.</w:t>
-            </w:r>
-          </w:p>
-          <w:p>
-            <w:pPr>
-              <w:pStyle w:val="ABList"/>
-              <w:numPr>
-                <w:ilvl w:val="0"/>
-                <w:numId w:val="30"/>
-              </w:numPr>
-            </w:pPr>
-            <w:r>
-              <w:t>It has a green roof.</w:t>
-            </w:r>
-          </w:p>
-          <w:p>
-            <w:pPr>
-              <w:pStyle w:val="ABList"/>
-              <w:numPr>
-                <w:ilvl w:val="0"/>
-                <w:numId w:val="30"/>
               </w:numPr>
             </w:pPr>
             <w:r>
@@ -15654,13 +15563,25 @@
                       <w:b/>
                       <w:bCs/>
                     </w:rPr>
-                    <w:t xml:space="preserve"> 11 </w:t>
-                  </w:r>
-                  <w:r>
                     <w:t xml:space="preserve"> </w:t>
                   </w:r>
-                  <w:r>
-                    <w:t xml:space="preserve">___ </w:t>
+                  <w:proofErr w:type="gramStart"/>
+                  <w:r>
+                    <w:rPr>
+                      <w:b/>
+                      <w:bCs/>
+                    </w:rPr>
+                    <w:t xml:space="preserve">11 </w:t>
+                  </w:r>
+                  <w:r>
+                    <w:t xml:space="preserve"> </w:t>
+                  </w:r>
+                  <w:r>
+                    <w:t>_</w:t>
+                  </w:r>
+                  <w:proofErr w:type="gramEnd"/>
+                  <w:r>
+                    <w:t xml:space="preserve">__ </w:t>
                   </w:r>
                   <w:r>
                     <w:t xml:space="preserve">gifts for my friends -things that nobody else has. Covent Garden's a great </w:t>
@@ -15839,7 +15760,7 @@
                     <w:pStyle w:val="NumList"/>
                     <w:numPr>
                       <w:ilvl w:val="0"/>
-                      <w:numId w:val="31"/>
+                      <w:numId w:val="29"/>
                     </w:numPr>
                     <w:ind w:left="284" w:hanging="284"/>
                   </w:pPr>
@@ -15852,7 +15773,7 @@
                     <w:pStyle w:val="NumList"/>
                     <w:numPr>
                       <w:ilvl w:val="0"/>
-                      <w:numId w:val="31"/>
+                      <w:numId w:val="29"/>
                     </w:numPr>
                     <w:ind w:left="284" w:hanging="284"/>
                   </w:pPr>
@@ -15865,7 +15786,7 @@
                     <w:pStyle w:val="NumList"/>
                     <w:numPr>
                       <w:ilvl w:val="0"/>
-                      <w:numId w:val="31"/>
+                      <w:numId w:val="29"/>
                     </w:numPr>
                     <w:ind w:left="284" w:hanging="284"/>
                   </w:pPr>
@@ -15878,7 +15799,7 @@
                     <w:pStyle w:val="NumList"/>
                     <w:numPr>
                       <w:ilvl w:val="0"/>
-                      <w:numId w:val="31"/>
+                      <w:numId w:val="29"/>
                     </w:numPr>
                     <w:ind w:left="284" w:hanging="284"/>
                   </w:pPr>
@@ -15891,7 +15812,7 @@
                     <w:pStyle w:val="NumList"/>
                     <w:numPr>
                       <w:ilvl w:val="0"/>
-                      <w:numId w:val="31"/>
+                      <w:numId w:val="29"/>
                     </w:numPr>
                     <w:ind w:left="284" w:hanging="284"/>
                   </w:pPr>
@@ -15904,7 +15825,7 @@
                     <w:pStyle w:val="NumList"/>
                     <w:numPr>
                       <w:ilvl w:val="0"/>
-                      <w:numId w:val="31"/>
+                      <w:numId w:val="29"/>
                     </w:numPr>
                     <w:ind w:left="284" w:hanging="284"/>
                   </w:pPr>
@@ -15922,7 +15843,7 @@
                     <w:pStyle w:val="SS3-115"/>
                     <w:numPr>
                       <w:ilvl w:val="0"/>
-                      <w:numId w:val="32"/>
+                      <w:numId w:val="30"/>
                     </w:numPr>
                     <w:ind w:left="284" w:hanging="284"/>
                   </w:pPr>
@@ -15935,7 +15856,7 @@
                     <w:pStyle w:val="SS3-115"/>
                     <w:numPr>
                       <w:ilvl w:val="0"/>
-                      <w:numId w:val="32"/>
+                      <w:numId w:val="30"/>
                     </w:numPr>
                     <w:ind w:left="284" w:hanging="284"/>
                   </w:pPr>
@@ -15948,7 +15869,7 @@
                     <w:pStyle w:val="SS3-115"/>
                     <w:numPr>
                       <w:ilvl w:val="0"/>
-                      <w:numId w:val="32"/>
+                      <w:numId w:val="30"/>
                     </w:numPr>
                     <w:ind w:left="284" w:hanging="284"/>
                   </w:pPr>
@@ -15961,7 +15882,7 @@
                     <w:pStyle w:val="SS3-115"/>
                     <w:numPr>
                       <w:ilvl w:val="0"/>
-                      <w:numId w:val="32"/>
+                      <w:numId w:val="30"/>
                     </w:numPr>
                     <w:ind w:left="284" w:hanging="284"/>
                   </w:pPr>
@@ -15974,7 +15895,7 @@
                     <w:pStyle w:val="SS3-115"/>
                     <w:numPr>
                       <w:ilvl w:val="0"/>
-                      <w:numId w:val="32"/>
+                      <w:numId w:val="30"/>
                     </w:numPr>
                     <w:ind w:left="284" w:hanging="284"/>
                   </w:pPr>
@@ -15987,7 +15908,7 @@
                     <w:pStyle w:val="SS3-115"/>
                     <w:numPr>
                       <w:ilvl w:val="0"/>
-                      <w:numId w:val="32"/>
+                      <w:numId w:val="30"/>
                     </w:numPr>
                     <w:ind w:left="284" w:hanging="284"/>
                   </w:pPr>
@@ -18412,7 +18333,7 @@
               <w:pStyle w:val="NumList"/>
               <w:numPr>
                 <w:ilvl w:val="0"/>
-                <w:numId w:val="33"/>
+                <w:numId w:val="31"/>
               </w:numPr>
             </w:pPr>
             <w:r>
@@ -18701,7 +18622,7 @@
                     <w:pStyle w:val="NumList"/>
                     <w:numPr>
                       <w:ilvl w:val="0"/>
-                      <w:numId w:val="34"/>
+                      <w:numId w:val="32"/>
                     </w:numPr>
                     <w:ind w:left="284" w:hanging="284"/>
                   </w:pPr>
@@ -18714,7 +18635,7 @@
                     <w:pStyle w:val="NumList"/>
                     <w:numPr>
                       <w:ilvl w:val="0"/>
-                      <w:numId w:val="34"/>
+                      <w:numId w:val="32"/>
                     </w:numPr>
                     <w:ind w:left="284" w:hanging="284"/>
                   </w:pPr>
@@ -18727,7 +18648,7 @@
                     <w:pStyle w:val="NumList"/>
                     <w:numPr>
                       <w:ilvl w:val="0"/>
-                      <w:numId w:val="34"/>
+                      <w:numId w:val="32"/>
                     </w:numPr>
                     <w:ind w:left="284" w:hanging="284"/>
                   </w:pPr>
@@ -18761,7 +18682,7 @@
                     <w:pStyle w:val="NumList"/>
                     <w:numPr>
                       <w:ilvl w:val="0"/>
-                      <w:numId w:val="35"/>
+                      <w:numId w:val="33"/>
                     </w:numPr>
                     <w:ind w:left="284" w:hanging="284"/>
                   </w:pPr>
@@ -18774,7 +18695,7 @@
                     <w:pStyle w:val="NumList"/>
                     <w:numPr>
                       <w:ilvl w:val="0"/>
-                      <w:numId w:val="35"/>
+                      <w:numId w:val="33"/>
                     </w:numPr>
                     <w:ind w:left="284" w:hanging="284"/>
                   </w:pPr>
@@ -18787,7 +18708,7 @@
                     <w:pStyle w:val="NumList"/>
                     <w:numPr>
                       <w:ilvl w:val="0"/>
-                      <w:numId w:val="35"/>
+                      <w:numId w:val="33"/>
                     </w:numPr>
                     <w:ind w:left="284" w:hanging="284"/>
                   </w:pPr>
@@ -20181,15 +20102,24 @@
                       <w:sz w:val="21"/>
                       <w:szCs w:val="21"/>
                     </w:rPr>
-                    <w:t xml:space="preserve">In Part 2 you have to write an essay of about 250 words. There are different types of question in Part 2, and </w:t>
-                  </w:r>
+                    <w:t xml:space="preserve">In Part 2 you have to write an essay of about 250 words. There are different types of question in Part 2, </w:t>
+                  </w:r>
+                  <w:proofErr w:type="gramStart"/>
                   <w:r>
                     <w:rPr>
                       <w:sz w:val="21"/>
                       <w:szCs w:val="21"/>
                     </w:rPr>
+                    <w:t xml:space="preserve">and </w:t>
+                  </w:r>
+                  <w:r>
+                    <w:rPr>
+                      <w:sz w:val="21"/>
+                      <w:szCs w:val="21"/>
+                    </w:rPr>
                     <w:t>.</w:t>
                   </w:r>
+                  <w:proofErr w:type="gramEnd"/>
                 </w:p>
                 <w:p>
                   <w:pPr>
@@ -21458,7 +21388,7 @@
               <w:pStyle w:val="NumList"/>
               <w:numPr>
                 <w:ilvl w:val="0"/>
-                <w:numId w:val="36"/>
+                <w:numId w:val="34"/>
               </w:numPr>
               <w:ind w:left="284" w:hanging="284"/>
             </w:pPr>
@@ -21471,7 +21401,7 @@
               <w:pStyle w:val="NumList"/>
               <w:numPr>
                 <w:ilvl w:val="0"/>
-                <w:numId w:val="17"/>
+                <w:numId w:val="15"/>
               </w:numPr>
               <w:ind w:left="284" w:hanging="284"/>
             </w:pPr>
@@ -21484,7 +21414,7 @@
               <w:pStyle w:val="NumList"/>
               <w:numPr>
                 <w:ilvl w:val="0"/>
-                <w:numId w:val="17"/>
+                <w:numId w:val="15"/>
               </w:numPr>
               <w:ind w:left="284" w:hanging="284"/>
             </w:pPr>
@@ -21497,7 +21427,7 @@
               <w:pStyle w:val="NumList"/>
               <w:numPr>
                 <w:ilvl w:val="0"/>
-                <w:numId w:val="17"/>
+                <w:numId w:val="15"/>
               </w:numPr>
               <w:ind w:left="284" w:hanging="284"/>
             </w:pPr>
@@ -21510,7 +21440,7 @@
               <w:pStyle w:val="NumList"/>
               <w:numPr>
                 <w:ilvl w:val="0"/>
-                <w:numId w:val="17"/>
+                <w:numId w:val="15"/>
               </w:numPr>
               <w:ind w:left="284" w:hanging="284"/>
             </w:pPr>
@@ -21523,7 +21453,7 @@
               <w:pStyle w:val="NumList"/>
               <w:numPr>
                 <w:ilvl w:val="0"/>
-                <w:numId w:val="17"/>
+                <w:numId w:val="15"/>
               </w:numPr>
               <w:ind w:left="284" w:hanging="284"/>
             </w:pPr>
@@ -21541,7 +21471,7 @@
               <w:pStyle w:val="SS3-115"/>
               <w:numPr>
                 <w:ilvl w:val="0"/>
-                <w:numId w:val="37"/>
+                <w:numId w:val="35"/>
               </w:numPr>
               <w:ind w:left="284" w:hanging="284"/>
             </w:pPr>
@@ -21554,7 +21484,7 @@
               <w:pStyle w:val="SS3-115"/>
               <w:numPr>
                 <w:ilvl w:val="0"/>
-                <w:numId w:val="37"/>
+                <w:numId w:val="35"/>
               </w:numPr>
               <w:ind w:left="284" w:hanging="284"/>
             </w:pPr>
@@ -21567,7 +21497,7 @@
               <w:pStyle w:val="SS3-115"/>
               <w:numPr>
                 <w:ilvl w:val="0"/>
-                <w:numId w:val="37"/>
+                <w:numId w:val="35"/>
               </w:numPr>
               <w:ind w:left="284" w:hanging="284"/>
             </w:pPr>
@@ -21580,7 +21510,7 @@
               <w:pStyle w:val="SS3-115"/>
               <w:numPr>
                 <w:ilvl w:val="0"/>
-                <w:numId w:val="37"/>
+                <w:numId w:val="35"/>
               </w:numPr>
               <w:ind w:left="284" w:hanging="284"/>
             </w:pPr>
@@ -21593,7 +21523,7 @@
               <w:pStyle w:val="SS3-115"/>
               <w:numPr>
                 <w:ilvl w:val="0"/>
-                <w:numId w:val="37"/>
+                <w:numId w:val="35"/>
               </w:numPr>
               <w:ind w:left="284" w:hanging="284"/>
             </w:pPr>
@@ -21606,7 +21536,7 @@
               <w:pStyle w:val="SS3-115"/>
               <w:numPr>
                 <w:ilvl w:val="0"/>
-                <w:numId w:val="37"/>
+                <w:numId w:val="35"/>
               </w:numPr>
               <w:ind w:left="284" w:hanging="284"/>
             </w:pPr>
@@ -23387,247 +23317,247 @@
       <w:startOverride w:val="1"/>
     </w:lvlOverride>
   </w:num>
-  <w:num w:numId="7" w16cid:durableId="1619335939">
+  <w:num w:numId="7" w16cid:durableId="1080518069">
     <w:abstractNumId w:val="2"/>
     <w:lvlOverride w:ilvl="0">
       <w:startOverride w:val="1"/>
     </w:lvlOverride>
   </w:num>
-  <w:num w:numId="8" w16cid:durableId="169950524">
+  <w:num w:numId="8" w16cid:durableId="401298272">
+    <w:abstractNumId w:val="13"/>
+  </w:num>
+  <w:num w:numId="9" w16cid:durableId="1923484725">
+    <w:abstractNumId w:val="2"/>
+    <w:lvlOverride w:ilvl="0">
+      <w:startOverride w:val="1"/>
+    </w:lvlOverride>
+  </w:num>
+  <w:num w:numId="10" w16cid:durableId="986323285">
+    <w:abstractNumId w:val="2"/>
+    <w:lvlOverride w:ilvl="0">
+      <w:startOverride w:val="1"/>
+    </w:lvlOverride>
+  </w:num>
+  <w:num w:numId="11" w16cid:durableId="828862195">
+    <w:abstractNumId w:val="2"/>
+    <w:lvlOverride w:ilvl="0">
+      <w:startOverride w:val="1"/>
+    </w:lvlOverride>
+  </w:num>
+  <w:num w:numId="12" w16cid:durableId="2084258487">
+    <w:abstractNumId w:val="2"/>
+    <w:lvlOverride w:ilvl="0">
+      <w:startOverride w:val="1"/>
+    </w:lvlOverride>
+  </w:num>
+  <w:num w:numId="13" w16cid:durableId="1095636397">
+    <w:abstractNumId w:val="2"/>
+    <w:lvlOverride w:ilvl="0">
+      <w:startOverride w:val="1"/>
+    </w:lvlOverride>
+  </w:num>
+  <w:num w:numId="14" w16cid:durableId="388656743">
+    <w:abstractNumId w:val="8"/>
+  </w:num>
+  <w:num w:numId="15" w16cid:durableId="12927038">
+    <w:abstractNumId w:val="2"/>
+    <w:lvlOverride w:ilvl="0">
+      <w:startOverride w:val="1"/>
+    </w:lvlOverride>
+  </w:num>
+  <w:num w:numId="16" w16cid:durableId="2120908571">
+    <w:abstractNumId w:val="16"/>
+  </w:num>
+  <w:num w:numId="17" w16cid:durableId="1109591584">
+    <w:abstractNumId w:val="7"/>
+  </w:num>
+  <w:num w:numId="18" w16cid:durableId="2147356549">
     <w:abstractNumId w:val="14"/>
     <w:lvlOverride w:ilvl="0">
       <w:startOverride w:val="1"/>
     </w:lvlOverride>
   </w:num>
-  <w:num w:numId="9" w16cid:durableId="1080518069">
+  <w:num w:numId="19" w16cid:durableId="989359790">
     <w:abstractNumId w:val="2"/>
     <w:lvlOverride w:ilvl="0">
       <w:startOverride w:val="1"/>
     </w:lvlOverride>
   </w:num>
-  <w:num w:numId="10" w16cid:durableId="401298272">
-    <w:abstractNumId w:val="13"/>
+  <w:num w:numId="20" w16cid:durableId="465779244">
+    <w:abstractNumId w:val="14"/>
+    <w:lvlOverride w:ilvl="0">
+      <w:startOverride w:val="1"/>
+    </w:lvlOverride>
   </w:num>
-  <w:num w:numId="11" w16cid:durableId="1923484725">
+  <w:num w:numId="21" w16cid:durableId="863906711">
+    <w:abstractNumId w:val="14"/>
+    <w:lvlOverride w:ilvl="0">
+      <w:startOverride w:val="1"/>
+    </w:lvlOverride>
+  </w:num>
+  <w:num w:numId="22" w16cid:durableId="1687293127">
+    <w:abstractNumId w:val="9"/>
+  </w:num>
+  <w:num w:numId="23" w16cid:durableId="581180687">
     <w:abstractNumId w:val="2"/>
     <w:lvlOverride w:ilvl="0">
       <w:startOverride w:val="1"/>
     </w:lvlOverride>
   </w:num>
-  <w:num w:numId="12" w16cid:durableId="986323285">
+  <w:num w:numId="24" w16cid:durableId="1774284093">
+    <w:abstractNumId w:val="14"/>
+    <w:lvlOverride w:ilvl="0">
+      <w:startOverride w:val="1"/>
+    </w:lvlOverride>
+  </w:num>
+  <w:num w:numId="25" w16cid:durableId="1960602862">
+    <w:abstractNumId w:val="14"/>
+    <w:lvlOverride w:ilvl="0">
+      <w:startOverride w:val="1"/>
+    </w:lvlOverride>
+  </w:num>
+  <w:num w:numId="26" w16cid:durableId="144979547">
+    <w:abstractNumId w:val="14"/>
+    <w:lvlOverride w:ilvl="0">
+      <w:startOverride w:val="1"/>
+    </w:lvlOverride>
+  </w:num>
+  <w:num w:numId="27" w16cid:durableId="2039043292">
+    <w:abstractNumId w:val="14"/>
+    <w:lvlOverride w:ilvl="0">
+      <w:startOverride w:val="1"/>
+    </w:lvlOverride>
+  </w:num>
+  <w:num w:numId="28" w16cid:durableId="1857304701">
+    <w:abstractNumId w:val="14"/>
+    <w:lvlOverride w:ilvl="0">
+      <w:startOverride w:val="1"/>
+    </w:lvlOverride>
+  </w:num>
+  <w:num w:numId="29" w16cid:durableId="596721076">
     <w:abstractNumId w:val="2"/>
     <w:lvlOverride w:ilvl="0">
       <w:startOverride w:val="1"/>
     </w:lvlOverride>
   </w:num>
-  <w:num w:numId="13" w16cid:durableId="828862195">
+  <w:num w:numId="30" w16cid:durableId="335808467">
+    <w:abstractNumId w:val="5"/>
+  </w:num>
+  <w:num w:numId="31" w16cid:durableId="2085956602">
     <w:abstractNumId w:val="2"/>
     <w:lvlOverride w:ilvl="0">
       <w:startOverride w:val="1"/>
     </w:lvlOverride>
   </w:num>
-  <w:num w:numId="14" w16cid:durableId="2084258487">
+  <w:num w:numId="32" w16cid:durableId="201744787">
     <w:abstractNumId w:val="2"/>
     <w:lvlOverride w:ilvl="0">
       <w:startOverride w:val="1"/>
     </w:lvlOverride>
   </w:num>
-  <w:num w:numId="15" w16cid:durableId="1095636397">
+  <w:num w:numId="33" w16cid:durableId="1812136001">
     <w:abstractNumId w:val="2"/>
     <w:lvlOverride w:ilvl="0">
       <w:startOverride w:val="1"/>
     </w:lvlOverride>
   </w:num>
-  <w:num w:numId="16" w16cid:durableId="388656743">
-    <w:abstractNumId w:val="8"/>
-  </w:num>
-  <w:num w:numId="17" w16cid:durableId="12927038">
+  <w:num w:numId="34" w16cid:durableId="2116169977">
     <w:abstractNumId w:val="2"/>
     <w:lvlOverride w:ilvl="0">
       <w:startOverride w:val="1"/>
     </w:lvlOverride>
   </w:num>
-  <w:num w:numId="18" w16cid:durableId="2120908571">
-    <w:abstractNumId w:val="16"/>
+  <w:num w:numId="35" w16cid:durableId="533033429">
+    <w:abstractNumId w:val="1"/>
   </w:num>
-  <w:num w:numId="19" w16cid:durableId="1109591584">
-    <w:abstractNumId w:val="7"/>
-  </w:num>
-  <w:num w:numId="20" w16cid:durableId="2147356549">
-    <w:abstractNumId w:val="14"/>
-    <w:lvlOverride w:ilvl="0">
-      <w:startOverride w:val="1"/>
-    </w:lvlOverride>
-  </w:num>
-  <w:num w:numId="21" w16cid:durableId="989359790">
+  <w:num w:numId="36" w16cid:durableId="647826493">
     <w:abstractNumId w:val="2"/>
     <w:lvlOverride w:ilvl="0">
       <w:startOverride w:val="1"/>
     </w:lvlOverride>
   </w:num>
-  <w:num w:numId="22" w16cid:durableId="465779244">
-    <w:abstractNumId w:val="14"/>
-    <w:lvlOverride w:ilvl="0">
-      <w:startOverride w:val="1"/>
-    </w:lvlOverride>
-  </w:num>
-  <w:num w:numId="23" w16cid:durableId="863906711">
-    <w:abstractNumId w:val="14"/>
-    <w:lvlOverride w:ilvl="0">
-      <w:startOverride w:val="1"/>
-    </w:lvlOverride>
-  </w:num>
-  <w:num w:numId="24" w16cid:durableId="1687293127">
-    <w:abstractNumId w:val="9"/>
-  </w:num>
-  <w:num w:numId="25" w16cid:durableId="581180687">
+  <w:num w:numId="37" w16cid:durableId="1604219288">
     <w:abstractNumId w:val="2"/>
     <w:lvlOverride w:ilvl="0">
       <w:startOverride w:val="1"/>
     </w:lvlOverride>
   </w:num>
-  <w:num w:numId="26" w16cid:durableId="1774284093">
-    <w:abstractNumId w:val="14"/>
-    <w:lvlOverride w:ilvl="0">
-      <w:startOverride w:val="1"/>
-    </w:lvlOverride>
+  <w:num w:numId="38" w16cid:durableId="2140679866">
+    <w:abstractNumId w:val="11"/>
   </w:num>
-  <w:num w:numId="27" w16cid:durableId="1960602862">
-    <w:abstractNumId w:val="14"/>
-    <w:lvlOverride w:ilvl="0">
-      <w:startOverride w:val="1"/>
-    </w:lvlOverride>
+  <w:num w:numId="39" w16cid:durableId="734552780">
+    <w:abstractNumId w:val="15"/>
   </w:num>
-  <w:num w:numId="28" w16cid:durableId="144979547">
-    <w:abstractNumId w:val="14"/>
-    <w:lvlOverride w:ilvl="0">
-      <w:startOverride w:val="1"/>
-    </w:lvlOverride>
+  <w:num w:numId="40" w16cid:durableId="490877705">
+    <w:abstractNumId w:val="6"/>
   </w:num>
-  <w:num w:numId="29" w16cid:durableId="2039043292">
-    <w:abstractNumId w:val="14"/>
-    <w:lvlOverride w:ilvl="0">
-      <w:startOverride w:val="1"/>
-    </w:lvlOverride>
-  </w:num>
-  <w:num w:numId="30" w16cid:durableId="1857304701">
-    <w:abstractNumId w:val="14"/>
-    <w:lvlOverride w:ilvl="0">
-      <w:startOverride w:val="1"/>
-    </w:lvlOverride>
-  </w:num>
-  <w:num w:numId="31" w16cid:durableId="596721076">
+  <w:num w:numId="41" w16cid:durableId="365563972">
     <w:abstractNumId w:val="2"/>
     <w:lvlOverride w:ilvl="0">
       <w:startOverride w:val="1"/>
     </w:lvlOverride>
   </w:num>
-  <w:num w:numId="32" w16cid:durableId="335808467">
-    <w:abstractNumId w:val="5"/>
-  </w:num>
-  <w:num w:numId="33" w16cid:durableId="2085956602">
+  <w:num w:numId="42" w16cid:durableId="875041339">
     <w:abstractNumId w:val="2"/>
     <w:lvlOverride w:ilvl="0">
       <w:startOverride w:val="1"/>
     </w:lvlOverride>
   </w:num>
-  <w:num w:numId="34" w16cid:durableId="201744787">
+  <w:num w:numId="43" w16cid:durableId="1849519827">
     <w:abstractNumId w:val="2"/>
     <w:lvlOverride w:ilvl="0">
       <w:startOverride w:val="1"/>
     </w:lvlOverride>
   </w:num>
-  <w:num w:numId="35" w16cid:durableId="1812136001">
+  <w:num w:numId="44" w16cid:durableId="511576091">
     <w:abstractNumId w:val="2"/>
     <w:lvlOverride w:ilvl="0">
       <w:startOverride w:val="1"/>
     </w:lvlOverride>
   </w:num>
-  <w:num w:numId="36" w16cid:durableId="2116169977">
+  <w:num w:numId="45" w16cid:durableId="968246382">
     <w:abstractNumId w:val="2"/>
     <w:lvlOverride w:ilvl="0">
       <w:startOverride w:val="1"/>
     </w:lvlOverride>
   </w:num>
-  <w:num w:numId="37" w16cid:durableId="533033429">
-    <w:abstractNumId w:val="1"/>
-  </w:num>
-  <w:num w:numId="38" w16cid:durableId="647826493">
+  <w:num w:numId="46" w16cid:durableId="649482491">
     <w:abstractNumId w:val="2"/>
     <w:lvlOverride w:ilvl="0">
       <w:startOverride w:val="1"/>
     </w:lvlOverride>
   </w:num>
-  <w:num w:numId="39" w16cid:durableId="1604219288">
+  <w:num w:numId="47" w16cid:durableId="1334917393">
     <w:abstractNumId w:val="2"/>
     <w:lvlOverride w:ilvl="0">
       <w:startOverride w:val="1"/>
     </w:lvlOverride>
   </w:num>
-  <w:num w:numId="40" w16cid:durableId="2140679866">
-    <w:abstractNumId w:val="11"/>
+  <w:num w:numId="48" w16cid:durableId="1778478891">
+    <w:abstractNumId w:val="4"/>
   </w:num>
-  <w:num w:numId="41" w16cid:durableId="734552780">
-    <w:abstractNumId w:val="15"/>
+  <w:num w:numId="49" w16cid:durableId="2041082663">
+    <w:abstractNumId w:val="0"/>
   </w:num>
-  <w:num w:numId="42" w16cid:durableId="490877705">
-    <w:abstractNumId w:val="6"/>
-  </w:num>
-  <w:num w:numId="43" w16cid:durableId="365563972">
+  <w:num w:numId="50" w16cid:durableId="1282306038">
     <w:abstractNumId w:val="2"/>
     <w:lvlOverride w:ilvl="0">
       <w:startOverride w:val="1"/>
     </w:lvlOverride>
   </w:num>
-  <w:num w:numId="44" w16cid:durableId="875041339">
+  <w:num w:numId="51" w16cid:durableId="833882467">
     <w:abstractNumId w:val="2"/>
     <w:lvlOverride w:ilvl="0">
       <w:startOverride w:val="1"/>
     </w:lvlOverride>
   </w:num>
-  <w:num w:numId="45" w16cid:durableId="1849519827">
+  <w:num w:numId="52" w16cid:durableId="687802839">
     <w:abstractNumId w:val="2"/>
     <w:lvlOverride w:ilvl="0">
       <w:startOverride w:val="1"/>
     </w:lvlOverride>
   </w:num>
-  <w:num w:numId="46" w16cid:durableId="511576091">
-    <w:abstractNumId w:val="2"/>
-    <w:lvlOverride w:ilvl="0">
-      <w:startOverride w:val="1"/>
-    </w:lvlOverride>
-  </w:num>
-  <w:num w:numId="47" w16cid:durableId="968246382">
-    <w:abstractNumId w:val="2"/>
-    <w:lvlOverride w:ilvl="0">
-      <w:startOverride w:val="1"/>
-    </w:lvlOverride>
-  </w:num>
-  <w:num w:numId="48" w16cid:durableId="649482491">
-    <w:abstractNumId w:val="2"/>
-    <w:lvlOverride w:ilvl="0">
-      <w:startOverride w:val="1"/>
-    </w:lvlOverride>
-  </w:num>
-  <w:num w:numId="49" w16cid:durableId="1334917393">
-    <w:abstractNumId w:val="2"/>
-    <w:lvlOverride w:ilvl="0">
-      <w:startOverride w:val="1"/>
-    </w:lvlOverride>
-  </w:num>
-  <w:num w:numId="50" w16cid:durableId="1778478891">
-    <w:abstractNumId w:val="4"/>
-  </w:num>
-  <w:num w:numId="51" w16cid:durableId="2041082663">
-    <w:abstractNumId w:val="0"/>
-  </w:num>
-  <w:num w:numId="52" w16cid:durableId="1282306038">
-    <w:abstractNumId w:val="2"/>
-    <w:lvlOverride w:ilvl="0">
-      <w:startOverride w:val="1"/>
-    </w:lvlOverride>
-  </w:num>
-  <w:num w:numId="53" w16cid:durableId="833882467">
+  <w:num w:numId="53" w16cid:durableId="451050964">
     <w:abstractNumId w:val="2"/>
     <w:lvlOverride w:ilvl="0">
       <w:startOverride w:val="1"/>

--- a/assets/data/Mindset 01/Mindset1- Custom- Unit 06.docx
+++ b/assets/data/Mindset 01/Mindset1- Custom- Unit 06.docx
@@ -613,7 +613,7 @@
                     <w:pStyle w:val="NumList"/>
                     <w:numPr>
                       <w:ilvl w:val="0"/>
-                      <w:numId w:val="14"/>
+                      <w:numId w:val="9"/>
                     </w:numPr>
                     <w:ind w:left="284" w:hanging="284"/>
                   </w:pPr>
@@ -626,7 +626,7 @@
                     <w:pStyle w:val="NumList"/>
                     <w:numPr>
                       <w:ilvl w:val="0"/>
-                      <w:numId w:val="14"/>
+                      <w:numId w:val="9"/>
                     </w:numPr>
                     <w:ind w:left="284" w:hanging="284"/>
                   </w:pPr>
@@ -639,7 +639,7 @@
                     <w:pStyle w:val="NumList"/>
                     <w:numPr>
                       <w:ilvl w:val="0"/>
-                      <w:numId w:val="14"/>
+                      <w:numId w:val="9"/>
                     </w:numPr>
                     <w:ind w:left="284" w:hanging="284"/>
                   </w:pPr>
@@ -657,7 +657,7 @@
                     <w:pStyle w:val="NumList"/>
                     <w:numPr>
                       <w:ilvl w:val="0"/>
-                      <w:numId w:val="15"/>
+                      <w:numId w:val="10"/>
                     </w:numPr>
                     <w:ind w:left="284" w:hanging="284"/>
                   </w:pPr>
@@ -670,7 +670,7 @@
                     <w:pStyle w:val="NumList"/>
                     <w:numPr>
                       <w:ilvl w:val="0"/>
-                      <w:numId w:val="15"/>
+                      <w:numId w:val="10"/>
                     </w:numPr>
                     <w:ind w:left="284" w:hanging="284"/>
                   </w:pPr>
@@ -683,7 +683,7 @@
                     <w:pStyle w:val="NumList"/>
                     <w:numPr>
                       <w:ilvl w:val="0"/>
-                      <w:numId w:val="15"/>
+                      <w:numId w:val="10"/>
                     </w:numPr>
                     <w:ind w:left="284" w:hanging="284"/>
                   </w:pPr>
@@ -735,7 +735,7 @@
                     <w:pStyle w:val="SS3-115"/>
                     <w:numPr>
                       <w:ilvl w:val="0"/>
-                      <w:numId w:val="16"/>
+                      <w:numId w:val="11"/>
                     </w:numPr>
                     <w:ind w:left="284" w:hanging="284"/>
                     <w:rPr>
@@ -756,7 +756,7 @@
                     <w:pStyle w:val="SS3-115"/>
                     <w:numPr>
                       <w:ilvl w:val="0"/>
-                      <w:numId w:val="17"/>
+                      <w:numId w:val="12"/>
                     </w:numPr>
                     <w:ind w:left="284" w:hanging="284"/>
                     <w:rPr>
@@ -777,7 +777,7 @@
                     <w:pStyle w:val="SS3-115"/>
                     <w:numPr>
                       <w:ilvl w:val="0"/>
-                      <w:numId w:val="18"/>
+                      <w:numId w:val="13"/>
                     </w:numPr>
                     <w:ind w:left="284" w:hanging="284"/>
                     <w:rPr>
@@ -800,7 +800,7 @@
                     <w:pStyle w:val="SS3-115"/>
                     <w:numPr>
                       <w:ilvl w:val="0"/>
-                      <w:numId w:val="16"/>
+                      <w:numId w:val="11"/>
                     </w:numPr>
                     <w:ind w:left="284" w:hanging="284"/>
                     <w:rPr>
@@ -821,7 +821,7 @@
                     <w:pStyle w:val="SS3-115"/>
                     <w:numPr>
                       <w:ilvl w:val="0"/>
-                      <w:numId w:val="17"/>
+                      <w:numId w:val="12"/>
                     </w:numPr>
                     <w:ind w:left="284" w:hanging="284"/>
                   </w:pPr>
@@ -839,7 +839,7 @@
                     <w:pStyle w:val="SS3-115"/>
                     <w:numPr>
                       <w:ilvl w:val="0"/>
-                      <w:numId w:val="18"/>
+                      <w:numId w:val="13"/>
                     </w:numPr>
                     <w:ind w:left="284" w:hanging="284"/>
                   </w:pPr>
@@ -859,7 +859,7 @@
                     <w:pStyle w:val="SS3-115"/>
                     <w:numPr>
                       <w:ilvl w:val="0"/>
-                      <w:numId w:val="16"/>
+                      <w:numId w:val="11"/>
                     </w:numPr>
                     <w:ind w:left="284" w:hanging="284"/>
                   </w:pPr>
@@ -877,7 +877,7 @@
                     <w:pStyle w:val="SS3-115"/>
                     <w:numPr>
                       <w:ilvl w:val="0"/>
-                      <w:numId w:val="17"/>
+                      <w:numId w:val="12"/>
                     </w:numPr>
                     <w:ind w:left="284" w:hanging="284"/>
                   </w:pPr>
@@ -895,7 +895,7 @@
                     <w:pStyle w:val="SS3-115"/>
                     <w:numPr>
                       <w:ilvl w:val="0"/>
-                      <w:numId w:val="18"/>
+                      <w:numId w:val="13"/>
                     </w:numPr>
                     <w:ind w:left="284" w:hanging="284"/>
                   </w:pPr>
@@ -915,7 +915,7 @@
                     <w:pStyle w:val="SS3-115"/>
                     <w:numPr>
                       <w:ilvl w:val="0"/>
-                      <w:numId w:val="16"/>
+                      <w:numId w:val="11"/>
                     </w:numPr>
                     <w:ind w:left="284" w:hanging="284"/>
                   </w:pPr>
@@ -941,7 +941,7 @@
                     <w:pStyle w:val="SS3-115"/>
                     <w:numPr>
                       <w:ilvl w:val="0"/>
-                      <w:numId w:val="17"/>
+                      <w:numId w:val="12"/>
                     </w:numPr>
                     <w:ind w:left="284" w:hanging="284"/>
                   </w:pPr>
@@ -959,7 +959,7 @@
                     <w:pStyle w:val="SS3-115"/>
                     <w:numPr>
                       <w:ilvl w:val="0"/>
-                      <w:numId w:val="18"/>
+                      <w:numId w:val="13"/>
                     </w:numPr>
                     <w:ind w:left="284" w:hanging="284"/>
                   </w:pPr>
@@ -1697,7 +1697,7 @@
               <w:pStyle w:val="NumList"/>
               <w:numPr>
                 <w:ilvl w:val="0"/>
-                <w:numId w:val="19"/>
+                <w:numId w:val="14"/>
               </w:numPr>
               <w:ind w:left="284" w:hanging="284"/>
             </w:pPr>
@@ -1710,7 +1710,7 @@
               <w:pStyle w:val="NumList"/>
               <w:numPr>
                 <w:ilvl w:val="0"/>
-                <w:numId w:val="19"/>
+                <w:numId w:val="14"/>
               </w:numPr>
               <w:ind w:left="284" w:hanging="284"/>
             </w:pPr>
@@ -1723,7 +1723,7 @@
               <w:pStyle w:val="NumList"/>
               <w:numPr>
                 <w:ilvl w:val="0"/>
-                <w:numId w:val="19"/>
+                <w:numId w:val="14"/>
               </w:numPr>
               <w:ind w:left="284" w:hanging="284"/>
             </w:pPr>
@@ -1736,7 +1736,7 @@
               <w:pStyle w:val="NumList"/>
               <w:numPr>
                 <w:ilvl w:val="0"/>
-                <w:numId w:val="19"/>
+                <w:numId w:val="14"/>
               </w:numPr>
               <w:ind w:left="284" w:hanging="284"/>
             </w:pPr>
@@ -1749,7 +1749,7 @@
               <w:pStyle w:val="NumList"/>
               <w:numPr>
                 <w:ilvl w:val="0"/>
-                <w:numId w:val="19"/>
+                <w:numId w:val="14"/>
               </w:numPr>
               <w:ind w:left="284" w:hanging="284"/>
             </w:pPr>
@@ -1762,7 +1762,7 @@
               <w:pStyle w:val="NumList"/>
               <w:numPr>
                 <w:ilvl w:val="0"/>
-                <w:numId w:val="19"/>
+                <w:numId w:val="14"/>
               </w:numPr>
               <w:ind w:left="284" w:hanging="284"/>
             </w:pPr>
@@ -2024,7 +2024,7 @@
               <w:pStyle w:val="NumList"/>
               <w:numPr>
                 <w:ilvl w:val="0"/>
-                <w:numId w:val="20"/>
+                <w:numId w:val="15"/>
               </w:numPr>
               <w:ind w:left="284" w:hanging="284"/>
             </w:pPr>
@@ -2037,7 +2037,7 @@
               <w:pStyle w:val="NumList"/>
               <w:numPr>
                 <w:ilvl w:val="0"/>
-                <w:numId w:val="19"/>
+                <w:numId w:val="14"/>
               </w:numPr>
               <w:ind w:left="284" w:hanging="284"/>
             </w:pPr>
@@ -2050,7 +2050,7 @@
               <w:pStyle w:val="NumList"/>
               <w:numPr>
                 <w:ilvl w:val="0"/>
-                <w:numId w:val="19"/>
+                <w:numId w:val="14"/>
               </w:numPr>
               <w:ind w:left="284" w:hanging="284"/>
             </w:pPr>
@@ -2068,7 +2068,7 @@
               <w:pStyle w:val="NumList"/>
               <w:numPr>
                 <w:ilvl w:val="0"/>
-                <w:numId w:val="19"/>
+                <w:numId w:val="14"/>
               </w:numPr>
               <w:ind w:left="284" w:hanging="284"/>
             </w:pPr>
@@ -2081,7 +2081,7 @@
               <w:pStyle w:val="NumList"/>
               <w:numPr>
                 <w:ilvl w:val="0"/>
-                <w:numId w:val="19"/>
+                <w:numId w:val="14"/>
               </w:numPr>
               <w:ind w:left="284" w:hanging="284"/>
               <w:rPr>
@@ -2213,7 +2213,7 @@
               <w:pStyle w:val="NumList"/>
               <w:numPr>
                 <w:ilvl w:val="0"/>
-                <w:numId w:val="21"/>
+                <w:numId w:val="16"/>
               </w:numPr>
             </w:pPr>
             <w:r>
@@ -2435,7 +2435,7 @@
               <w:pStyle w:val="NumList"/>
               <w:numPr>
                 <w:ilvl w:val="0"/>
-                <w:numId w:val="22"/>
+                <w:numId w:val="17"/>
               </w:numPr>
               <w:ind w:left="284" w:hanging="284"/>
             </w:pPr>
@@ -2448,7 +2448,7 @@
               <w:pStyle w:val="NumList"/>
               <w:numPr>
                 <w:ilvl w:val="0"/>
-                <w:numId w:val="20"/>
+                <w:numId w:val="15"/>
               </w:numPr>
               <w:ind w:left="284" w:hanging="284"/>
             </w:pPr>
@@ -2461,7 +2461,7 @@
               <w:pStyle w:val="NumList"/>
               <w:numPr>
                 <w:ilvl w:val="0"/>
-                <w:numId w:val="20"/>
+                <w:numId w:val="15"/>
               </w:numPr>
               <w:ind w:left="284" w:hanging="284"/>
             </w:pPr>
@@ -2474,7 +2474,7 @@
               <w:pStyle w:val="NumList"/>
               <w:numPr>
                 <w:ilvl w:val="0"/>
-                <w:numId w:val="20"/>
+                <w:numId w:val="15"/>
               </w:numPr>
               <w:ind w:left="284" w:hanging="284"/>
             </w:pPr>
@@ -2487,7 +2487,7 @@
               <w:pStyle w:val="NumList"/>
               <w:numPr>
                 <w:ilvl w:val="0"/>
-                <w:numId w:val="20"/>
+                <w:numId w:val="15"/>
               </w:numPr>
               <w:ind w:left="284" w:hanging="284"/>
               <w:rPr>
@@ -2623,7 +2623,7 @@
               <w:pStyle w:val="NumList"/>
               <w:numPr>
                 <w:ilvl w:val="0"/>
-                <w:numId w:val="23"/>
+                <w:numId w:val="18"/>
               </w:numPr>
               <w:ind w:left="284" w:hanging="284"/>
             </w:pPr>
@@ -2636,7 +2636,7 @@
               <w:pStyle w:val="NumList"/>
               <w:numPr>
                 <w:ilvl w:val="0"/>
-                <w:numId w:val="23"/>
+                <w:numId w:val="18"/>
               </w:numPr>
               <w:ind w:left="284" w:hanging="284"/>
             </w:pPr>
@@ -2649,7 +2649,7 @@
               <w:pStyle w:val="NumList"/>
               <w:numPr>
                 <w:ilvl w:val="0"/>
-                <w:numId w:val="23"/>
+                <w:numId w:val="18"/>
               </w:numPr>
               <w:ind w:left="284" w:hanging="284"/>
             </w:pPr>
@@ -2662,7 +2662,7 @@
               <w:pStyle w:val="NumList"/>
               <w:numPr>
                 <w:ilvl w:val="0"/>
-                <w:numId w:val="23"/>
+                <w:numId w:val="18"/>
               </w:numPr>
               <w:ind w:left="284" w:hanging="284"/>
             </w:pPr>
@@ -2675,7 +2675,7 @@
               <w:pStyle w:val="NumList"/>
               <w:numPr>
                 <w:ilvl w:val="0"/>
-                <w:numId w:val="23"/>
+                <w:numId w:val="18"/>
               </w:numPr>
               <w:ind w:left="284" w:hanging="284"/>
             </w:pPr>
@@ -2688,7 +2688,7 @@
               <w:pStyle w:val="NumList"/>
               <w:numPr>
                 <w:ilvl w:val="0"/>
-                <w:numId w:val="23"/>
+                <w:numId w:val="18"/>
               </w:numPr>
               <w:ind w:left="284" w:hanging="284"/>
             </w:pPr>
@@ -3365,7 +3365,7 @@
                     <w:pStyle w:val="SS3-115"/>
                     <w:numPr>
                       <w:ilvl w:val="0"/>
-                      <w:numId w:val="26"/>
+                      <w:numId w:val="21"/>
                     </w:numPr>
                     <w:ind w:left="284" w:hanging="284"/>
                     <w:rPr>
@@ -3389,7 +3389,7 @@
                     <w:pStyle w:val="SS3-115"/>
                     <w:numPr>
                       <w:ilvl w:val="0"/>
-                      <w:numId w:val="26"/>
+                      <w:numId w:val="21"/>
                     </w:numPr>
                     <w:ind w:left="284" w:hanging="284"/>
                     <w:rPr>
@@ -3410,7 +3410,7 @@
                     <w:pStyle w:val="SS3-115"/>
                     <w:numPr>
                       <w:ilvl w:val="0"/>
-                      <w:numId w:val="26"/>
+                      <w:numId w:val="21"/>
                     </w:numPr>
                     <w:ind w:left="284" w:hanging="284"/>
                   </w:pPr>
@@ -3428,7 +3428,7 @@
                     <w:pStyle w:val="SS3-115"/>
                     <w:numPr>
                       <w:ilvl w:val="0"/>
-                      <w:numId w:val="26"/>
+                      <w:numId w:val="21"/>
                     </w:numPr>
                     <w:ind w:left="284" w:hanging="284"/>
                   </w:pPr>
@@ -3446,7 +3446,7 @@
                     <w:pStyle w:val="SS3-115"/>
                     <w:numPr>
                       <w:ilvl w:val="0"/>
-                      <w:numId w:val="26"/>
+                      <w:numId w:val="21"/>
                     </w:numPr>
                     <w:ind w:left="284" w:hanging="284"/>
                   </w:pPr>
@@ -3464,7 +3464,7 @@
                     <w:pStyle w:val="SS3-115"/>
                     <w:numPr>
                       <w:ilvl w:val="0"/>
-                      <w:numId w:val="26"/>
+                      <w:numId w:val="21"/>
                     </w:numPr>
                     <w:ind w:left="284" w:hanging="284"/>
                   </w:pPr>
@@ -3484,7 +3484,7 @@
                     <w:pStyle w:val="SS3-115"/>
                     <w:numPr>
                       <w:ilvl w:val="0"/>
-                      <w:numId w:val="26"/>
+                      <w:numId w:val="21"/>
                     </w:numPr>
                     <w:ind w:left="284" w:hanging="284"/>
                     <w:rPr>
@@ -3505,7 +3505,7 @@
                     <w:pStyle w:val="SS3-115"/>
                     <w:numPr>
                       <w:ilvl w:val="0"/>
-                      <w:numId w:val="26"/>
+                      <w:numId w:val="21"/>
                     </w:numPr>
                     <w:ind w:left="284" w:hanging="284"/>
                     <w:rPr>
@@ -3526,7 +3526,7 @@
                     <w:pStyle w:val="SS3-115"/>
                     <w:numPr>
                       <w:ilvl w:val="0"/>
-                      <w:numId w:val="26"/>
+                      <w:numId w:val="21"/>
                     </w:numPr>
                     <w:ind w:left="284" w:hanging="284"/>
                   </w:pPr>
@@ -3544,7 +3544,7 @@
                     <w:pStyle w:val="SS3-115"/>
                     <w:numPr>
                       <w:ilvl w:val="0"/>
-                      <w:numId w:val="26"/>
+                      <w:numId w:val="21"/>
                     </w:numPr>
                     <w:ind w:left="284" w:hanging="284"/>
                   </w:pPr>
@@ -3562,7 +3562,7 @@
                     <w:pStyle w:val="SS3-115"/>
                     <w:numPr>
                       <w:ilvl w:val="0"/>
-                      <w:numId w:val="26"/>
+                      <w:numId w:val="21"/>
                     </w:numPr>
                     <w:ind w:left="284" w:hanging="284"/>
                   </w:pPr>
@@ -3580,7 +3580,7 @@
                     <w:pStyle w:val="SS3-115"/>
                     <w:numPr>
                       <w:ilvl w:val="0"/>
-                      <w:numId w:val="26"/>
+                      <w:numId w:val="21"/>
                     </w:numPr>
                     <w:ind w:left="284" w:hanging="284"/>
                   </w:pPr>
@@ -3762,7 +3762,7 @@
               <w:pStyle w:val="NumList"/>
               <w:numPr>
                 <w:ilvl w:val="0"/>
-                <w:numId w:val="24"/>
+                <w:numId w:val="19"/>
               </w:numPr>
               <w:ind w:left="284" w:hanging="284"/>
             </w:pPr>
@@ -3814,7 +3814,7 @@
               <w:pStyle w:val="NumList"/>
               <w:numPr>
                 <w:ilvl w:val="0"/>
-                <w:numId w:val="24"/>
+                <w:numId w:val="19"/>
               </w:numPr>
               <w:ind w:left="284" w:hanging="284"/>
             </w:pPr>
@@ -3839,7 +3839,7 @@
               <w:pStyle w:val="NumList"/>
               <w:numPr>
                 <w:ilvl w:val="0"/>
-                <w:numId w:val="24"/>
+                <w:numId w:val="19"/>
               </w:numPr>
               <w:ind w:left="284" w:hanging="284"/>
             </w:pPr>
@@ -3861,7 +3861,7 @@
               <w:pStyle w:val="NumList"/>
               <w:numPr>
                 <w:ilvl w:val="0"/>
-                <w:numId w:val="24"/>
+                <w:numId w:val="19"/>
               </w:numPr>
               <w:ind w:left="284" w:hanging="284"/>
             </w:pPr>
@@ -3883,7 +3883,7 @@
               <w:pStyle w:val="NumList"/>
               <w:numPr>
                 <w:ilvl w:val="0"/>
-                <w:numId w:val="24"/>
+                <w:numId w:val="19"/>
               </w:numPr>
               <w:ind w:left="284" w:hanging="284"/>
             </w:pPr>
@@ -5142,7 +5142,7 @@
               <w:pStyle w:val="NumList"/>
               <w:numPr>
                 <w:ilvl w:val="0"/>
-                <w:numId w:val="25"/>
+                <w:numId w:val="20"/>
               </w:numPr>
               <w:spacing w:before="120"/>
               <w:ind w:left="284" w:hanging="284"/>
@@ -5156,7 +5156,7 @@
               <w:pStyle w:val="NumList"/>
               <w:numPr>
                 <w:ilvl w:val="0"/>
-                <w:numId w:val="25"/>
+                <w:numId w:val="20"/>
               </w:numPr>
               <w:ind w:left="284" w:hanging="284"/>
             </w:pPr>
@@ -5169,7 +5169,7 @@
               <w:pStyle w:val="NumList"/>
               <w:numPr>
                 <w:ilvl w:val="0"/>
-                <w:numId w:val="25"/>
+                <w:numId w:val="20"/>
               </w:numPr>
               <w:ind w:left="284" w:hanging="284"/>
             </w:pPr>
@@ -5182,7 +5182,7 @@
               <w:pStyle w:val="NumList"/>
               <w:numPr>
                 <w:ilvl w:val="0"/>
-                <w:numId w:val="25"/>
+                <w:numId w:val="20"/>
               </w:numPr>
               <w:ind w:left="284" w:hanging="284"/>
             </w:pPr>
@@ -5203,7 +5203,7 @@
               <w:pStyle w:val="NumList"/>
               <w:numPr>
                 <w:ilvl w:val="0"/>
-                <w:numId w:val="25"/>
+                <w:numId w:val="20"/>
               </w:numPr>
               <w:ind w:left="284" w:hanging="284"/>
             </w:pPr>
@@ -5216,7 +5216,7 @@
               <w:pStyle w:val="NumList"/>
               <w:numPr>
                 <w:ilvl w:val="0"/>
-                <w:numId w:val="25"/>
+                <w:numId w:val="20"/>
               </w:numPr>
               <w:ind w:left="284" w:hanging="284"/>
             </w:pPr>
@@ -5229,7 +5229,7 @@
               <w:pStyle w:val="NumList"/>
               <w:numPr>
                 <w:ilvl w:val="0"/>
-                <w:numId w:val="25"/>
+                <w:numId w:val="20"/>
               </w:numPr>
               <w:ind w:left="284" w:hanging="284"/>
             </w:pPr>
@@ -5242,7 +5242,7 @@
               <w:pStyle w:val="NumList"/>
               <w:numPr>
                 <w:ilvl w:val="0"/>
-                <w:numId w:val="25"/>
+                <w:numId w:val="20"/>
               </w:numPr>
               <w:ind w:left="284" w:hanging="284"/>
             </w:pPr>
@@ -5640,7 +5640,7 @@
                     <w:pStyle w:val="SS3-115"/>
                     <w:numPr>
                       <w:ilvl w:val="0"/>
-                      <w:numId w:val="27"/>
+                      <w:numId w:val="22"/>
                     </w:numPr>
                     <w:ind w:left="284" w:hanging="284"/>
                     <w:rPr>
@@ -5661,7 +5661,7 @@
                     <w:pStyle w:val="SS3-115"/>
                     <w:numPr>
                       <w:ilvl w:val="0"/>
-                      <w:numId w:val="27"/>
+                      <w:numId w:val="22"/>
                     </w:numPr>
                     <w:ind w:left="284" w:hanging="284"/>
                     <w:rPr>
@@ -5682,7 +5682,7 @@
                     <w:pStyle w:val="SS3-115"/>
                     <w:numPr>
                       <w:ilvl w:val="0"/>
-                      <w:numId w:val="27"/>
+                      <w:numId w:val="22"/>
                     </w:numPr>
                     <w:ind w:left="284" w:hanging="284"/>
                   </w:pPr>
@@ -5700,7 +5700,7 @@
                     <w:pStyle w:val="SS3-115"/>
                     <w:numPr>
                       <w:ilvl w:val="0"/>
-                      <w:numId w:val="27"/>
+                      <w:numId w:val="22"/>
                     </w:numPr>
                     <w:ind w:left="284" w:hanging="284"/>
                   </w:pPr>
@@ -5718,7 +5718,7 @@
                     <w:pStyle w:val="SS3-115"/>
                     <w:numPr>
                       <w:ilvl w:val="0"/>
-                      <w:numId w:val="27"/>
+                      <w:numId w:val="22"/>
                     </w:numPr>
                     <w:ind w:left="284" w:hanging="284"/>
                   </w:pPr>
@@ -5738,7 +5738,7 @@
                     <w:pStyle w:val="SS3-115"/>
                     <w:numPr>
                       <w:ilvl w:val="0"/>
-                      <w:numId w:val="27"/>
+                      <w:numId w:val="22"/>
                     </w:numPr>
                     <w:ind w:left="284" w:hanging="284"/>
                     <w:rPr>
@@ -5759,7 +5759,7 @@
                     <w:pStyle w:val="SS3-115"/>
                     <w:numPr>
                       <w:ilvl w:val="0"/>
-                      <w:numId w:val="27"/>
+                      <w:numId w:val="22"/>
                     </w:numPr>
                     <w:ind w:left="284" w:hanging="284"/>
                     <w:rPr>
@@ -5780,7 +5780,7 @@
                     <w:pStyle w:val="SS3-115"/>
                     <w:numPr>
                       <w:ilvl w:val="0"/>
-                      <w:numId w:val="27"/>
+                      <w:numId w:val="22"/>
                     </w:numPr>
                     <w:ind w:left="284" w:hanging="284"/>
                   </w:pPr>
@@ -5798,7 +5798,7 @@
                     <w:pStyle w:val="SS3-115"/>
                     <w:numPr>
                       <w:ilvl w:val="0"/>
-                      <w:numId w:val="27"/>
+                      <w:numId w:val="22"/>
                     </w:numPr>
                     <w:ind w:left="284" w:hanging="284"/>
                   </w:pPr>
@@ -5816,7 +5816,7 @@
                     <w:pStyle w:val="SS3-115"/>
                     <w:numPr>
                       <w:ilvl w:val="0"/>
-                      <w:numId w:val="27"/>
+                      <w:numId w:val="22"/>
                     </w:numPr>
                     <w:ind w:left="284" w:hanging="284"/>
                   </w:pPr>
@@ -5836,7 +5836,7 @@
                     <w:pStyle w:val="SS3-115"/>
                     <w:numPr>
                       <w:ilvl w:val="0"/>
-                      <w:numId w:val="27"/>
+                      <w:numId w:val="22"/>
                     </w:numPr>
                     <w:ind w:left="284" w:hanging="284"/>
                   </w:pPr>
@@ -5854,7 +5854,7 @@
                     <w:pStyle w:val="SS3-115"/>
                     <w:numPr>
                       <w:ilvl w:val="0"/>
-                      <w:numId w:val="27"/>
+                      <w:numId w:val="22"/>
                     </w:numPr>
                     <w:ind w:left="284" w:hanging="284"/>
                     <w:rPr>
@@ -5875,7 +5875,7 @@
                     <w:pStyle w:val="SS3-115"/>
                     <w:numPr>
                       <w:ilvl w:val="0"/>
-                      <w:numId w:val="27"/>
+                      <w:numId w:val="22"/>
                     </w:numPr>
                     <w:ind w:left="284" w:hanging="284"/>
                   </w:pPr>
@@ -6508,7 +6508,7 @@
               <w:pStyle w:val="NumList"/>
               <w:numPr>
                 <w:ilvl w:val="0"/>
-                <w:numId w:val="28"/>
+                <w:numId w:val="23"/>
               </w:numPr>
               <w:ind w:left="284" w:hanging="284"/>
             </w:pPr>
@@ -6521,7 +6521,7 @@
               <w:pStyle w:val="NumList"/>
               <w:numPr>
                 <w:ilvl w:val="0"/>
-                <w:numId w:val="28"/>
+                <w:numId w:val="23"/>
               </w:numPr>
               <w:ind w:left="284" w:hanging="284"/>
             </w:pPr>
@@ -6534,7 +6534,7 @@
               <w:pStyle w:val="NumList"/>
               <w:numPr>
                 <w:ilvl w:val="0"/>
-                <w:numId w:val="28"/>
+                <w:numId w:val="23"/>
               </w:numPr>
               <w:ind w:left="284" w:hanging="284"/>
             </w:pPr>
@@ -6547,7 +6547,7 @@
               <w:pStyle w:val="NumList"/>
               <w:numPr>
                 <w:ilvl w:val="0"/>
-                <w:numId w:val="28"/>
+                <w:numId w:val="23"/>
               </w:numPr>
               <w:ind w:left="284" w:hanging="284"/>
             </w:pPr>
@@ -6568,7 +6568,7 @@
               <w:pStyle w:val="NumList"/>
               <w:numPr>
                 <w:ilvl w:val="0"/>
-                <w:numId w:val="28"/>
+                <w:numId w:val="23"/>
               </w:numPr>
               <w:ind w:left="284" w:hanging="284"/>
             </w:pPr>
@@ -6581,7 +6581,7 @@
               <w:pStyle w:val="NumList"/>
               <w:numPr>
                 <w:ilvl w:val="0"/>
-                <w:numId w:val="28"/>
+                <w:numId w:val="23"/>
               </w:numPr>
               <w:ind w:left="284" w:hanging="284"/>
             </w:pPr>
@@ -6594,7 +6594,7 @@
               <w:pStyle w:val="NumList"/>
               <w:numPr>
                 <w:ilvl w:val="0"/>
-                <w:numId w:val="28"/>
+                <w:numId w:val="23"/>
               </w:numPr>
               <w:ind w:left="284" w:hanging="284"/>
             </w:pPr>
@@ -6607,7 +6607,7 @@
               <w:pStyle w:val="NumList"/>
               <w:numPr>
                 <w:ilvl w:val="0"/>
-                <w:numId w:val="28"/>
+                <w:numId w:val="23"/>
               </w:numPr>
               <w:ind w:left="284" w:hanging="284"/>
             </w:pPr>
@@ -6891,54 +6891,53 @@
                       <w:sz w:val="21"/>
                       <w:szCs w:val="21"/>
                     </w:rPr>
-                    <w:t xml:space="preserve">Some people are saying that people are less active than they were in the past. There are points for and against this idea, but </w:t>
-                  </w:r>
-                  <w:proofErr w:type="gramStart"/>
+                    <w:t xml:space="preserve">Some people </w:t>
+                  </w:r>
                   <w:r>
                     <w:rPr>
                       <w:sz w:val="21"/>
                       <w:szCs w:val="21"/>
-                    </w:rPr>
-                    <w:t>overall</w:t>
-                  </w:r>
-                  <w:proofErr w:type="gramEnd"/>
+                      <w:shd w:val="clear" w:color="auto" w:fill="F4CE8B"/>
+                    </w:rPr>
+                    <w:t>are saying</w:t>
+                  </w:r>
                   <w:r>
                     <w:rPr>
                       <w:sz w:val="21"/>
                       <w:szCs w:val="21"/>
                     </w:rPr>
-                    <w:t xml:space="preserve"> I agree with the statement. In this essay I explained why.</w:t>
-                  </w:r>
-                </w:p>
-                <w:p>
-                  <w:pPr>
+                    <w:t xml:space="preserve"> that people are less active than they were in the past. There are points for and against this idea, but </w:t>
+                  </w:r>
+                  <w:proofErr w:type="gramStart"/>
+                  <w:r>
                     <w:rPr>
                       <w:sz w:val="21"/>
                       <w:szCs w:val="21"/>
                     </w:rPr>
-                  </w:pPr>
+                    <w:t>overall</w:t>
+                  </w:r>
+                  <w:proofErr w:type="gramEnd"/>
                   <w:r>
                     <w:rPr>
                       <w:sz w:val="21"/>
                       <w:szCs w:val="21"/>
                     </w:rPr>
-                    <w:t xml:space="preserve">In my opinion, the main reason why people less active is computers. Several years </w:t>
-                  </w:r>
-                  <w:proofErr w:type="gramStart"/>
+                    <w:t xml:space="preserve"> I agree with the statement. In this essay I </w:t>
+                  </w:r>
                   <w:r>
                     <w:rPr>
                       <w:sz w:val="21"/>
                       <w:szCs w:val="21"/>
-                    </w:rPr>
-                    <w:t>ago</w:t>
-                  </w:r>
-                  <w:proofErr w:type="gramEnd"/>
+                      <w:shd w:val="clear" w:color="auto" w:fill="F4CE8B"/>
+                    </w:rPr>
+                    <w:t>explained</w:t>
+                  </w:r>
                   <w:r>
                     <w:rPr>
                       <w:sz w:val="21"/>
                       <w:szCs w:val="21"/>
                     </w:rPr>
-                    <w:t xml:space="preserve"> we go to speak to our colleagues. We walked to their desk or office. Now we send an email without getting up from our seat. Even our free time is less active because we playing computer games and go on social media. Before, people were walking to a café to meet their friends or they went to their house. Nowadays, though, we chat online at home. In the twentieth century, children do many activities. In today's world, parents are scared for their children's safety, so they prefer to keep them at home. For many, it is easier to stay at home than to go out.</w:t>
+                    <w:t xml:space="preserve"> why.</w:t>
                   </w:r>
                 </w:p>
                 <w:p>
@@ -6953,7 +6952,158 @@
                       <w:sz w:val="21"/>
                       <w:szCs w:val="21"/>
                     </w:rPr>
-                    <w:t>On the other hand, some physical activities are become more popular. There are more gyms than there used to be and it is fashionable to go running or to the gym. In my view, though, only some people do these things. Most people join a gym but they are not going regularly. However, they never stop playing computer games and watching TV! Also, these days everyone took their driving test as soon as possible and starts driving. In the past, young people walked and went by bus.</w:t>
+                    <w:t xml:space="preserve">In my opinion, the main reason why </w:t>
+                  </w:r>
+                  <w:r>
+                    <w:rPr>
+                      <w:sz w:val="21"/>
+                      <w:szCs w:val="21"/>
+                      <w:shd w:val="clear" w:color="auto" w:fill="F4CE8B"/>
+                    </w:rPr>
+                    <w:t>people less active</w:t>
+                  </w:r>
+                  <w:r>
+                    <w:rPr>
+                      <w:sz w:val="21"/>
+                      <w:szCs w:val="21"/>
+                    </w:rPr>
+                    <w:t xml:space="preserve"> is computers. Several years </w:t>
+                  </w:r>
+                  <w:proofErr w:type="gramStart"/>
+                  <w:r>
+                    <w:rPr>
+                      <w:sz w:val="21"/>
+                      <w:szCs w:val="21"/>
+                    </w:rPr>
+                    <w:t>ago</w:t>
+                  </w:r>
+                  <w:proofErr w:type="gramEnd"/>
+                  <w:r>
+                    <w:rPr>
+                      <w:sz w:val="21"/>
+                      <w:szCs w:val="21"/>
+                    </w:rPr>
+                    <w:t xml:space="preserve"> we </w:t>
+                  </w:r>
+                  <w:r>
+                    <w:rPr>
+                      <w:sz w:val="21"/>
+                      <w:szCs w:val="21"/>
+                      <w:shd w:val="clear" w:color="auto" w:fill="F4CE8B"/>
+                    </w:rPr>
+                    <w:t>go</w:t>
+                  </w:r>
+                  <w:r>
+                    <w:rPr>
+                      <w:sz w:val="21"/>
+                      <w:szCs w:val="21"/>
+                    </w:rPr>
+                    <w:t xml:space="preserve"> to speak to our colleagues. We walked to their desk or office. Now we send an email without getting up from our seat. Even our free time is less active because </w:t>
+                  </w:r>
+                  <w:r>
+                    <w:rPr>
+                      <w:sz w:val="21"/>
+                      <w:szCs w:val="21"/>
+                      <w:shd w:val="clear" w:color="auto" w:fill="F4CE8B"/>
+                    </w:rPr>
+                    <w:t>we playing</w:t>
+                  </w:r>
+                  <w:r>
+                    <w:rPr>
+                      <w:sz w:val="21"/>
+                      <w:szCs w:val="21"/>
+                    </w:rPr>
+                    <w:t xml:space="preserve"> computer games and go on social media. Before, people </w:t>
+                  </w:r>
+                  <w:r>
+                    <w:rPr>
+                      <w:sz w:val="21"/>
+                      <w:szCs w:val="21"/>
+                      <w:shd w:val="clear" w:color="auto" w:fill="F4CE8B"/>
+                    </w:rPr>
+                    <w:t>were walking</w:t>
+                  </w:r>
+                  <w:r>
+                    <w:rPr>
+                      <w:sz w:val="21"/>
+                      <w:szCs w:val="21"/>
+                    </w:rPr>
+                    <w:t xml:space="preserve"> to a café to meet their friends or they went to their house. Nowadays, though, we chat online at home. In the twentieth century, children </w:t>
+                  </w:r>
+                  <w:r>
+                    <w:rPr>
+                      <w:sz w:val="21"/>
+                      <w:szCs w:val="21"/>
+                      <w:shd w:val="clear" w:color="auto" w:fill="F4CE8B"/>
+                    </w:rPr>
+                    <w:t>do</w:t>
+                  </w:r>
+                  <w:r>
+                    <w:rPr>
+                      <w:sz w:val="21"/>
+                      <w:szCs w:val="21"/>
+                    </w:rPr>
+                    <w:t xml:space="preserve"> many activities. In today's world, parents are scared for their children's safety, so they prefer to keep them at home. For many, it is easier to stay at home than to go out.</w:t>
+                  </w:r>
+                </w:p>
+                <w:p>
+                  <w:pPr>
+                    <w:rPr>
+                      <w:sz w:val="21"/>
+                      <w:szCs w:val="21"/>
+                    </w:rPr>
+                  </w:pPr>
+                  <w:r>
+                    <w:rPr>
+                      <w:sz w:val="21"/>
+                      <w:szCs w:val="21"/>
+                    </w:rPr>
+                    <w:t xml:space="preserve">On the other hand, some physical activities </w:t>
+                  </w:r>
+                  <w:r>
+                    <w:rPr>
+                      <w:sz w:val="21"/>
+                      <w:szCs w:val="21"/>
+                      <w:shd w:val="clear" w:color="auto" w:fill="F4CE8B"/>
+                    </w:rPr>
+                    <w:t>are become</w:t>
+                  </w:r>
+                  <w:r>
+                    <w:rPr>
+                      <w:sz w:val="21"/>
+                      <w:szCs w:val="21"/>
+                    </w:rPr>
+                    <w:t xml:space="preserve"> more popular. There are more gyms than there used to be and it is fashionable to go running or to the gym. In my view, though, only some people do these things. Most people join a gym but they </w:t>
+                  </w:r>
+                  <w:r>
+                    <w:rPr>
+                      <w:sz w:val="21"/>
+                      <w:szCs w:val="21"/>
+                      <w:shd w:val="clear" w:color="auto" w:fill="F4CE8B"/>
+                    </w:rPr>
+                    <w:t>are not going</w:t>
+                  </w:r>
+                  <w:r>
+                    <w:rPr>
+                      <w:sz w:val="21"/>
+                      <w:szCs w:val="21"/>
+                    </w:rPr>
+                    <w:t xml:space="preserve"> regularly. However, they never stop playing computer games and watching TV! Also, these days everyone </w:t>
+                  </w:r>
+                  <w:r>
+                    <w:rPr>
+                      <w:sz w:val="21"/>
+                      <w:szCs w:val="21"/>
+                      <w:shd w:val="clear" w:color="auto" w:fill="F4CE8B"/>
+                    </w:rPr>
+                    <w:t>took</w:t>
+                  </w:r>
+                  <w:r>
+                    <w:rPr>
+                      <w:sz w:val="21"/>
+                      <w:szCs w:val="21"/>
+                    </w:rPr>
+                    <w:t xml:space="preserve"> their driving test as soon as possible and starts driving. In the past, young people walked and went by bus.</w:t>
                   </w:r>
                 </w:p>
                 <w:p>
@@ -6969,13 +7119,22 @@
                       <w:sz w:val="21"/>
                       <w:szCs w:val="21"/>
                     </w:rPr>
-                    <w:t xml:space="preserve">To sum up, I am </w:t>
-                  </w:r>
-                  <w:proofErr w:type="gramStart"/>
+                    <w:t xml:space="preserve">To sum up, </w:t>
+                  </w:r>
                   <w:r>
                     <w:rPr>
                       <w:sz w:val="21"/>
                       <w:szCs w:val="21"/>
+                      <w:shd w:val="clear" w:color="auto" w:fill="F4CE8B"/>
+                    </w:rPr>
+                    <w:t xml:space="preserve">I am </w:t>
+                  </w:r>
+                  <w:proofErr w:type="gramStart"/>
+                  <w:r>
+                    <w:rPr>
+                      <w:sz w:val="21"/>
+                      <w:szCs w:val="21"/>
+                      <w:shd w:val="clear" w:color="auto" w:fill="F4CE8B"/>
                     </w:rPr>
                     <w:t>agree</w:t>
                   </w:r>
@@ -7096,7 +7255,7 @@
               <w:pStyle w:val="NumList"/>
               <w:numPr>
                 <w:ilvl w:val="0"/>
-                <w:numId w:val="29"/>
+                <w:numId w:val="24"/>
               </w:numPr>
               <w:ind w:left="284" w:hanging="284"/>
             </w:pPr>
@@ -7109,7 +7268,7 @@
               <w:pStyle w:val="NumList"/>
               <w:numPr>
                 <w:ilvl w:val="0"/>
-                <w:numId w:val="29"/>
+                <w:numId w:val="24"/>
               </w:numPr>
               <w:ind w:left="284" w:hanging="284"/>
             </w:pPr>
@@ -7122,7 +7281,7 @@
               <w:pStyle w:val="NumList"/>
               <w:numPr>
                 <w:ilvl w:val="0"/>
-                <w:numId w:val="29"/>
+                <w:numId w:val="24"/>
               </w:numPr>
               <w:ind w:left="284" w:hanging="284"/>
             </w:pPr>
@@ -7135,7 +7294,7 @@
               <w:pStyle w:val="NumList"/>
               <w:numPr>
                 <w:ilvl w:val="0"/>
-                <w:numId w:val="29"/>
+                <w:numId w:val="24"/>
               </w:numPr>
               <w:ind w:left="284" w:hanging="284"/>
             </w:pPr>
@@ -7148,7 +7307,7 @@
               <w:pStyle w:val="NumList"/>
               <w:numPr>
                 <w:ilvl w:val="0"/>
-                <w:numId w:val="29"/>
+                <w:numId w:val="24"/>
               </w:numPr>
               <w:ind w:left="284" w:hanging="284"/>
             </w:pPr>
@@ -7161,7 +7320,7 @@
               <w:pStyle w:val="NumList"/>
               <w:numPr>
                 <w:ilvl w:val="0"/>
-                <w:numId w:val="29"/>
+                <w:numId w:val="24"/>
               </w:numPr>
               <w:ind w:left="284" w:hanging="284"/>
             </w:pPr>
@@ -7174,7 +7333,7 @@
               <w:pStyle w:val="NumList"/>
               <w:numPr>
                 <w:ilvl w:val="0"/>
-                <w:numId w:val="29"/>
+                <w:numId w:val="24"/>
               </w:numPr>
               <w:ind w:left="284" w:hanging="284"/>
             </w:pPr>
@@ -7255,7 +7414,7 @@
               <w:pStyle w:val="NumList"/>
               <w:numPr>
                 <w:ilvl w:val="0"/>
-                <w:numId w:val="29"/>
+                <w:numId w:val="24"/>
               </w:numPr>
               <w:ind w:left="284" w:hanging="284"/>
               <w:rPr>
@@ -7934,7 +8093,7 @@
               <w:pStyle w:val="NumList"/>
               <w:numPr>
                 <w:ilvl w:val="0"/>
-                <w:numId w:val="30"/>
+                <w:numId w:val="25"/>
               </w:numPr>
               <w:ind w:left="284" w:hanging="284"/>
             </w:pPr>
@@ -7975,7 +8134,7 @@
               <w:pStyle w:val="NumList"/>
               <w:numPr>
                 <w:ilvl w:val="0"/>
-                <w:numId w:val="30"/>
+                <w:numId w:val="25"/>
               </w:numPr>
               <w:ind w:left="284" w:hanging="284"/>
             </w:pPr>
@@ -8014,7 +8173,7 @@
               <w:pStyle w:val="NumList"/>
               <w:numPr>
                 <w:ilvl w:val="0"/>
-                <w:numId w:val="30"/>
+                <w:numId w:val="25"/>
               </w:numPr>
               <w:ind w:left="284" w:hanging="284"/>
             </w:pPr>
@@ -8053,7 +8212,7 @@
               <w:pStyle w:val="NumList"/>
               <w:numPr>
                 <w:ilvl w:val="0"/>
-                <w:numId w:val="30"/>
+                <w:numId w:val="25"/>
               </w:numPr>
               <w:ind w:left="284" w:hanging="284"/>
             </w:pPr>
@@ -8086,7 +8245,7 @@
               <w:pStyle w:val="NumList"/>
               <w:numPr>
                 <w:ilvl w:val="0"/>
-                <w:numId w:val="30"/>
+                <w:numId w:val="25"/>
               </w:numPr>
               <w:ind w:left="284" w:hanging="284"/>
             </w:pPr>
@@ -8289,7 +8448,7 @@
               <w:pStyle w:val="NumList"/>
               <w:numPr>
                 <w:ilvl w:val="0"/>
-                <w:numId w:val="31"/>
+                <w:numId w:val="26"/>
               </w:numPr>
               <w:ind w:left="284" w:hanging="284"/>
             </w:pPr>
@@ -8302,7 +8461,7 @@
               <w:pStyle w:val="NumList"/>
               <w:numPr>
                 <w:ilvl w:val="0"/>
-                <w:numId w:val="31"/>
+                <w:numId w:val="26"/>
               </w:numPr>
               <w:ind w:left="284" w:hanging="284"/>
             </w:pPr>
@@ -8315,7 +8474,7 @@
               <w:pStyle w:val="NumList"/>
               <w:numPr>
                 <w:ilvl w:val="0"/>
-                <w:numId w:val="31"/>
+                <w:numId w:val="26"/>
               </w:numPr>
               <w:ind w:left="284" w:hanging="284"/>
             </w:pPr>
@@ -8328,7 +8487,7 @@
               <w:pStyle w:val="NumList"/>
               <w:numPr>
                 <w:ilvl w:val="0"/>
-                <w:numId w:val="31"/>
+                <w:numId w:val="26"/>
               </w:numPr>
               <w:ind w:left="284" w:hanging="284"/>
             </w:pPr>
@@ -8341,7 +8500,7 @@
               <w:pStyle w:val="NumList"/>
               <w:numPr>
                 <w:ilvl w:val="0"/>
-                <w:numId w:val="31"/>
+                <w:numId w:val="26"/>
               </w:numPr>
               <w:ind w:left="284" w:hanging="284"/>
             </w:pPr>
@@ -9265,7 +9424,7 @@
               <w:pStyle w:val="NumList"/>
               <w:numPr>
                 <w:ilvl w:val="0"/>
-                <w:numId w:val="32"/>
+                <w:numId w:val="27"/>
               </w:numPr>
               <w:ind w:left="284" w:hanging="284"/>
             </w:pPr>
@@ -9278,7 +9437,7 @@
               <w:pStyle w:val="NumList"/>
               <w:numPr>
                 <w:ilvl w:val="0"/>
-                <w:numId w:val="32"/>
+                <w:numId w:val="27"/>
               </w:numPr>
               <w:ind w:left="284" w:hanging="284"/>
             </w:pPr>
@@ -9291,7 +9450,7 @@
               <w:pStyle w:val="NumList"/>
               <w:numPr>
                 <w:ilvl w:val="0"/>
-                <w:numId w:val="32"/>
+                <w:numId w:val="27"/>
               </w:numPr>
               <w:ind w:left="284" w:hanging="284"/>
             </w:pPr>
@@ -9304,7 +9463,7 @@
               <w:pStyle w:val="NumList"/>
               <w:numPr>
                 <w:ilvl w:val="0"/>
-                <w:numId w:val="32"/>
+                <w:numId w:val="27"/>
               </w:numPr>
               <w:ind w:left="284" w:hanging="284"/>
             </w:pPr>
@@ -9317,7 +9476,7 @@
               <w:pStyle w:val="NumList"/>
               <w:numPr>
                 <w:ilvl w:val="0"/>
-                <w:numId w:val="32"/>
+                <w:numId w:val="27"/>
               </w:numPr>
               <w:ind w:left="284" w:hanging="284"/>
               <w:rPr>
@@ -9335,7 +9494,7 @@
               <w:pStyle w:val="NumList"/>
               <w:numPr>
                 <w:ilvl w:val="0"/>
-                <w:numId w:val="32"/>
+                <w:numId w:val="27"/>
               </w:numPr>
               <w:ind w:left="284" w:hanging="284"/>
               <w:rPr>
@@ -11780,7 +11939,7 @@
               <w:pStyle w:val="NumList"/>
               <w:numPr>
                 <w:ilvl w:val="0"/>
-                <w:numId w:val="33"/>
+                <w:numId w:val="28"/>
               </w:numPr>
               <w:spacing w:before="120"/>
               <w:ind w:left="284" w:hanging="284"/>
@@ -13798,7 +13957,7 @@
                     <w:pStyle w:val="NumList"/>
                     <w:numPr>
                       <w:ilvl w:val="0"/>
-                      <w:numId w:val="34"/>
+                      <w:numId w:val="29"/>
                     </w:numPr>
                     <w:ind w:left="284" w:hanging="284"/>
                   </w:pPr>
@@ -14108,7 +14267,7 @@
                 <w:sz w:val="23"/>
                 <w:szCs w:val="23"/>
               </w:rPr>
-              <w:t>talk about different experiences you might have when shopping</w:t>
+              <w:t>use positive and negative adjectives to talk about free-time activities</w:t>
             </w:r>
           </w:p>
           <w:p>
@@ -14126,6 +14285,7 @@
                 <w:szCs w:val="23"/>
               </w:rPr>
             </w:pPr>
+            <w:proofErr w:type="spellStart"/>
             <w:r>
               <w:rPr>
                 <w:rFonts w:ascii="Source Sans 3" w:hAnsi="Source Sans 3"/>
@@ -14133,7 +14293,17 @@
                 <w:sz w:val="23"/>
                 <w:szCs w:val="23"/>
               </w:rPr>
-              <w:t>plan your Part 2 talk using techniques for developing ideas.</w:t>
+              <w:t>recognise</w:t>
+            </w:r>
+            <w:proofErr w:type="spellEnd"/>
+            <w:r>
+              <w:rPr>
+                <w:rFonts w:ascii="Source Sans 3" w:hAnsi="Source Sans 3"/>
+                <w:color w:val="FFFFFF" w:themeColor="background1"/>
+                <w:sz w:val="23"/>
+                <w:szCs w:val="23"/>
+              </w:rPr>
+              <w:t xml:space="preserve"> and use linking words in your talk (Speaking Part 2)</w:t>
             </w:r>
           </w:p>
           <w:p>
@@ -14145,18 +14315,43 @@
               </w:numPr>
               <w:ind w:left="284" w:hanging="284"/>
               <w:rPr>
-                <w:sz w:val="26"/>
-                <w:szCs w:val="26"/>
-              </w:rPr>
-            </w:pPr>
-            <w:r>
-              <w:rPr>
                 <w:rFonts w:ascii="Source Sans 3" w:hAnsi="Source Sans 3"/>
                 <w:color w:val="FFFFFF" w:themeColor="background1"/>
                 <w:sz w:val="23"/>
                 <w:szCs w:val="23"/>
               </w:rPr>
-              <w:t>express your feelings through intonation.</w:t>
+            </w:pPr>
+            <w:r>
+              <w:rPr>
+                <w:rFonts w:ascii="Source Sans 3" w:hAnsi="Source Sans 3"/>
+                <w:color w:val="FFFFFF" w:themeColor="background1"/>
+                <w:sz w:val="23"/>
+                <w:szCs w:val="23"/>
+              </w:rPr>
+              <w:t>pronounce weak forms of words</w:t>
+            </w:r>
+          </w:p>
+          <w:p>
+            <w:pPr>
+              <w:pStyle w:val="ListParagraph"/>
+              <w:numPr>
+                <w:ilvl w:val="0"/>
+                <w:numId w:val="1"/>
+              </w:numPr>
+              <w:ind w:left="284" w:hanging="284"/>
+              <w:rPr>
+                <w:sz w:val="26"/>
+                <w:szCs w:val="26"/>
+              </w:rPr>
+            </w:pPr>
+            <w:r>
+              <w:rPr>
+                <w:rFonts w:ascii="Source Sans 3" w:hAnsi="Source Sans 3"/>
+                <w:color w:val="FFFFFF" w:themeColor="background1"/>
+                <w:sz w:val="23"/>
+                <w:szCs w:val="23"/>
+              </w:rPr>
+              <w:t>give a complete talk and assess your own performance (Speaking Part 2).</w:t>
             </w:r>
           </w:p>
         </w:tc>
@@ -14196,7 +14391,7 @@
         <w:tc>
           <w:tcPr>
             <w:tcW w:w="0" w:type="auto"/>
-            <w:shd w:val="clear" w:color="auto" w:fill="0C8CCC"/>
+            <w:shd w:val="clear" w:color="auto" w:fill="0378F2"/>
           </w:tcPr>
           <w:p>
             <w:pPr>
@@ -14240,17 +14435,18 @@
     <w:tbl>
       <w:tblPr>
         <w:tblStyle w:val="DottedTable"/>
-        <w:tblW w:w="14312" w:type="dxa"/>
+        <w:tblW w:w="14392" w:type="dxa"/>
         <w:tblLook w:val="04A0" w:firstRow="1" w:lastRow="0" w:firstColumn="1" w:lastColumn="0" w:noHBand="0" w:noVBand="1"/>
       </w:tblPr>
       <w:tblGrid>
-        <w:gridCol w:w="421"/>
-        <w:gridCol w:w="13891"/>
+        <w:gridCol w:w="376"/>
+        <w:gridCol w:w="9648"/>
+        <w:gridCol w:w="4368"/>
       </w:tblGrid>
       <w:tr>
         <w:tc>
           <w:tcPr>
-            <w:tcW w:w="421" w:type="dxa"/>
+            <w:tcW w:w="376" w:type="dxa"/>
             <w:tcMar>
               <w:left w:w="0" w:type="dxa"/>
               <w:right w:w="0" w:type="dxa"/>
@@ -14271,7 +14467,7 @@
               <w:tblLook w:val="04A0" w:firstRow="1" w:lastRow="0" w:firstColumn="1" w:lastColumn="0" w:noHBand="0" w:noVBand="1"/>
             </w:tblPr>
             <w:tblGrid>
-              <w:gridCol w:w="365"/>
+              <w:gridCol w:w="320"/>
             </w:tblGrid>
             <w:tr>
               <w:tc>
@@ -14314,7 +14510,7 @@
         </w:tc>
         <w:tc>
           <w:tcPr>
-            <w:tcW w:w="13891" w:type="dxa"/>
+            <w:tcW w:w="9648" w:type="dxa"/>
           </w:tcPr>
           <w:p>
             <w:pPr>
@@ -14322,42 +14518,385 @@
               <w:spacing w:after="120"/>
             </w:pPr>
             <w:r>
-              <w:t>Discuss these questions with a partner.</w:t>
-            </w:r>
-          </w:p>
-          <w:p>
-            <w:pPr>
-              <w:pStyle w:val="BulletList"/>
-            </w:pPr>
-            <w:r>
-              <w:t>Where do you like to go shopping?</w:t>
-            </w:r>
-          </w:p>
-          <w:p>
-            <w:pPr>
-              <w:pStyle w:val="BulletList"/>
-            </w:pPr>
-            <w:r>
-              <w:t>What do you like to buy when you go shopping?</w:t>
-            </w:r>
-          </w:p>
-          <w:p>
-            <w:pPr>
-              <w:pStyle w:val="BulletList"/>
+              <w:t>Ask and answer these questions with a partner.</w:t>
+            </w:r>
+          </w:p>
+          <w:p>
+            <w:pPr>
+              <w:pStyle w:val="NumList"/>
+              <w:numPr>
+                <w:ilvl w:val="0"/>
+                <w:numId w:val="30"/>
+              </w:numPr>
+              <w:ind w:left="284" w:hanging="284"/>
+            </w:pPr>
+            <w:r>
+              <w:t>Do you do any of the activities in the pictures?</w:t>
+            </w:r>
+          </w:p>
+          <w:p>
+            <w:pPr>
+              <w:pStyle w:val="NumList"/>
+              <w:numPr>
+                <w:ilvl w:val="0"/>
+                <w:numId w:val="30"/>
+              </w:numPr>
+              <w:ind w:left="284" w:hanging="284"/>
+            </w:pPr>
+            <w:r>
+              <w:t>Which of these activities do you like or dislike?</w:t>
+            </w:r>
+          </w:p>
+          <w:p>
+            <w:pPr>
+              <w:pStyle w:val="NumList"/>
+              <w:numPr>
+                <w:ilvl w:val="0"/>
+                <w:numId w:val="30"/>
+              </w:numPr>
+              <w:ind w:left="284" w:hanging="284"/>
+            </w:pPr>
+            <w:r>
+              <w:t>Are there any other things you do in your free time?</w:t>
+            </w:r>
+          </w:p>
+          <w:tbl>
+            <w:tblPr>
+              <w:tblStyle w:val="CommonTable"/>
+              <w:tblW w:w="0" w:type="auto"/>
+              <w:tblLook w:val="04A0" w:firstRow="1" w:lastRow="0" w:firstColumn="1" w:lastColumn="0" w:noHBand="0" w:noVBand="1"/>
+            </w:tblPr>
+            <w:tblGrid>
+              <w:gridCol w:w="9354"/>
+            </w:tblGrid>
+            <w:tr>
+              <w:tc>
+                <w:tcPr>
+                  <w:tcW w:w="8891" w:type="dxa"/>
+                  <w:tcBorders>
+                    <w:top w:val="nil"/>
+                    <w:left w:val="nil"/>
+                    <w:bottom w:val="nil"/>
+                    <w:right w:val="nil"/>
+                  </w:tcBorders>
+                </w:tcPr>
+                <w:p>
+                  <w:pPr>
+                    <w:pStyle w:val="NumList"/>
+                    <w:numPr>
+                      <w:ilvl w:val="0"/>
+                      <w:numId w:val="0"/>
+                    </w:numPr>
+                  </w:pPr>
+                  <w:r>
+                    <w:drawing>
+                      <wp:inline distT="0" distB="0" distL="0" distR="0" wp14:anchorId="102BE89B" wp14:editId="2E7E52AA">
+                        <wp:extent cx="5760000" cy="3629096"/>
+                        <wp:effectExtent l="0" t="0" r="0" b="0"/>
+                        <wp:docPr id="266276490" name="Picture 1"/>
+                        <wp:cNvGraphicFramePr>
+                          <a:graphicFrameLocks xmlns:a="http://schemas.openxmlformats.org/drawingml/2006/main" noChangeAspect="1"/>
+                        </wp:cNvGraphicFramePr>
+                        <a:graphic xmlns:a="http://schemas.openxmlformats.org/drawingml/2006/main">
+                          <a:graphicData uri="http://schemas.openxmlformats.org/drawingml/2006/picture">
+                            <pic:pic xmlns:pic="http://schemas.openxmlformats.org/drawingml/2006/picture">
+                              <pic:nvPicPr>
+                                <pic:cNvPr id="266276490" name=""/>
+                                <pic:cNvPicPr/>
+                              </pic:nvPicPr>
+                              <pic:blipFill>
+                                <a:blip r:embed="rId21"/>
+                                <a:stretch>
+                                  <a:fillRect/>
+                                </a:stretch>
+                              </pic:blipFill>
+                              <pic:spPr>
+                                <a:xfrm>
+                                  <a:off x="0" y="0"/>
+                                  <a:ext cx="5760000" cy="3629096"/>
+                                </a:xfrm>
+                                <a:prstGeom prst="rect">
+                                  <a:avLst/>
+                                </a:prstGeom>
+                              </pic:spPr>
+                            </pic:pic>
+                          </a:graphicData>
+                        </a:graphic>
+                      </wp:inline>
+                    </w:drawing>
+                  </w:r>
+                </w:p>
+              </w:tc>
+            </w:tr>
+          </w:tbl>
+          <w:p>
+            <w:pPr>
+              <w:pStyle w:val="NumList"/>
+              <w:numPr>
+                <w:ilvl w:val="0"/>
+                <w:numId w:val="30"/>
+              </w:numPr>
+              <w:ind w:left="284" w:hanging="284"/>
+            </w:pPr>
+          </w:p>
+        </w:tc>
+        <w:tc>
+          <w:tcPr>
+            <w:tcW w:w="4368" w:type="dxa"/>
+          </w:tcPr>
+          <w:tbl>
+            <w:tblPr>
+              <w:tblStyle w:val="NormalTable"/>
+              <w:tblW w:w="0" w:type="auto"/>
+              <w:tblBorders>
+                <w:top w:val="single" w:sz="18" w:space="0" w:color="43A7E1"/>
+                <w:left w:val="none" w:sz="0" w:space="0" w:color="auto"/>
+                <w:bottom w:val="none" w:sz="0" w:space="0" w:color="auto"/>
+                <w:right w:val="none" w:sz="0" w:space="0" w:color="auto"/>
+                <w:insideH w:val="single" w:sz="18" w:space="0" w:color="43A7E1"/>
+                <w:insideV w:val="single" w:sz="18" w:space="0" w:color="43A7E1"/>
+              </w:tblBorders>
+              <w:shd w:val="clear" w:color="auto" w:fill="E7EAEF"/>
+              <w:tblLook w:val="04A0" w:firstRow="1" w:lastRow="0" w:firstColumn="1" w:lastColumn="0" w:noHBand="0" w:noVBand="1"/>
+            </w:tblPr>
+            <w:tblGrid>
+              <w:gridCol w:w="4084"/>
+            </w:tblGrid>
+            <w:tr>
+              <w:tc>
+                <w:tcPr>
+                  <w:tcW w:w="0" w:type="auto"/>
+                  <w:shd w:val="clear" w:color="auto" w:fill="E2EFF5"/>
+                </w:tcPr>
+                <w:p>
+                  <w:pPr>
+                    <w:rPr>
+                      <w:noProof/>
+                    </w:rPr>
+                  </w:pPr>
+                  <w:r>
+                    <w:rPr>
+                      <w:rFonts w:ascii="Cambria Math" w:hAnsi="Cambria Math" w:cs="Cambria Math"/>
+                      <w:color w:val="02A1FD"/>
+                      <w:sz w:val="32"/>
+                      <w:szCs w:val="32"/>
+                    </w:rPr>
+                    <w:t>◉</w:t>
+                  </w:r>
+                  <w:r>
+                    <w:rPr>
+                      <w:rFonts w:ascii="Cambria Math" w:hAnsi="Cambria Math" w:cs="Cambria Math"/>
+                      <w:color w:val="02A1FD"/>
+                      <w:sz w:val="32"/>
+                      <w:szCs w:val="32"/>
+                    </w:rPr>
+                    <w:t xml:space="preserve"> </w:t>
+                  </w:r>
+                  <w:r>
+                    <w:rPr>
+                      <w:sz w:val="21"/>
+                      <w:szCs w:val="21"/>
+                    </w:rPr>
+                    <w:t>In the first part of the Speaking test you may have to answer simple questions about how you spend your free time.</w:t>
+                  </w:r>
+                </w:p>
+              </w:tc>
+            </w:tr>
+          </w:tbl>
+          <w:p>
+            <w:pPr>
+              <w:pStyle w:val="SS3-115"/>
+              <w:rPr>
+                <w:shd w:val="clear" w:color="auto" w:fill="D52B92"/>
+              </w:rPr>
+            </w:pPr>
+          </w:p>
+          <w:p>
+            <w:pPr>
+              <w:rPr>
+                <w:rFonts w:ascii="Source Sans 3 SemiBold" w:hAnsi="Source Sans 3 SemiBold"/>
+                <w:b/>
+                <w:bCs/>
+                <w:noProof/>
+                <w:color w:val="FFFFFF" w:themeColor="background1"/>
+                <w:shd w:val="clear" w:color="auto" w:fill="68AF3D"/>
+              </w:rPr>
+            </w:pPr>
+            <w:r>
+              <w:rPr>
+                <w:rFonts w:ascii="Source Sans 3 SemiBold" w:hAnsi="Source Sans 3 SemiBold"/>
+                <w:b/>
+                <w:bCs/>
+                <w:noProof/>
+                <w:color w:val="FFFFFF" w:themeColor="background1"/>
+                <w:bdr w:val="single" w:sz="24" w:space="0" w:color="1FA4EB"/>
+                <w:shd w:val="clear" w:color="auto" w:fill="0172F1"/>
+              </w:rPr>
+              <w:t xml:space="preserve">TIP </w:t>
+            </w:r>
+            <w:r>
+              <w:rPr>
+                <w:rFonts w:ascii="Source Sans 3 SemiBold" w:hAnsi="Source Sans 3 SemiBold"/>
+                <w:b/>
+                <w:bCs/>
+                <w:noProof/>
+                <w:bdr w:val="single" w:sz="24" w:space="0" w:color="1FA4EB"/>
+              </w:rPr>
+              <w:t>01</w:t>
+            </w:r>
+          </w:p>
+          <w:tbl>
+            <w:tblPr>
+              <w:tblStyle w:val="NormalTable"/>
+              <w:tblW w:w="4038" w:type="dxa"/>
+              <w:tblBorders>
+                <w:top w:val="single" w:sz="18" w:space="0" w:color="0172F1"/>
+                <w:left w:val="single" w:sz="18" w:space="0" w:color="0172F1"/>
+                <w:bottom w:val="single" w:sz="18" w:space="0" w:color="0172F1"/>
+                <w:right w:val="single" w:sz="18" w:space="0" w:color="0172F1"/>
+                <w:insideH w:val="single" w:sz="18" w:space="0" w:color="0172F1"/>
+                <w:insideV w:val="single" w:sz="18" w:space="0" w:color="0172F1"/>
+              </w:tblBorders>
+              <w:shd w:val="clear" w:color="auto" w:fill="E7EAEF"/>
+              <w:tblLook w:val="04A0" w:firstRow="1" w:lastRow="0" w:firstColumn="1" w:lastColumn="0" w:noHBand="0" w:noVBand="1"/>
+            </w:tblPr>
+            <w:tblGrid>
+              <w:gridCol w:w="4038"/>
+            </w:tblGrid>
+            <w:tr>
+              <w:tc>
+                <w:tcPr>
+                  <w:tcW w:w="4038" w:type="dxa"/>
+                  <w:shd w:val="clear" w:color="auto" w:fill="E5E8F1"/>
+                </w:tcPr>
+                <w:p>
+                  <w:pPr>
+                    <w:rPr>
+                      <w:sz w:val="23"/>
+                      <w:szCs w:val="23"/>
+                    </w:rPr>
+                  </w:pPr>
+                  <w:r>
+                    <w:rPr>
+                      <w:sz w:val="23"/>
+                      <w:szCs w:val="23"/>
+                    </w:rPr>
+                    <w:t>It is useful to know which verbs go with different sports and activities. Common verbs used with leisure and sports activities include play, do and go.</w:t>
+                  </w:r>
+                </w:p>
+                <w:p>
+                  <w:pPr>
+                    <w:spacing w:before="120"/>
+                    <w:rPr>
+                      <w:i/>
+                      <w:iCs/>
+                      <w:sz w:val="23"/>
+                      <w:szCs w:val="23"/>
+                    </w:rPr>
+                  </w:pPr>
+                  <w:r>
+                    <w:rPr>
+                      <w:i/>
+                      <w:iCs/>
+                      <w:sz w:val="23"/>
+                      <w:szCs w:val="23"/>
+                    </w:rPr>
+                    <w:t>play soccer</w:t>
+                  </w:r>
+                  <w:r>
+                    <w:rPr>
+                      <w:i/>
+                      <w:iCs/>
+                      <w:sz w:val="23"/>
+                      <w:szCs w:val="23"/>
+                    </w:rPr>
+                    <w:t xml:space="preserve"> </w:t>
+                  </w:r>
+                  <w:r>
+                    <w:rPr>
+                      <w:b/>
+                      <w:bCs/>
+                      <w:i/>
+                      <w:iCs/>
+                      <w:sz w:val="23"/>
+                      <w:szCs w:val="23"/>
+                    </w:rPr>
+                    <w:t>✔</w:t>
+                  </w:r>
+                </w:p>
+                <w:p>
+                  <w:pPr>
+                    <w:rPr>
+                      <w:i/>
+                      <w:iCs/>
+                      <w:noProof/>
+                      <w:sz w:val="21"/>
+                      <w:szCs w:val="21"/>
+                    </w:rPr>
+                  </w:pPr>
+                  <w:r>
+                    <w:rPr>
+                      <w:i/>
+                      <w:iCs/>
+                      <w:sz w:val="23"/>
+                      <w:szCs w:val="23"/>
+                    </w:rPr>
+                    <w:t>do soccer</w:t>
+                  </w:r>
+                  <w:r>
+                    <w:rPr>
+                      <w:i/>
+                      <w:iCs/>
+                      <w:sz w:val="23"/>
+                      <w:szCs w:val="23"/>
+                    </w:rPr>
+                    <w:t xml:space="preserve"> </w:t>
+                  </w:r>
+                  <w:r>
+                    <w:rPr>
+                      <w:b/>
+                      <w:bCs/>
+                      <w:i/>
+                      <w:iCs/>
+                      <w:sz w:val="23"/>
+                      <w:szCs w:val="23"/>
+                    </w:rPr>
+                    <w:t>✗</w:t>
+                  </w:r>
+                </w:p>
+              </w:tc>
+            </w:tr>
+          </w:tbl>
+          <w:p>
+            <w:pPr>
+              <w:pStyle w:val="SS3-115"/>
               <w:rPr>
                 <w:rtl/>
               </w:rPr>
             </w:pPr>
-            <w:r>
-              <w:t>How often do you go shopping?</w:t>
-            </w:r>
           </w:p>
         </w:tc>
       </w:tr>
+    </w:tbl>
+    <w:p>
+      <w:r>
+        <w:br w:type="page"/>
+      </w:r>
+    </w:p>
+    <w:tbl>
+      <w:tblPr>
+        <w:tblStyle w:val="DottedTable"/>
+        <w:tblW w:w="14392" w:type="dxa"/>
+        <w:tblLook w:val="04A0" w:firstRow="1" w:lastRow="0" w:firstColumn="1" w:lastColumn="0" w:noHBand="0" w:noVBand="1"/>
+      </w:tblPr>
+      <w:tblGrid>
+        <w:gridCol w:w="376"/>
+        <w:gridCol w:w="14016"/>
+      </w:tblGrid>
       <w:tr>
         <w:tc>
           <w:tcPr>
-            <w:tcW w:w="421" w:type="dxa"/>
+            <w:tcW w:w="376" w:type="dxa"/>
             <w:tcMar>
               <w:left w:w="0" w:type="dxa"/>
               <w:right w:w="0" w:type="dxa"/>
@@ -14378,7 +14917,7 @@
               <w:tblLook w:val="04A0" w:firstRow="1" w:lastRow="0" w:firstColumn="1" w:lastColumn="0" w:noHBand="0" w:noVBand="1"/>
             </w:tblPr>
             <w:tblGrid>
-              <w:gridCol w:w="365"/>
+              <w:gridCol w:w="320"/>
             </w:tblGrid>
             <w:tr>
               <w:tc>
@@ -14400,6 +14939,7 @@
                       <w:szCs w:val="26"/>
                       <w:lang w:bidi="ar-SA"/>
                     </w:rPr>
+                    <w:lastRenderedPageBreak/>
                     <w:t>02</w:t>
                   </w:r>
                 </w:p>
@@ -14417,7 +14957,7 @@
         </w:tc>
         <w:tc>
           <w:tcPr>
-            <w:tcW w:w="13891" w:type="dxa"/>
+            <w:tcW w:w="14016" w:type="dxa"/>
           </w:tcPr>
           <w:p>
             <w:pPr>
@@ -14425,32 +14965,7 @@
               <w:spacing w:after="120"/>
             </w:pPr>
             <w:r>
-              <w:t>Complete the script of Daniel talking about his choices for shopping using the words and phrases in the box.</w:t>
-            </w:r>
-          </w:p>
-          <w:p>
-            <w:pPr>
-              <w:pStyle w:val="BulletList"/>
-            </w:pPr>
-            <w:r>
-              <w:t>Where do you like to go shopping?</w:t>
-            </w:r>
-          </w:p>
-          <w:p>
-            <w:pPr>
-              <w:pStyle w:val="BulletList"/>
-            </w:pPr>
-            <w:r>
-              <w:t>What do you like to buy when you go shopping?</w:t>
-            </w:r>
-          </w:p>
-          <w:p>
-            <w:pPr>
-              <w:pStyle w:val="BulletList"/>
-              <w:spacing w:after="120"/>
-            </w:pPr>
-            <w:r>
-              <w:t>How often do you go shopping?</w:t>
+              <w:t>With a partner, use the positive adjectives in the box to say how you feel about various free-time activities.</w:t>
             </w:r>
           </w:p>
           <w:tbl>
@@ -14469,12 +14984,11 @@
               <w:tblLook w:val="04A0" w:firstRow="1" w:lastRow="0" w:firstColumn="1" w:lastColumn="0" w:noHBand="0" w:noVBand="1"/>
             </w:tblPr>
             <w:tblGrid>
-              <w:gridCol w:w="836"/>
-              <w:gridCol w:w="1231"/>
-              <w:gridCol w:w="1394"/>
-              <w:gridCol w:w="1309"/>
-              <w:gridCol w:w="1112"/>
-              <w:gridCol w:w="1646"/>
+              <w:gridCol w:w="1075"/>
+              <w:gridCol w:w="974"/>
+              <w:gridCol w:w="1183"/>
+              <w:gridCol w:w="1107"/>
+              <w:gridCol w:w="1001"/>
             </w:tblGrid>
             <w:tr>
               <w:tc>
@@ -14483,7 +14997,7 @@
                 </w:tcPr>
                 <w:p>
                   <w:r>
-                    <w:t>afford</w:t>
+                    <w:t>amusing</w:t>
                   </w:r>
                 </w:p>
               </w:tc>
@@ -14493,7 +15007,7 @@
                 </w:tcPr>
                 <w:p>
                   <w:r>
-                    <w:t>all sorts of</w:t>
+                    <w:t>great</w:t>
                   </w:r>
                 </w:p>
               </w:tc>
@@ -14508,7 +15022,7 @@
                     </w:rPr>
                   </w:pPr>
                   <w:r>
-                    <w:t>atmosphere</w:t>
+                    <w:t>enjoyable</w:t>
                   </w:r>
                 </w:p>
               </w:tc>
@@ -14523,7 +15037,7 @@
                     </w:rPr>
                   </w:pPr>
                   <w:r>
-                    <w:t>convenient</w:t>
+                    <w:t>excellent</w:t>
                   </w:r>
                 </w:p>
               </w:tc>
@@ -14533,17 +15047,7 @@
                 </w:tcPr>
                 <w:p>
                   <w:r>
-                    <w:t>keen on</w:t>
-                  </w:r>
-                </w:p>
-              </w:tc>
-              <w:tc>
-                <w:tcPr>
-                  <w:tcW w:w="0" w:type="auto"/>
-                </w:tcPr>
-                <w:p>
-                  <w:r>
-                    <w:t>out-of-the-way</w:t>
+                    <w:t>exciting</w:t>
                   </w:r>
                 </w:p>
               </w:tc>
@@ -14555,7 +15059,7 @@
                 </w:tcPr>
                 <w:p>
                   <w:r>
-                    <w:t>place</w:t>
+                    <w:t>brilliant</w:t>
                   </w:r>
                 </w:p>
               </w:tc>
@@ -14565,7 +15069,7 @@
                 </w:tcPr>
                 <w:p>
                   <w:r>
-                    <w:t>original</w:t>
+                    <w:t>healthy</w:t>
                   </w:r>
                 </w:p>
               </w:tc>
@@ -14575,7 +15079,7 @@
                 </w:tcPr>
                 <w:p>
                   <w:r>
-                    <w:t>selection</w:t>
+                    <w:t>peaceful</w:t>
                   </w:r>
                 </w:p>
               </w:tc>
@@ -14585,7 +15089,7 @@
                 </w:tcPr>
                 <w:p>
                   <w:r>
-                    <w:t>traditional</w:t>
+                    <w:t>relaxing</w:t>
                   </w:r>
                 </w:p>
               </w:tc>
@@ -14593,27 +15097,17 @@
                 <w:tcPr>
                   <w:tcW w:w="0" w:type="auto"/>
                 </w:tcPr>
-                <w:p>
-                  <w:r>
-                    <w:t>trying on</w:t>
-                  </w:r>
-                </w:p>
-              </w:tc>
-              <w:tc>
-                <w:tcPr>
-                  <w:tcW w:w="0" w:type="auto"/>
-                </w:tcPr>
-                <w:p>
-                  <w:r>
-                    <w:t>reasonable</w:t>
-                  </w:r>
-                </w:p>
+                <w:p/>
               </w:tc>
             </w:tr>
           </w:tbl>
           <w:p>
             <w:pPr>
               <w:pStyle w:val="SS3-115"/>
+              <w:rPr>
+                <w:sz w:val="2"/>
+                <w:szCs w:val="2"/>
+              </w:rPr>
             </w:pPr>
           </w:p>
           <w:tbl>
@@ -14623,238 +15117,284 @@
               <w:tblLook w:val="04A0" w:firstRow="1" w:lastRow="0" w:firstColumn="1" w:lastColumn="0" w:noHBand="0" w:noVBand="1"/>
             </w:tblPr>
             <w:tblGrid>
-              <w:gridCol w:w="932"/>
-              <w:gridCol w:w="12665"/>
+              <w:gridCol w:w="1202"/>
+              <w:gridCol w:w="4497"/>
             </w:tblGrid>
             <w:tr>
               <w:tc>
                 <w:tcPr>
-                  <w:tcW w:w="853" w:type="dxa"/>
+                  <w:tcW w:w="0" w:type="auto"/>
                 </w:tcPr>
                 <w:p>
                   <w:pPr>
                     <w:pStyle w:val="SS3-115"/>
+                  </w:pPr>
+                  <w:r>
+                    <w:t>Examples</w:t>
+                  </w:r>
+                </w:p>
+              </w:tc>
+              <w:tc>
+                <w:tcPr>
+                  <w:tcW w:w="0" w:type="auto"/>
+                </w:tcPr>
+                <w:p>
+                  <w:pPr>
+                    <w:pStyle w:val="SS3-115"/>
+                    <w:rPr>
+                      <w:i/>
+                      <w:iCs/>
+                    </w:rPr>
+                  </w:pPr>
+                  <w:r>
+                    <w:rPr>
+                      <w:i/>
+                      <w:iCs/>
+                    </w:rPr>
+                    <w:t xml:space="preserve">Yoga is a very </w:t>
+                  </w:r>
+                  <w:r>
                     <w:rPr>
                       <w:b/>
                       <w:bCs/>
-                    </w:rPr>
-                  </w:pPr>
+                      <w:i/>
+                      <w:iCs/>
+                    </w:rPr>
+                    <w:t>peaceful</w:t>
+                  </w:r>
+                  <w:r>
+                    <w:rPr>
+                      <w:i/>
+                      <w:iCs/>
+                    </w:rPr>
+                    <w:t xml:space="preserve"> and </w:t>
+                  </w:r>
                   <w:r>
                     <w:rPr>
                       <w:b/>
                       <w:bCs/>
-                    </w:rPr>
-                    <w:t>Daniel</w:t>
-                  </w:r>
-                </w:p>
-              </w:tc>
-              <w:tc>
-                <w:tcPr>
-                  <w:tcW w:w="12744" w:type="dxa"/>
-                </w:tcPr>
+                      <w:i/>
+                      <w:iCs/>
+                    </w:rPr>
+                    <w:t>relaxing</w:t>
+                  </w:r>
+                  <w:r>
+                    <w:rPr>
+                      <w:i/>
+                      <w:iCs/>
+                    </w:rPr>
+                    <w:t xml:space="preserve"> activity.</w:t>
+                  </w:r>
+                </w:p>
                 <w:p>
                   <w:pPr>
                     <w:pStyle w:val="SS3-115"/>
                   </w:pPr>
+                  <w:r>
+                    <w:rPr>
+                      <w:i/>
+                      <w:iCs/>
+                    </w:rPr>
+                    <w:t xml:space="preserve">I am </w:t>
+                  </w:r>
                   <w:r>
                     <w:rPr>
                       <w:b/>
                       <w:bCs/>
-                    </w:rPr>
-                    <w:t>1</w:t>
-                  </w:r>
-                  <w:r>
-                    <w:t xml:space="preserve"> </w:t>
-                  </w:r>
-                  <w:r>
-                    <w:t xml:space="preserve">___ </w:t>
-                  </w:r>
-                  <w:r>
-                    <w:t xml:space="preserve">because it isn't far from where I live. It isn't a </w:t>
+                      <w:i/>
+                      <w:iCs/>
+                    </w:rPr>
+                    <w:t>excellent</w:t>
+                  </w:r>
+                  <w:r>
+                    <w:rPr>
+                      <w:i/>
+                      <w:iCs/>
+                    </w:rPr>
+                    <w:t xml:space="preserve"> at taekwondo.</w:t>
+                  </w:r>
+                </w:p>
+              </w:tc>
+            </w:tr>
+          </w:tbl>
+          <w:p>
+            <w:pPr>
+              <w:spacing w:before="120" w:after="120"/>
+            </w:pPr>
+          </w:p>
+        </w:tc>
+      </w:tr>
+      <w:tr>
+        <w:tc>
+          <w:tcPr>
+            <w:tcW w:w="376" w:type="dxa"/>
+            <w:tcMar>
+              <w:left w:w="0" w:type="dxa"/>
+              <w:right w:w="0" w:type="dxa"/>
+            </w:tcMar>
+          </w:tcPr>
+          <w:tbl>
+            <w:tblPr>
+              <w:tblStyle w:val="CompactTable"/>
+              <w:tblW w:w="0" w:type="auto"/>
+              <w:tblBorders>
+                <w:top w:val="single" w:sz="18" w:space="0" w:color="0C8CCC"/>
+                <w:left w:val="single" w:sz="18" w:space="0" w:color="0C8CCC"/>
+                <w:bottom w:val="single" w:sz="18" w:space="0" w:color="0C8CCC"/>
+                <w:right w:val="single" w:sz="18" w:space="0" w:color="0C8CCC"/>
+                <w:insideH w:val="single" w:sz="18" w:space="0" w:color="0C8CCC"/>
+                <w:insideV w:val="single" w:sz="18" w:space="0" w:color="0C8CCC"/>
+              </w:tblBorders>
+              <w:tblLook w:val="04A0" w:firstRow="1" w:lastRow="0" w:firstColumn="1" w:lastColumn="0" w:noHBand="0" w:noVBand="1"/>
+            </w:tblPr>
+            <w:tblGrid>
+              <w:gridCol w:w="320"/>
+            </w:tblGrid>
+            <w:tr>
+              <w:tc>
+                <w:tcPr>
+                  <w:tcW w:w="385" w:type="dxa"/>
+                </w:tcPr>
+                <w:p>
+                  <w:pPr>
+                    <w:rPr>
+                      <w:b w:val="0"/>
+                      <w:bCs/>
+                      <w:szCs w:val="26"/>
+                      <w:bdr w:val="single" w:sz="12" w:space="0" w:color="FFFF00"/>
+                    </w:rPr>
+                  </w:pPr>
+                  <w:r>
+                    <w:rPr>
+                      <w:bCs/>
+                      <w:szCs w:val="26"/>
+                      <w:lang w:bidi="ar-SA"/>
+                    </w:rPr>
+                    <w:t>03</w:t>
+                  </w:r>
+                </w:p>
+              </w:tc>
+            </w:tr>
+          </w:tbl>
+          <w:p>
+            <w:pPr>
+              <w:rPr>
+                <w:bCs/>
+                <w:szCs w:val="26"/>
+              </w:rPr>
+            </w:pPr>
+          </w:p>
+        </w:tc>
+        <w:tc>
+          <w:tcPr>
+            <w:tcW w:w="14016" w:type="dxa"/>
+          </w:tcPr>
+          <w:p>
+            <w:pPr>
+              <w:pStyle w:val="SS3M-115"/>
+              <w:spacing w:after="120"/>
+              <w:rPr>
+                <w:sz w:val="2"/>
+                <w:szCs w:val="2"/>
+              </w:rPr>
+            </w:pPr>
+            <w:r>
+              <w:t>With a different partner, use the negative adjectives in the box to talk about free-time activities.</w:t>
+            </w:r>
+            <w:r>
+              <w:rPr>
+                <w:sz w:val="2"/>
+                <w:szCs w:val="2"/>
+              </w:rPr>
+              <w:t xml:space="preserve"> </w:t>
+            </w:r>
+          </w:p>
+          <w:tbl>
+            <w:tblPr>
+              <w:tblStyle w:val="DottedTable"/>
+              <w:tblW w:w="0" w:type="auto"/>
+              <w:tblLook w:val="04A0" w:firstRow="1" w:lastRow="0" w:firstColumn="1" w:lastColumn="0" w:noHBand="0" w:noVBand="1"/>
+            </w:tblPr>
+            <w:tblGrid>
+              <w:gridCol w:w="1202"/>
+              <w:gridCol w:w="6448"/>
+            </w:tblGrid>
+            <w:tr>
+              <w:tc>
+                <w:tcPr>
+                  <w:tcW w:w="0" w:type="auto"/>
+                </w:tcPr>
+                <w:p>
+                  <w:pPr>
+                    <w:pStyle w:val="SS3-115"/>
+                  </w:pPr>
+                  <w:r>
+                    <w:t>Examples</w:t>
+                  </w:r>
+                </w:p>
+              </w:tc>
+              <w:tc>
+                <w:tcPr>
+                  <w:tcW w:w="0" w:type="auto"/>
+                </w:tcPr>
+                <w:p>
+                  <w:pPr>
+                    <w:pStyle w:val="SS3-115"/>
+                    <w:rPr>
+                      <w:i/>
+                      <w:iCs/>
+                    </w:rPr>
+                  </w:pPr>
+                  <w:r>
+                    <w:rPr>
+                      <w:i/>
+                      <w:iCs/>
+                    </w:rPr>
+                    <w:t xml:space="preserve">I feel </w:t>
                   </w:r>
                   <w:r>
                     <w:rPr>
                       <w:b/>
                       <w:bCs/>
-                    </w:rPr>
-                    <w:t>2</w:t>
-                  </w:r>
-                  <w:r>
-                    <w:t xml:space="preserve"> </w:t>
-                  </w:r>
-                  <w:r>
-                    <w:t>___</w:t>
-                  </w:r>
-                  <w:r>
-                    <w:t xml:space="preserve"> food market, though at one time it used to sell fruit and vegetables. Now, it's a collection of </w:t>
+                      <w:i/>
+                      <w:iCs/>
+                    </w:rPr>
+                    <w:t>miserable</w:t>
+                  </w:r>
+                  <w:r>
+                    <w:rPr>
+                      <w:i/>
+                      <w:iCs/>
+                    </w:rPr>
+                    <w:t xml:space="preserve"> when I play football in the rain.</w:t>
+                  </w:r>
+                </w:p>
+                <w:p>
+                  <w:pPr>
+                    <w:pStyle w:val="SS3-115"/>
+                  </w:pPr>
+                  <w:r>
+                    <w:rPr>
+                      <w:i/>
+                      <w:iCs/>
+                    </w:rPr>
+                    <w:t xml:space="preserve">Boxing can be an </w:t>
                   </w:r>
                   <w:r>
                     <w:rPr>
                       <w:b/>
                       <w:bCs/>
-                    </w:rPr>
-                    <w:t>3</w:t>
-                  </w:r>
-                  <w:r>
-                    <w:t xml:space="preserve"> </w:t>
-                  </w:r>
-                  <w:r>
-                    <w:t>___</w:t>
-                  </w:r>
-                  <w:r>
-                    <w:t xml:space="preserve"> independent shops and stalls. There's an amazing </w:t>
-                  </w:r>
-                  <w:r>
-                    <w:rPr>
-                      <w:b/>
-                      <w:bCs/>
-                    </w:rPr>
-                    <w:t>4</w:t>
-                  </w:r>
-                  <w:r>
-                    <w:t xml:space="preserve"> </w:t>
-                  </w:r>
-                  <w:r>
-                    <w:t>___</w:t>
-                  </w:r>
-                  <w:r>
-                    <w:t xml:space="preserve"> of things to buy- clothes, </w:t>
-                  </w:r>
-                  <w:proofErr w:type="spellStart"/>
-                  <w:r>
-                    <w:t>jewellery</w:t>
-                  </w:r>
-                  <w:proofErr w:type="spellEnd"/>
-                  <w:r>
-                    <w:t xml:space="preserve">, books, art and crafts. I love it because it has a great </w:t>
-                  </w:r>
-                  <w:r>
-                    <w:rPr>
-                      <w:b/>
-                      <w:bCs/>
-                    </w:rPr>
-                    <w:t>5</w:t>
-                  </w:r>
-                  <w:r>
-                    <w:t xml:space="preserve"> </w:t>
-                  </w:r>
-                  <w:r>
-                    <w:t>___</w:t>
-                  </w:r>
-                  <w:r>
-                    <w:t xml:space="preserve">. There are cafes outside in the square, and often you can see street performers. It's very lively and friendly. I avoid the big malls because they're often </w:t>
-                  </w:r>
-                  <w:r>
-                    <w:rPr>
-                      <w:b/>
-                      <w:bCs/>
-                    </w:rPr>
-                    <w:t>6</w:t>
-                  </w:r>
-                  <w:r>
-                    <w:t xml:space="preserve"> </w:t>
-                  </w:r>
-                  <w:r>
-                    <w:t>___</w:t>
-                  </w:r>
-                  <w:r>
-                    <w:t xml:space="preserve">- you need a car to get to them. And what do I enjoy buying? Well, I'm </w:t>
-                  </w:r>
-                  <w:r>
-                    <w:rPr>
-                      <w:b/>
-                      <w:bCs/>
-                    </w:rPr>
-                    <w:t>7</w:t>
-                  </w:r>
-                  <w:r>
-                    <w:t xml:space="preserve"> ______ fashion and like to go clothes shopping whenever I can. I love </w:t>
-                  </w:r>
-                  <w:r>
-                    <w:rPr>
-                      <w:b/>
-                      <w:bCs/>
-                    </w:rPr>
-                    <w:t>8</w:t>
-                  </w:r>
-                  <w:r>
-                    <w:t xml:space="preserve"> </w:t>
-                  </w:r>
-                  <w:r>
-                    <w:t>___</w:t>
-                  </w:r>
-                  <w:r>
-                    <w:t xml:space="preserve"> clothes even if I can't </w:t>
-                  </w:r>
-                  <w:r>
-                    <w:rPr>
-                      <w:b/>
-                      <w:bCs/>
-                    </w:rPr>
-                    <w:t>9</w:t>
-                  </w:r>
-                  <w:r>
-                    <w:t xml:space="preserve"> </w:t>
-                  </w:r>
-                  <w:r>
-                    <w:t>___</w:t>
-                  </w:r>
-                  <w:r>
-                    <w:t xml:space="preserve"> to buy them! And I absolutely love going to the sales! Sometimes I manage to find great designer shoes at very </w:t>
-                  </w:r>
-                  <w:r>
-                    <w:rPr>
-                      <w:b/>
-                      <w:bCs/>
-                    </w:rPr>
-                    <w:t>10</w:t>
-                  </w:r>
-                  <w:r>
-                    <w:t xml:space="preserve"> </w:t>
-                  </w:r>
-                  <w:r>
-                    <w:t>___</w:t>
-                  </w:r>
-                  <w:r>
-                    <w:t xml:space="preserve"> prices. And I like shopping for really fun and</w:t>
-                  </w:r>
-                  <w:r>
-                    <w:rPr>
-                      <w:b/>
-                      <w:bCs/>
-                    </w:rPr>
-                    <w:t xml:space="preserve"> </w:t>
-                  </w:r>
-                  <w:proofErr w:type="gramStart"/>
-                  <w:r>
-                    <w:rPr>
-                      <w:b/>
-                      <w:bCs/>
-                    </w:rPr>
-                    <w:t xml:space="preserve">11 </w:t>
-                  </w:r>
-                  <w:r>
-                    <w:t xml:space="preserve"> </w:t>
-                  </w:r>
-                  <w:r>
-                    <w:t>_</w:t>
-                  </w:r>
-                  <w:proofErr w:type="gramEnd"/>
-                  <w:r>
-                    <w:t xml:space="preserve">__ </w:t>
-                  </w:r>
-                  <w:r>
-                    <w:t xml:space="preserve">gifts for my friends -things that nobody else has. Covent Garden's a great </w:t>
-                  </w:r>
-                  <w:r>
-                    <w:rPr>
-                      <w:b/>
-                      <w:bCs/>
-                    </w:rPr>
-                    <w:t>12</w:t>
-                  </w:r>
-                  <w:r>
-                    <w:t xml:space="preserve"> ____ to do that.</w:t>
+                      <w:i/>
+                      <w:iCs/>
+                    </w:rPr>
+                    <w:t>exhausting</w:t>
+                  </w:r>
+                  <w:r>
+                    <w:rPr>
+                      <w:i/>
+                      <w:iCs/>
+                    </w:rPr>
+                    <w:t xml:space="preserve"> sport - you need to be fit and strong.</w:t>
                   </w:r>
                 </w:p>
               </w:tc>
@@ -14864,35 +15404,148 @@
             <w:pPr>
               <w:pStyle w:val="SS3-115"/>
               <w:rPr>
-                <w:b/>
-                <w:bCs/>
-              </w:rPr>
-            </w:pPr>
-            <w:r>
-              <w:rPr>
-                <w:b/>
-                <w:bCs/>
-              </w:rPr>
-              <w:t>Listen and check.</w:t>
-            </w:r>
-          </w:p>
-          <w:p>
-            <w:pPr>
-              <w:spacing w:before="120" w:after="120"/>
-            </w:pPr>
-            <w:hyperlink r:id="rId21" w:history="1">
-              <w:r>
-                <w:rPr>
-                  <w:rStyle w:val="Hyperlink"/>
-                  <w:rFonts w:ascii="Source Sans 3" w:hAnsi="Source Sans 3"/>
-                  <w:b/>
-                  <w:bCs/>
-                  <w:sz w:val="26"/>
-                  <w:szCs w:val="26"/>
-                </w:rPr>
-                <w:t>46</w:t>
-              </w:r>
-            </w:hyperlink>
+                <w:sz w:val="2"/>
+                <w:szCs w:val="2"/>
+              </w:rPr>
+            </w:pPr>
+          </w:p>
+          <w:tbl>
+            <w:tblPr>
+              <w:tblStyle w:val="CommonTable"/>
+              <w:tblW w:w="0" w:type="auto"/>
+              <w:tblInd w:w="6" w:type="dxa"/>
+              <w:tblBorders>
+                <w:top w:val="single" w:sz="18" w:space="0" w:color="84BCEE"/>
+                <w:left w:val="single" w:sz="18" w:space="0" w:color="84BCEE"/>
+                <w:bottom w:val="single" w:sz="18" w:space="0" w:color="84BCEE"/>
+                <w:right w:val="single" w:sz="18" w:space="0" w:color="84BCEE"/>
+                <w:insideH w:val="none" w:sz="0" w:space="0" w:color="auto"/>
+                <w:insideV w:val="none" w:sz="0" w:space="0" w:color="auto"/>
+              </w:tblBorders>
+              <w:tblLook w:val="04A0" w:firstRow="1" w:lastRow="0" w:firstColumn="1" w:lastColumn="0" w:noHBand="0" w:noVBand="1"/>
+            </w:tblPr>
+            <w:tblGrid>
+              <w:gridCol w:w="1260"/>
+              <w:gridCol w:w="1296"/>
+              <w:gridCol w:w="955"/>
+              <w:gridCol w:w="1054"/>
+              <w:gridCol w:w="1104"/>
+            </w:tblGrid>
+            <w:tr>
+              <w:tc>
+                <w:tcPr>
+                  <w:tcW w:w="0" w:type="auto"/>
+                </w:tcPr>
+                <w:p>
+                  <w:r>
+                    <w:t>dangerous</w:t>
+                  </w:r>
+                </w:p>
+              </w:tc>
+              <w:tc>
+                <w:tcPr>
+                  <w:tcW w:w="0" w:type="auto"/>
+                </w:tcPr>
+                <w:p>
+                  <w:r>
+                    <w:t>exhausting</w:t>
+                  </w:r>
+                </w:p>
+              </w:tc>
+              <w:tc>
+                <w:tcPr>
+                  <w:tcW w:w="0" w:type="auto"/>
+                </w:tcPr>
+                <w:p>
+                  <w:pPr>
+                    <w:rPr>
+                      <w:iCs/>
+                    </w:rPr>
+                  </w:pPr>
+                  <w:r>
+                    <w:t>useless</w:t>
+                  </w:r>
+                </w:p>
+              </w:tc>
+              <w:tc>
+                <w:tcPr>
+                  <w:tcW w:w="0" w:type="auto"/>
+                </w:tcPr>
+                <w:p>
+                  <w:pPr>
+                    <w:rPr>
+                      <w:iCs/>
+                    </w:rPr>
+                  </w:pPr>
+                  <w:r>
+                    <w:t>harmful</w:t>
+                  </w:r>
+                </w:p>
+              </w:tc>
+              <w:tc>
+                <w:tcPr>
+                  <w:tcW w:w="0" w:type="auto"/>
+                </w:tcPr>
+                <w:p>
+                  <w:r>
+                    <w:t>hopeless</w:t>
+                  </w:r>
+                </w:p>
+              </w:tc>
+            </w:tr>
+            <w:tr>
+              <w:tc>
+                <w:tcPr>
+                  <w:tcW w:w="0" w:type="auto"/>
+                </w:tcPr>
+                <w:p>
+                  <w:r>
+                    <w:t>miserable</w:t>
+                  </w:r>
+                </w:p>
+              </w:tc>
+              <w:tc>
+                <w:tcPr>
+                  <w:tcW w:w="0" w:type="auto"/>
+                </w:tcPr>
+                <w:p>
+                  <w:r>
+                    <w:t>frightening</w:t>
+                  </w:r>
+                </w:p>
+              </w:tc>
+              <w:tc>
+                <w:tcPr>
+                  <w:tcW w:w="0" w:type="auto"/>
+                </w:tcPr>
+                <w:p>
+                  <w:r>
+                    <w:t>tiring</w:t>
+                  </w:r>
+                </w:p>
+              </w:tc>
+              <w:tc>
+                <w:tcPr>
+                  <w:tcW w:w="0" w:type="auto"/>
+                </w:tcPr>
+                <w:p>
+                  <w:r>
+                    <w:t>stressful</w:t>
+                  </w:r>
+                </w:p>
+              </w:tc>
+              <w:tc>
+                <w:tcPr>
+                  <w:tcW w:w="0" w:type="auto"/>
+                </w:tcPr>
+                <w:p/>
+              </w:tc>
+            </w:tr>
+          </w:tbl>
+          <w:p>
+            <w:pPr>
+              <w:pStyle w:val="SS3-115"/>
+            </w:pPr>
           </w:p>
         </w:tc>
       </w:tr>
@@ -14901,6 +15554,239 @@
       <w:r>
         <w:br w:type="page"/>
       </w:r>
+    </w:p>
+    <w:p>
+      <w:pPr>
+        <w:pStyle w:val="SS3-115"/>
+        <w:spacing w:after="120"/>
+        <w:rPr>
+          <w:shd w:val="clear" w:color="auto" w:fill="D52B92"/>
+        </w:rPr>
+      </w:pPr>
+      <w:r>
+        <w:rPr>
+          <w:color w:val="02A1FD"/>
+          <w:sz w:val="34"/>
+          <w:szCs w:val="34"/>
+          <w:shd w:val="clear" w:color="auto" w:fill="02A1FD"/>
+        </w:rPr>
+        <w:lastRenderedPageBreak/>
+        <w:t>[[[[[[[[[[</w:t>
+      </w:r>
+      <w:r>
+        <w:rPr>
+          <w:rFonts w:ascii="Source Sans 3 SemiBold" w:hAnsi="Source Sans 3 SemiBold"/>
+          <w:b/>
+          <w:bCs/>
+          <w:sz w:val="34"/>
+          <w:szCs w:val="34"/>
+        </w:rPr>
+        <w:t>EXTENDING YOUR TALK</w:t>
+      </w:r>
+      <w:r>
+        <w:rPr>
+          <w:color w:val="02A1FD"/>
+          <w:sz w:val="34"/>
+          <w:szCs w:val="34"/>
+        </w:rPr>
+        <w:t>]</w:t>
+      </w:r>
+    </w:p>
+    <w:tbl>
+      <w:tblPr>
+        <w:tblStyle w:val="NormalTable"/>
+        <w:tblW w:w="0" w:type="auto"/>
+        <w:tblBorders>
+          <w:top w:val="single" w:sz="18" w:space="0" w:color="43A7E1"/>
+          <w:left w:val="none" w:sz="0" w:space="0" w:color="auto"/>
+          <w:bottom w:val="none" w:sz="0" w:space="0" w:color="auto"/>
+          <w:right w:val="none" w:sz="0" w:space="0" w:color="auto"/>
+          <w:insideH w:val="single" w:sz="18" w:space="0" w:color="43A7E1"/>
+          <w:insideV w:val="single" w:sz="18" w:space="0" w:color="43A7E1"/>
+        </w:tblBorders>
+        <w:shd w:val="clear" w:color="auto" w:fill="E7EAEF"/>
+        <w:tblLook w:val="04A0" w:firstRow="1" w:lastRow="0" w:firstColumn="1" w:lastColumn="0" w:noHBand="0" w:noVBand="1"/>
+      </w:tblPr>
+      <w:tblGrid>
+        <w:gridCol w:w="5812"/>
+      </w:tblGrid>
+      <w:tr>
+        <w:tc>
+          <w:tcPr>
+            <w:tcW w:w="5812" w:type="dxa"/>
+            <w:shd w:val="clear" w:color="auto" w:fill="E2EFF5"/>
+          </w:tcPr>
+          <w:p>
+            <w:pPr>
+              <w:rPr>
+                <w:noProof/>
+              </w:rPr>
+            </w:pPr>
+            <w:r>
+              <w:rPr>
+                <w:rFonts w:ascii="Cambria Math" w:hAnsi="Cambria Math" w:cs="Cambria Math"/>
+                <w:color w:val="0378F2"/>
+                <w:sz w:val="32"/>
+                <w:szCs w:val="32"/>
+              </w:rPr>
+              <w:t>◉</w:t>
+            </w:r>
+            <w:r>
+              <w:rPr>
+                <w:rFonts w:ascii="Cambria Math" w:hAnsi="Cambria Math" w:cs="Cambria Math"/>
+                <w:color w:val="02A1FD"/>
+                <w:sz w:val="32"/>
+                <w:szCs w:val="32"/>
+              </w:rPr>
+              <w:t xml:space="preserve"> </w:t>
+            </w:r>
+            <w:r>
+              <w:rPr>
+                <w:sz w:val="21"/>
+                <w:szCs w:val="21"/>
+              </w:rPr>
+              <w:t xml:space="preserve">It is important to use a variety of language in your talk. It is useful to use linking words such as </w:t>
+            </w:r>
+            <w:r>
+              <w:rPr>
+                <w:i/>
+                <w:iCs/>
+                <w:sz w:val="21"/>
+                <w:szCs w:val="21"/>
+              </w:rPr>
+              <w:t>and</w:t>
+            </w:r>
+            <w:r>
+              <w:rPr>
+                <w:sz w:val="21"/>
+                <w:szCs w:val="21"/>
+              </w:rPr>
+              <w:t xml:space="preserve">, </w:t>
+            </w:r>
+            <w:r>
+              <w:rPr>
+                <w:i/>
+                <w:iCs/>
+                <w:sz w:val="21"/>
+                <w:szCs w:val="21"/>
+              </w:rPr>
+              <w:t>or</w:t>
+            </w:r>
+            <w:r>
+              <w:rPr>
+                <w:sz w:val="21"/>
+                <w:szCs w:val="21"/>
+              </w:rPr>
+              <w:t xml:space="preserve">, </w:t>
+            </w:r>
+            <w:r>
+              <w:rPr>
+                <w:i/>
+                <w:iCs/>
+                <w:sz w:val="21"/>
+                <w:szCs w:val="21"/>
+              </w:rPr>
+              <w:t>but</w:t>
+            </w:r>
+            <w:r>
+              <w:rPr>
+                <w:sz w:val="21"/>
+                <w:szCs w:val="21"/>
+              </w:rPr>
+              <w:t xml:space="preserve">, </w:t>
+            </w:r>
+            <w:r>
+              <w:rPr>
+                <w:i/>
+                <w:iCs/>
+                <w:sz w:val="21"/>
+                <w:szCs w:val="21"/>
+              </w:rPr>
+              <w:t>also</w:t>
+            </w:r>
+            <w:r>
+              <w:rPr>
+                <w:sz w:val="21"/>
+                <w:szCs w:val="21"/>
+              </w:rPr>
+              <w:t xml:space="preserve">, </w:t>
+            </w:r>
+            <w:r>
+              <w:rPr>
+                <w:i/>
+                <w:iCs/>
+                <w:sz w:val="21"/>
+                <w:szCs w:val="21"/>
+              </w:rPr>
+              <w:t>so</w:t>
+            </w:r>
+            <w:r>
+              <w:rPr>
+                <w:sz w:val="21"/>
+                <w:szCs w:val="21"/>
+              </w:rPr>
+              <w:t xml:space="preserve">, </w:t>
+            </w:r>
+            <w:r>
+              <w:rPr>
+                <w:i/>
+                <w:iCs/>
+                <w:sz w:val="21"/>
+                <w:szCs w:val="21"/>
+              </w:rPr>
+              <w:t>in fact</w:t>
+            </w:r>
+            <w:r>
+              <w:rPr>
+                <w:sz w:val="21"/>
+                <w:szCs w:val="21"/>
+              </w:rPr>
+              <w:t xml:space="preserve">, </w:t>
+            </w:r>
+            <w:r>
+              <w:rPr>
+                <w:i/>
+                <w:iCs/>
+                <w:sz w:val="21"/>
+                <w:szCs w:val="21"/>
+              </w:rPr>
+              <w:t>for example</w:t>
+            </w:r>
+            <w:r>
+              <w:rPr>
+                <w:sz w:val="21"/>
+                <w:szCs w:val="21"/>
+              </w:rPr>
+              <w:t xml:space="preserve">, and </w:t>
+            </w:r>
+            <w:r>
+              <w:rPr>
+                <w:i/>
+                <w:iCs/>
+                <w:sz w:val="21"/>
+                <w:szCs w:val="21"/>
+              </w:rPr>
+              <w:t>because</w:t>
+            </w:r>
+            <w:r>
+              <w:rPr>
+                <w:sz w:val="21"/>
+                <w:szCs w:val="21"/>
+              </w:rPr>
+              <w:t>. These will make your talk flow better and will help you to give extra information.</w:t>
+            </w:r>
+          </w:p>
+        </w:tc>
+      </w:tr>
+    </w:tbl>
+    <w:p>
+      <w:pPr>
+        <w:pStyle w:val="SS3-115"/>
+        <w:rPr>
+          <w:sz w:val="2"/>
+          <w:szCs w:val="2"/>
+        </w:rPr>
+      </w:pPr>
     </w:p>
     <w:tbl>
       <w:tblPr>
@@ -14958,8 +15844,7 @@
                       <w:szCs w:val="26"/>
                       <w:lang w:bidi="ar-SA"/>
                     </w:rPr>
-                    <w:lastRenderedPageBreak/>
-                    <w:t>03</w:t>
+                    <w:t>04</w:t>
                   </w:r>
                 </w:p>
               </w:tc>
@@ -14997,190 +15882,12 @@
                 <w:sz w:val="23"/>
                 <w:szCs w:val="23"/>
               </w:rPr>
-              <w:t>Match words and phrases 1-6 with their opposites a-f.</w:t>
-            </w:r>
-          </w:p>
-          <w:tbl>
-            <w:tblPr>
-              <w:tblStyle w:val="DottedTable"/>
-              <w:tblW w:w="0" w:type="auto"/>
-              <w:tblLook w:val="04A0" w:firstRow="1" w:lastRow="0" w:firstColumn="1" w:lastColumn="0" w:noHBand="0" w:noVBand="1"/>
-            </w:tblPr>
-            <w:tblGrid>
-              <w:gridCol w:w="2815"/>
-              <w:gridCol w:w="3630"/>
-            </w:tblGrid>
-            <w:tr>
-              <w:tc>
-                <w:tcPr>
-                  <w:tcW w:w="0" w:type="auto"/>
-                </w:tcPr>
-                <w:p>
-                  <w:pPr>
-                    <w:pStyle w:val="NumList"/>
-                    <w:numPr>
-                      <w:ilvl w:val="0"/>
-                      <w:numId w:val="7"/>
-                    </w:numPr>
-                    <w:ind w:left="284" w:hanging="284"/>
-                  </w:pPr>
-                  <w:r>
-                    <w:t>convenient</w:t>
-                  </w:r>
-                </w:p>
-                <w:p>
-                  <w:pPr>
-                    <w:pStyle w:val="NumList"/>
-                    <w:numPr>
-                      <w:ilvl w:val="0"/>
-                      <w:numId w:val="7"/>
-                    </w:numPr>
-                    <w:ind w:left="284" w:hanging="284"/>
-                  </w:pPr>
-                  <w:r>
-                    <w:t>traditional</w:t>
-                  </w:r>
-                </w:p>
-                <w:p>
-                  <w:pPr>
-                    <w:pStyle w:val="NumList"/>
-                    <w:numPr>
-                      <w:ilvl w:val="0"/>
-                      <w:numId w:val="7"/>
-                    </w:numPr>
-                    <w:ind w:left="284" w:hanging="284"/>
-                  </w:pPr>
-                  <w:r>
-                    <w:t>amazing selection</w:t>
-                  </w:r>
-                </w:p>
-                <w:p>
-                  <w:pPr>
-                    <w:pStyle w:val="NumList"/>
-                    <w:numPr>
-                      <w:ilvl w:val="0"/>
-                      <w:numId w:val="7"/>
-                    </w:numPr>
-                    <w:ind w:left="284" w:hanging="284"/>
-                  </w:pPr>
-                  <w:r>
-                    <w:t>reasonable</w:t>
-                  </w:r>
-                </w:p>
-                <w:p>
-                  <w:pPr>
-                    <w:pStyle w:val="NumList"/>
-                    <w:numPr>
-                      <w:ilvl w:val="0"/>
-                      <w:numId w:val="7"/>
-                    </w:numPr>
-                    <w:ind w:left="284" w:hanging="284"/>
-                  </w:pPr>
-                  <w:r>
-                    <w:t>has a great atmosphere</w:t>
-                  </w:r>
-                </w:p>
-                <w:p>
-                  <w:pPr>
-                    <w:pStyle w:val="NumList"/>
-                    <w:numPr>
-                      <w:ilvl w:val="0"/>
-                      <w:numId w:val="7"/>
-                    </w:numPr>
-                    <w:ind w:left="284" w:hanging="284"/>
-                  </w:pPr>
-                  <w:r>
-                    <w:t>out-of-the-way</w:t>
-                  </w:r>
-                </w:p>
-              </w:tc>
-              <w:tc>
-                <w:tcPr>
-                  <w:tcW w:w="0" w:type="auto"/>
-                </w:tcPr>
-                <w:p>
-                  <w:pPr>
-                    <w:pStyle w:val="SS3-115"/>
-                    <w:numPr>
-                      <w:ilvl w:val="0"/>
-                      <w:numId w:val="8"/>
-                    </w:numPr>
-                    <w:ind w:left="284" w:hanging="284"/>
-                  </w:pPr>
-                  <w:r>
-                    <w:t>local</w:t>
-                  </w:r>
-                </w:p>
-                <w:p>
-                  <w:pPr>
-                    <w:pStyle w:val="SS3-115"/>
-                    <w:numPr>
-                      <w:ilvl w:val="0"/>
-                      <w:numId w:val="8"/>
-                    </w:numPr>
-                    <w:ind w:left="284" w:hanging="284"/>
-                  </w:pPr>
-                  <w:r>
-                    <w:t>doesn't have any atmosphere</w:t>
-                  </w:r>
-                </w:p>
-                <w:p>
-                  <w:pPr>
-                    <w:pStyle w:val="SS3-115"/>
-                    <w:numPr>
-                      <w:ilvl w:val="0"/>
-                      <w:numId w:val="8"/>
-                    </w:numPr>
-                    <w:ind w:left="284" w:hanging="284"/>
-                  </w:pPr>
-                  <w:r>
-                    <w:t>modern</w:t>
-                  </w:r>
-                </w:p>
-                <w:p>
-                  <w:pPr>
-                    <w:pStyle w:val="SS3-115"/>
-                    <w:numPr>
-                      <w:ilvl w:val="0"/>
-                      <w:numId w:val="8"/>
-                    </w:numPr>
-                    <w:ind w:left="284" w:hanging="284"/>
-                  </w:pPr>
-                  <w:r>
-                    <w:t>inconvenient</w:t>
-                  </w:r>
-                </w:p>
-                <w:p>
-                  <w:pPr>
-                    <w:pStyle w:val="SS3-115"/>
-                    <w:numPr>
-                      <w:ilvl w:val="0"/>
-                      <w:numId w:val="8"/>
-                    </w:numPr>
-                    <w:ind w:left="284" w:hanging="284"/>
-                  </w:pPr>
-                  <w:r>
-                    <w:t>lack of choice / not much choice</w:t>
-                  </w:r>
-                </w:p>
-                <w:p>
-                  <w:pPr>
-                    <w:pStyle w:val="SS3-115"/>
-                    <w:numPr>
-                      <w:ilvl w:val="0"/>
-                      <w:numId w:val="8"/>
-                    </w:numPr>
-                    <w:ind w:left="284" w:hanging="284"/>
-                  </w:pPr>
-                  <w:r>
-                    <w:t>expensive</w:t>
-                  </w:r>
-                </w:p>
-              </w:tc>
-            </w:tr>
-          </w:tbl>
-          <w:p>
-            <w:pPr>
+              <w:t>Listen to a candidate called Serena giving her talk.</w:t>
+            </w:r>
+          </w:p>
+          <w:p>
+            <w:pPr>
+              <w:spacing w:after="120"/>
               <w:rPr>
                 <w:rFonts w:ascii="Source Sans 3 Medium" w:hAnsi="Source Sans 3 Medium"/>
                 <w:b/>
@@ -15189,6 +15896,43 @@
                 <w:szCs w:val="23"/>
               </w:rPr>
             </w:pPr>
+            <w:hyperlink r:id="rId22" w:history="1">
+              <w:r>
+                <w:rPr>
+                  <w:rStyle w:val="Hyperlink"/>
+                  <w:rFonts w:ascii="Source Sans 3" w:hAnsi="Source Sans 3"/>
+                  <w:b/>
+                  <w:bCs/>
+                  <w:sz w:val="26"/>
+                  <w:szCs w:val="26"/>
+                </w:rPr>
+                <w:t>54</w:t>
+              </w:r>
+            </w:hyperlink>
+          </w:p>
+          <w:p>
+            <w:pPr>
+              <w:pStyle w:val="SS3-115"/>
+            </w:pPr>
+            <w:r>
+              <w:t xml:space="preserve">I'm going to talk about a hobby I'd like to take up in the future. I really want to learn ballroom dancing. This is because I love Latin music and I love the way the dancers move and shake. I also want to give myself a challenge and learn something new. Watching ballroom dancing always makes me feel excited. I don't think it'll be too difficult for me, because I already do ballet and tap dancing. I like learning new steps. For example, I really want to learn the tango or the samba because these are exciting and look good to people watching. I've tried Flamenco dancing but I'm not very good. I'm also worried about finding the right dance partner, because I'll be a little slow to learn in the beginning. </w:t>
+            </w:r>
+            <w:proofErr w:type="gramStart"/>
+            <w:r>
+              <w:t>So</w:t>
+            </w:r>
+            <w:proofErr w:type="gramEnd"/>
+            <w:r>
+              <w:t xml:space="preserve"> I might fall over sometimes. In </w:t>
+            </w:r>
+            <w:proofErr w:type="gramStart"/>
+            <w:r>
+              <w:t>fact</w:t>
+            </w:r>
+            <w:proofErr w:type="gramEnd"/>
+            <w:r>
+              <w:t xml:space="preserve"> I'll probably fall over quite a lot!</w:t>
+            </w:r>
           </w:p>
         </w:tc>
       </w:tr>
@@ -15238,7 +15982,7 @@
                       <w:szCs w:val="26"/>
                       <w:lang w:bidi="ar-SA"/>
                     </w:rPr>
-                    <w:t>04</w:t>
+                    <w:t>05</w:t>
                   </w:r>
                 </w:p>
               </w:tc>
@@ -15276,223 +16020,7 @@
                 <w:sz w:val="23"/>
                 <w:szCs w:val="23"/>
               </w:rPr>
-              <w:t>With a partner, discuss again where you like to go shopping. Provide reasons for your answer using some of the words and phrases above.</w:t>
-            </w:r>
-          </w:p>
-        </w:tc>
-      </w:tr>
-    </w:tbl>
-    <w:p>
-      <w:pPr>
-        <w:pStyle w:val="SS3-115"/>
-        <w:spacing w:after="120"/>
-        <w:rPr>
-          <w:shd w:val="clear" w:color="auto" w:fill="D52B92"/>
-        </w:rPr>
-      </w:pPr>
-      <w:r>
-        <w:rPr>
-          <w:color w:val="02A1FD"/>
-          <w:sz w:val="34"/>
-          <w:szCs w:val="34"/>
-          <w:shd w:val="clear" w:color="auto" w:fill="02A1FD"/>
-        </w:rPr>
-        <w:t>[[[[[[[[[[</w:t>
-      </w:r>
-      <w:r>
-        <w:rPr>
-          <w:rFonts w:ascii="Source Sans 3 SemiBold" w:hAnsi="Source Sans 3 SemiBold"/>
-          <w:b/>
-          <w:bCs/>
-          <w:sz w:val="34"/>
-          <w:szCs w:val="34"/>
-        </w:rPr>
-        <w:t>DEVELOPING IDEAS IN PART 2</w:t>
-      </w:r>
-      <w:r>
-        <w:rPr>
-          <w:color w:val="02A1FD"/>
-          <w:sz w:val="34"/>
-          <w:szCs w:val="34"/>
-        </w:rPr>
-        <w:t>]</w:t>
-      </w:r>
-    </w:p>
-    <w:tbl>
-      <w:tblPr>
-        <w:tblStyle w:val="NormalTable"/>
-        <w:tblW w:w="0" w:type="auto"/>
-        <w:tblBorders>
-          <w:top w:val="single" w:sz="18" w:space="0" w:color="43A7E1"/>
-          <w:left w:val="none" w:sz="0" w:space="0" w:color="auto"/>
-          <w:bottom w:val="none" w:sz="0" w:space="0" w:color="auto"/>
-          <w:right w:val="none" w:sz="0" w:space="0" w:color="auto"/>
-          <w:insideH w:val="single" w:sz="18" w:space="0" w:color="43A7E1"/>
-          <w:insideV w:val="single" w:sz="18" w:space="0" w:color="43A7E1"/>
-        </w:tblBorders>
-        <w:shd w:val="clear" w:color="auto" w:fill="E7EAEF"/>
-        <w:tblLook w:val="04A0" w:firstRow="1" w:lastRow="0" w:firstColumn="1" w:lastColumn="0" w:noHBand="0" w:noVBand="1"/>
-      </w:tblPr>
-      <w:tblGrid>
-        <w:gridCol w:w="4962"/>
-      </w:tblGrid>
-      <w:tr>
-        <w:tc>
-          <w:tcPr>
-            <w:tcW w:w="4962" w:type="dxa"/>
-            <w:shd w:val="clear" w:color="auto" w:fill="E2EFF5"/>
-          </w:tcPr>
-          <w:p>
-            <w:pPr>
-              <w:rPr>
-                <w:noProof/>
-              </w:rPr>
-            </w:pPr>
-            <w:r>
-              <w:rPr>
-                <w:rFonts w:ascii="Cambria Math" w:hAnsi="Cambria Math" w:cs="Cambria Math"/>
-                <w:color w:val="02A1FD"/>
-                <w:sz w:val="32"/>
-                <w:szCs w:val="32"/>
-              </w:rPr>
-              <w:t>◉</w:t>
-            </w:r>
-            <w:r>
-              <w:rPr>
-                <w:rFonts w:ascii="Cambria Math" w:hAnsi="Cambria Math" w:cs="Cambria Math"/>
-                <w:color w:val="02A1FD"/>
-                <w:sz w:val="32"/>
-                <w:szCs w:val="32"/>
-              </w:rPr>
-              <w:t xml:space="preserve"> </w:t>
-            </w:r>
-            <w:r>
-              <w:rPr>
-                <w:sz w:val="21"/>
-                <w:szCs w:val="21"/>
-              </w:rPr>
-              <w:t>To do a good Part 2 talk, it is important to develop ideas about the topic. You have one minute to make notes. It's important that you use this time and find a way of making notes that works for you.</w:t>
-            </w:r>
-          </w:p>
-        </w:tc>
-      </w:tr>
-    </w:tbl>
-    <w:p>
-      <w:pPr>
-        <w:pStyle w:val="SS3-115"/>
-        <w:rPr>
-          <w:sz w:val="2"/>
-          <w:szCs w:val="2"/>
-          <w:shd w:val="clear" w:color="auto" w:fill="D52B92"/>
-        </w:rPr>
-      </w:pPr>
-    </w:p>
-    <w:tbl>
-      <w:tblPr>
-        <w:tblStyle w:val="DottedTable"/>
-        <w:tblW w:w="14454" w:type="dxa"/>
-        <w:tblLook w:val="04A0" w:firstRow="1" w:lastRow="0" w:firstColumn="1" w:lastColumn="0" w:noHBand="0" w:noVBand="1"/>
-      </w:tblPr>
-      <w:tblGrid>
-        <w:gridCol w:w="421"/>
-        <w:gridCol w:w="9922"/>
-        <w:gridCol w:w="4111"/>
-      </w:tblGrid>
-      <w:tr>
-        <w:tc>
-          <w:tcPr>
-            <w:tcW w:w="421" w:type="dxa"/>
-            <w:tcMar>
-              <w:left w:w="0" w:type="dxa"/>
-              <w:right w:w="0" w:type="dxa"/>
-            </w:tcMar>
-          </w:tcPr>
-          <w:tbl>
-            <w:tblPr>
-              <w:tblStyle w:val="CompactTable"/>
-              <w:tblW w:w="0" w:type="auto"/>
-              <w:tblBorders>
-                <w:top w:val="single" w:sz="18" w:space="0" w:color="1056DB"/>
-                <w:left w:val="single" w:sz="18" w:space="0" w:color="1056DB"/>
-                <w:bottom w:val="single" w:sz="18" w:space="0" w:color="1056DB"/>
-                <w:right w:val="single" w:sz="18" w:space="0" w:color="1056DB"/>
-                <w:insideH w:val="single" w:sz="18" w:space="0" w:color="1056DB"/>
-                <w:insideV w:val="single" w:sz="18" w:space="0" w:color="1056DB"/>
-              </w:tblBorders>
-              <w:tblLook w:val="04A0" w:firstRow="1" w:lastRow="0" w:firstColumn="1" w:lastColumn="0" w:noHBand="0" w:noVBand="1"/>
-            </w:tblPr>
-            <w:tblGrid>
-              <w:gridCol w:w="365"/>
-            </w:tblGrid>
-            <w:tr>
-              <w:tc>
-                <w:tcPr>
-                  <w:tcW w:w="385" w:type="dxa"/>
-                </w:tcPr>
-                <w:p>
-                  <w:pPr>
-                    <w:rPr>
-                      <w:b w:val="0"/>
-                      <w:bCs/>
-                      <w:szCs w:val="26"/>
-                      <w:bdr w:val="single" w:sz="12" w:space="0" w:color="FFFF00"/>
-                    </w:rPr>
-                  </w:pPr>
-                  <w:r>
-                    <w:rPr>
-                      <w:bCs/>
-                      <w:szCs w:val="26"/>
-                      <w:lang w:bidi="ar-SA"/>
-                    </w:rPr>
-                    <w:t>05</w:t>
-                  </w:r>
-                </w:p>
-              </w:tc>
-            </w:tr>
-          </w:tbl>
-          <w:p>
-            <w:pPr>
-              <w:rPr>
-                <w:bCs/>
-                <w:szCs w:val="26"/>
-              </w:rPr>
-            </w:pPr>
-          </w:p>
-        </w:tc>
-        <w:tc>
-          <w:tcPr>
-            <w:tcW w:w="9922" w:type="dxa"/>
-          </w:tcPr>
-          <w:p>
-            <w:pPr>
-              <w:spacing w:after="120"/>
-              <w:rPr>
-                <w:rFonts w:ascii="Source Sans 3 Medium" w:hAnsi="Source Sans 3 Medium"/>
-                <w:b/>
-                <w:bCs/>
-                <w:sz w:val="23"/>
-                <w:szCs w:val="23"/>
-              </w:rPr>
-            </w:pPr>
-            <w:r>
-              <w:rPr>
-                <w:rFonts w:ascii="Source Sans 3 Medium" w:hAnsi="Source Sans 3 Medium"/>
-                <w:b/>
-                <w:bCs/>
-                <w:sz w:val="23"/>
-                <w:szCs w:val="23"/>
-              </w:rPr>
-              <w:t>Match words and phrases 1-6 with their opposites a-f.</w:t>
-            </w:r>
-            <w:r>
-              <w:rPr>
-                <w:rFonts w:ascii="Source Sans 3 Medium" w:hAnsi="Source Sans 3 Medium"/>
-                <w:b/>
-                <w:bCs/>
-                <w:sz w:val="23"/>
-                <w:szCs w:val="23"/>
-              </w:rPr>
-              <w:t xml:space="preserve"> </w:t>
+              <w:t>The words Serena uses to connect her ideas are in bold. Match phrases 1-7 with the connecting words and phrases A-G.</w:t>
             </w:r>
           </w:p>
           <w:tbl>
@@ -15502,407 +16030,9 @@
               <w:tblLook w:val="04A0" w:firstRow="1" w:lastRow="0" w:firstColumn="1" w:lastColumn="0" w:noHBand="0" w:noVBand="1"/>
             </w:tblPr>
             <w:tblGrid>
-              <w:gridCol w:w="2704"/>
-              <w:gridCol w:w="2971"/>
+              <w:gridCol w:w="5707"/>
+              <w:gridCol w:w="5541"/>
             </w:tblGrid>
-            <w:tr>
-              <w:tc>
-                <w:tcPr>
-                  <w:tcW w:w="0" w:type="auto"/>
-                  <w:gridSpan w:val="2"/>
-                  <w:shd w:val="clear" w:color="auto" w:fill="0172F1"/>
-                  <w:vAlign w:val="center"/>
-                </w:tcPr>
-                <w:p>
-                  <w:pPr>
-                    <w:spacing w:before="120" w:after="120"/>
-                    <w:jc w:val="center"/>
-                    <w:rPr>
-                      <w:rFonts w:ascii="Source Sans 3 Medium" w:hAnsi="Source Sans 3 Medium"/>
-                      <w:b/>
-                      <w:bCs/>
-                      <w:sz w:val="23"/>
-                      <w:szCs w:val="23"/>
-                    </w:rPr>
-                  </w:pPr>
-                  <w:r>
-                    <w:rPr>
-                      <w:rFonts w:ascii="Source Sans 3 Medium" w:hAnsi="Source Sans 3 Medium"/>
-                      <w:b/>
-                      <w:bCs/>
-                      <w:color w:val="FFFFFF" w:themeColor="background1"/>
-                      <w:sz w:val="23"/>
-                      <w:szCs w:val="23"/>
-                    </w:rPr>
-                    <w:t>SHOPPING</w:t>
-                  </w:r>
-                </w:p>
-              </w:tc>
-            </w:tr>
-            <w:tr>
-              <w:tc>
-                <w:tcPr>
-                  <w:tcW w:w="0" w:type="auto"/>
-                  <w:shd w:val="clear" w:color="auto" w:fill="DCEEF7"/>
-                </w:tcPr>
-                <w:p>
-                  <w:pPr>
-                    <w:spacing w:after="120"/>
-                    <w:jc w:val="center"/>
-                    <w:rPr>
-                      <w:rFonts w:ascii="Comic Sans MS" w:hAnsi="Comic Sans MS"/>
-                      <w:b/>
-                      <w:bCs/>
-                      <w:sz w:val="21"/>
-                      <w:szCs w:val="21"/>
-                    </w:rPr>
-                  </w:pPr>
-                  <w:r>
-                    <w:rPr>
-                      <w:rFonts w:ascii="Comic Sans MS" w:hAnsi="Comic Sans MS"/>
-                      <w:b/>
-                      <w:bCs/>
-                      <w:sz w:val="21"/>
-                      <w:szCs w:val="21"/>
-                    </w:rPr>
-                    <w:t>What kind of place?</w:t>
-                  </w:r>
-                </w:p>
-                <w:p>
-                  <w:pPr>
-                    <w:pStyle w:val="SS3-115"/>
-                    <w:jc w:val="center"/>
-                    <w:rPr>
-                      <w:rFonts w:ascii="Comic Sans MS" w:hAnsi="Comic Sans MS"/>
-                    </w:rPr>
-                  </w:pPr>
-                  <w:r>
-                    <w:rPr>
-                      <w:rFonts w:ascii="Comic Sans MS" w:hAnsi="Comic Sans MS"/>
-                    </w:rPr>
-                    <w:t>Covent Garden Market</w:t>
-                  </w:r>
-                </w:p>
-                <w:p>
-                  <w:pPr>
-                    <w:pStyle w:val="SS3-115"/>
-                    <w:jc w:val="center"/>
-                    <w:rPr>
-                      <w:rFonts w:ascii="Comic Sans MS" w:hAnsi="Comic Sans MS"/>
-                    </w:rPr>
-                  </w:pPr>
-                  <w:r>
-                    <w:rPr>
-                      <w:rFonts w:ascii="Comic Sans MS" w:hAnsi="Comic Sans MS"/>
-                    </w:rPr>
-                    <w:t>not real market now</w:t>
-                  </w:r>
-                </w:p>
-                <w:p>
-                  <w:pPr>
-                    <w:pStyle w:val="SS3-115"/>
-                    <w:jc w:val="center"/>
-                    <w:rPr>
-                      <w:rFonts w:ascii="Comic Sans MS" w:hAnsi="Comic Sans MS"/>
-                    </w:rPr>
-                  </w:pPr>
-                  <w:r>
-                    <w:rPr>
-                      <w:rFonts w:ascii="Comic Sans MS" w:hAnsi="Comic Sans MS"/>
-                    </w:rPr>
-                    <w:t>independent shops</w:t>
-                  </w:r>
-                </w:p>
-                <w:p>
-                  <w:pPr>
-                    <w:pStyle w:val="SS3-115"/>
-                    <w:jc w:val="center"/>
-                    <w:rPr>
-                      <w:rFonts w:ascii="Comic Sans MS" w:hAnsi="Comic Sans MS"/>
-                    </w:rPr>
-                  </w:pPr>
-                  <w:r>
-                    <w:rPr>
-                      <w:rFonts w:ascii="Comic Sans MS" w:hAnsi="Comic Sans MS"/>
-                    </w:rPr>
-                    <w:t>amazing selection</w:t>
-                  </w:r>
-                </w:p>
-              </w:tc>
-              <w:tc>
-                <w:tcPr>
-                  <w:tcW w:w="0" w:type="auto"/>
-                  <w:shd w:val="clear" w:color="auto" w:fill="DCEEF7"/>
-                </w:tcPr>
-                <w:p>
-                  <w:pPr>
-                    <w:spacing w:after="120"/>
-                    <w:jc w:val="center"/>
-                    <w:rPr>
-                      <w:rFonts w:ascii="Comic Sans MS" w:hAnsi="Comic Sans MS"/>
-                      <w:b/>
-                      <w:bCs/>
-                      <w:sz w:val="23"/>
-                      <w:szCs w:val="23"/>
-                    </w:rPr>
-                  </w:pPr>
-                  <w:r>
-                    <w:rPr>
-                      <w:rFonts w:ascii="Comic Sans MS" w:hAnsi="Comic Sans MS"/>
-                      <w:b/>
-                      <w:bCs/>
-                      <w:sz w:val="23"/>
-                      <w:szCs w:val="23"/>
-                    </w:rPr>
-                    <w:t>Where?</w:t>
-                  </w:r>
-                </w:p>
-                <w:p>
-                  <w:pPr>
-                    <w:pStyle w:val="SS3-115"/>
-                    <w:jc w:val="center"/>
-                    <w:rPr>
-                      <w:rFonts w:ascii="Comic Sans MS" w:hAnsi="Comic Sans MS"/>
-                    </w:rPr>
-                  </w:pPr>
-                  <w:r>
-                    <w:rPr>
-                      <w:rFonts w:ascii="Comic Sans MS" w:hAnsi="Comic Sans MS"/>
-                    </w:rPr>
-                    <w:t>near where I live</w:t>
-                  </w:r>
-                </w:p>
-                <w:p>
-                  <w:pPr>
-                    <w:pStyle w:val="SS3-115"/>
-                    <w:jc w:val="center"/>
-                    <w:rPr>
-                      <w:rFonts w:ascii="Comic Sans MS" w:hAnsi="Comic Sans MS"/>
-                      <w:b/>
-                      <w:bCs/>
-                    </w:rPr>
-                  </w:pPr>
-                  <w:r>
-                    <w:rPr>
-                      <w:rFonts w:ascii="Comic Sans MS" w:hAnsi="Comic Sans MS"/>
-                    </w:rPr>
-                    <w:t>convenient</w:t>
-                  </w:r>
-                </w:p>
-              </w:tc>
-            </w:tr>
-            <w:tr>
-              <w:tc>
-                <w:tcPr>
-                  <w:tcW w:w="0" w:type="auto"/>
-                  <w:shd w:val="clear" w:color="auto" w:fill="DCEEF7"/>
-                </w:tcPr>
-                <w:p>
-                  <w:pPr>
-                    <w:spacing w:after="120"/>
-                    <w:jc w:val="center"/>
-                    <w:rPr>
-                      <w:rFonts w:ascii="Comic Sans MS" w:hAnsi="Comic Sans MS"/>
-                      <w:b/>
-                      <w:bCs/>
-                      <w:sz w:val="23"/>
-                      <w:szCs w:val="23"/>
-                    </w:rPr>
-                  </w:pPr>
-                  <w:r>
-                    <w:rPr>
-                      <w:rFonts w:ascii="Comic Sans MS" w:hAnsi="Comic Sans MS"/>
-                      <w:b/>
-                      <w:bCs/>
-                      <w:sz w:val="23"/>
-                      <w:szCs w:val="23"/>
-                    </w:rPr>
-                    <w:t>Why?</w:t>
-                  </w:r>
-                </w:p>
-                <w:p>
-                  <w:pPr>
-                    <w:pStyle w:val="SS3-115"/>
-                    <w:jc w:val="center"/>
-                    <w:rPr>
-                      <w:rFonts w:ascii="Comic Sans MS" w:hAnsi="Comic Sans MS"/>
-                    </w:rPr>
-                  </w:pPr>
-                  <w:r>
-                    <w:rPr>
-                      <w:rFonts w:ascii="Comic Sans MS" w:hAnsi="Comic Sans MS"/>
-                    </w:rPr>
-                    <w:t>great atmosphere</w:t>
-                  </w:r>
-                </w:p>
-                <w:p>
-                  <w:pPr>
-                    <w:pStyle w:val="SS3-115"/>
-                    <w:jc w:val="center"/>
-                    <w:rPr>
-                      <w:rFonts w:ascii="Comic Sans MS" w:hAnsi="Comic Sans MS"/>
-                    </w:rPr>
-                  </w:pPr>
-                  <w:r>
-                    <w:rPr>
-                      <w:rFonts w:ascii="Comic Sans MS" w:hAnsi="Comic Sans MS"/>
-                    </w:rPr>
-                    <w:t>cafés outside</w:t>
-                  </w:r>
-                </w:p>
-                <w:p>
-                  <w:pPr>
-                    <w:pStyle w:val="SS3-115"/>
-                    <w:jc w:val="center"/>
-                    <w:rPr>
-                      <w:rFonts w:ascii="Comic Sans MS" w:hAnsi="Comic Sans MS"/>
-                      <w:b/>
-                      <w:bCs/>
-                    </w:rPr>
-                  </w:pPr>
-                  <w:r>
-                    <w:rPr>
-                      <w:rFonts w:ascii="Comic Sans MS" w:hAnsi="Comic Sans MS"/>
-                    </w:rPr>
-                    <w:t>street performers</w:t>
-                  </w:r>
-                </w:p>
-              </w:tc>
-              <w:tc>
-                <w:tcPr>
-                  <w:tcW w:w="0" w:type="auto"/>
-                  <w:shd w:val="clear" w:color="auto" w:fill="DCEEF7"/>
-                </w:tcPr>
-                <w:p>
-                  <w:pPr>
-                    <w:spacing w:after="120"/>
-                    <w:jc w:val="center"/>
-                    <w:rPr>
-                      <w:rFonts w:ascii="Comic Sans MS" w:hAnsi="Comic Sans MS"/>
-                      <w:b/>
-                      <w:bCs/>
-                      <w:sz w:val="23"/>
-                      <w:szCs w:val="23"/>
-                    </w:rPr>
-                  </w:pPr>
-                  <w:r>
-                    <w:rPr>
-                      <w:rFonts w:ascii="Comic Sans MS" w:hAnsi="Comic Sans MS"/>
-                      <w:b/>
-                      <w:bCs/>
-                      <w:sz w:val="23"/>
-                      <w:szCs w:val="23"/>
-                    </w:rPr>
-                    <w:t>What buy?</w:t>
-                  </w:r>
-                </w:p>
-                <w:p>
-                  <w:pPr>
-                    <w:pStyle w:val="SS3-115"/>
-                    <w:jc w:val="center"/>
-                    <w:rPr>
-                      <w:rFonts w:ascii="Comic Sans MS" w:hAnsi="Comic Sans MS"/>
-                    </w:rPr>
-                  </w:pPr>
-                  <w:r>
-                    <w:rPr>
-                      <w:rFonts w:ascii="Comic Sans MS" w:hAnsi="Comic Sans MS"/>
-                    </w:rPr>
-                    <w:t>fashion, clothes shopping</w:t>
-                  </w:r>
-                </w:p>
-                <w:p>
-                  <w:pPr>
-                    <w:pStyle w:val="SS3-115"/>
-                    <w:jc w:val="center"/>
-                    <w:rPr>
-                      <w:rFonts w:ascii="Comic Sans MS" w:hAnsi="Comic Sans MS"/>
-                    </w:rPr>
-                  </w:pPr>
-                  <w:r>
-                    <w:rPr>
-                      <w:rFonts w:ascii="Comic Sans MS" w:hAnsi="Comic Sans MS"/>
-                    </w:rPr>
-                    <w:t>sales</w:t>
-                  </w:r>
-                </w:p>
-                <w:p>
-                  <w:pPr>
-                    <w:pStyle w:val="SS3-115"/>
-                    <w:jc w:val="center"/>
-                    <w:rPr>
-                      <w:rFonts w:ascii="Comic Sans MS" w:hAnsi="Comic Sans MS"/>
-                    </w:rPr>
-                  </w:pPr>
-                  <w:r>
-                    <w:rPr>
-                      <w:rFonts w:ascii="Comic Sans MS" w:hAnsi="Comic Sans MS"/>
-                    </w:rPr>
-                    <w:t>designer shoes</w:t>
-                  </w:r>
-                </w:p>
-                <w:p>
-                  <w:pPr>
-                    <w:pStyle w:val="SS3-115"/>
-                    <w:jc w:val="center"/>
-                    <w:rPr>
-                      <w:rFonts w:ascii="Comic Sans MS" w:hAnsi="Comic Sans MS"/>
-                      <w:b/>
-                      <w:bCs/>
-                    </w:rPr>
-                  </w:pPr>
-                  <w:r>
-                    <w:rPr>
-                      <w:rFonts w:ascii="Comic Sans MS" w:hAnsi="Comic Sans MS"/>
-                    </w:rPr>
-                    <w:t>fun original gifts</w:t>
-                  </w:r>
-                </w:p>
-              </w:tc>
-            </w:tr>
-          </w:tbl>
-          <w:p>
-            <w:pPr>
-              <w:pStyle w:val="SS3-115"/>
-              <w:rPr>
-                <w:sz w:val="2"/>
-                <w:szCs w:val="2"/>
-              </w:rPr>
-            </w:pPr>
-          </w:p>
-          <w:tbl>
-            <w:tblPr>
-              <w:tblStyle w:val="DottedTable"/>
-              <w:tblW w:w="0" w:type="auto"/>
-              <w:tblLook w:val="04A0" w:firstRow="1" w:lastRow="0" w:firstColumn="1" w:lastColumn="0" w:noHBand="0" w:noVBand="1"/>
-            </w:tblPr>
-            <w:tblGrid>
-              <w:gridCol w:w="2494"/>
-              <w:gridCol w:w="2731"/>
-            </w:tblGrid>
-            <w:tr>
-              <w:tc>
-                <w:tcPr>
-                  <w:tcW w:w="0" w:type="auto"/>
-                  <w:gridSpan w:val="2"/>
-                </w:tcPr>
-                <w:p>
-                  <w:pPr>
-                    <w:pStyle w:val="SS3-115"/>
-                  </w:pPr>
-                  <w:r>
-                    <w:rPr>
-                      <w:b/>
-                      <w:bCs/>
-                      <w:color w:val="0172F1"/>
-                      <w:sz w:val="21"/>
-                      <w:szCs w:val="21"/>
-                    </w:rPr>
-                    <w:t>SHOPPING</w:t>
-                  </w:r>
-                </w:p>
-              </w:tc>
-            </w:tr>
             <w:tr>
               <w:tc>
                 <w:tcPr>
@@ -15913,25 +16043,12 @@
                     <w:pStyle w:val="NumList"/>
                     <w:numPr>
                       <w:ilvl w:val="0"/>
-                      <w:numId w:val="0"/>
+                      <w:numId w:val="31"/>
                     </w:numPr>
-                    <w:rPr>
-                      <w:rFonts w:ascii="Comic Sans MS" w:hAnsi="Comic Sans MS"/>
-                      <w:b/>
-                      <w:bCs/>
-                      <w:sz w:val="21"/>
-                      <w:szCs w:val="21"/>
-                    </w:rPr>
-                  </w:pPr>
-                  <w:r>
-                    <w:rPr>
-                      <w:rFonts w:ascii="Comic Sans MS" w:hAnsi="Comic Sans MS"/>
-                      <w:b/>
-                      <w:bCs/>
-                      <w:sz w:val="21"/>
-                      <w:szCs w:val="21"/>
-                    </w:rPr>
-                    <w:t>What kind of place?</w:t>
+                    <w:ind w:left="284" w:hanging="284"/>
+                  </w:pPr>
+                  <w:r>
+                    <w:t>This is because I love Latin music</w:t>
                   </w:r>
                 </w:p>
                 <w:p>
@@ -15939,21 +16056,12 @@
                     <w:pStyle w:val="NumList"/>
                     <w:numPr>
                       <w:ilvl w:val="0"/>
-                      <w:numId w:val="0"/>
+                      <w:numId w:val="31"/>
                     </w:numPr>
-                    <w:rPr>
-                      <w:rFonts w:ascii="Comic Sans MS" w:hAnsi="Comic Sans MS"/>
-                      <w:sz w:val="21"/>
-                      <w:szCs w:val="21"/>
-                    </w:rPr>
-                  </w:pPr>
-                  <w:r>
-                    <w:rPr>
-                      <w:rFonts w:ascii="Comic Sans MS" w:hAnsi="Comic Sans MS"/>
-                      <w:sz w:val="21"/>
-                      <w:szCs w:val="21"/>
-                    </w:rPr>
-                    <w:t>Covent Garden Market</w:t>
+                    <w:ind w:left="284" w:hanging="284"/>
+                  </w:pPr>
+                  <w:r>
+                    <w:t>I love the way the dancers move and shake.</w:t>
                   </w:r>
                 </w:p>
                 <w:p>
@@ -15961,21 +16069,12 @@
                     <w:pStyle w:val="NumList"/>
                     <w:numPr>
                       <w:ilvl w:val="0"/>
-                      <w:numId w:val="0"/>
+                      <w:numId w:val="31"/>
                     </w:numPr>
-                    <w:rPr>
-                      <w:rFonts w:ascii="Comic Sans MS" w:hAnsi="Comic Sans MS"/>
-                      <w:sz w:val="21"/>
-                      <w:szCs w:val="21"/>
-                    </w:rPr>
-                  </w:pPr>
-                  <w:r>
-                    <w:rPr>
-                      <w:rFonts w:ascii="Comic Sans MS" w:hAnsi="Comic Sans MS"/>
-                      <w:sz w:val="21"/>
-                      <w:szCs w:val="21"/>
-                    </w:rPr>
-                    <w:t>not real market now</w:t>
+                    <w:ind w:left="284" w:hanging="284"/>
+                  </w:pPr>
+                  <w:r>
+                    <w:t>I like learning new steps</w:t>
                   </w:r>
                 </w:p>
                 <w:p>
@@ -15983,21 +16082,12 @@
                     <w:pStyle w:val="NumList"/>
                     <w:numPr>
                       <w:ilvl w:val="0"/>
-                      <w:numId w:val="0"/>
+                      <w:numId w:val="31"/>
                     </w:numPr>
-                    <w:rPr>
-                      <w:rFonts w:ascii="Comic Sans MS" w:hAnsi="Comic Sans MS"/>
-                      <w:sz w:val="21"/>
-                      <w:szCs w:val="21"/>
-                    </w:rPr>
-                  </w:pPr>
-                  <w:r>
-                    <w:rPr>
-                      <w:rFonts w:ascii="Comic Sans MS" w:hAnsi="Comic Sans MS"/>
-                      <w:sz w:val="21"/>
-                      <w:szCs w:val="21"/>
-                    </w:rPr>
-                    <w:t>independent shops</w:t>
+                    <w:ind w:left="284" w:hanging="284"/>
+                  </w:pPr>
+                  <w:r>
+                    <w:t>I really want to learn the tango</w:t>
                   </w:r>
                 </w:p>
                 <w:p>
@@ -16005,21 +16095,12 @@
                     <w:pStyle w:val="NumList"/>
                     <w:numPr>
                       <w:ilvl w:val="0"/>
-                      <w:numId w:val="0"/>
+                      <w:numId w:val="31"/>
                     </w:numPr>
-                    <w:rPr>
-                      <w:rFonts w:ascii="Comic Sans MS" w:hAnsi="Comic Sans MS"/>
-                      <w:sz w:val="21"/>
-                      <w:szCs w:val="21"/>
-                    </w:rPr>
-                  </w:pPr>
-                  <w:r>
-                    <w:rPr>
-                      <w:rFonts w:ascii="Comic Sans MS" w:hAnsi="Comic Sans MS"/>
-                      <w:sz w:val="21"/>
-                      <w:szCs w:val="21"/>
-                    </w:rPr>
-                    <w:t>amazing selection</w:t>
+                    <w:ind w:left="284" w:hanging="284"/>
+                  </w:pPr>
+                  <w:r>
+                    <w:t>I've tried Flamenco dancing</w:t>
                   </w:r>
                 </w:p>
                 <w:p>
@@ -16027,25 +16108,12 @@
                     <w:pStyle w:val="NumList"/>
                     <w:numPr>
                       <w:ilvl w:val="0"/>
-                      <w:numId w:val="0"/>
+                      <w:numId w:val="31"/>
                     </w:numPr>
-                    <w:rPr>
-                      <w:rFonts w:ascii="Comic Sans MS" w:hAnsi="Comic Sans MS"/>
-                      <w:b/>
-                      <w:bCs/>
-                      <w:sz w:val="21"/>
-                      <w:szCs w:val="21"/>
-                    </w:rPr>
-                  </w:pPr>
-                  <w:r>
-                    <w:rPr>
-                      <w:rFonts w:ascii="Comic Sans MS" w:hAnsi="Comic Sans MS"/>
-                      <w:b/>
-                      <w:bCs/>
-                      <w:sz w:val="21"/>
-                      <w:szCs w:val="21"/>
-                    </w:rPr>
-                    <w:t>Where?</w:t>
+                    <w:ind w:left="284" w:hanging="284"/>
+                  </w:pPr>
+                  <w:r>
+                    <w:t>I'm also worried about finding the right dance partner</w:t>
                   </w:r>
                 </w:p>
                 <w:p>
@@ -16053,218 +16121,157 @@
                     <w:pStyle w:val="NumList"/>
                     <w:numPr>
                       <w:ilvl w:val="0"/>
-                      <w:numId w:val="0"/>
+                      <w:numId w:val="31"/>
                     </w:numPr>
-                    <w:rPr>
-                      <w:rFonts w:ascii="Comic Sans MS" w:hAnsi="Comic Sans MS"/>
-                      <w:sz w:val="21"/>
-                      <w:szCs w:val="21"/>
-                    </w:rPr>
-                  </w:pPr>
-                  <w:r>
-                    <w:rPr>
-                      <w:rFonts w:ascii="Comic Sans MS" w:hAnsi="Comic Sans MS"/>
-                      <w:sz w:val="21"/>
-                      <w:szCs w:val="21"/>
-                    </w:rPr>
-                    <w:t>near where I live</w:t>
-                  </w:r>
-                </w:p>
-                <w:p>
-                  <w:pPr>
-                    <w:pStyle w:val="NumList"/>
+                    <w:ind w:left="284" w:hanging="284"/>
+                  </w:pPr>
+                  <w:r>
+                    <w:t>I might fall over sometimes.</w:t>
+                  </w:r>
+                </w:p>
+              </w:tc>
+              <w:tc>
+                <w:tcPr>
+                  <w:tcW w:w="0" w:type="auto"/>
+                </w:tcPr>
+                <w:p>
+                  <w:pPr>
+                    <w:pStyle w:val="SS3-115"/>
                     <w:numPr>
                       <w:ilvl w:val="0"/>
-                      <w:numId w:val="0"/>
+                      <w:numId w:val="32"/>
                     </w:numPr>
-                    <w:rPr>
-                      <w:rFonts w:ascii="Comic Sans MS" w:hAnsi="Comic Sans MS"/>
-                      <w:sz w:val="21"/>
-                      <w:szCs w:val="21"/>
-                    </w:rPr>
-                  </w:pPr>
-                  <w:r>
-                    <w:rPr>
-                      <w:rFonts w:ascii="Comic Sans MS" w:hAnsi="Comic Sans MS"/>
-                      <w:sz w:val="21"/>
-                      <w:szCs w:val="21"/>
-                    </w:rPr>
-                    <w:t>convenient</w:t>
-                  </w:r>
-                </w:p>
-              </w:tc>
-              <w:tc>
-                <w:tcPr>
-                  <w:tcW w:w="0" w:type="auto"/>
-                </w:tcPr>
-                <w:p>
-                  <w:pPr>
-                    <w:pStyle w:val="SS3-115"/>
-                    <w:rPr>
-                      <w:rFonts w:ascii="Comic Sans MS" w:hAnsi="Comic Sans MS"/>
+                    <w:ind w:left="284" w:hanging="284"/>
+                  </w:pPr>
+                  <w:r>
+                    <w:rPr>
                       <w:b/>
                       <w:bCs/>
-                      <w:sz w:val="21"/>
-                      <w:szCs w:val="21"/>
-                    </w:rPr>
-                  </w:pPr>
-                  <w:r>
-                    <w:rPr>
-                      <w:rFonts w:ascii="Comic Sans MS" w:hAnsi="Comic Sans MS"/>
+                    </w:rPr>
+                    <w:t>In fact</w:t>
+                  </w:r>
+                  <w:r>
+                    <w:t>, I'll probably fall over quite a lot!</w:t>
+                  </w:r>
+                </w:p>
+                <w:p>
+                  <w:pPr>
+                    <w:pStyle w:val="SS3-115"/>
+                    <w:numPr>
+                      <w:ilvl w:val="0"/>
+                      <w:numId w:val="32"/>
+                    </w:numPr>
+                    <w:ind w:left="284" w:hanging="284"/>
+                  </w:pPr>
+                  <w:r>
+                    <w:rPr>
                       <w:b/>
                       <w:bCs/>
-                      <w:sz w:val="21"/>
-                      <w:szCs w:val="21"/>
-                    </w:rPr>
-                    <w:t>Why?</w:t>
+                    </w:rPr>
+                    <w:t>For example</w:t>
+                  </w:r>
+                  <w:r>
+                    <w:t>, I really want to learn the tango</w:t>
                   </w:r>
                 </w:p>
                 <w:p>
                   <w:pPr>
                     <w:pStyle w:val="SS3-115"/>
-                    <w:rPr>
-                      <w:rFonts w:ascii="Comic Sans MS" w:hAnsi="Comic Sans MS"/>
-                      <w:sz w:val="21"/>
-                      <w:szCs w:val="21"/>
-                    </w:rPr>
-                  </w:pPr>
-                  <w:r>
-                    <w:rPr>
-                      <w:rFonts w:ascii="Comic Sans MS" w:hAnsi="Comic Sans MS"/>
-                      <w:sz w:val="21"/>
-                      <w:szCs w:val="21"/>
-                    </w:rPr>
-                    <w:t>great atmosphere</w:t>
-                  </w:r>
-                </w:p>
-                <w:p>
-                  <w:pPr>
-                    <w:pStyle w:val="SS3-115"/>
-                    <w:rPr>
-                      <w:rFonts w:ascii="Comic Sans MS" w:hAnsi="Comic Sans MS"/>
-                      <w:sz w:val="21"/>
-                      <w:szCs w:val="21"/>
-                    </w:rPr>
-                  </w:pPr>
-                  <w:r>
-                    <w:rPr>
-                      <w:rFonts w:ascii="Comic Sans MS" w:hAnsi="Comic Sans MS"/>
-                      <w:sz w:val="21"/>
-                      <w:szCs w:val="21"/>
-                    </w:rPr>
-                    <w:t>cafés outside</w:t>
-                  </w:r>
-                </w:p>
-                <w:p>
-                  <w:pPr>
-                    <w:pStyle w:val="SS3-115"/>
-                    <w:rPr>
-                      <w:rFonts w:ascii="Comic Sans MS" w:hAnsi="Comic Sans MS"/>
-                      <w:sz w:val="21"/>
-                      <w:szCs w:val="21"/>
-                    </w:rPr>
-                  </w:pPr>
-                  <w:r>
-                    <w:rPr>
-                      <w:rFonts w:ascii="Comic Sans MS" w:hAnsi="Comic Sans MS"/>
-                      <w:sz w:val="21"/>
-                      <w:szCs w:val="21"/>
-                    </w:rPr>
-                    <w:t>street performers</w:t>
-                  </w:r>
-                </w:p>
-                <w:p>
-                  <w:pPr>
-                    <w:pStyle w:val="SS3-115"/>
-                    <w:rPr>
-                      <w:rFonts w:ascii="Comic Sans MS" w:hAnsi="Comic Sans MS"/>
+                    <w:numPr>
+                      <w:ilvl w:val="0"/>
+                      <w:numId w:val="32"/>
+                    </w:numPr>
+                    <w:ind w:left="284" w:hanging="284"/>
+                  </w:pPr>
+                  <w:r>
+                    <w:rPr>
                       <w:b/>
                       <w:bCs/>
-                      <w:sz w:val="21"/>
-                      <w:szCs w:val="21"/>
-                    </w:rPr>
-                  </w:pPr>
-                  <w:r>
-                    <w:rPr>
-                      <w:rFonts w:ascii="Comic Sans MS" w:hAnsi="Comic Sans MS"/>
+                    </w:rPr>
+                    <w:t>or</w:t>
+                  </w:r>
+                  <w:r>
+                    <w:t xml:space="preserve"> the samba</w:t>
+                  </w:r>
+                </w:p>
+                <w:p>
+                  <w:pPr>
+                    <w:pStyle w:val="SS3-115"/>
+                    <w:numPr>
+                      <w:ilvl w:val="0"/>
+                      <w:numId w:val="32"/>
+                    </w:numPr>
+                    <w:ind w:left="284" w:hanging="284"/>
+                  </w:pPr>
+                  <w:r>
+                    <w:rPr>
                       <w:b/>
                       <w:bCs/>
-                      <w:sz w:val="21"/>
-                      <w:szCs w:val="21"/>
-                    </w:rPr>
-                    <w:t>What buy?</w:t>
+                    </w:rPr>
+                    <w:t>I also</w:t>
+                  </w:r>
+                  <w:r>
+                    <w:t xml:space="preserve"> want to give myself a challenge</w:t>
                   </w:r>
                 </w:p>
                 <w:p>
                   <w:pPr>
                     <w:pStyle w:val="SS3-115"/>
-                    <w:rPr>
-                      <w:rFonts w:ascii="Comic Sans MS" w:hAnsi="Comic Sans MS"/>
-                      <w:sz w:val="21"/>
-                      <w:szCs w:val="21"/>
-                    </w:rPr>
-                  </w:pPr>
-                  <w:r>
-                    <w:rPr>
-                      <w:rFonts w:ascii="Comic Sans MS" w:hAnsi="Comic Sans MS"/>
-                      <w:sz w:val="21"/>
-                      <w:szCs w:val="21"/>
-                    </w:rPr>
-                    <w:t>fashion. clothes shopping</w:t>
+                    <w:numPr>
+                      <w:ilvl w:val="0"/>
+                      <w:numId w:val="32"/>
+                    </w:numPr>
+                    <w:ind w:left="284" w:hanging="284"/>
+                  </w:pPr>
+                  <w:r>
+                    <w:rPr>
+                      <w:b/>
+                      <w:bCs/>
+                    </w:rPr>
+                    <w:t>but</w:t>
+                  </w:r>
+                  <w:r>
+                    <w:t xml:space="preserve"> I'm not very good.</w:t>
                   </w:r>
                 </w:p>
                 <w:p>
                   <w:pPr>
                     <w:pStyle w:val="SS3-115"/>
-                    <w:rPr>
-                      <w:rFonts w:ascii="Comic Sans MS" w:hAnsi="Comic Sans MS"/>
-                      <w:sz w:val="21"/>
-                      <w:szCs w:val="21"/>
-                    </w:rPr>
-                  </w:pPr>
-                  <w:r>
-                    <w:rPr>
-                      <w:rFonts w:ascii="Comic Sans MS" w:hAnsi="Comic Sans MS"/>
-                      <w:sz w:val="21"/>
-                      <w:szCs w:val="21"/>
-                    </w:rPr>
-                    <w:t>sales</w:t>
+                    <w:numPr>
+                      <w:ilvl w:val="0"/>
+                      <w:numId w:val="32"/>
+                    </w:numPr>
+                    <w:ind w:left="284" w:hanging="284"/>
+                  </w:pPr>
+                  <w:r>
+                    <w:rPr>
+                      <w:b/>
+                      <w:bCs/>
+                    </w:rPr>
+                    <w:t>and</w:t>
+                  </w:r>
+                  <w:r>
+                    <w:t xml:space="preserve"> I love the way the dancers move and shake.</w:t>
                   </w:r>
                 </w:p>
                 <w:p>
                   <w:pPr>
                     <w:pStyle w:val="SS3-115"/>
-                    <w:rPr>
-                      <w:rFonts w:ascii="Comic Sans MS" w:hAnsi="Comic Sans MS"/>
-                      <w:sz w:val="21"/>
-                      <w:szCs w:val="21"/>
-                    </w:rPr>
-                  </w:pPr>
-                  <w:r>
-                    <w:rPr>
-                      <w:rFonts w:ascii="Comic Sans MS" w:hAnsi="Comic Sans MS"/>
-                      <w:sz w:val="21"/>
-                      <w:szCs w:val="21"/>
-                    </w:rPr>
-                    <w:t>designer shoes</w:t>
-                  </w:r>
-                </w:p>
-                <w:p>
-                  <w:pPr>
-                    <w:pStyle w:val="SS3-115"/>
-                    <w:rPr>
-                      <w:rFonts w:ascii="Comic Sans MS" w:hAnsi="Comic Sans MS"/>
-                      <w:sz w:val="21"/>
-                      <w:szCs w:val="21"/>
-                    </w:rPr>
-                  </w:pPr>
-                  <w:r>
-                    <w:rPr>
-                      <w:rFonts w:ascii="Comic Sans MS" w:hAnsi="Comic Sans MS"/>
-                      <w:sz w:val="21"/>
-                      <w:szCs w:val="21"/>
-                    </w:rPr>
-                    <w:t>fun original gifts</w:t>
+                    <w:numPr>
+                      <w:ilvl w:val="0"/>
+                      <w:numId w:val="32"/>
+                    </w:numPr>
+                    <w:ind w:left="284" w:hanging="284"/>
+                  </w:pPr>
+                  <w:r>
+                    <w:rPr>
+                      <w:b/>
+                      <w:bCs/>
+                    </w:rPr>
+                    <w:t>because</w:t>
+                  </w:r>
+                  <w:r>
+                    <w:t xml:space="preserve"> I'll be a little slow to learn in the beginning.</w:t>
                   </w:r>
                 </w:p>
               </w:tc>
@@ -16272,7 +16279,7 @@
           </w:tbl>
           <w:p>
             <w:pPr>
-              <w:spacing w:after="120"/>
+              <w:spacing w:before="120"/>
               <w:rPr>
                 <w:rFonts w:ascii="Source Sans 3 Medium" w:hAnsi="Source Sans 3 Medium"/>
                 <w:b/>
@@ -16281,92 +16288,7 @@
                 <w:szCs w:val="23"/>
               </w:rPr>
             </w:pPr>
-          </w:p>
-        </w:tc>
-        <w:tc>
-          <w:tcPr>
-            <w:tcW w:w="4111" w:type="dxa"/>
-          </w:tcPr>
-          <w:p>
-            <w:pPr>
-              <w:rPr>
-                <w:rFonts w:ascii="Source Sans 3 SemiBold" w:hAnsi="Source Sans 3 SemiBold"/>
-                <w:b/>
-                <w:bCs/>
-                <w:noProof/>
-                <w:color w:val="FFFFFF" w:themeColor="background1"/>
-                <w:shd w:val="clear" w:color="auto" w:fill="68AF3D"/>
-              </w:rPr>
-            </w:pPr>
-            <w:r>
-              <w:rPr>
-                <w:rFonts w:ascii="Source Sans 3 SemiBold" w:hAnsi="Source Sans 3 SemiBold"/>
-                <w:b/>
-                <w:bCs/>
-                <w:noProof/>
-                <w:color w:val="FFFFFF" w:themeColor="background1"/>
-                <w:bdr w:val="single" w:sz="24" w:space="0" w:color="1FA4EB"/>
-                <w:shd w:val="clear" w:color="auto" w:fill="0172F1"/>
-              </w:rPr>
-              <w:t xml:space="preserve">TIP </w:t>
-            </w:r>
-            <w:r>
-              <w:rPr>
-                <w:rFonts w:ascii="Source Sans 3 SemiBold" w:hAnsi="Source Sans 3 SemiBold"/>
-                <w:b/>
-                <w:bCs/>
-                <w:noProof/>
-                <w:bdr w:val="single" w:sz="24" w:space="0" w:color="1FA4EB"/>
-              </w:rPr>
-              <w:t>05</w:t>
-            </w:r>
-          </w:p>
-          <w:tbl>
-            <w:tblPr>
-              <w:tblStyle w:val="NormalTable"/>
-              <w:tblW w:w="0" w:type="auto"/>
-              <w:tblBorders>
-                <w:top w:val="single" w:sz="18" w:space="0" w:color="0172F1"/>
-                <w:left w:val="single" w:sz="18" w:space="0" w:color="0172F1"/>
-                <w:bottom w:val="single" w:sz="18" w:space="0" w:color="0172F1"/>
-                <w:right w:val="single" w:sz="18" w:space="0" w:color="0172F1"/>
-                <w:insideH w:val="single" w:sz="18" w:space="0" w:color="0172F1"/>
-                <w:insideV w:val="single" w:sz="18" w:space="0" w:color="0172F1"/>
-              </w:tblBorders>
-              <w:shd w:val="clear" w:color="auto" w:fill="E7EAEF"/>
-              <w:tblLook w:val="04A0" w:firstRow="1" w:lastRow="0" w:firstColumn="1" w:lastColumn="0" w:noHBand="0" w:noVBand="1"/>
-            </w:tblPr>
-            <w:tblGrid>
-              <w:gridCol w:w="3781"/>
-            </w:tblGrid>
-            <w:tr>
-              <w:tc>
-                <w:tcPr>
-                  <w:tcW w:w="3811" w:type="dxa"/>
-                  <w:shd w:val="clear" w:color="auto" w:fill="E5E8F1"/>
-                </w:tcPr>
-                <w:p>
-                  <w:pPr>
-                    <w:rPr>
-                      <w:noProof/>
-                      <w:sz w:val="21"/>
-                      <w:szCs w:val="21"/>
-                    </w:rPr>
-                  </w:pPr>
-                  <w:r>
-                    <w:rPr>
-                      <w:sz w:val="21"/>
-                      <w:szCs w:val="21"/>
-                    </w:rPr>
-                    <w:t>Don't try to write full sentences when making notes - you don't always have time for this!</w:t>
-                  </w:r>
-                </w:p>
-              </w:tc>
-            </w:tr>
-          </w:tbl>
-          <w:p>
-            <w:pPr>
-              <w:spacing w:after="120"/>
+            <w:r>
               <w:rPr>
                 <w:rFonts w:ascii="Source Sans 3 Medium" w:hAnsi="Source Sans 3 Medium"/>
                 <w:b/>
@@ -16374,7 +16296,33 @@
                 <w:sz w:val="23"/>
                 <w:szCs w:val="23"/>
               </w:rPr>
-            </w:pPr>
+              <w:t>Listen again and check your answers.</w:t>
+            </w:r>
+          </w:p>
+          <w:p>
+            <w:pPr>
+              <w:spacing w:before="120" w:after="120"/>
+              <w:rPr>
+                <w:rFonts w:ascii="Source Sans 3 Medium" w:hAnsi="Source Sans 3 Medium"/>
+                <w:b/>
+                <w:bCs/>
+                <w:sz w:val="23"/>
+                <w:szCs w:val="23"/>
+              </w:rPr>
+            </w:pPr>
+            <w:hyperlink r:id="rId23" w:history="1">
+              <w:r>
+                <w:rPr>
+                  <w:rStyle w:val="Hyperlink"/>
+                  <w:rFonts w:ascii="Source Sans 3" w:hAnsi="Source Sans 3"/>
+                  <w:b/>
+                  <w:bCs/>
+                  <w:sz w:val="26"/>
+                  <w:szCs w:val="26"/>
+                </w:rPr>
+                <w:t>54</w:t>
+              </w:r>
+            </w:hyperlink>
           </w:p>
         </w:tc>
       </w:tr>
@@ -16392,12 +16340,12 @@
               <w:tblStyle w:val="CompactTable"/>
               <w:tblW w:w="0" w:type="auto"/>
               <w:tblBorders>
-                <w:top w:val="single" w:sz="18" w:space="0" w:color="1056DB"/>
-                <w:left w:val="single" w:sz="18" w:space="0" w:color="1056DB"/>
-                <w:bottom w:val="single" w:sz="18" w:space="0" w:color="1056DB"/>
-                <w:right w:val="single" w:sz="18" w:space="0" w:color="1056DB"/>
-                <w:insideH w:val="single" w:sz="18" w:space="0" w:color="1056DB"/>
-                <w:insideV w:val="single" w:sz="18" w:space="0" w:color="1056DB"/>
+                <w:top w:val="single" w:sz="18" w:space="0" w:color="0C8CCC"/>
+                <w:left w:val="single" w:sz="18" w:space="0" w:color="0C8CCC"/>
+                <w:bottom w:val="single" w:sz="18" w:space="0" w:color="0C8CCC"/>
+                <w:right w:val="single" w:sz="18" w:space="0" w:color="0C8CCC"/>
+                <w:insideH w:val="single" w:sz="18" w:space="0" w:color="0C8CCC"/>
+                <w:insideV w:val="single" w:sz="18" w:space="0" w:color="0C8CCC"/>
               </w:tblBorders>
               <w:tblLook w:val="04A0" w:firstRow="1" w:lastRow="0" w:firstColumn="1" w:lastColumn="0" w:noHBand="0" w:noVBand="1"/>
             </w:tblPr>
@@ -16442,29 +16390,644 @@
         <w:tc>
           <w:tcPr>
             <w:tcW w:w="14033" w:type="dxa"/>
-            <w:gridSpan w:val="2"/>
           </w:tcPr>
           <w:p>
             <w:pPr>
-              <w:rPr>
-                <w:rFonts w:ascii="Source Sans 3 SemiBold" w:hAnsi="Source Sans 3 SemiBold"/>
-                <w:b/>
-                <w:bCs/>
-                <w:noProof/>
-                <w:color w:val="FFFFFF" w:themeColor="background1"/>
-                <w:bdr w:val="single" w:sz="24" w:space="0" w:color="1FA4EB"/>
-                <w:shd w:val="clear" w:color="auto" w:fill="0172F1"/>
-              </w:rPr>
-            </w:pPr>
-            <w:r>
+              <w:pStyle w:val="SS3M-115"/>
+            </w:pPr>
+            <w:r>
+              <w:t>With a partner, use the positive adjectives in the box to say how you feel about various free-time activities.</w:t>
+            </w:r>
+          </w:p>
+          <w:tbl>
+            <w:tblPr>
+              <w:tblStyle w:val="CommonTable"/>
+              <w:tblW w:w="0" w:type="auto"/>
+              <w:tblInd w:w="6" w:type="dxa"/>
+              <w:tblBorders>
+                <w:top w:val="single" w:sz="18" w:space="0" w:color="84BCEE"/>
+                <w:left w:val="single" w:sz="18" w:space="0" w:color="84BCEE"/>
+                <w:bottom w:val="single" w:sz="18" w:space="0" w:color="84BCEE"/>
+                <w:right w:val="single" w:sz="18" w:space="0" w:color="84BCEE"/>
+                <w:insideH w:val="none" w:sz="0" w:space="0" w:color="auto"/>
+                <w:insideV w:val="none" w:sz="0" w:space="0" w:color="auto"/>
+              </w:tblBorders>
+              <w:tblLook w:val="04A0" w:firstRow="1" w:lastRow="0" w:firstColumn="1" w:lastColumn="0" w:noHBand="0" w:noVBand="1"/>
+            </w:tblPr>
+            <w:tblGrid>
+              <w:gridCol w:w="1092"/>
+              <w:gridCol w:w="2650"/>
+              <w:gridCol w:w="1189"/>
+              <w:gridCol w:w="1451"/>
+              <w:gridCol w:w="290"/>
+            </w:tblGrid>
+            <w:tr>
+              <w:tc>
+                <w:tcPr>
+                  <w:tcW w:w="0" w:type="auto"/>
+                </w:tcPr>
+                <w:p>
+                  <w:pPr>
+                    <w:pStyle w:val="NumList"/>
+                    <w:numPr>
+                      <w:ilvl w:val="0"/>
+                      <w:numId w:val="0"/>
+                    </w:numPr>
+                  </w:pPr>
+                  <w:r>
+                    <w:t>baseball</w:t>
+                  </w:r>
+                </w:p>
+              </w:tc>
+              <w:tc>
+                <w:tcPr>
+                  <w:tcW w:w="0" w:type="auto"/>
+                </w:tcPr>
+                <w:p>
+                  <w:pPr>
+                    <w:pStyle w:val="NumList"/>
+                    <w:numPr>
+                      <w:ilvl w:val="0"/>
+                      <w:numId w:val="0"/>
+                    </w:numPr>
+                  </w:pPr>
+                  <w:r>
+                    <w:t>going on social media</w:t>
+                  </w:r>
+                </w:p>
+              </w:tc>
+              <w:tc>
+                <w:tcPr>
+                  <w:tcW w:w="0" w:type="auto"/>
+                </w:tcPr>
+                <w:p>
+                  <w:pPr>
+                    <w:pStyle w:val="NumList"/>
+                    <w:numPr>
+                      <w:ilvl w:val="0"/>
+                      <w:numId w:val="0"/>
+                    </w:numPr>
+                    <w:rPr>
+                      <w:iCs/>
+                    </w:rPr>
+                  </w:pPr>
+                  <w:r>
+                    <w:t>dancing</w:t>
+                  </w:r>
+                </w:p>
+              </w:tc>
+              <w:tc>
+                <w:tcPr>
+                  <w:tcW w:w="0" w:type="auto"/>
+                </w:tcPr>
+                <w:p>
+                  <w:pPr>
+                    <w:pStyle w:val="NumList"/>
+                    <w:numPr>
+                      <w:ilvl w:val="0"/>
+                      <w:numId w:val="0"/>
+                    </w:numPr>
+                    <w:rPr>
+                      <w:iCs/>
+                    </w:rPr>
+                  </w:pPr>
+                  <w:r>
+                    <w:t>watching TV</w:t>
+                  </w:r>
+                </w:p>
+              </w:tc>
+              <w:tc>
+                <w:tcPr>
+                  <w:tcW w:w="0" w:type="auto"/>
+                </w:tcPr>
+                <w:p>
+                  <w:pPr>
+                    <w:pStyle w:val="NumList"/>
+                    <w:numPr>
+                      <w:ilvl w:val="0"/>
+                      <w:numId w:val="0"/>
+                    </w:numPr>
+                  </w:pPr>
+                </w:p>
+              </w:tc>
+            </w:tr>
+            <w:tr>
+              <w:tc>
+                <w:tcPr>
+                  <w:tcW w:w="0" w:type="auto"/>
+                </w:tcPr>
+                <w:p>
+                  <w:pPr>
+                    <w:pStyle w:val="NumList"/>
+                    <w:numPr>
+                      <w:ilvl w:val="0"/>
+                      <w:numId w:val="0"/>
+                    </w:numPr>
+                  </w:pPr>
+                  <w:r>
+                    <w:t>hiking</w:t>
+                  </w:r>
+                </w:p>
+              </w:tc>
+              <w:tc>
+                <w:tcPr>
+                  <w:tcW w:w="0" w:type="auto"/>
+                </w:tcPr>
+                <w:p>
+                  <w:pPr>
+                    <w:pStyle w:val="NumList"/>
+                    <w:numPr>
+                      <w:ilvl w:val="0"/>
+                      <w:numId w:val="0"/>
+                    </w:numPr>
+                  </w:pPr>
+                  <w:r>
+                    <w:t>playing computer games</w:t>
+                  </w:r>
+                </w:p>
+              </w:tc>
+              <w:tc>
+                <w:tcPr>
+                  <w:tcW w:w="0" w:type="auto"/>
+                </w:tcPr>
+                <w:p>
+                  <w:pPr>
+                    <w:pStyle w:val="NumList"/>
+                    <w:numPr>
+                      <w:ilvl w:val="0"/>
+                      <w:numId w:val="0"/>
+                    </w:numPr>
+                  </w:pPr>
+                  <w:r>
+                    <w:t>travelling</w:t>
+                  </w:r>
+                </w:p>
+              </w:tc>
+              <w:tc>
+                <w:tcPr>
+                  <w:tcW w:w="0" w:type="auto"/>
+                </w:tcPr>
+                <w:p>
+                  <w:pPr>
+                    <w:pStyle w:val="NumList"/>
+                    <w:numPr>
+                      <w:ilvl w:val="0"/>
+                      <w:numId w:val="0"/>
+                    </w:numPr>
+                  </w:pPr>
+                  <w:r>
+                    <w:t>sewing</w:t>
+                  </w:r>
+                </w:p>
+              </w:tc>
+              <w:tc>
+                <w:tcPr>
+                  <w:tcW w:w="0" w:type="auto"/>
+                </w:tcPr>
+                <w:p>
+                  <w:pPr>
+                    <w:pStyle w:val="NumList"/>
+                    <w:numPr>
+                      <w:ilvl w:val="0"/>
+                      <w:numId w:val="0"/>
+                    </w:numPr>
+                  </w:pPr>
+                </w:p>
+              </w:tc>
+            </w:tr>
+            <w:tr>
+              <w:tc>
+                <w:tcPr>
+                  <w:tcW w:w="0" w:type="auto"/>
+                </w:tcPr>
+                <w:p>
+                  <w:pPr>
+                    <w:pStyle w:val="NumList"/>
+                    <w:numPr>
+                      <w:ilvl w:val="0"/>
+                      <w:numId w:val="0"/>
+                    </w:numPr>
+                  </w:pPr>
+                  <w:r>
+                    <w:t>sport</w:t>
+                  </w:r>
+                </w:p>
+              </w:tc>
+              <w:tc>
+                <w:tcPr>
+                  <w:tcW w:w="0" w:type="auto"/>
+                </w:tcPr>
+                <w:p>
+                  <w:pPr>
+                    <w:pStyle w:val="NumList"/>
+                    <w:numPr>
+                      <w:ilvl w:val="0"/>
+                      <w:numId w:val="0"/>
+                    </w:numPr>
+                  </w:pPr>
+                  <w:r>
+                    <w:t xml:space="preserve">making </w:t>
+                  </w:r>
+                  <w:proofErr w:type="spellStart"/>
+                  <w:r>
+                    <w:t>jewellery</w:t>
+                  </w:r>
+                  <w:proofErr w:type="spellEnd"/>
+                </w:p>
+              </w:tc>
+              <w:tc>
+                <w:tcPr>
+                  <w:tcW w:w="0" w:type="auto"/>
+                </w:tcPr>
+                <w:p>
+                  <w:pPr>
+                    <w:pStyle w:val="NumList"/>
+                    <w:numPr>
+                      <w:ilvl w:val="0"/>
+                      <w:numId w:val="0"/>
+                    </w:numPr>
+                  </w:pPr>
+                </w:p>
+              </w:tc>
+              <w:tc>
+                <w:tcPr>
+                  <w:tcW w:w="0" w:type="auto"/>
+                </w:tcPr>
+                <w:p>
+                  <w:pPr>
+                    <w:pStyle w:val="NumList"/>
+                    <w:numPr>
+                      <w:ilvl w:val="0"/>
+                      <w:numId w:val="0"/>
+                    </w:numPr>
+                  </w:pPr>
+                </w:p>
+              </w:tc>
+              <w:tc>
+                <w:tcPr>
+                  <w:tcW w:w="0" w:type="auto"/>
+                </w:tcPr>
+                <w:p>
+                  <w:pPr>
+                    <w:pStyle w:val="NumList"/>
+                    <w:numPr>
+                      <w:ilvl w:val="0"/>
+                      <w:numId w:val="0"/>
+                    </w:numPr>
+                  </w:pPr>
+                </w:p>
+              </w:tc>
+            </w:tr>
+          </w:tbl>
+          <w:p>
+            <w:pPr>
+              <w:pStyle w:val="NumList"/>
+              <w:numPr>
+                <w:ilvl w:val="0"/>
+                <w:numId w:val="33"/>
+              </w:numPr>
+              <w:spacing w:before="120"/>
+              <w:ind w:left="284" w:hanging="284"/>
               <w:rPr>
                 <w:rFonts w:ascii="Source Sans 3 Medium" w:hAnsi="Source Sans 3 Medium"/>
-                <w:b/>
-                <w:bCs/>
-                <w:sz w:val="23"/>
-                <w:szCs w:val="23"/>
-              </w:rPr>
-              <w:t>Exchange your notes with a partner and try to speak on the topic using their notes.</w:t>
+              </w:rPr>
+            </w:pPr>
+            <w:r>
+              <w:rPr>
+                <w:rFonts w:ascii="Source Sans 3 Medium" w:hAnsi="Source Sans 3 Medium"/>
+              </w:rPr>
+              <w:t>I like [</w:t>
+            </w:r>
+            <w:r>
+              <w:rPr>
+                <w:rFonts w:ascii="Source Sans 3 Medium" w:hAnsi="Source Sans 3 Medium"/>
+                <w:i/>
+                <w:iCs/>
+              </w:rPr>
+              <w:t>activity</w:t>
+            </w:r>
+            <w:r>
+              <w:rPr>
+                <w:rFonts w:ascii="Source Sans 3 Medium" w:hAnsi="Source Sans 3 Medium"/>
+              </w:rPr>
+              <w:t xml:space="preserve">] </w:t>
+            </w:r>
+            <w:r>
+              <w:rPr>
+                <w:rFonts w:ascii="Source Sans 3 Medium" w:hAnsi="Source Sans 3 Medium"/>
+                <w:b/>
+                <w:bCs/>
+              </w:rPr>
+              <w:t>and</w:t>
+            </w:r>
+            <w:r>
+              <w:rPr>
+                <w:rFonts w:ascii="Source Sans 3 Medium" w:hAnsi="Source Sans 3 Medium"/>
+              </w:rPr>
+              <w:t xml:space="preserve"> ...</w:t>
+            </w:r>
+          </w:p>
+          <w:p>
+            <w:pPr>
+              <w:pStyle w:val="NumList"/>
+              <w:numPr>
+                <w:ilvl w:val="0"/>
+                <w:numId w:val="0"/>
+              </w:numPr>
+              <w:ind w:left="284"/>
+              <w:rPr>
+                <w:rFonts w:ascii="Source Sans 3 Medium" w:hAnsi="Source Sans 3 Medium"/>
+              </w:rPr>
+            </w:pPr>
+            <w:r>
+              <w:rPr>
+                <w:rFonts w:ascii="Source Sans 3 Medium" w:hAnsi="Source Sans 3 Medium"/>
+              </w:rPr>
+              <w:t>I like table tennis and I'm a member of my college team.</w:t>
+            </w:r>
+          </w:p>
+          <w:p>
+            <w:pPr>
+              <w:pStyle w:val="NumList"/>
+              <w:numPr>
+                <w:ilvl w:val="0"/>
+                <w:numId w:val="33"/>
+              </w:numPr>
+              <w:ind w:left="284" w:hanging="284"/>
+              <w:rPr>
+                <w:rFonts w:ascii="Source Sans 3 Medium" w:hAnsi="Source Sans 3 Medium"/>
+              </w:rPr>
+            </w:pPr>
+            <w:r>
+              <w:rPr>
+                <w:rFonts w:ascii="Source Sans 3 Medium" w:hAnsi="Source Sans 3 Medium"/>
+              </w:rPr>
+              <w:t>I like [</w:t>
+            </w:r>
+            <w:r>
+              <w:rPr>
+                <w:rFonts w:ascii="Source Sans 3 Medium" w:hAnsi="Source Sans 3 Medium"/>
+                <w:i/>
+                <w:iCs/>
+              </w:rPr>
+              <w:t>activity</w:t>
+            </w:r>
+            <w:r>
+              <w:rPr>
+                <w:rFonts w:ascii="Source Sans 3 Medium" w:hAnsi="Source Sans 3 Medium"/>
+              </w:rPr>
+              <w:t xml:space="preserve">] </w:t>
+            </w:r>
+            <w:r>
+              <w:rPr>
+                <w:rFonts w:ascii="Source Sans 3 Medium" w:hAnsi="Source Sans 3 Medium"/>
+                <w:b/>
+                <w:bCs/>
+              </w:rPr>
+              <w:t>because</w:t>
+            </w:r>
+            <w:r>
+              <w:rPr>
+                <w:rFonts w:ascii="Source Sans 3 Medium" w:hAnsi="Source Sans 3 Medium"/>
+              </w:rPr>
+              <w:t>...</w:t>
+            </w:r>
+          </w:p>
+          <w:p>
+            <w:pPr>
+              <w:pStyle w:val="NumList"/>
+              <w:numPr>
+                <w:ilvl w:val="0"/>
+                <w:numId w:val="33"/>
+              </w:numPr>
+              <w:ind w:left="284" w:hanging="284"/>
+              <w:rPr>
+                <w:rFonts w:ascii="Source Sans 3 Medium" w:hAnsi="Source Sans 3 Medium"/>
+              </w:rPr>
+            </w:pPr>
+            <w:r>
+              <w:rPr>
+                <w:rFonts w:ascii="Source Sans 3 Medium" w:hAnsi="Source Sans 3 Medium"/>
+              </w:rPr>
+              <w:t>I love [</w:t>
+            </w:r>
+            <w:r>
+              <w:rPr>
+                <w:rFonts w:ascii="Source Sans 3 Medium" w:hAnsi="Source Sans 3 Medium"/>
+                <w:i/>
+                <w:iCs/>
+              </w:rPr>
+              <w:t>activity</w:t>
+            </w:r>
+            <w:r>
+              <w:rPr>
+                <w:rFonts w:ascii="Source Sans 3 Medium" w:hAnsi="Source Sans 3 Medium"/>
+              </w:rPr>
+              <w:t xml:space="preserve">], </w:t>
+            </w:r>
+            <w:r>
+              <w:rPr>
+                <w:rFonts w:ascii="Source Sans 3 Medium" w:hAnsi="Source Sans 3 Medium"/>
+                <w:b/>
+                <w:bCs/>
+              </w:rPr>
+              <w:t>but</w:t>
+            </w:r>
+            <w:r>
+              <w:rPr>
+                <w:rFonts w:ascii="Source Sans 3 Medium" w:hAnsi="Source Sans 3 Medium"/>
+              </w:rPr>
+              <w:t>...</w:t>
+            </w:r>
+          </w:p>
+          <w:p>
+            <w:pPr>
+              <w:pStyle w:val="NumList"/>
+              <w:numPr>
+                <w:ilvl w:val="0"/>
+                <w:numId w:val="33"/>
+              </w:numPr>
+              <w:ind w:left="284" w:hanging="284"/>
+              <w:rPr>
+                <w:rFonts w:ascii="Source Sans 3 Medium" w:hAnsi="Source Sans 3 Medium"/>
+              </w:rPr>
+            </w:pPr>
+            <w:r>
+              <w:rPr>
+                <w:rFonts w:ascii="Source Sans 3 Medium" w:hAnsi="Source Sans 3 Medium"/>
+              </w:rPr>
+              <w:t>I'm not keen on [</w:t>
+            </w:r>
+            <w:r>
+              <w:rPr>
+                <w:rFonts w:ascii="Source Sans 3 Medium" w:hAnsi="Source Sans 3 Medium"/>
+                <w:i/>
+                <w:iCs/>
+              </w:rPr>
+              <w:t>activity</w:t>
+            </w:r>
+            <w:r>
+              <w:rPr>
+                <w:rFonts w:ascii="Source Sans 3 Medium" w:hAnsi="Source Sans 3 Medium"/>
+              </w:rPr>
+              <w:t xml:space="preserve">] - </w:t>
+            </w:r>
+            <w:r>
+              <w:rPr>
+                <w:rFonts w:ascii="Source Sans 3 Medium" w:hAnsi="Source Sans 3 Medium"/>
+                <w:b/>
+                <w:bCs/>
+              </w:rPr>
+              <w:t>in fact</w:t>
+            </w:r>
+            <w:r>
+              <w:rPr>
+                <w:rFonts w:ascii="Source Sans 3 Medium" w:hAnsi="Source Sans 3 Medium"/>
+              </w:rPr>
+              <w:t xml:space="preserve"> ...</w:t>
+            </w:r>
+          </w:p>
+          <w:p>
+            <w:pPr>
+              <w:pStyle w:val="NumList"/>
+              <w:numPr>
+                <w:ilvl w:val="0"/>
+                <w:numId w:val="33"/>
+              </w:numPr>
+              <w:ind w:left="284" w:hanging="284"/>
+              <w:rPr>
+                <w:rFonts w:ascii="Source Sans 3 Medium" w:hAnsi="Source Sans 3 Medium"/>
+              </w:rPr>
+            </w:pPr>
+            <w:r>
+              <w:rPr>
+                <w:rFonts w:ascii="Source Sans 3 Medium" w:hAnsi="Source Sans 3 Medium"/>
+              </w:rPr>
+              <w:t>I love all kinds of [</w:t>
+            </w:r>
+            <w:r>
+              <w:rPr>
+                <w:rFonts w:ascii="Source Sans 3 Medium" w:hAnsi="Source Sans 3 Medium"/>
+                <w:i/>
+                <w:iCs/>
+              </w:rPr>
+              <w:t>activity</w:t>
+            </w:r>
+            <w:r>
+              <w:rPr>
+                <w:rFonts w:ascii="Source Sans 3 Medium" w:hAnsi="Source Sans 3 Medium"/>
+              </w:rPr>
+              <w:t xml:space="preserve">]. </w:t>
+            </w:r>
+            <w:r>
+              <w:rPr>
+                <w:rFonts w:ascii="Source Sans 3 Medium" w:hAnsi="Source Sans 3 Medium"/>
+                <w:b/>
+                <w:bCs/>
+              </w:rPr>
+              <w:t>For example</w:t>
+            </w:r>
+            <w:r>
+              <w:rPr>
+                <w:rFonts w:ascii="Source Sans 3 Medium" w:hAnsi="Source Sans 3 Medium"/>
+              </w:rPr>
+              <w:t>, ...</w:t>
+            </w:r>
+          </w:p>
+          <w:p>
+            <w:pPr>
+              <w:pStyle w:val="NumList"/>
+              <w:numPr>
+                <w:ilvl w:val="0"/>
+                <w:numId w:val="33"/>
+              </w:numPr>
+              <w:ind w:left="284" w:hanging="284"/>
+              <w:rPr>
+                <w:rFonts w:ascii="Source Sans 3 Medium" w:hAnsi="Source Sans 3 Medium"/>
+              </w:rPr>
+            </w:pPr>
+            <w:r>
+              <w:rPr>
+                <w:rFonts w:ascii="Source Sans 3 Medium" w:hAnsi="Source Sans 3 Medium"/>
+              </w:rPr>
+              <w:t>A lot of people in my country [</w:t>
+            </w:r>
+            <w:r>
+              <w:rPr>
+                <w:rFonts w:ascii="Source Sans 3 Medium" w:hAnsi="Source Sans 3 Medium"/>
+                <w:i/>
+                <w:iCs/>
+              </w:rPr>
+              <w:t>activity</w:t>
+            </w:r>
+            <w:r>
+              <w:rPr>
+                <w:rFonts w:ascii="Source Sans 3 Medium" w:hAnsi="Source Sans 3 Medium"/>
+              </w:rPr>
+              <w:t xml:space="preserve">]. </w:t>
+            </w:r>
+            <w:r>
+              <w:rPr>
+                <w:rFonts w:ascii="Source Sans 3 Medium" w:hAnsi="Source Sans 3 Medium"/>
+                <w:b/>
+                <w:bCs/>
+              </w:rPr>
+              <w:t>They also</w:t>
+            </w:r>
+            <w:r>
+              <w:rPr>
+                <w:rFonts w:ascii="Source Sans 3 Medium" w:hAnsi="Source Sans 3 Medium"/>
+              </w:rPr>
+              <w:t xml:space="preserve"> ...</w:t>
+            </w:r>
+          </w:p>
+          <w:p>
+            <w:pPr>
+              <w:pStyle w:val="NumList"/>
+              <w:numPr>
+                <w:ilvl w:val="0"/>
+                <w:numId w:val="33"/>
+              </w:numPr>
+              <w:ind w:left="284" w:hanging="284"/>
+              <w:rPr>
+                <w:rFonts w:ascii="Source Sans 3 Medium" w:hAnsi="Source Sans 3 Medium"/>
+                <w:b/>
+                <w:bCs/>
+              </w:rPr>
+            </w:pPr>
+            <w:r>
+              <w:rPr>
+                <w:rFonts w:ascii="Source Sans 3 Medium" w:hAnsi="Source Sans 3 Medium"/>
+              </w:rPr>
+              <w:t>At weekends I enjoy [</w:t>
+            </w:r>
+            <w:r>
+              <w:rPr>
+                <w:rFonts w:ascii="Source Sans 3 Medium" w:hAnsi="Source Sans 3 Medium"/>
+                <w:i/>
+                <w:iCs/>
+              </w:rPr>
+              <w:t>activity</w:t>
+            </w:r>
+            <w:r>
+              <w:rPr>
+                <w:rFonts w:ascii="Source Sans 3 Medium" w:hAnsi="Source Sans 3 Medium"/>
+              </w:rPr>
+              <w:t>] or [</w:t>
+            </w:r>
+            <w:r>
+              <w:rPr>
+                <w:rFonts w:ascii="Source Sans 3 Medium" w:hAnsi="Source Sans 3 Medium"/>
+                <w:i/>
+                <w:iCs/>
+              </w:rPr>
+              <w:t>activity</w:t>
+            </w:r>
+            <w:r>
+              <w:rPr>
+                <w:rFonts w:ascii="Source Sans 3 Medium" w:hAnsi="Source Sans 3 Medium"/>
+              </w:rPr>
+              <w:t>] with my friends.</w:t>
             </w:r>
           </w:p>
         </w:tc>
@@ -16574,14 +17137,320 @@
                 <w:sz w:val="23"/>
                 <w:szCs w:val="23"/>
               </w:rPr>
-              <w:t>Read the task card. Then listen to Yunmi giving her Part 2 talk. As you listen, make notes on her talk. Choose the style of notes that suits you best.</w:t>
-            </w:r>
-          </w:p>
-          <w:p>
-            <w:pPr>
-              <w:spacing w:before="120" w:after="120"/>
-            </w:pPr>
-            <w:hyperlink r:id="rId22" w:history="1">
+              <w:t>Now, read the script of Marco giving a talk about a leisure activity he would like to do in the future. Choose the correct linking words.</w:t>
+            </w:r>
+          </w:p>
+          <w:p>
+            <w:pPr>
+              <w:pStyle w:val="SS3-115"/>
+              <w:spacing w:before="120"/>
+            </w:pPr>
+            <w:r>
+              <w:t xml:space="preserve">I'm going to tell you about a leisure activity I'd like to do in the future. I'd really like to learn how to play the acoustic guitar. This is (1) </w:t>
+            </w:r>
+            <w:r>
+              <w:rPr>
+                <w:b/>
+                <w:bCs/>
+              </w:rPr>
+              <w:t>because</w:t>
+            </w:r>
+            <w:r>
+              <w:t xml:space="preserve"> / </w:t>
+            </w:r>
+            <w:r>
+              <w:rPr>
+                <w:b/>
+                <w:bCs/>
+              </w:rPr>
+              <w:t>so</w:t>
+            </w:r>
+            <w:r>
+              <w:t xml:space="preserve"> I love music (2) </w:t>
+            </w:r>
+            <w:r>
+              <w:rPr>
+                <w:b/>
+                <w:bCs/>
+              </w:rPr>
+              <w:t>and</w:t>
+            </w:r>
+            <w:r>
+              <w:t xml:space="preserve"> / </w:t>
+            </w:r>
+            <w:r>
+              <w:rPr>
+                <w:b/>
+                <w:bCs/>
+              </w:rPr>
+              <w:t>but</w:t>
+            </w:r>
+            <w:r>
+              <w:t xml:space="preserve"> I love the beautiful sound this kind of guitar makes. I (3) </w:t>
+            </w:r>
+            <w:r>
+              <w:rPr>
+                <w:b/>
+                <w:bCs/>
+              </w:rPr>
+              <w:t>and</w:t>
+            </w:r>
+            <w:r>
+              <w:t xml:space="preserve"> / </w:t>
+            </w:r>
+            <w:r>
+              <w:rPr>
+                <w:b/>
+                <w:bCs/>
+              </w:rPr>
+              <w:t>also</w:t>
+            </w:r>
+            <w:r>
+              <w:t xml:space="preserve"> want to give myself a challenge (4) </w:t>
+            </w:r>
+            <w:r>
+              <w:rPr>
+                <w:b/>
+                <w:bCs/>
+              </w:rPr>
+              <w:t>so</w:t>
+            </w:r>
+            <w:r>
+              <w:t xml:space="preserve"> / </w:t>
+            </w:r>
+            <w:r>
+              <w:rPr>
+                <w:b/>
+                <w:bCs/>
+              </w:rPr>
+              <w:t>and</w:t>
+            </w:r>
+            <w:r>
+              <w:t xml:space="preserve"> learn something new. I don't think it'll be too difficult for me (5) </w:t>
+            </w:r>
+            <w:r>
+              <w:rPr>
+                <w:b/>
+                <w:bCs/>
+              </w:rPr>
+              <w:t>but</w:t>
+            </w:r>
+            <w:r>
+              <w:t xml:space="preserve"> / </w:t>
+            </w:r>
+            <w:r>
+              <w:rPr>
+                <w:b/>
+                <w:bCs/>
+              </w:rPr>
+              <w:t>because</w:t>
+            </w:r>
+            <w:r>
+              <w:t xml:space="preserve"> I already know how to read music. I play the piano (6) </w:t>
+            </w:r>
+            <w:r>
+              <w:rPr>
+                <w:b/>
+                <w:bCs/>
+              </w:rPr>
+              <w:t>but</w:t>
+            </w:r>
+            <w:r>
+              <w:t xml:space="preserve">/ </w:t>
+            </w:r>
+            <w:r>
+              <w:rPr>
+                <w:b/>
+                <w:bCs/>
+              </w:rPr>
+              <w:t>so</w:t>
+            </w:r>
+            <w:r>
+              <w:t xml:space="preserve"> I'm not very good. I think playing the guitar will be easier. I (7) </w:t>
+            </w:r>
+            <w:r>
+              <w:rPr>
+                <w:b/>
+                <w:bCs/>
+              </w:rPr>
+              <w:t>for example</w:t>
+            </w:r>
+            <w:r>
+              <w:t xml:space="preserve"> / </w:t>
+            </w:r>
+            <w:r>
+              <w:rPr>
+                <w:b/>
+                <w:bCs/>
+              </w:rPr>
+              <w:t>also</w:t>
+            </w:r>
+            <w:r>
+              <w:t xml:space="preserve"> like the fact that you can carry a guitar round easily and play it anywhere. (8) </w:t>
+            </w:r>
+            <w:r>
+              <w:rPr>
+                <w:b/>
+                <w:bCs/>
+              </w:rPr>
+              <w:t>For example</w:t>
+            </w:r>
+            <w:r>
+              <w:t>/</w:t>
+            </w:r>
+            <w:r>
+              <w:rPr>
+                <w:b/>
+                <w:bCs/>
+              </w:rPr>
+              <w:t>Because</w:t>
+            </w:r>
+            <w:r>
+              <w:t xml:space="preserve"> I can play it in the park (9) </w:t>
+            </w:r>
+            <w:r>
+              <w:rPr>
+                <w:b/>
+                <w:bCs/>
+              </w:rPr>
+              <w:t>but</w:t>
+            </w:r>
+            <w:r>
+              <w:t xml:space="preserve"> / </w:t>
+            </w:r>
+            <w:r>
+              <w:rPr>
+                <w:b/>
+                <w:bCs/>
+              </w:rPr>
+              <w:t>or</w:t>
+            </w:r>
+            <w:r>
+              <w:t xml:space="preserve"> on the beach.</w:t>
+            </w:r>
+          </w:p>
+          <w:p>
+            <w:pPr>
+              <w:pStyle w:val="SS3-115"/>
+            </w:pPr>
+            <w:r>
+              <w:t xml:space="preserve">I can't think about learning it at the moment (10) </w:t>
+            </w:r>
+            <w:r>
+              <w:rPr>
+                <w:b/>
+                <w:bCs/>
+              </w:rPr>
+              <w:t>and</w:t>
+            </w:r>
+            <w:r>
+              <w:t xml:space="preserve"> / </w:t>
+            </w:r>
+            <w:r>
+              <w:rPr>
+                <w:b/>
+                <w:bCs/>
+              </w:rPr>
+              <w:t>because</w:t>
+            </w:r>
+            <w:r>
+              <w:t xml:space="preserve"> I'm too busy. I need to focus on my studies (11) </w:t>
+            </w:r>
+            <w:r>
+              <w:rPr>
+                <w:b/>
+                <w:bCs/>
+              </w:rPr>
+              <w:t>and</w:t>
+            </w:r>
+            <w:r>
+              <w:t>/</w:t>
+            </w:r>
+            <w:r>
+              <w:rPr>
+                <w:b/>
+                <w:bCs/>
+              </w:rPr>
+              <w:t>or</w:t>
+            </w:r>
+            <w:r>
+              <w:t xml:space="preserve"> prepare for my exams. I think that I'd like to take up the guitar next year. All my exams will be over by then, (12) </w:t>
+            </w:r>
+            <w:r>
+              <w:rPr>
+                <w:b/>
+                <w:bCs/>
+              </w:rPr>
+              <w:t>so</w:t>
+            </w:r>
+            <w:r>
+              <w:t xml:space="preserve"> / </w:t>
+            </w:r>
+            <w:r>
+              <w:rPr>
+                <w:b/>
+                <w:bCs/>
+              </w:rPr>
+              <w:t>but</w:t>
+            </w:r>
+            <w:r>
+              <w:t xml:space="preserve"> I'll have more time, and more money too. (13) </w:t>
+            </w:r>
+            <w:r>
+              <w:rPr>
+                <w:b/>
+                <w:bCs/>
+              </w:rPr>
+              <w:t xml:space="preserve">In fact, </w:t>
+            </w:r>
+            <w:r>
+              <w:t xml:space="preserve">/ </w:t>
+            </w:r>
+            <w:r>
+              <w:rPr>
+                <w:b/>
+                <w:bCs/>
+              </w:rPr>
+              <w:t>Because</w:t>
+            </w:r>
+            <w:r>
+              <w:t xml:space="preserve"> I'll need money to pay for lessons! I think that learning the guitar would change my life in a positive way. If I learn to play it really well, I'll start my own band. I'd love to perform live on stage at a concert. I think that would be fantastic!</w:t>
+            </w:r>
+          </w:p>
+          <w:p>
+            <w:pPr>
+              <w:spacing w:before="120"/>
+              <w:rPr>
+                <w:rFonts w:ascii="Source Sans 3 Medium" w:hAnsi="Source Sans 3 Medium"/>
+                <w:b/>
+                <w:bCs/>
+                <w:sz w:val="23"/>
+                <w:szCs w:val="23"/>
+              </w:rPr>
+            </w:pPr>
+            <w:r>
+              <w:rPr>
+                <w:rFonts w:ascii="Source Sans 3 Medium" w:hAnsi="Source Sans 3 Medium"/>
+                <w:b/>
+                <w:bCs/>
+                <w:sz w:val="23"/>
+                <w:szCs w:val="23"/>
+              </w:rPr>
+              <w:t>Listen and check your answers.</w:t>
+            </w:r>
+          </w:p>
+          <w:p>
+            <w:pPr>
+              <w:spacing w:before="120"/>
+              <w:rPr>
+                <w:rFonts w:ascii="Source Sans 3 Medium" w:hAnsi="Source Sans 3 Medium"/>
+                <w:b/>
+                <w:bCs/>
+                <w:sz w:val="23"/>
+                <w:szCs w:val="23"/>
+              </w:rPr>
+            </w:pPr>
+            <w:hyperlink r:id="rId24" w:history="1">
               <w:r>
                 <w:rPr>
                   <w:rStyle w:val="Hyperlink"/>
@@ -16591,120 +17460,129 @@
                   <w:sz w:val="26"/>
                   <w:szCs w:val="26"/>
                 </w:rPr>
-                <w:t>47</w:t>
+                <w:t>55</w:t>
               </w:r>
             </w:hyperlink>
           </w:p>
-          <w:tbl>
-            <w:tblPr>
-              <w:tblStyle w:val="NormalTable"/>
-              <w:tblW w:w="0" w:type="auto"/>
-              <w:tblBorders>
-                <w:top w:val="single" w:sz="36" w:space="0" w:color="0172F1"/>
-                <w:left w:val="none" w:sz="0" w:space="0" w:color="auto"/>
-                <w:bottom w:val="single" w:sz="12" w:space="0" w:color="0172F1"/>
-                <w:right w:val="none" w:sz="0" w:space="0" w:color="auto"/>
-                <w:insideH w:val="single" w:sz="36" w:space="0" w:color="0172F1"/>
-                <w:insideV w:val="single" w:sz="36" w:space="0" w:color="0172F1"/>
-              </w:tblBorders>
-              <w:shd w:val="clear" w:color="auto" w:fill="E7EAEF"/>
-              <w:tblLook w:val="04A0" w:firstRow="1" w:lastRow="0" w:firstColumn="1" w:lastColumn="0" w:noHBand="0" w:noVBand="1"/>
-            </w:tblPr>
-            <w:tblGrid>
-              <w:gridCol w:w="4565"/>
-            </w:tblGrid>
-            <w:tr>
-              <w:tc>
-                <w:tcPr>
-                  <w:tcW w:w="4565" w:type="dxa"/>
-                </w:tcPr>
-                <w:p>
-                  <w:pPr>
-                    <w:rPr>
-                      <w:sz w:val="21"/>
-                      <w:szCs w:val="21"/>
-                    </w:rPr>
-                  </w:pPr>
-                  <w:r>
-                    <w:rPr>
-                      <w:sz w:val="21"/>
-                      <w:szCs w:val="21"/>
-                    </w:rPr>
-                    <w:t>Describe a place where you like going shopping.</w:t>
-                  </w:r>
-                </w:p>
-                <w:p>
-                  <w:pPr>
-                    <w:rPr>
-                      <w:sz w:val="21"/>
-                      <w:szCs w:val="21"/>
-                    </w:rPr>
-                  </w:pPr>
-                  <w:r>
-                    <w:rPr>
-                      <w:sz w:val="21"/>
-                      <w:szCs w:val="21"/>
-                    </w:rPr>
-                    <w:t>You should say:</w:t>
-                  </w:r>
-                </w:p>
-                <w:p>
-                  <w:pPr>
-                    <w:pStyle w:val="BulletList"/>
-                    <w:ind w:left="397" w:hanging="170"/>
-                  </w:pPr>
-                  <w:r>
-                    <w:t>what kind of place it is</w:t>
-                  </w:r>
-                </w:p>
-                <w:p>
-                  <w:pPr>
-                    <w:pStyle w:val="BulletList"/>
-                    <w:ind w:left="397" w:hanging="170"/>
-                  </w:pPr>
-                  <w:r>
-                    <w:t>where it is</w:t>
-                  </w:r>
-                </w:p>
-                <w:p>
-                  <w:pPr>
-                    <w:pStyle w:val="BulletList"/>
-                    <w:ind w:left="397" w:hanging="170"/>
-                  </w:pPr>
-                  <w:r>
-                    <w:t>what you like to do there</w:t>
-                  </w:r>
-                </w:p>
-                <w:p>
-                  <w:pPr>
-                    <w:rPr>
-                      <w:noProof/>
-                    </w:rPr>
-                  </w:pPr>
-                  <w:r>
-                    <w:rPr>
-                      <w:sz w:val="21"/>
-                      <w:szCs w:val="21"/>
-                    </w:rPr>
-                    <w:t>and explain why you like shopping there so much.</w:t>
-                  </w:r>
-                </w:p>
-              </w:tc>
-            </w:tr>
-          </w:tbl>
-          <w:p>
-            <w:pPr>
-              <w:rPr>
-                <w:rFonts w:ascii="Source Sans 3 Medium" w:hAnsi="Source Sans 3 Medium"/>
-                <w:b/>
-                <w:bCs/>
-                <w:sz w:val="23"/>
-                <w:szCs w:val="23"/>
-              </w:rPr>
-            </w:pPr>
-          </w:p>
         </w:tc>
       </w:tr>
+    </w:tbl>
+    <w:p>
+      <w:pPr>
+        <w:spacing w:before="120" w:after="120"/>
+        <w:rPr>
+          <w:color w:val="02A1FD"/>
+          <w:sz w:val="34"/>
+          <w:szCs w:val="34"/>
+        </w:rPr>
+      </w:pPr>
+      <w:r>
+        <w:rPr>
+          <w:color w:val="02A1FD"/>
+          <w:sz w:val="34"/>
+          <w:szCs w:val="34"/>
+          <w:shd w:val="clear" w:color="auto" w:fill="02A1FD"/>
+        </w:rPr>
+        <w:t>[[[[[[[[[[</w:t>
+      </w:r>
+      <w:r>
+        <w:rPr>
+          <w:rFonts w:ascii="Source Sans 3 SemiBold" w:hAnsi="Source Sans 3 SemiBold"/>
+          <w:b/>
+          <w:bCs/>
+          <w:sz w:val="34"/>
+          <w:szCs w:val="34"/>
+        </w:rPr>
+        <w:t>FOLLOW-UP QUESTIONS</w:t>
+      </w:r>
+      <w:r>
+        <w:rPr>
+          <w:color w:val="02A1FD"/>
+          <w:sz w:val="34"/>
+          <w:szCs w:val="34"/>
+        </w:rPr>
+        <w:t>]</w:t>
+      </w:r>
+    </w:p>
+    <w:tbl>
+      <w:tblPr>
+        <w:tblStyle w:val="NormalTable"/>
+        <w:tblW w:w="0" w:type="auto"/>
+        <w:tblBorders>
+          <w:top w:val="single" w:sz="18" w:space="0" w:color="43A7E1"/>
+          <w:left w:val="none" w:sz="0" w:space="0" w:color="auto"/>
+          <w:bottom w:val="none" w:sz="0" w:space="0" w:color="auto"/>
+          <w:right w:val="none" w:sz="0" w:space="0" w:color="auto"/>
+          <w:insideH w:val="single" w:sz="18" w:space="0" w:color="43A7E1"/>
+          <w:insideV w:val="single" w:sz="18" w:space="0" w:color="43A7E1"/>
+        </w:tblBorders>
+        <w:shd w:val="clear" w:color="auto" w:fill="E7EAEF"/>
+        <w:tblLook w:val="04A0" w:firstRow="1" w:lastRow="0" w:firstColumn="1" w:lastColumn="0" w:noHBand="0" w:noVBand="1"/>
+      </w:tblPr>
+      <w:tblGrid>
+        <w:gridCol w:w="3402"/>
+      </w:tblGrid>
+      <w:tr>
+        <w:tc>
+          <w:tcPr>
+            <w:tcW w:w="3402" w:type="dxa"/>
+            <w:shd w:val="clear" w:color="auto" w:fill="FEFEFE"/>
+          </w:tcPr>
+          <w:p>
+            <w:pPr>
+              <w:rPr>
+                <w:noProof/>
+              </w:rPr>
+            </w:pPr>
+            <w:r>
+              <w:rPr>
+                <w:rFonts w:ascii="Cambria Math" w:hAnsi="Cambria Math" w:cs="Cambria Math"/>
+                <w:color w:val="02A1FD"/>
+                <w:sz w:val="32"/>
+                <w:szCs w:val="32"/>
+              </w:rPr>
+              <w:t>◉</w:t>
+            </w:r>
+            <w:r>
+              <w:rPr>
+                <w:rFonts w:ascii="Cambria Math" w:hAnsi="Cambria Math" w:cs="Cambria Math"/>
+                <w:color w:val="02A1FD"/>
+                <w:sz w:val="32"/>
+                <w:szCs w:val="32"/>
+              </w:rPr>
+              <w:t xml:space="preserve"> </w:t>
+            </w:r>
+            <w:r>
+              <w:rPr>
+                <w:sz w:val="21"/>
+                <w:szCs w:val="21"/>
+              </w:rPr>
+              <w:t>After you have given your Part 2 talk, the examiner may ask you one or two questions related to the topic you talked about.</w:t>
+            </w:r>
+          </w:p>
+        </w:tc>
+      </w:tr>
+    </w:tbl>
+    <w:p>
+      <w:pPr>
+        <w:pStyle w:val="SS3-115"/>
+        <w:rPr>
+          <w:sz w:val="2"/>
+          <w:szCs w:val="2"/>
+        </w:rPr>
+      </w:pPr>
+    </w:p>
+    <w:tbl>
+      <w:tblPr>
+        <w:tblStyle w:val="DottedTable"/>
+        <w:tblW w:w="14454" w:type="dxa"/>
+        <w:tblLook w:val="04A0" w:firstRow="1" w:lastRow="0" w:firstColumn="1" w:lastColumn="0" w:noHBand="0" w:noVBand="1"/>
+      </w:tblPr>
+      <w:tblGrid>
+        <w:gridCol w:w="421"/>
+        <w:gridCol w:w="9213"/>
+        <w:gridCol w:w="4820"/>
+      </w:tblGrid>
       <w:tr>
         <w:tc>
           <w:tcPr>
@@ -16768,11 +17646,10 @@
         </w:tc>
         <w:tc>
           <w:tcPr>
-            <w:tcW w:w="14033" w:type="dxa"/>
+            <w:tcW w:w="9213" w:type="dxa"/>
           </w:tcPr>
           <w:p>
             <w:pPr>
-              <w:spacing w:after="120"/>
               <w:rPr>
                 <w:rFonts w:ascii="Source Sans 3 Medium" w:hAnsi="Source Sans 3 Medium"/>
                 <w:b/>
@@ -16789,7 +17666,7 @@
                 <w:sz w:val="23"/>
                 <w:szCs w:val="23"/>
               </w:rPr>
-              <w:t>With a partner, try to recreate Yunmi's talk using the notes you have made. Talk for as long as you can using the notes.</w:t>
+              <w:t>Listen to students answering the following questions.</w:t>
             </w:r>
           </w:p>
           <w:p>
@@ -16810,12 +17687,10 @@
                 <w:sz w:val="23"/>
                 <w:szCs w:val="23"/>
               </w:rPr>
-              <w:t>When you have finished, read Yunmi's script on page 184.</w:t>
-            </w:r>
-          </w:p>
-          <w:p>
-            <w:pPr>
-              <w:spacing w:after="120"/>
+              <w:t xml:space="preserve">After listening, </w:t>
+            </w:r>
+            <w:proofErr w:type="spellStart"/>
+            <w:r>
               <w:rPr>
                 <w:rFonts w:ascii="Source Sans 3 Medium" w:hAnsi="Source Sans 3 Medium"/>
                 <w:b/>
@@ -16823,7 +17698,9 @@
                 <w:sz w:val="23"/>
                 <w:szCs w:val="23"/>
               </w:rPr>
-            </w:pPr>
+              <w:t>practise</w:t>
+            </w:r>
+            <w:proofErr w:type="spellEnd"/>
             <w:r>
               <w:rPr>
                 <w:rFonts w:ascii="Source Sans 3 Medium" w:hAnsi="Source Sans 3 Medium"/>
@@ -16832,258 +17709,134 @@
                 <w:sz w:val="23"/>
                 <w:szCs w:val="23"/>
               </w:rPr>
-              <w:t>Complete the checklist below.</w:t>
+              <w:t xml:space="preserve"> asking and answering the questions with a partner.</w:t>
+            </w:r>
+          </w:p>
+          <w:p>
+            <w:pPr>
+              <w:pStyle w:val="NumList"/>
+              <w:numPr>
+                <w:ilvl w:val="0"/>
+                <w:numId w:val="34"/>
+              </w:numPr>
+              <w:spacing w:before="120"/>
+              <w:ind w:left="284" w:hanging="284"/>
+            </w:pPr>
+            <w:r>
+              <w:t>Do you generally enjoy trying new things?</w:t>
+            </w:r>
+          </w:p>
+          <w:p>
+            <w:pPr>
+              <w:pStyle w:val="NumList"/>
+              <w:numPr>
+                <w:ilvl w:val="0"/>
+                <w:numId w:val="34"/>
+              </w:numPr>
+              <w:ind w:left="284" w:hanging="284"/>
+            </w:pPr>
+            <w:r>
+              <w:t>Is there any other activity you would like to try one day?</w:t>
+            </w:r>
+          </w:p>
+          <w:p>
+            <w:pPr>
+              <w:spacing w:before="120"/>
+              <w:rPr>
+                <w:rFonts w:ascii="Source Sans 3 Medium" w:hAnsi="Source Sans 3 Medium"/>
+                <w:b/>
+                <w:bCs/>
+                <w:sz w:val="23"/>
+                <w:szCs w:val="23"/>
+              </w:rPr>
+            </w:pPr>
+            <w:r>
+              <w:rPr>
+                <w:rFonts w:ascii="Source Sans 3 Medium" w:hAnsi="Source Sans 3 Medium"/>
+                <w:b/>
+                <w:bCs/>
+                <w:sz w:val="23"/>
+                <w:szCs w:val="23"/>
+              </w:rPr>
+              <w:t>Share your ideas with a partner.</w:t>
+            </w:r>
+          </w:p>
+        </w:tc>
+        <w:tc>
+          <w:tcPr>
+            <w:tcW w:w="4820" w:type="dxa"/>
+          </w:tcPr>
+          <w:p>
+            <w:pPr>
+              <w:rPr>
+                <w:rFonts w:ascii="Source Sans 3 SemiBold" w:hAnsi="Source Sans 3 SemiBold"/>
+                <w:b/>
+                <w:bCs/>
+                <w:noProof/>
+                <w:color w:val="FFFFFF" w:themeColor="background1"/>
+                <w:shd w:val="clear" w:color="auto" w:fill="68AF3D"/>
+              </w:rPr>
+            </w:pPr>
+            <w:r>
+              <w:rPr>
+                <w:rFonts w:ascii="Source Sans 3 SemiBold" w:hAnsi="Source Sans 3 SemiBold"/>
+                <w:b/>
+                <w:bCs/>
+                <w:noProof/>
+                <w:color w:val="FFFFFF" w:themeColor="background1"/>
+                <w:bdr w:val="single" w:sz="24" w:space="0" w:color="3EC9DD"/>
+                <w:shd w:val="clear" w:color="auto" w:fill="00A3FF"/>
+              </w:rPr>
+              <w:t xml:space="preserve">TIP </w:t>
+            </w:r>
+            <w:r>
+              <w:rPr>
+                <w:rFonts w:ascii="Source Sans 3 SemiBold" w:hAnsi="Source Sans 3 SemiBold"/>
+                <w:b/>
+                <w:bCs/>
+                <w:noProof/>
+                <w:bdr w:val="single" w:sz="24" w:space="0" w:color="1FA4EB"/>
+              </w:rPr>
+              <w:t>08</w:t>
             </w:r>
           </w:p>
           <w:tbl>
             <w:tblPr>
-              <w:tblStyle w:val="CommonTable"/>
+              <w:tblStyle w:val="NormalTable"/>
               <w:tblW w:w="0" w:type="auto"/>
               <w:tblBorders>
-                <w:top w:val="single" w:sz="18" w:space="0" w:color="5B9BD5" w:themeColor="accent5"/>
-                <w:left w:val="none" w:sz="0" w:space="0" w:color="auto"/>
-                <w:bottom w:val="none" w:sz="0" w:space="0" w:color="auto"/>
-                <w:right w:val="none" w:sz="0" w:space="0" w:color="auto"/>
-                <w:insideH w:val="single" w:sz="6" w:space="0" w:color="5B9BD5" w:themeColor="accent5"/>
-                <w:insideV w:val="single" w:sz="6" w:space="0" w:color="5B9BD5" w:themeColor="accent5"/>
+                <w:top w:val="single" w:sz="18" w:space="0" w:color="00A3FF"/>
+                <w:left w:val="single" w:sz="18" w:space="0" w:color="00A3FF"/>
+                <w:bottom w:val="single" w:sz="18" w:space="0" w:color="00A3FF"/>
+                <w:right w:val="single" w:sz="18" w:space="0" w:color="00A3FF"/>
+                <w:insideH w:val="single" w:sz="18" w:space="0" w:color="00A3FF"/>
+                <w:insideV w:val="single" w:sz="18" w:space="0" w:color="00A3FF"/>
               </w:tblBorders>
-              <w:shd w:val="clear" w:color="auto" w:fill="E9E8EE"/>
+              <w:shd w:val="clear" w:color="auto" w:fill="E7EAEF"/>
               <w:tblLook w:val="04A0" w:firstRow="1" w:lastRow="0" w:firstColumn="1" w:lastColumn="0" w:noHBand="0" w:noVBand="1"/>
             </w:tblPr>
             <w:tblGrid>
-              <w:gridCol w:w="5183"/>
-              <w:gridCol w:w="595"/>
-              <w:gridCol w:w="558"/>
+              <w:gridCol w:w="3811"/>
             </w:tblGrid>
             <w:tr>
               <w:tc>
                 <w:tcPr>
-                  <w:tcW w:w="0" w:type="auto"/>
-                  <w:shd w:val="clear" w:color="auto" w:fill="E9E8EE"/>
-                </w:tcPr>
-                <w:p>
-                  <w:pPr>
-                    <w:pStyle w:val="SS3-115"/>
-                  </w:pPr>
-                  <w:r>
-                    <w:t>Could I talk for two minutes using the notes?</w:t>
-                  </w:r>
-                </w:p>
-              </w:tc>
-              <w:tc>
-                <w:tcPr>
-                  <w:tcW w:w="0" w:type="auto"/>
-                  <w:shd w:val="clear" w:color="auto" w:fill="E9E8EE"/>
-                </w:tcPr>
-                <w:p>
-                  <w:pPr>
-                    <w:pStyle w:val="SS3-115"/>
-                  </w:pPr>
-                  <w:r>
-                    <w:t>Yes</w:t>
-                  </w:r>
-                </w:p>
-              </w:tc>
-              <w:tc>
-                <w:tcPr>
-                  <w:tcW w:w="0" w:type="auto"/>
-                  <w:shd w:val="clear" w:color="auto" w:fill="E9E8EE"/>
-                </w:tcPr>
-                <w:p>
-                  <w:pPr>
-                    <w:pStyle w:val="SS3-115"/>
-                  </w:pPr>
-                  <w:r>
-                    <w:t>No</w:t>
-                  </w:r>
-                </w:p>
-              </w:tc>
-            </w:tr>
-            <w:tr>
-              <w:tc>
-                <w:tcPr>
-                  <w:tcW w:w="0" w:type="auto"/>
-                  <w:shd w:val="clear" w:color="auto" w:fill="E9E8EE"/>
-                </w:tcPr>
-                <w:p>
-                  <w:pPr>
-                    <w:pStyle w:val="SS3-115"/>
-                    <w:rPr>
-                      <w:shd w:val="clear" w:color="auto" w:fill="D52B92"/>
-                    </w:rPr>
-                  </w:pPr>
-                  <w:r>
-                    <w:t>Did my notes cover all the points on the card?</w:t>
-                  </w:r>
-                </w:p>
-              </w:tc>
-              <w:tc>
-                <w:tcPr>
-                  <w:tcW w:w="0" w:type="auto"/>
-                  <w:shd w:val="clear" w:color="auto" w:fill="E9E8EE"/>
-                </w:tcPr>
-                <w:p>
-                  <w:pPr>
-                    <w:pStyle w:val="SS3-115"/>
-                  </w:pPr>
-                  <w:r>
-                    <w:t>Yes</w:t>
-                  </w:r>
-                </w:p>
-              </w:tc>
-              <w:tc>
-                <w:tcPr>
-                  <w:tcW w:w="0" w:type="auto"/>
-                  <w:shd w:val="clear" w:color="auto" w:fill="E9E8EE"/>
-                </w:tcPr>
-                <w:p>
-                  <w:pPr>
-                    <w:pStyle w:val="SS3-115"/>
-                  </w:pPr>
-                  <w:r>
-                    <w:t>No</w:t>
-                  </w:r>
-                </w:p>
-              </w:tc>
-            </w:tr>
-            <w:tr>
-              <w:tc>
-                <w:tcPr>
-                  <w:tcW w:w="0" w:type="auto"/>
-                  <w:shd w:val="clear" w:color="auto" w:fill="E9E8EE"/>
-                </w:tcPr>
-                <w:p>
-                  <w:pPr>
-                    <w:pStyle w:val="SS3-115"/>
-                  </w:pPr>
-                  <w:r>
-                    <w:t xml:space="preserve">Did my notes cover </w:t>
-                  </w:r>
-                  <w:r>
-                    <w:rPr>
-                      <w:i/>
-                      <w:iCs/>
-                    </w:rPr>
-                    <w:t>enough</w:t>
-                  </w:r>
-                  <w:r>
-                    <w:t xml:space="preserve"> (not all) of Yunmi's talk?</w:t>
-                  </w:r>
-                </w:p>
-              </w:tc>
-              <w:tc>
-                <w:tcPr>
-                  <w:tcW w:w="0" w:type="auto"/>
-                  <w:shd w:val="clear" w:color="auto" w:fill="E9E8EE"/>
-                </w:tcPr>
-                <w:p>
-                  <w:pPr>
-                    <w:pStyle w:val="SS3-115"/>
-                  </w:pPr>
-                  <w:r>
-                    <w:t>Yes</w:t>
-                  </w:r>
-                </w:p>
-              </w:tc>
-              <w:tc>
-                <w:tcPr>
-                  <w:tcW w:w="0" w:type="auto"/>
-                  <w:shd w:val="clear" w:color="auto" w:fill="E9E8EE"/>
-                </w:tcPr>
-                <w:p>
-                  <w:pPr>
-                    <w:pStyle w:val="SS3-115"/>
-                  </w:pPr>
-                  <w:r>
-                    <w:t>No</w:t>
-                  </w:r>
-                </w:p>
-              </w:tc>
-            </w:tr>
-            <w:tr>
-              <w:tc>
-                <w:tcPr>
-                  <w:tcW w:w="0" w:type="auto"/>
-                  <w:shd w:val="clear" w:color="auto" w:fill="E9E8EE"/>
-                </w:tcPr>
-                <w:p>
-                  <w:pPr>
-                    <w:pStyle w:val="SS3-115"/>
-                  </w:pPr>
-                  <w:r>
-                    <w:t>Did I need to write notes in full sentences?</w:t>
-                  </w:r>
-                </w:p>
-              </w:tc>
-              <w:tc>
-                <w:tcPr>
-                  <w:tcW w:w="0" w:type="auto"/>
-                  <w:shd w:val="clear" w:color="auto" w:fill="E9E8EE"/>
-                </w:tcPr>
-                <w:p>
-                  <w:pPr>
-                    <w:pStyle w:val="SS3-115"/>
-                  </w:pPr>
-                  <w:r>
-                    <w:t>Yes</w:t>
-                  </w:r>
-                </w:p>
-              </w:tc>
-              <w:tc>
-                <w:tcPr>
-                  <w:tcW w:w="0" w:type="auto"/>
-                  <w:shd w:val="clear" w:color="auto" w:fill="E9E8EE"/>
-                </w:tcPr>
-                <w:p>
-                  <w:pPr>
-                    <w:pStyle w:val="SS3-115"/>
-                  </w:pPr>
-                  <w:r>
-                    <w:t>No</w:t>
-                  </w:r>
-                </w:p>
-              </w:tc>
-            </w:tr>
-            <w:tr>
-              <w:tc>
-                <w:tcPr>
-                  <w:tcW w:w="0" w:type="auto"/>
-                  <w:shd w:val="clear" w:color="auto" w:fill="E9E8EE"/>
-                </w:tcPr>
-                <w:p>
-                  <w:pPr>
-                    <w:pStyle w:val="SS3-115"/>
-                  </w:pPr>
-                  <w:r>
-                    <w:t>Do I need to change the way I write my notes?</w:t>
-                  </w:r>
-                </w:p>
-              </w:tc>
-              <w:tc>
-                <w:tcPr>
-                  <w:tcW w:w="0" w:type="auto"/>
-                  <w:shd w:val="clear" w:color="auto" w:fill="E9E8EE"/>
-                </w:tcPr>
-                <w:p>
-                  <w:pPr>
-                    <w:pStyle w:val="SS3-115"/>
-                  </w:pPr>
-                  <w:r>
-                    <w:t>Yes</w:t>
-                  </w:r>
-                </w:p>
-              </w:tc>
-              <w:tc>
-                <w:tcPr>
-                  <w:tcW w:w="0" w:type="auto"/>
-                  <w:shd w:val="clear" w:color="auto" w:fill="E9E8EE"/>
-                </w:tcPr>
-                <w:p>
-                  <w:pPr>
-                    <w:pStyle w:val="SS3-115"/>
-                  </w:pPr>
-                  <w:r>
-                    <w:t>No</w:t>
+                  <w:tcW w:w="3811" w:type="dxa"/>
+                </w:tcPr>
+                <w:p>
+                  <w:pPr>
+                    <w:rPr>
+                      <w:noProof/>
+                      <w:sz w:val="21"/>
+                      <w:szCs w:val="21"/>
+                    </w:rPr>
+                  </w:pPr>
+                  <w:r>
+                    <w:rPr>
+                      <w:sz w:val="21"/>
+                      <w:szCs w:val="21"/>
+                    </w:rPr>
+                    <w:t>If the examiner asks you a question at the end of Part 2 you should answer with two or three sentences.</w:t>
                   </w:r>
                 </w:p>
               </w:tc>
@@ -17100,289 +17853,6 @@
                 <w:szCs w:val="23"/>
               </w:rPr>
             </w:pPr>
-            <w:r>
-              <w:rPr>
-                <w:rFonts w:ascii="Source Sans 3 Medium" w:hAnsi="Source Sans 3 Medium"/>
-                <w:b/>
-                <w:bCs/>
-                <w:sz w:val="23"/>
-                <w:szCs w:val="23"/>
-              </w:rPr>
-              <w:t>If you answered YES to the final point in the checklist, discuss with your partner how you can improve your note taking.</w:t>
-            </w:r>
-          </w:p>
-        </w:tc>
-      </w:tr>
-      <w:tr>
-        <w:tc>
-          <w:tcPr>
-            <w:tcW w:w="421" w:type="dxa"/>
-            <w:tcMar>
-              <w:left w:w="0" w:type="dxa"/>
-              <w:right w:w="0" w:type="dxa"/>
-            </w:tcMar>
-          </w:tcPr>
-          <w:tbl>
-            <w:tblPr>
-              <w:tblStyle w:val="CompactTable"/>
-              <w:tblW w:w="0" w:type="auto"/>
-              <w:tblBorders>
-                <w:top w:val="single" w:sz="18" w:space="0" w:color="1B91C6"/>
-                <w:left w:val="single" w:sz="18" w:space="0" w:color="1B91C6"/>
-                <w:bottom w:val="single" w:sz="18" w:space="0" w:color="1B91C6"/>
-                <w:right w:val="single" w:sz="18" w:space="0" w:color="1B91C6"/>
-                <w:insideH w:val="single" w:sz="18" w:space="0" w:color="1B91C6"/>
-                <w:insideV w:val="single" w:sz="18" w:space="0" w:color="1B91C6"/>
-              </w:tblBorders>
-              <w:tblLook w:val="04A0" w:firstRow="1" w:lastRow="0" w:firstColumn="1" w:lastColumn="0" w:noHBand="0" w:noVBand="1"/>
-            </w:tblPr>
-            <w:tblGrid>
-              <w:gridCol w:w="365"/>
-            </w:tblGrid>
-            <w:tr>
-              <w:tc>
-                <w:tcPr>
-                  <w:tcW w:w="385" w:type="dxa"/>
-                </w:tcPr>
-                <w:p>
-                  <w:pPr>
-                    <w:rPr>
-                      <w:b w:val="0"/>
-                      <w:bCs/>
-                      <w:szCs w:val="26"/>
-                      <w:bdr w:val="single" w:sz="12" w:space="0" w:color="FFFF00"/>
-                    </w:rPr>
-                  </w:pPr>
-                  <w:r>
-                    <w:rPr>
-                      <w:bCs/>
-                      <w:szCs w:val="26"/>
-                      <w:lang w:bidi="ar-SA"/>
-                    </w:rPr>
-                    <w:t>09</w:t>
-                  </w:r>
-                </w:p>
-              </w:tc>
-            </w:tr>
-          </w:tbl>
-          <w:p>
-            <w:pPr>
-              <w:rPr>
-                <w:bCs/>
-                <w:szCs w:val="26"/>
-              </w:rPr>
-            </w:pPr>
-          </w:p>
-        </w:tc>
-        <w:tc>
-          <w:tcPr>
-            <w:tcW w:w="14033" w:type="dxa"/>
-          </w:tcPr>
-          <w:p>
-            <w:pPr>
-              <w:spacing w:after="120"/>
-              <w:rPr>
-                <w:rFonts w:ascii="Source Sans 3 Medium" w:hAnsi="Source Sans 3 Medium"/>
-                <w:b/>
-                <w:bCs/>
-                <w:sz w:val="23"/>
-                <w:szCs w:val="23"/>
-              </w:rPr>
-            </w:pPr>
-            <w:r>
-              <w:rPr>
-                <w:rFonts w:ascii="Source Sans 3 Medium" w:hAnsi="Source Sans 3 Medium"/>
-                <w:b/>
-                <w:bCs/>
-                <w:sz w:val="23"/>
-                <w:szCs w:val="23"/>
-              </w:rPr>
-              <w:t>Work in pairs. You have one minute to prepare to speak about your two questions. Spend 30 seconds on each question. Use the question words in the box to help you.</w:t>
-            </w:r>
-          </w:p>
-          <w:tbl>
-            <w:tblPr>
-              <w:tblStyle w:val="CommonTable"/>
-              <w:tblW w:w="0" w:type="auto"/>
-              <w:tblInd w:w="6" w:type="dxa"/>
-              <w:tblBorders>
-                <w:top w:val="single" w:sz="18" w:space="0" w:color="84BCEE"/>
-                <w:left w:val="single" w:sz="18" w:space="0" w:color="84BCEE"/>
-                <w:bottom w:val="single" w:sz="18" w:space="0" w:color="84BCEE"/>
-                <w:right w:val="single" w:sz="18" w:space="0" w:color="84BCEE"/>
-                <w:insideH w:val="none" w:sz="0" w:space="0" w:color="auto"/>
-                <w:insideV w:val="none" w:sz="0" w:space="0" w:color="auto"/>
-              </w:tblBorders>
-              <w:tblLook w:val="04A0" w:firstRow="1" w:lastRow="0" w:firstColumn="1" w:lastColumn="0" w:noHBand="0" w:noVBand="1"/>
-            </w:tblPr>
-            <w:tblGrid>
-              <w:gridCol w:w="884"/>
-              <w:gridCol w:w="947"/>
-              <w:gridCol w:w="759"/>
-              <w:gridCol w:w="1362"/>
-              <w:gridCol w:w="832"/>
-            </w:tblGrid>
-            <w:tr>
-              <w:tc>
-                <w:tcPr>
-                  <w:tcW w:w="0" w:type="auto"/>
-                </w:tcPr>
-                <w:p>
-                  <w:r>
-                    <w:t>when?</w:t>
-                  </w:r>
-                </w:p>
-              </w:tc>
-              <w:tc>
-                <w:tcPr>
-                  <w:tcW w:w="0" w:type="auto"/>
-                </w:tcPr>
-                <w:p>
-                  <w:r>
-                    <w:t>where</w:t>
-                  </w:r>
-                  <w:r>
-                    <w:t>?</w:t>
-                  </w:r>
-                </w:p>
-              </w:tc>
-              <w:tc>
-                <w:tcPr>
-                  <w:tcW w:w="0" w:type="auto"/>
-                </w:tcPr>
-                <w:p>
-                  <w:r>
-                    <w:t>why</w:t>
-                  </w:r>
-                  <w:r>
-                    <w:t>?</w:t>
-                  </w:r>
-                </w:p>
-              </w:tc>
-              <w:tc>
-                <w:tcPr>
-                  <w:tcW w:w="0" w:type="auto"/>
-                </w:tcPr>
-                <w:p>
-                  <w:r>
-                    <w:t>How much</w:t>
-                  </w:r>
-                  <w:r>
-                    <w:t>?</w:t>
-                  </w:r>
-                </w:p>
-              </w:tc>
-              <w:tc>
-                <w:tcPr>
-                  <w:tcW w:w="0" w:type="auto"/>
-                </w:tcPr>
-                <w:p>
-                  <w:r>
-                    <w:t>what</w:t>
-                  </w:r>
-                  <w:r>
-                    <w:t>?</w:t>
-                  </w:r>
-                </w:p>
-              </w:tc>
-            </w:tr>
-          </w:tbl>
-          <w:p>
-            <w:pPr>
-              <w:rPr>
-                <w:rFonts w:ascii="Source Sans 3 Medium" w:hAnsi="Source Sans 3 Medium"/>
-                <w:b/>
-                <w:bCs/>
-                <w:sz w:val="23"/>
-                <w:szCs w:val="23"/>
-              </w:rPr>
-            </w:pPr>
-          </w:p>
-          <w:p>
-            <w:pPr>
-              <w:pStyle w:val="SS3-115"/>
-              <w:rPr>
-                <w:rFonts w:cs="Source Sans 3"/>
-                <w:b/>
-                <w:bCs/>
-              </w:rPr>
-            </w:pPr>
-            <w:r>
-              <w:rPr>
-                <w:b/>
-                <w:bCs/>
-              </w:rPr>
-              <w:t>Student A</w:t>
-            </w:r>
-          </w:p>
-          <w:p>
-            <w:pPr>
-              <w:pStyle w:val="BulletList"/>
-            </w:pPr>
-            <w:r>
-              <w:t>What do you enjoy spending money on?</w:t>
-            </w:r>
-          </w:p>
-          <w:p>
-            <w:pPr>
-              <w:pStyle w:val="BulletList"/>
-            </w:pPr>
-            <w:r>
-              <w:t>Can you remember a present you bought somebody that they really liked?</w:t>
-            </w:r>
-          </w:p>
-          <w:p>
-            <w:pPr>
-              <w:pStyle w:val="BulletList"/>
-              <w:numPr>
-                <w:ilvl w:val="0"/>
-                <w:numId w:val="0"/>
-              </w:numPr>
-              <w:rPr>
-                <w:b/>
-                <w:bCs/>
-              </w:rPr>
-            </w:pPr>
-            <w:r>
-              <w:rPr>
-                <w:b/>
-                <w:bCs/>
-              </w:rPr>
-              <w:t>Student B</w:t>
-            </w:r>
-          </w:p>
-          <w:p>
-            <w:pPr>
-              <w:pStyle w:val="BulletList"/>
-            </w:pPr>
-            <w:r>
-              <w:t>What is the most expensive thing that you have ever bought?</w:t>
-            </w:r>
-          </w:p>
-          <w:p>
-            <w:pPr>
-              <w:pStyle w:val="BulletList"/>
-            </w:pPr>
-            <w:r>
-              <w:t>Can you remember something you bought that was very useful?</w:t>
-            </w:r>
-          </w:p>
-          <w:p>
-            <w:pPr>
-              <w:pStyle w:val="SS3-115"/>
-              <w:spacing w:before="120"/>
-              <w:rPr>
-                <w:b/>
-                <w:bCs/>
-              </w:rPr>
-            </w:pPr>
-            <w:r>
-              <w:rPr>
-                <w:b/>
-                <w:bCs/>
-              </w:rPr>
-              <w:t>Take it in turns to answer your questions. Spend one minute on each question. If your partner stops before the minute is finished, try to help them by asking questions.</w:t>
-            </w:r>
           </w:p>
         </w:tc>
       </w:tr>
@@ -17415,13 +17885,13 @@
         <w:tblLook w:val="04A0" w:firstRow="1" w:lastRow="0" w:firstColumn="1" w:lastColumn="0" w:noHBand="0" w:noVBand="1"/>
       </w:tblPr>
       <w:tblGrid>
-        <w:gridCol w:w="3586"/>
+        <w:gridCol w:w="5097"/>
       </w:tblGrid>
       <w:tr>
         <w:tc>
           <w:tcPr>
             <w:tcW w:w="0" w:type="auto"/>
-            <w:shd w:val="clear" w:color="auto" w:fill="0C8CCC"/>
+            <w:shd w:val="clear" w:color="auto" w:fill="00A1FB"/>
           </w:tcPr>
           <w:p>
             <w:pPr>
@@ -17442,7 +17912,7 @@
                 <w:sz w:val="24"/>
                 <w:szCs w:val="24"/>
               </w:rPr>
-              <w:t>PRONUNCIATION - INTONATION</w:t>
+              <w:t>PRONUNCIATION - STRONG AND WEAK FORMS</w:t>
             </w:r>
           </w:p>
         </w:tc>
@@ -17470,8 +17940,8 @@
       </w:tblPr>
       <w:tblGrid>
         <w:gridCol w:w="421"/>
-        <w:gridCol w:w="9922"/>
-        <w:gridCol w:w="4111"/>
+        <w:gridCol w:w="9072"/>
+        <w:gridCol w:w="4961"/>
       </w:tblGrid>
       <w:tr>
         <w:tc>
@@ -17519,7 +17989,7 @@
                       <w:szCs w:val="26"/>
                       <w:lang w:bidi="ar-SA"/>
                     </w:rPr>
-                    <w:t>19</w:t>
+                    <w:t>09</w:t>
                   </w:r>
                 </w:p>
               </w:tc>
@@ -17536,7 +18006,7 @@
         </w:tc>
         <w:tc>
           <w:tcPr>
-            <w:tcW w:w="9922" w:type="dxa"/>
+            <w:tcW w:w="9072" w:type="dxa"/>
           </w:tcPr>
           <w:p>
             <w:pPr>
@@ -17557,24 +18027,14 @@
                 <w:sz w:val="23"/>
                 <w:szCs w:val="23"/>
               </w:rPr>
-              <w:t>Match words and phrases 1-6 with their opposites a-f.</w:t>
-            </w:r>
-            <w:r>
-              <w:rPr>
-                <w:rFonts w:ascii="Source Sans 3 Medium" w:hAnsi="Source Sans 3 Medium"/>
-                <w:b/>
-                <w:bCs/>
-                <w:sz w:val="23"/>
-                <w:szCs w:val="23"/>
-              </w:rPr>
-              <w:t xml:space="preserve"> </w:t>
+              <w:t>Listen to the following words pronounced (a) when they are stressed and (b) how they might sound in a sentence.</w:t>
             </w:r>
           </w:p>
           <w:p>
             <w:pPr>
               <w:spacing w:before="120" w:after="120"/>
             </w:pPr>
-            <w:hyperlink r:id="rId23" w:history="1">
+            <w:hyperlink r:id="rId25" w:history="1">
               <w:r>
                 <w:rPr>
                   <w:rStyle w:val="Hyperlink"/>
@@ -17584,46 +18044,453 @@
                   <w:sz w:val="26"/>
                   <w:szCs w:val="26"/>
                 </w:rPr>
-                <w:t>48</w:t>
+                <w:t>57</w:t>
               </w:r>
             </w:hyperlink>
           </w:p>
-          <w:p>
-            <w:pPr>
-              <w:pStyle w:val="NumList"/>
-              <w:numPr>
-                <w:ilvl w:val="0"/>
-                <w:numId w:val="9"/>
-              </w:numPr>
-            </w:pPr>
-            <w:r>
-              <w:t>I love shopping at the Galleria. It's amazing!</w:t>
-            </w:r>
-          </w:p>
-          <w:p>
-            <w:pPr>
-              <w:pStyle w:val="NumList"/>
-            </w:pPr>
-            <w:r>
-              <w:t>I wish there were more places to go shopping where I live.</w:t>
-            </w:r>
-          </w:p>
-          <w:p>
-            <w:pPr>
-              <w:pStyle w:val="NumList"/>
-            </w:pPr>
-            <w:r>
-              <w:t>It's a pity that so many shops here have closed down.</w:t>
-            </w:r>
-          </w:p>
-          <w:p>
-            <w:pPr>
-              <w:pStyle w:val="NumList"/>
-            </w:pPr>
-            <w:r>
-              <w:t>I'm really excited that they're building a new shopping mall.</w:t>
-            </w:r>
-          </w:p>
+          <w:tbl>
+            <w:tblPr>
+              <w:tblStyle w:val="CommonTable"/>
+              <w:tblW w:w="0" w:type="auto"/>
+              <w:tblBorders>
+                <w:top w:val="none" w:sz="0" w:space="0" w:color="auto"/>
+                <w:left w:val="none" w:sz="0" w:space="0" w:color="auto"/>
+                <w:bottom w:val="none" w:sz="0" w:space="0" w:color="auto"/>
+                <w:right w:val="none" w:sz="0" w:space="0" w:color="auto"/>
+                <w:insideH w:val="none" w:sz="0" w:space="0" w:color="auto"/>
+                <w:insideV w:val="none" w:sz="0" w:space="0" w:color="auto"/>
+              </w:tblBorders>
+              <w:tblLook w:val="04A0" w:firstRow="1" w:lastRow="0" w:firstColumn="1" w:lastColumn="0" w:noHBand="0" w:noVBand="1"/>
+            </w:tblPr>
+            <w:tblGrid>
+              <w:gridCol w:w="810"/>
+              <w:gridCol w:w="1133"/>
+              <w:gridCol w:w="1510"/>
+            </w:tblGrid>
+            <w:tr>
+              <w:tc>
+                <w:tcPr>
+                  <w:tcW w:w="0" w:type="auto"/>
+                </w:tcPr>
+                <w:p>
+                  <w:pPr>
+                    <w:pStyle w:val="SS3-115"/>
+                  </w:pPr>
+                </w:p>
+              </w:tc>
+              <w:tc>
+                <w:tcPr>
+                  <w:tcW w:w="0" w:type="auto"/>
+                </w:tcPr>
+                <w:p>
+                  <w:pPr>
+                    <w:pStyle w:val="SS3-115"/>
+                    <w:rPr>
+                      <w:b/>
+                      <w:bCs/>
+                    </w:rPr>
+                  </w:pPr>
+                  <w:r>
+                    <w:rPr>
+                      <w:b/>
+                      <w:bCs/>
+                    </w:rPr>
+                    <w:t>stressed</w:t>
+                  </w:r>
+                </w:p>
+              </w:tc>
+              <w:tc>
+                <w:tcPr>
+                  <w:tcW w:w="0" w:type="auto"/>
+                </w:tcPr>
+                <w:p>
+                  <w:pPr>
+                    <w:pStyle w:val="SS3-115"/>
+                    <w:rPr>
+                      <w:b/>
+                      <w:bCs/>
+                    </w:rPr>
+                  </w:pPr>
+                  <w:r>
+                    <w:rPr>
+                      <w:b/>
+                      <w:bCs/>
+                    </w:rPr>
+                    <w:t>weak form</w:t>
+                  </w:r>
+                </w:p>
+              </w:tc>
+            </w:tr>
+            <w:tr>
+              <w:tc>
+                <w:tcPr>
+                  <w:tcW w:w="0" w:type="auto"/>
+                </w:tcPr>
+                <w:p>
+                  <w:pPr>
+                    <w:pStyle w:val="SS3-115"/>
+                  </w:pPr>
+                  <w:r>
+                    <w:t xml:space="preserve">to </w:t>
+                  </w:r>
+                </w:p>
+                <w:p>
+                  <w:pPr>
+                    <w:pStyle w:val="SS3-115"/>
+                  </w:pPr>
+                  <w:r>
+                    <w:t xml:space="preserve">and </w:t>
+                  </w:r>
+                </w:p>
+                <w:p>
+                  <w:pPr>
+                    <w:pStyle w:val="SS3-115"/>
+                  </w:pPr>
+                  <w:proofErr w:type="spellStart"/>
+                  <w:r>
+                    <w:t>a</w:t>
+                  </w:r>
+                  <w:proofErr w:type="spellEnd"/>
+                  <w:r>
+                    <w:t xml:space="preserve"> </w:t>
+                  </w:r>
+                </w:p>
+                <w:p>
+                  <w:pPr>
+                    <w:pStyle w:val="SS3-115"/>
+                  </w:pPr>
+                  <w:r>
+                    <w:t xml:space="preserve">of </w:t>
+                  </w:r>
+                </w:p>
+                <w:p>
+                  <w:pPr>
+                    <w:pStyle w:val="SS3-115"/>
+                  </w:pPr>
+                  <w:r>
+                    <w:t xml:space="preserve">some </w:t>
+                  </w:r>
+                </w:p>
+                <w:p>
+                  <w:pPr>
+                    <w:pStyle w:val="SS3-115"/>
+                  </w:pPr>
+                  <w:r>
+                    <w:t xml:space="preserve">for </w:t>
+                  </w:r>
+                </w:p>
+                <w:p>
+                  <w:pPr>
+                    <w:pStyle w:val="SS3-115"/>
+                  </w:pPr>
+                  <w:r>
+                    <w:t>from</w:t>
+                  </w:r>
+                </w:p>
+              </w:tc>
+              <w:tc>
+                <w:tcPr>
+                  <w:tcW w:w="0" w:type="auto"/>
+                </w:tcPr>
+                <w:p>
+                  <w:pPr>
+                    <w:pStyle w:val="SS3-115"/>
+                  </w:pPr>
+                  <w:r>
+                    <w:t>/</w:t>
+                  </w:r>
+                  <w:proofErr w:type="spellStart"/>
+                  <w:r>
+                    <w:t>t</w:t>
+                  </w:r>
+                  <w:r>
+                    <w:t>u</w:t>
+                  </w:r>
+                  <w:proofErr w:type="spellEnd"/>
+                  <w:r>
+                    <w:t>ː</w:t>
+                  </w:r>
+                  <w:r>
+                    <w:t>/</w:t>
+                  </w:r>
+                </w:p>
+                <w:p>
+                  <w:pPr>
+                    <w:pStyle w:val="SS3-115"/>
+                  </w:pPr>
+                  <w:r>
+                    <w:t>/</w:t>
+                  </w:r>
+                  <w:proofErr w:type="spellStart"/>
+                  <w:r>
+                    <w:t>ænd</w:t>
+                  </w:r>
+                  <w:proofErr w:type="spellEnd"/>
+                  <w:r>
+                    <w:t>/</w:t>
+                  </w:r>
+                </w:p>
+                <w:p>
+                  <w:pPr>
+                    <w:pStyle w:val="SS3-115"/>
+                  </w:pPr>
+                  <w:r>
+                    <w:t>/</w:t>
+                  </w:r>
+                  <w:r>
+                    <w:t>æ</w:t>
+                  </w:r>
+                  <w:r>
+                    <w:t>/</w:t>
+                  </w:r>
+                </w:p>
+                <w:p>
+                  <w:pPr>
+                    <w:pStyle w:val="SS3-115"/>
+                  </w:pPr>
+                  <w:r>
+                    <w:t>/</w:t>
+                  </w:r>
+                  <w:proofErr w:type="spellStart"/>
+                  <w:r>
+                    <w:t>ɒ</w:t>
+                  </w:r>
+                  <w:r>
+                    <w:t>V</w:t>
+                  </w:r>
+                  <w:proofErr w:type="spellEnd"/>
+                  <w:r>
+                    <w:t>/</w:t>
+                  </w:r>
+                </w:p>
+                <w:p>
+                  <w:pPr>
+                    <w:pStyle w:val="SS3-115"/>
+                  </w:pPr>
+                  <w:r>
+                    <w:t>/</w:t>
+                  </w:r>
+                  <w:proofErr w:type="spellStart"/>
+                  <w:r>
+                    <w:t>S</w:t>
+                  </w:r>
+                  <w:r>
+                    <w:t>ʌ</w:t>
+                  </w:r>
+                  <w:r>
+                    <w:t>M</w:t>
+                  </w:r>
+                  <w:proofErr w:type="spellEnd"/>
+                  <w:r>
+                    <w:t>/</w:t>
+                  </w:r>
+                </w:p>
+                <w:p>
+                  <w:pPr>
+                    <w:pStyle w:val="SS3-115"/>
+                  </w:pPr>
+                  <w:r>
+                    <w:t>/</w:t>
+                  </w:r>
+                  <w:proofErr w:type="spellStart"/>
+                  <w:r>
+                    <w:t>f</w:t>
+                  </w:r>
+                  <w:r>
+                    <w:t>ɔː</w:t>
+                  </w:r>
+                  <w:r>
+                    <w:t>r</w:t>
+                  </w:r>
+                  <w:proofErr w:type="spellEnd"/>
+                  <w:r>
+                    <w:t>/</w:t>
+                  </w:r>
+                </w:p>
+                <w:p>
+                  <w:pPr>
+                    <w:pStyle w:val="SS3-115"/>
+                  </w:pPr>
+                  <w:r>
+                    <w:t>/</w:t>
+                  </w:r>
+                  <w:proofErr w:type="spellStart"/>
+                  <w:r>
+                    <w:t>fr</w:t>
+                  </w:r>
+                  <w:r>
+                    <w:t>ɒ</w:t>
+                  </w:r>
+                  <w:r>
+                    <w:t>m</w:t>
+                  </w:r>
+                  <w:proofErr w:type="spellEnd"/>
+                  <w:r>
+                    <w:t>/</w:t>
+                  </w:r>
+                </w:p>
+              </w:tc>
+              <w:tc>
+                <w:tcPr>
+                  <w:tcW w:w="0" w:type="auto"/>
+                </w:tcPr>
+                <w:p>
+                  <w:pPr>
+                    <w:pStyle w:val="SS3-115"/>
+                  </w:pPr>
+                  <w:r>
+                    <w:t>/</w:t>
+                  </w:r>
+                  <w:proofErr w:type="spellStart"/>
+                  <w:r>
+                    <w:t>t</w:t>
+                  </w:r>
+                  <w:r>
+                    <w:t>ə</w:t>
+                  </w:r>
+                  <w:proofErr w:type="spellEnd"/>
+                  <w:r>
+                    <w:t>/</w:t>
+                  </w:r>
+                </w:p>
+                <w:p>
+                  <w:pPr>
+                    <w:pStyle w:val="SS3-115"/>
+                  </w:pPr>
+                  <w:r>
+                    <w:t>/</w:t>
+                  </w:r>
+                  <w:proofErr w:type="spellStart"/>
+                  <w:r>
+                    <w:t>ə</w:t>
+                  </w:r>
+                  <w:r>
+                    <w:t>nd</w:t>
+                  </w:r>
+                  <w:proofErr w:type="spellEnd"/>
+                  <w:r>
+                    <w:t>/</w:t>
+                  </w:r>
+                  <w:r>
+                    <w:t xml:space="preserve"> or /</w:t>
+                  </w:r>
+                  <w:proofErr w:type="spellStart"/>
+                  <w:r>
+                    <w:t>ə</w:t>
+                  </w:r>
+                  <w:r>
+                    <w:t>n</w:t>
+                  </w:r>
+                  <w:proofErr w:type="spellEnd"/>
+                  <w:r>
+                    <w:t>/</w:t>
+                  </w:r>
+                </w:p>
+                <w:p>
+                  <w:pPr>
+                    <w:pStyle w:val="SS3-115"/>
+                  </w:pPr>
+                  <w:r>
+                    <w:t>/</w:t>
+                  </w:r>
+                  <w:r>
+                    <w:t>ə</w:t>
+                  </w:r>
+                  <w:r>
+                    <w:t>/</w:t>
+                  </w:r>
+                </w:p>
+                <w:p>
+                  <w:pPr>
+                    <w:pStyle w:val="SS3-115"/>
+                  </w:pPr>
+                  <w:r>
+                    <w:t>/</w:t>
+                  </w:r>
+                  <w:proofErr w:type="spellStart"/>
+                  <w:r>
+                    <w:t>ə</w:t>
+                  </w:r>
+                  <w:r>
+                    <w:t>v</w:t>
+                  </w:r>
+                  <w:proofErr w:type="spellEnd"/>
+                  <w:r>
+                    <w:t>/</w:t>
+                  </w:r>
+                </w:p>
+                <w:p>
+                  <w:pPr>
+                    <w:pStyle w:val="SS3-115"/>
+                  </w:pPr>
+                  <w:r>
+                    <w:t>/</w:t>
+                  </w:r>
+                  <w:proofErr w:type="spellStart"/>
+                  <w:r>
+                    <w:t>s</w:t>
+                  </w:r>
+                  <w:r>
+                    <w:t>ə</w:t>
+                  </w:r>
+                  <w:r>
+                    <w:t>m</w:t>
+                  </w:r>
+                  <w:proofErr w:type="spellEnd"/>
+                  <w:r>
+                    <w:t>/</w:t>
+                  </w:r>
+                </w:p>
+                <w:p>
+                  <w:pPr>
+                    <w:pStyle w:val="SS3-115"/>
+                  </w:pPr>
+                  <w:r>
+                    <w:t>/</w:t>
+                  </w:r>
+                  <w:proofErr w:type="spellStart"/>
+                  <w:r>
+                    <w:t>f</w:t>
+                  </w:r>
+                  <w:r>
+                    <w:t>ə</w:t>
+                  </w:r>
+                  <w:r>
+                    <w:rPr>
+                      <w:vertAlign w:val="superscript"/>
+                    </w:rPr>
+                    <w:t>r</w:t>
+                  </w:r>
+                  <w:proofErr w:type="spellEnd"/>
+                  <w:r>
+                    <w:t>/</w:t>
+                  </w:r>
+                </w:p>
+                <w:p>
+                  <w:pPr>
+                    <w:pStyle w:val="SS3-115"/>
+                  </w:pPr>
+                  <w:r>
+                    <w:t>/</w:t>
+                  </w:r>
+                  <w:proofErr w:type="spellStart"/>
+                  <w:r>
+                    <w:t>fr</w:t>
+                  </w:r>
+                  <w:r>
+                    <w:t>ə</w:t>
+                  </w:r>
+                  <w:r>
+                    <w:t>m</w:t>
+                  </w:r>
+                  <w:proofErr w:type="spellEnd"/>
+                  <w:r>
+                    <w:t>/</w:t>
+                  </w:r>
+                </w:p>
+              </w:tc>
+            </w:tr>
+          </w:tbl>
           <w:p>
             <w:pPr>
               <w:pStyle w:val="NumList"/>
@@ -17632,24 +18499,16 @@
                 <w:numId w:val="0"/>
               </w:numPr>
               <w:spacing w:before="120"/>
-              <w:ind w:left="357" w:hanging="357"/>
-              <w:rPr>
-                <w:b/>
-                <w:bCs/>
-              </w:rPr>
-            </w:pPr>
-            <w:r>
-              <w:rPr>
-                <w:b/>
-                <w:bCs/>
-              </w:rPr>
-              <w:t>Listen again and try to copy the way the speaker shows a positive or negative feeling.</w:t>
-            </w:r>
+              <w:rPr>
+                <w:b/>
+                <w:bCs/>
+              </w:rPr>
+            </w:pPr>
           </w:p>
         </w:tc>
         <w:tc>
           <w:tcPr>
-            <w:tcW w:w="4111" w:type="dxa"/>
+            <w:tcW w:w="4961" w:type="dxa"/>
           </w:tcPr>
           <w:p>
             <w:pPr>
@@ -17664,24 +18523,23 @@
               <w:tblStyle w:val="NormalTable"/>
               <w:tblW w:w="0" w:type="auto"/>
               <w:tblBorders>
-                <w:top w:val="single" w:sz="18" w:space="0" w:color="0172F1"/>
+                <w:top w:val="single" w:sz="18" w:space="0" w:color="119DEE"/>
                 <w:left w:val="none" w:sz="0" w:space="0" w:color="auto"/>
                 <w:bottom w:val="none" w:sz="0" w:space="0" w:color="auto"/>
                 <w:right w:val="none" w:sz="0" w:space="0" w:color="auto"/>
-                <w:insideH w:val="single" w:sz="18" w:space="0" w:color="0172F1"/>
-                <w:insideV w:val="single" w:sz="18" w:space="0" w:color="0172F1"/>
+                <w:insideH w:val="single" w:sz="18" w:space="0" w:color="119DEE"/>
+                <w:insideV w:val="single" w:sz="18" w:space="0" w:color="119DEE"/>
               </w:tblBorders>
               <w:shd w:val="clear" w:color="auto" w:fill="E7EAEF"/>
               <w:tblLook w:val="04A0" w:firstRow="1" w:lastRow="0" w:firstColumn="1" w:lastColumn="0" w:noHBand="0" w:noVBand="1"/>
             </w:tblPr>
             <w:tblGrid>
-              <w:gridCol w:w="3827"/>
+              <w:gridCol w:w="4677"/>
             </w:tblGrid>
             <w:tr>
               <w:tc>
                 <w:tcPr>
                   <w:tcW w:w="0" w:type="auto"/>
-                  <w:shd w:val="clear" w:color="auto" w:fill="E2EFF5"/>
                 </w:tcPr>
                 <w:p>
                   <w:pPr>
@@ -17692,7 +18550,6 @@
                   <w:r>
                     <w:rPr>
                       <w:rFonts w:ascii="Cambria Math" w:hAnsi="Cambria Math" w:cs="Cambria Math"/>
-                      <w:color w:val="0172F1"/>
                       <w:sz w:val="32"/>
                       <w:szCs w:val="32"/>
                     </w:rPr>
@@ -17712,7 +18569,87 @@
                       <w:sz w:val="21"/>
                       <w:szCs w:val="21"/>
                     </w:rPr>
-                    <w:t>When we speak, we can change how we say something to show the listener how we feel.</w:t>
+                    <w:t>When we speak English, we pronounce the key words in a sentence more clearly than the other words. These are usually nouns, verbs, adjectives. We say the little 'grammar' words (</w:t>
+                  </w:r>
+                  <w:r>
+                    <w:rPr>
+                      <w:i/>
+                      <w:iCs/>
+                      <w:sz w:val="21"/>
+                      <w:szCs w:val="21"/>
+                    </w:rPr>
+                    <w:t>and</w:t>
+                  </w:r>
+                  <w:r>
+                    <w:rPr>
+                      <w:sz w:val="21"/>
+                      <w:szCs w:val="21"/>
+                    </w:rPr>
+                    <w:t xml:space="preserve">, </w:t>
+                  </w:r>
+                  <w:r>
+                    <w:rPr>
+                      <w:i/>
+                      <w:iCs/>
+                      <w:sz w:val="21"/>
+                      <w:szCs w:val="21"/>
+                    </w:rPr>
+                    <w:t>some</w:t>
+                  </w:r>
+                  <w:r>
+                    <w:rPr>
+                      <w:sz w:val="21"/>
+                      <w:szCs w:val="21"/>
+                    </w:rPr>
+                    <w:t xml:space="preserve">, </w:t>
+                  </w:r>
+                  <w:r>
+                    <w:rPr>
+                      <w:i/>
+                      <w:iCs/>
+                      <w:sz w:val="21"/>
+                      <w:szCs w:val="21"/>
+                    </w:rPr>
+                    <w:t>to</w:t>
+                  </w:r>
+                  <w:r>
+                    <w:rPr>
+                      <w:sz w:val="21"/>
+                      <w:szCs w:val="21"/>
+                    </w:rPr>
+                    <w:t xml:space="preserve">, </w:t>
+                  </w:r>
+                  <w:r>
+                    <w:rPr>
+                      <w:i/>
+                      <w:iCs/>
+                      <w:sz w:val="21"/>
+                      <w:szCs w:val="21"/>
+                    </w:rPr>
+                    <w:t>for</w:t>
+                  </w:r>
+                  <w:r>
+                    <w:rPr>
+                      <w:sz w:val="21"/>
+                      <w:szCs w:val="21"/>
+                    </w:rPr>
+                    <w:t xml:space="preserve">, </w:t>
+                  </w:r>
+                  <w:r>
+                    <w:rPr>
+                      <w:i/>
+                      <w:iCs/>
+                      <w:sz w:val="21"/>
+                      <w:szCs w:val="21"/>
+                    </w:rPr>
+                    <w:t>of</w:t>
+                  </w:r>
+                  <w:r>
+                    <w:rPr>
+                      <w:sz w:val="21"/>
+                      <w:szCs w:val="21"/>
+                    </w:rPr>
+                    <w:t>, etc.) quickly and don't give them their full pronunciation. We call these 'weak forms'.</w:t>
                   </w:r>
                 </w:p>
               </w:tc>
@@ -17809,7 +18746,7 @@
                       <w:lang w:bidi="ar-SA"/>
                     </w:rPr>
                     <w:lastRenderedPageBreak/>
-                    <w:t>11</w:t>
+                    <w:t>10</w:t>
                   </w:r>
                 </w:p>
               </w:tc>
@@ -17843,146 +18780,132 @@
                 <w:b/>
                 <w:bCs/>
               </w:rPr>
-              <w:t>Write three reasons why you like shopping and three reasons why you don't like shopping. With a partner, say each sentence out loud twice, first by just reading it in a neutral way and then with the correct intonation.</w:t>
-            </w:r>
-          </w:p>
-          <w:tbl>
-            <w:tblPr>
-              <w:tblStyle w:val="DottedTable"/>
-              <w:tblW w:w="0" w:type="auto"/>
-              <w:tblLook w:val="04A0" w:firstRow="1" w:lastRow="0" w:firstColumn="1" w:lastColumn="0" w:noHBand="0" w:noVBand="1"/>
-            </w:tblPr>
-            <w:tblGrid>
-              <w:gridCol w:w="2464"/>
-              <w:gridCol w:w="3003"/>
-            </w:tblGrid>
-            <w:tr>
-              <w:tc>
-                <w:tcPr>
-                  <w:tcW w:w="0" w:type="auto"/>
-                </w:tcPr>
-                <w:p>
-                  <w:pPr>
-                    <w:pStyle w:val="SS3-115"/>
-                    <w:rPr>
-                      <w:i/>
-                      <w:iCs/>
-                    </w:rPr>
-                  </w:pPr>
-                  <w:r>
-                    <w:rPr>
-                      <w:i/>
-                      <w:iCs/>
-                    </w:rPr>
-                    <w:t>Reasons I like shopping</w:t>
-                  </w:r>
-                </w:p>
-                <w:p>
-                  <w:pPr>
-                    <w:pStyle w:val="NumList"/>
-                    <w:numPr>
-                      <w:ilvl w:val="0"/>
-                      <w:numId w:val="10"/>
-                    </w:numPr>
-                    <w:ind w:left="284" w:hanging="284"/>
-                  </w:pPr>
-                  <w:r>
-                    <w:t>___</w:t>
-                  </w:r>
-                </w:p>
-                <w:p>
-                  <w:pPr>
-                    <w:pStyle w:val="NumList"/>
-                    <w:numPr>
-                      <w:ilvl w:val="0"/>
-                      <w:numId w:val="10"/>
-                    </w:numPr>
-                    <w:ind w:left="284" w:hanging="284"/>
-                  </w:pPr>
-                  <w:r>
-                    <w:t>___</w:t>
-                  </w:r>
-                </w:p>
-                <w:p>
-                  <w:pPr>
-                    <w:pStyle w:val="NumList"/>
-                    <w:numPr>
-                      <w:ilvl w:val="0"/>
-                      <w:numId w:val="10"/>
-                    </w:numPr>
-                    <w:ind w:left="284" w:hanging="284"/>
-                  </w:pPr>
-                  <w:r>
-                    <w:t>___</w:t>
-                  </w:r>
-                </w:p>
-              </w:tc>
-              <w:tc>
-                <w:tcPr>
-                  <w:tcW w:w="0" w:type="auto"/>
-                </w:tcPr>
-                <w:p>
-                  <w:pPr>
-                    <w:pStyle w:val="SS3-115"/>
-                    <w:rPr>
-                      <w:i/>
-                      <w:iCs/>
-                    </w:rPr>
-                  </w:pPr>
-                  <w:r>
-                    <w:rPr>
-                      <w:i/>
-                      <w:iCs/>
-                    </w:rPr>
-                    <w:t>Reasons I don't like shopping</w:t>
-                  </w:r>
-                </w:p>
-                <w:p>
-                  <w:pPr>
-                    <w:pStyle w:val="NumList"/>
-                    <w:numPr>
-                      <w:ilvl w:val="0"/>
-                      <w:numId w:val="11"/>
-                    </w:numPr>
-                    <w:ind w:left="284" w:hanging="284"/>
-                  </w:pPr>
-                  <w:r>
-                    <w:t>___</w:t>
-                  </w:r>
-                </w:p>
-                <w:p>
-                  <w:pPr>
-                    <w:pStyle w:val="NumList"/>
-                    <w:numPr>
-                      <w:ilvl w:val="0"/>
-                      <w:numId w:val="11"/>
-                    </w:numPr>
-                    <w:ind w:left="284" w:hanging="284"/>
-                  </w:pPr>
-                  <w:r>
-                    <w:t>___</w:t>
-                  </w:r>
-                </w:p>
-                <w:p>
-                  <w:pPr>
-                    <w:pStyle w:val="NumList"/>
-                    <w:numPr>
-                      <w:ilvl w:val="0"/>
-                      <w:numId w:val="11"/>
-                    </w:numPr>
-                    <w:ind w:left="284" w:hanging="284"/>
-                  </w:pPr>
-                  <w:r>
-                    <w:t>___</w:t>
-                  </w:r>
-                </w:p>
-              </w:tc>
-            </w:tr>
-          </w:tbl>
-          <w:p>
-            <w:pPr>
-              <w:spacing w:after="120"/>
-            </w:pPr>
+              <w:t>Look at the sentences. Underline the words that you think will NOT be stressed.</w:t>
+            </w:r>
+          </w:p>
+          <w:p>
+            <w:pPr>
+              <w:pStyle w:val="NumList"/>
+              <w:numPr>
+                <w:ilvl w:val="0"/>
+                <w:numId w:val="35"/>
+              </w:numPr>
+            </w:pPr>
+            <w:r>
+              <w:t>I want to learn to play the guitar.</w:t>
+            </w:r>
+          </w:p>
+          <w:p>
+            <w:pPr>
+              <w:pStyle w:val="NumList"/>
+              <w:numPr>
+                <w:ilvl w:val="0"/>
+                <w:numId w:val="35"/>
+              </w:numPr>
+            </w:pPr>
+            <w:r>
+              <w:t>I enjoy playing football and baseball.</w:t>
+            </w:r>
+          </w:p>
+          <w:p>
+            <w:pPr>
+              <w:pStyle w:val="NumList"/>
+              <w:numPr>
+                <w:ilvl w:val="0"/>
+                <w:numId w:val="35"/>
+              </w:numPr>
+            </w:pPr>
+            <w:r>
+              <w:t>I bought a new golf club.</w:t>
+            </w:r>
+          </w:p>
+          <w:p>
+            <w:pPr>
+              <w:pStyle w:val="NumList"/>
+              <w:numPr>
+                <w:ilvl w:val="0"/>
+                <w:numId w:val="35"/>
+              </w:numPr>
+            </w:pPr>
+            <w:r>
+              <w:t>I would like to learn to play chess.</w:t>
+            </w:r>
+          </w:p>
+          <w:p>
+            <w:pPr>
+              <w:pStyle w:val="NumList"/>
+              <w:numPr>
+                <w:ilvl w:val="0"/>
+                <w:numId w:val="35"/>
+              </w:numPr>
+            </w:pPr>
+            <w:r>
+              <w:t>I need some driving lessons.</w:t>
+            </w:r>
+          </w:p>
+          <w:p>
+            <w:pPr>
+              <w:pStyle w:val="NumList"/>
+              <w:numPr>
+                <w:ilvl w:val="0"/>
+                <w:numId w:val="35"/>
+              </w:numPr>
+            </w:pPr>
+            <w:r>
+              <w:t>I played drums in a band for a long time.</w:t>
+            </w:r>
+          </w:p>
+          <w:p>
+            <w:pPr>
+              <w:pStyle w:val="NumList"/>
+              <w:numPr>
+                <w:ilvl w:val="0"/>
+                <w:numId w:val="35"/>
+              </w:numPr>
+            </w:pPr>
+            <w:r>
+              <w:t>I plan to cycle from the north of Africa to the south.</w:t>
+            </w:r>
+          </w:p>
+          <w:p>
+            <w:pPr>
+              <w:pStyle w:val="SS3M-115"/>
+              <w:spacing w:before="120"/>
+            </w:pPr>
+            <w:r>
+              <w:t>Listen and check your answers.</w:t>
+            </w:r>
+          </w:p>
+          <w:p>
+            <w:pPr>
+              <w:pStyle w:val="SS3M-115"/>
+            </w:pPr>
+            <w:proofErr w:type="spellStart"/>
+            <w:r>
+              <w:t>Practise</w:t>
+            </w:r>
+            <w:proofErr w:type="spellEnd"/>
+            <w:r>
+              <w:t xml:space="preserve"> saying the sentences with a partner.</w:t>
+            </w:r>
+          </w:p>
+          <w:p>
+            <w:pPr>
+              <w:spacing w:before="120" w:after="120"/>
+            </w:pPr>
+            <w:hyperlink r:id="rId26" w:history="1">
+              <w:r>
+                <w:rPr>
+                  <w:rStyle w:val="Hyperlink"/>
+                  <w:rFonts w:ascii="Source Sans 3" w:hAnsi="Source Sans 3"/>
+                  <w:b/>
+                  <w:bCs/>
+                  <w:sz w:val="26"/>
+                  <w:szCs w:val="26"/>
+                </w:rPr>
+                <w:t>58</w:t>
+              </w:r>
+            </w:hyperlink>
           </w:p>
         </w:tc>
       </w:tr>
@@ -18080,7 +19003,7 @@
                       <w:szCs w:val="26"/>
                       <w:lang w:bidi="ar-SA"/>
                     </w:rPr>
-                    <w:t>12</w:t>
+                    <w:t>11</w:t>
                   </w:r>
                 </w:p>
               </w:tc>
@@ -18114,7 +19037,7 @@
                 <w:b/>
                 <w:bCs/>
               </w:rPr>
-              <w:t>Read the task card and then make notes for your talk. Time yourself for 60 seconds, then stop writing.</w:t>
+              <w:t>Make your own notes for this task card. Use the key words to help you.</w:t>
             </w:r>
           </w:p>
           <w:tbl>
@@ -18133,7 +19056,7 @@
               <w:tblLook w:val="04A0" w:firstRow="1" w:lastRow="0" w:firstColumn="1" w:lastColumn="0" w:noHBand="0" w:noVBand="1"/>
             </w:tblPr>
             <w:tblGrid>
-              <w:gridCol w:w="4467"/>
+              <w:gridCol w:w="5793"/>
             </w:tblGrid>
             <w:tr>
               <w:tc>
@@ -18152,7 +19075,7 @@
                       <w:sz w:val="23"/>
                       <w:szCs w:val="23"/>
                     </w:rPr>
-                    <w:t>Describe a shop that you enjoy going to.</w:t>
+                    <w:t>Talk about a new sport or hobby you would like to take up.</w:t>
                   </w:r>
                 </w:p>
                 <w:p>
@@ -18176,7 +19099,7 @@
                     <w:ind w:left="454"/>
                   </w:pPr>
                   <w:r>
-                    <w:t>where it is</w:t>
+                    <w:t>what it is</w:t>
                   </w:r>
                 </w:p>
                 <w:p>
@@ -18185,7 +19108,13 @@
                     <w:ind w:left="454"/>
                   </w:pPr>
                   <w:r>
-                    <w:t>what it sells</w:t>
+                    <w:t>how you would start</w:t>
+                  </w:r>
+                  <w:r>
+                    <w:t xml:space="preserve"> </w:t>
+                  </w:r>
+                  <w:r>
+                    <w:t>it</w:t>
                   </w:r>
                 </w:p>
                 <w:p>
@@ -18194,7 +19123,7 @@
                     <w:ind w:left="454"/>
                   </w:pPr>
                   <w:r>
-                    <w:t>how often you go there</w:t>
+                    <w:t>why you have not started it yet</w:t>
                   </w:r>
                 </w:p>
                 <w:p>
@@ -18208,7 +19137,7 @@
                       <w:sz w:val="23"/>
                       <w:szCs w:val="23"/>
                     </w:rPr>
-                    <w:t>and explain why you enjoy visiting this shop.</w:t>
+                    <w:t>and explain what help you would need.</w:t>
                   </w:r>
                 </w:p>
               </w:tc>
@@ -18216,24 +19145,6 @@
           </w:tbl>
           <w:p>
             <w:pPr>
-              <w:pStyle w:val="SS3M-115"/>
-              <w:spacing w:before="120" w:after="0"/>
-            </w:pPr>
-            <w:r>
-              <w:t>Talk about the topic with a partner. Try to talk for two minutes.</w:t>
-            </w:r>
-          </w:p>
-          <w:p>
-            <w:pPr>
-              <w:pStyle w:val="SS3M-115"/>
-              <w:spacing w:after="0"/>
-            </w:pPr>
-            <w:r>
-              <w:t>Then listen to your partner's talk. Make notes of any interesting vocabulary or ideas.</w:t>
-            </w:r>
-          </w:p>
-          <w:p>
-            <w:pPr>
               <w:spacing w:after="120"/>
               <w:rPr>
                 <w:rFonts w:ascii="Source Sans 3 Medium" w:hAnsi="Source Sans 3 Medium"/>
@@ -18241,12 +19152,307 @@
                 <w:bCs/>
               </w:rPr>
             </w:pPr>
-            <w:r>
-              <w:rPr>
-                <w:b/>
-                <w:bCs/>
-              </w:rPr>
-              <w:t>Then, give your talk again to your partner.</w:t>
+          </w:p>
+        </w:tc>
+      </w:tr>
+      <w:tr>
+        <w:tc>
+          <w:tcPr>
+            <w:tcW w:w="421" w:type="dxa"/>
+            <w:tcMar>
+              <w:left w:w="0" w:type="dxa"/>
+              <w:right w:w="0" w:type="dxa"/>
+            </w:tcMar>
+          </w:tcPr>
+          <w:tbl>
+            <w:tblPr>
+              <w:tblStyle w:val="CompactTable"/>
+              <w:tblW w:w="0" w:type="auto"/>
+              <w:tblBorders>
+                <w:top w:val="single" w:sz="18" w:space="0" w:color="0172F1"/>
+                <w:left w:val="single" w:sz="18" w:space="0" w:color="0172F1"/>
+                <w:bottom w:val="single" w:sz="18" w:space="0" w:color="0172F1"/>
+                <w:right w:val="single" w:sz="18" w:space="0" w:color="0172F1"/>
+                <w:insideH w:val="single" w:sz="18" w:space="0" w:color="0172F1"/>
+                <w:insideV w:val="single" w:sz="18" w:space="0" w:color="0172F1"/>
+              </w:tblBorders>
+              <w:tblLook w:val="04A0" w:firstRow="1" w:lastRow="0" w:firstColumn="1" w:lastColumn="0" w:noHBand="0" w:noVBand="1"/>
+            </w:tblPr>
+            <w:tblGrid>
+              <w:gridCol w:w="365"/>
+            </w:tblGrid>
+            <w:tr>
+              <w:tc>
+                <w:tcPr>
+                  <w:tcW w:w="385" w:type="dxa"/>
+                </w:tcPr>
+                <w:p>
+                  <w:pPr>
+                    <w:rPr>
+                      <w:b w:val="0"/>
+                      <w:bCs/>
+                      <w:szCs w:val="26"/>
+                      <w:bdr w:val="single" w:sz="12" w:space="0" w:color="FFFF00"/>
+                    </w:rPr>
+                  </w:pPr>
+                  <w:r>
+                    <w:rPr>
+                      <w:bCs/>
+                      <w:szCs w:val="26"/>
+                      <w:lang w:bidi="ar-SA"/>
+                    </w:rPr>
+                    <w:t>12</w:t>
+                  </w:r>
+                </w:p>
+              </w:tc>
+            </w:tr>
+          </w:tbl>
+          <w:p>
+            <w:pPr>
+              <w:rPr>
+                <w:bCs/>
+                <w:szCs w:val="26"/>
+              </w:rPr>
+            </w:pPr>
+          </w:p>
+        </w:tc>
+        <w:tc>
+          <w:tcPr>
+            <w:tcW w:w="14033" w:type="dxa"/>
+          </w:tcPr>
+          <w:p>
+            <w:pPr>
+              <w:spacing w:after="120"/>
+              <w:rPr>
+                <w:rFonts w:ascii="Source Sans 3 Medium" w:hAnsi="Source Sans 3 Medium"/>
+                <w:b/>
+                <w:bCs/>
+              </w:rPr>
+            </w:pPr>
+            <w:r>
+              <w:rPr>
+                <w:rFonts w:ascii="Source Sans 3 Medium" w:hAnsi="Source Sans 3 Medium"/>
+                <w:b/>
+                <w:bCs/>
+              </w:rPr>
+              <w:t>Use your notes to complete the task with a partner. You should try to talk for two minutes.</w:t>
+            </w:r>
+          </w:p>
+          <w:p>
+            <w:pPr>
+              <w:spacing w:after="120"/>
+              <w:rPr>
+                <w:rFonts w:ascii="Source Sans 3 Medium" w:hAnsi="Source Sans 3 Medium"/>
+                <w:b/>
+                <w:bCs/>
+              </w:rPr>
+            </w:pPr>
+            <w:r>
+              <w:rPr>
+                <w:rFonts w:ascii="Source Sans 3 Medium" w:hAnsi="Source Sans 3 Medium"/>
+                <w:b/>
+                <w:bCs/>
+              </w:rPr>
+              <w:t>Listen to your partner talk on the same topic. Make notes of any interesting vocabulary or phrases they use. Complete the checklist.</w:t>
+            </w:r>
+          </w:p>
+          <w:tbl>
+            <w:tblPr>
+              <w:tblStyle w:val="CommonTable"/>
+              <w:tblW w:w="0" w:type="auto"/>
+              <w:tblBorders>
+                <w:top w:val="single" w:sz="18" w:space="0" w:color="5B9BD5" w:themeColor="accent5"/>
+                <w:left w:val="none" w:sz="0" w:space="0" w:color="auto"/>
+                <w:bottom w:val="none" w:sz="0" w:space="0" w:color="auto"/>
+                <w:right w:val="none" w:sz="0" w:space="0" w:color="auto"/>
+                <w:insideH w:val="single" w:sz="6" w:space="0" w:color="5B9BD5" w:themeColor="accent5"/>
+                <w:insideV w:val="single" w:sz="6" w:space="0" w:color="5B9BD5" w:themeColor="accent5"/>
+              </w:tblBorders>
+              <w:shd w:val="clear" w:color="auto" w:fill="E7EAEF"/>
+              <w:tblLook w:val="04A0" w:firstRow="1" w:lastRow="0" w:firstColumn="1" w:lastColumn="0" w:noHBand="0" w:noVBand="1"/>
+            </w:tblPr>
+            <w:tblGrid>
+              <w:gridCol w:w="5470"/>
+              <w:gridCol w:w="659"/>
+              <w:gridCol w:w="595"/>
+            </w:tblGrid>
+            <w:tr>
+              <w:tc>
+                <w:tcPr>
+                  <w:tcW w:w="0" w:type="auto"/>
+                  <w:shd w:val="clear" w:color="auto" w:fill="E7EAEF"/>
+                </w:tcPr>
+                <w:p>
+                  <w:pPr>
+                    <w:pStyle w:val="SS3-115"/>
+                    <w:rPr>
+                      <w:b/>
+                      <w:bCs/>
+                    </w:rPr>
+                  </w:pPr>
+                  <w:r>
+                    <w:rPr>
+                      <w:b/>
+                      <w:bCs/>
+                    </w:rPr>
+                    <w:t>Did your partner talk for two minutes?</w:t>
+                  </w:r>
+                </w:p>
+              </w:tc>
+              <w:tc>
+                <w:tcPr>
+                  <w:tcW w:w="0" w:type="auto"/>
+                  <w:shd w:val="clear" w:color="auto" w:fill="E7EAEF"/>
+                  <w:vAlign w:val="center"/>
+                </w:tcPr>
+                <w:p>
+                  <w:pPr>
+                    <w:pStyle w:val="SS3-115"/>
+                    <w:jc w:val="center"/>
+                    <w:rPr>
+                      <w:b/>
+                      <w:bCs/>
+                    </w:rPr>
+                  </w:pPr>
+                  <w:r>
+                    <w:rPr>
+                      <w:b/>
+                      <w:bCs/>
+                    </w:rPr>
+                    <w:t>YES</w:t>
+                  </w:r>
+                </w:p>
+              </w:tc>
+              <w:tc>
+                <w:tcPr>
+                  <w:tcW w:w="0" w:type="auto"/>
+                  <w:shd w:val="clear" w:color="auto" w:fill="E7EAEF"/>
+                  <w:vAlign w:val="center"/>
+                </w:tcPr>
+                <w:p>
+                  <w:pPr>
+                    <w:pStyle w:val="SS3-115"/>
+                    <w:jc w:val="center"/>
+                    <w:rPr>
+                      <w:b/>
+                      <w:bCs/>
+                    </w:rPr>
+                  </w:pPr>
+                  <w:r>
+                    <w:rPr>
+                      <w:b/>
+                      <w:bCs/>
+                    </w:rPr>
+                    <w:t>NO</w:t>
+                  </w:r>
+                </w:p>
+              </w:tc>
+            </w:tr>
+            <w:tr>
+              <w:tc>
+                <w:tcPr>
+                  <w:tcW w:w="0" w:type="auto"/>
+                  <w:shd w:val="clear" w:color="auto" w:fill="E7EAEF"/>
+                </w:tcPr>
+                <w:p>
+                  <w:pPr>
+                    <w:pStyle w:val="SS3-115"/>
+                  </w:pPr>
+                  <w:r>
+                    <w:t>Did your partner cover all four points on the task card?</w:t>
+                  </w:r>
+                </w:p>
+              </w:tc>
+              <w:tc>
+                <w:tcPr>
+                  <w:tcW w:w="0" w:type="auto"/>
+                  <w:shd w:val="clear" w:color="auto" w:fill="E7EAEF"/>
+                </w:tcPr>
+                <w:p>
+                  <w:pPr>
+                    <w:pStyle w:val="SS3-115"/>
+                    <w:rPr>
+                      <w:shd w:val="clear" w:color="auto" w:fill="D52B92"/>
+                    </w:rPr>
+                  </w:pPr>
+                </w:p>
+              </w:tc>
+              <w:tc>
+                <w:tcPr>
+                  <w:tcW w:w="0" w:type="auto"/>
+                  <w:shd w:val="clear" w:color="auto" w:fill="E7EAEF"/>
+                </w:tcPr>
+                <w:p>
+                  <w:pPr>
+                    <w:pStyle w:val="SS3-115"/>
+                    <w:rPr>
+                      <w:shd w:val="clear" w:color="auto" w:fill="D52B92"/>
+                    </w:rPr>
+                  </w:pPr>
+                </w:p>
+              </w:tc>
+            </w:tr>
+            <w:tr>
+              <w:tc>
+                <w:tcPr>
+                  <w:tcW w:w="0" w:type="auto"/>
+                  <w:shd w:val="clear" w:color="auto" w:fill="E7EAEF"/>
+                </w:tcPr>
+                <w:p>
+                  <w:pPr>
+                    <w:pStyle w:val="SS3-115"/>
+                  </w:pPr>
+                  <w:r>
+                    <w:t>Did your partner link their ideas together well?</w:t>
+                  </w:r>
+                </w:p>
+              </w:tc>
+              <w:tc>
+                <w:tcPr>
+                  <w:tcW w:w="0" w:type="auto"/>
+                  <w:shd w:val="clear" w:color="auto" w:fill="E7EAEF"/>
+                </w:tcPr>
+                <w:p>
+                  <w:pPr>
+                    <w:pStyle w:val="SS3-115"/>
+                    <w:rPr>
+                      <w:shd w:val="clear" w:color="auto" w:fill="D52B92"/>
+                    </w:rPr>
+                  </w:pPr>
+                </w:p>
+              </w:tc>
+              <w:tc>
+                <w:tcPr>
+                  <w:tcW w:w="0" w:type="auto"/>
+                  <w:shd w:val="clear" w:color="auto" w:fill="E7EAEF"/>
+                </w:tcPr>
+                <w:p>
+                  <w:pPr>
+                    <w:pStyle w:val="SS3-115"/>
+                    <w:rPr>
+                      <w:shd w:val="clear" w:color="auto" w:fill="D52B92"/>
+                    </w:rPr>
+                  </w:pPr>
+                </w:p>
+              </w:tc>
+            </w:tr>
+          </w:tbl>
+          <w:p>
+            <w:pPr>
+              <w:spacing w:before="120"/>
+              <w:rPr>
+                <w:rFonts w:ascii="Source Sans 3 Medium" w:hAnsi="Source Sans 3 Medium"/>
+                <w:b/>
+                <w:bCs/>
+              </w:rPr>
+            </w:pPr>
+            <w:r>
+              <w:rPr>
+                <w:rFonts w:ascii="Source Sans 3 Medium" w:hAnsi="Source Sans 3 Medium"/>
+                <w:b/>
+                <w:bCs/>
+              </w:rPr>
+              <w:t>Finally, both complete the task again.</w:t>
             </w:r>
           </w:p>
         </w:tc>
@@ -20729,7 +21935,7 @@
           <w:szCs w:val="23"/>
         </w:rPr>
       </w:pPr>
-      <w:hyperlink r:id="rId24" w:history="1">
+      <w:hyperlink r:id="rId27" w:history="1">
         <w:r>
           <w:rPr>
             <w:rStyle w:val="Hyperlink"/>
@@ -20773,7 +21979,7 @@
               <w:pStyle w:val="NumList"/>
               <w:numPr>
                 <w:ilvl w:val="0"/>
-                <w:numId w:val="12"/>
+                <w:numId w:val="7"/>
               </w:numPr>
               <w:ind w:left="284" w:hanging="284"/>
             </w:pPr>
@@ -20856,7 +22062,7 @@
               <w:pStyle w:val="SS3-115"/>
               <w:numPr>
                 <w:ilvl w:val="0"/>
-                <w:numId w:val="13"/>
+                <w:numId w:val="8"/>
               </w:numPr>
               <w:ind w:left="284" w:hanging="284"/>
             </w:pPr>
@@ -20869,7 +22075,7 @@
               <w:pStyle w:val="SS3-115"/>
               <w:numPr>
                 <w:ilvl w:val="0"/>
-                <w:numId w:val="13"/>
+                <w:numId w:val="8"/>
               </w:numPr>
               <w:ind w:left="284" w:hanging="284"/>
             </w:pPr>
@@ -20882,7 +22088,7 @@
               <w:pStyle w:val="SS3-115"/>
               <w:numPr>
                 <w:ilvl w:val="0"/>
-                <w:numId w:val="13"/>
+                <w:numId w:val="8"/>
               </w:numPr>
               <w:ind w:left="284" w:hanging="284"/>
             </w:pPr>
@@ -20895,7 +22101,7 @@
               <w:pStyle w:val="SS3-115"/>
               <w:numPr>
                 <w:ilvl w:val="0"/>
-                <w:numId w:val="13"/>
+                <w:numId w:val="8"/>
               </w:numPr>
               <w:ind w:left="284" w:hanging="284"/>
             </w:pPr>
@@ -20908,7 +22114,7 @@
               <w:pStyle w:val="SS3-115"/>
               <w:numPr>
                 <w:ilvl w:val="0"/>
-                <w:numId w:val="13"/>
+                <w:numId w:val="8"/>
               </w:numPr>
               <w:ind w:left="284" w:hanging="284"/>
             </w:pPr>
@@ -20921,7 +22127,7 @@
               <w:pStyle w:val="SS3-115"/>
               <w:numPr>
                 <w:ilvl w:val="0"/>
-                <w:numId w:val="13"/>
+                <w:numId w:val="8"/>
               </w:numPr>
               <w:ind w:left="284" w:hanging="284"/>
             </w:pPr>
@@ -20934,7 +22140,7 @@
     </w:tbl>
     <w:p/>
     <w:sectPr>
-      <w:footerReference w:type="default" r:id="rId25"/>
+      <w:footerReference w:type="default" r:id="rId28"/>
       <w:pgSz w:w="15842" w:h="30147" w:code="3"/>
       <w:pgMar w:top="720" w:right="720" w:bottom="720" w:left="720" w:header="284" w:footer="284" w:gutter="0"/>
       <w:pgNumType w:start="1"/>
@@ -21241,6 +22447,97 @@
     </w:lvl>
   </w:abstractNum>
   <w:abstractNum w:abstractNumId="2" w15:restartNumberingAfterBreak="0">
+    <w:nsid w:val="0BA7405C"/>
+    <w:multiLevelType w:val="hybridMultilevel"/>
+    <w:tmpl w:val="0D946226"/>
+    <w:lvl w:ilvl="0" w:tplc="DB68AF1C">
+      <w:start w:val="1"/>
+      <w:numFmt w:val="upperLetter"/>
+      <w:lvlText w:val="%1:"/>
+      <w:lvlJc w:val="left"/>
+      <w:pPr>
+        <w:ind w:left="360" w:hanging="360"/>
+      </w:pPr>
+      <w:rPr>
+        <w:rFonts w:hint="default"/>
+        <w:b/>
+        <w:bCs/>
+      </w:rPr>
+    </w:lvl>
+    <w:lvl w:ilvl="1" w:tplc="04090019" w:tentative="1">
+      <w:start w:val="1"/>
+      <w:numFmt w:val="lowerLetter"/>
+      <w:lvlText w:val="%2."/>
+      <w:lvlJc w:val="left"/>
+      <w:pPr>
+        <w:ind w:left="1080" w:hanging="360"/>
+      </w:pPr>
+    </w:lvl>
+    <w:lvl w:ilvl="2" w:tplc="0409001B" w:tentative="1">
+      <w:start w:val="1"/>
+      <w:numFmt w:val="lowerRoman"/>
+      <w:lvlText w:val="%3."/>
+      <w:lvlJc w:val="right"/>
+      <w:pPr>
+        <w:ind w:left="1800" w:hanging="180"/>
+      </w:pPr>
+    </w:lvl>
+    <w:lvl w:ilvl="3" w:tplc="0409000F" w:tentative="1">
+      <w:start w:val="1"/>
+      <w:numFmt w:val="decimal"/>
+      <w:lvlText w:val="%4."/>
+      <w:lvlJc w:val="left"/>
+      <w:pPr>
+        <w:ind w:left="2520" w:hanging="360"/>
+      </w:pPr>
+    </w:lvl>
+    <w:lvl w:ilvl="4" w:tplc="04090019" w:tentative="1">
+      <w:start w:val="1"/>
+      <w:numFmt w:val="lowerLetter"/>
+      <w:lvlText w:val="%5."/>
+      <w:lvlJc w:val="left"/>
+      <w:pPr>
+        <w:ind w:left="3240" w:hanging="360"/>
+      </w:pPr>
+    </w:lvl>
+    <w:lvl w:ilvl="5" w:tplc="0409001B" w:tentative="1">
+      <w:start w:val="1"/>
+      <w:numFmt w:val="lowerRoman"/>
+      <w:lvlText w:val="%6."/>
+      <w:lvlJc w:val="right"/>
+      <w:pPr>
+        <w:ind w:left="3960" w:hanging="180"/>
+      </w:pPr>
+    </w:lvl>
+    <w:lvl w:ilvl="6" w:tplc="0409000F" w:tentative="1">
+      <w:start w:val="1"/>
+      <w:numFmt w:val="decimal"/>
+      <w:lvlText w:val="%7."/>
+      <w:lvlJc w:val="left"/>
+      <w:pPr>
+        <w:ind w:left="4680" w:hanging="360"/>
+      </w:pPr>
+    </w:lvl>
+    <w:lvl w:ilvl="7" w:tplc="04090019" w:tentative="1">
+      <w:start w:val="1"/>
+      <w:numFmt w:val="lowerLetter"/>
+      <w:lvlText w:val="%8."/>
+      <w:lvlJc w:val="left"/>
+      <w:pPr>
+        <w:ind w:left="5400" w:hanging="360"/>
+      </w:pPr>
+    </w:lvl>
+    <w:lvl w:ilvl="8" w:tplc="0409001B" w:tentative="1">
+      <w:start w:val="1"/>
+      <w:numFmt w:val="lowerRoman"/>
+      <w:lvlText w:val="%9."/>
+      <w:lvlJc w:val="right"/>
+      <w:pPr>
+        <w:ind w:left="6120" w:hanging="180"/>
+      </w:pPr>
+    </w:lvl>
+  </w:abstractNum>
+  <w:abstractNum w:abstractNumId="3" w15:restartNumberingAfterBreak="0">
     <w:nsid w:val="197266A6"/>
     <w:multiLevelType w:val="hybridMultilevel"/>
     <w:tmpl w:val="16C61712"/>
@@ -21331,7 +22628,7 @@
       </w:pPr>
     </w:lvl>
   </w:abstractNum>
-  <w:abstractNum w:abstractNumId="3" w15:restartNumberingAfterBreak="0">
+  <w:abstractNum w:abstractNumId="4" w15:restartNumberingAfterBreak="0">
     <w:nsid w:val="21255300"/>
     <w:multiLevelType w:val="hybridMultilevel"/>
     <w:tmpl w:val="AECA1376"/>
@@ -21447,7 +22744,7 @@
       </w:rPr>
     </w:lvl>
   </w:abstractNum>
-  <w:abstractNum w:abstractNumId="4" w15:restartNumberingAfterBreak="0">
+  <w:abstractNum w:abstractNumId="5" w15:restartNumberingAfterBreak="0">
     <w:nsid w:val="27180AEB"/>
     <w:multiLevelType w:val="hybridMultilevel"/>
     <w:tmpl w:val="37E2306C"/>
@@ -21529,100 +22826,6 @@
       </w:pPr>
     </w:lvl>
     <w:lvl w:ilvl="8" w:tplc="0409001B" w:tentative="1">
-      <w:start w:val="1"/>
-      <w:numFmt w:val="lowerRoman"/>
-      <w:lvlText w:val="%9."/>
-      <w:lvlJc w:val="right"/>
-      <w:pPr>
-        <w:ind w:left="6120" w:hanging="180"/>
-      </w:pPr>
-    </w:lvl>
-  </w:abstractNum>
-  <w:abstractNum w:abstractNumId="5" w15:restartNumberingAfterBreak="0">
-    <w:nsid w:val="277B496D"/>
-    <w:multiLevelType w:val="hybridMultilevel"/>
-    <w:tmpl w:val="EDE4E536"/>
-    <w:lvl w:ilvl="0" w:tplc="FFFFFFFF">
-      <w:start w:val="1"/>
-      <w:numFmt w:val="lowerLetter"/>
-      <w:lvlText w:val="%1:"/>
-      <w:lvlJc w:val="left"/>
-      <w:pPr>
-        <w:ind w:left="360" w:hanging="360"/>
-      </w:pPr>
-      <w:rPr>
-        <w:rFonts w:ascii="Source Sans 3" w:hAnsi="Source Sans 3" w:hint="default"/>
-        <w:b/>
-        <w:bCs/>
-        <w:spacing w:val="0"/>
-        <w:w w:val="77"/>
-        <w:lang w:val="en-US" w:eastAsia="en-US" w:bidi="ar-SA"/>
-      </w:rPr>
-    </w:lvl>
-    <w:lvl w:ilvl="1" w:tplc="FFFFFFFF" w:tentative="1">
-      <w:start w:val="1"/>
-      <w:numFmt w:val="lowerLetter"/>
-      <w:lvlText w:val="%2."/>
-      <w:lvlJc w:val="left"/>
-      <w:pPr>
-        <w:ind w:left="1080" w:hanging="360"/>
-      </w:pPr>
-    </w:lvl>
-    <w:lvl w:ilvl="2" w:tplc="FFFFFFFF" w:tentative="1">
-      <w:start w:val="1"/>
-      <w:numFmt w:val="lowerRoman"/>
-      <w:lvlText w:val="%3."/>
-      <w:lvlJc w:val="right"/>
-      <w:pPr>
-        <w:ind w:left="1800" w:hanging="180"/>
-      </w:pPr>
-    </w:lvl>
-    <w:lvl w:ilvl="3" w:tplc="FFFFFFFF" w:tentative="1">
-      <w:start w:val="1"/>
-      <w:numFmt w:val="decimal"/>
-      <w:lvlText w:val="%4."/>
-      <w:lvlJc w:val="left"/>
-      <w:pPr>
-        <w:ind w:left="2520" w:hanging="360"/>
-      </w:pPr>
-    </w:lvl>
-    <w:lvl w:ilvl="4" w:tplc="FFFFFFFF" w:tentative="1">
-      <w:start w:val="1"/>
-      <w:numFmt w:val="lowerLetter"/>
-      <w:lvlText w:val="%5."/>
-      <w:lvlJc w:val="left"/>
-      <w:pPr>
-        <w:ind w:left="3240" w:hanging="360"/>
-      </w:pPr>
-    </w:lvl>
-    <w:lvl w:ilvl="5" w:tplc="FFFFFFFF" w:tentative="1">
-      <w:start w:val="1"/>
-      <w:numFmt w:val="lowerRoman"/>
-      <w:lvlText w:val="%6."/>
-      <w:lvlJc w:val="right"/>
-      <w:pPr>
-        <w:ind w:left="3960" w:hanging="180"/>
-      </w:pPr>
-    </w:lvl>
-    <w:lvl w:ilvl="6" w:tplc="FFFFFFFF" w:tentative="1">
-      <w:start w:val="1"/>
-      <w:numFmt w:val="decimal"/>
-      <w:lvlText w:val="%7."/>
-      <w:lvlJc w:val="left"/>
-      <w:pPr>
-        <w:ind w:left="4680" w:hanging="360"/>
-      </w:pPr>
-    </w:lvl>
-    <w:lvl w:ilvl="7" w:tplc="FFFFFFFF" w:tentative="1">
-      <w:start w:val="1"/>
-      <w:numFmt w:val="lowerLetter"/>
-      <w:lvlText w:val="%8."/>
-      <w:lvlJc w:val="left"/>
-      <w:pPr>
-        <w:ind w:left="5400" w:hanging="360"/>
-      </w:pPr>
-    </w:lvl>
-    <w:lvl w:ilvl="8" w:tplc="FFFFFFFF" w:tentative="1">
       <w:start w:val="1"/>
       <w:numFmt w:val="lowerRoman"/>
       <w:lvlText w:val="%9."/>
@@ -22222,165 +23425,171 @@
     <w:abstractNumId w:val="10"/>
   </w:num>
   <w:num w:numId="4" w16cid:durableId="38865620">
+    <w:abstractNumId w:val="4"/>
+  </w:num>
+  <w:num w:numId="5" w16cid:durableId="1848447317">
     <w:abstractNumId w:val="3"/>
   </w:num>
-  <w:num w:numId="5" w16cid:durableId="1848447317">
-    <w:abstractNumId w:val="2"/>
-  </w:num>
   <w:num w:numId="6" w16cid:durableId="12927038">
-    <w:abstractNumId w:val="2"/>
+    <w:abstractNumId w:val="3"/>
     <w:lvlOverride w:ilvl="0">
       <w:startOverride w:val="1"/>
     </w:lvlOverride>
   </w:num>
-  <w:num w:numId="7" w16cid:durableId="596721076">
-    <w:abstractNumId w:val="2"/>
+  <w:num w:numId="7" w16cid:durableId="2116169977">
+    <w:abstractNumId w:val="3"/>
     <w:lvlOverride w:ilvl="0">
       <w:startOverride w:val="1"/>
     </w:lvlOverride>
   </w:num>
-  <w:num w:numId="8" w16cid:durableId="335808467">
-    <w:abstractNumId w:val="5"/>
+  <w:num w:numId="8" w16cid:durableId="533033429">
+    <w:abstractNumId w:val="1"/>
   </w:num>
-  <w:num w:numId="9" w16cid:durableId="2085956602">
-    <w:abstractNumId w:val="2"/>
+  <w:num w:numId="9" w16cid:durableId="647826493">
+    <w:abstractNumId w:val="3"/>
     <w:lvlOverride w:ilvl="0">
       <w:startOverride w:val="1"/>
     </w:lvlOverride>
   </w:num>
-  <w:num w:numId="10" w16cid:durableId="201744787">
-    <w:abstractNumId w:val="2"/>
+  <w:num w:numId="10" w16cid:durableId="1604219288">
+    <w:abstractNumId w:val="3"/>
     <w:lvlOverride w:ilvl="0">
       <w:startOverride w:val="1"/>
     </w:lvlOverride>
   </w:num>
-  <w:num w:numId="11" w16cid:durableId="1812136001">
-    <w:abstractNumId w:val="2"/>
+  <w:num w:numId="11" w16cid:durableId="2140679866">
+    <w:abstractNumId w:val="8"/>
+  </w:num>
+  <w:num w:numId="12" w16cid:durableId="734552780">
+    <w:abstractNumId w:val="11"/>
+  </w:num>
+  <w:num w:numId="13" w16cid:durableId="490877705">
+    <w:abstractNumId w:val="6"/>
+  </w:num>
+  <w:num w:numId="14" w16cid:durableId="365563972">
+    <w:abstractNumId w:val="3"/>
     <w:lvlOverride w:ilvl="0">
       <w:startOverride w:val="1"/>
     </w:lvlOverride>
   </w:num>
-  <w:num w:numId="12" w16cid:durableId="2116169977">
-    <w:abstractNumId w:val="2"/>
+  <w:num w:numId="15" w16cid:durableId="875041339">
+    <w:abstractNumId w:val="3"/>
     <w:lvlOverride w:ilvl="0">
       <w:startOverride w:val="1"/>
     </w:lvlOverride>
   </w:num>
-  <w:num w:numId="13" w16cid:durableId="533033429">
-    <w:abstractNumId w:val="1"/>
-  </w:num>
-  <w:num w:numId="14" w16cid:durableId="647826493">
-    <w:abstractNumId w:val="2"/>
+  <w:num w:numId="16" w16cid:durableId="1849519827">
+    <w:abstractNumId w:val="3"/>
     <w:lvlOverride w:ilvl="0">
       <w:startOverride w:val="1"/>
     </w:lvlOverride>
   </w:num>
-  <w:num w:numId="15" w16cid:durableId="1604219288">
-    <w:abstractNumId w:val="2"/>
+  <w:num w:numId="17" w16cid:durableId="511576091">
+    <w:abstractNumId w:val="3"/>
     <w:lvlOverride w:ilvl="0">
       <w:startOverride w:val="1"/>
     </w:lvlOverride>
   </w:num>
-  <w:num w:numId="16" w16cid:durableId="2140679866">
-    <w:abstractNumId w:val="8"/>
-  </w:num>
-  <w:num w:numId="17" w16cid:durableId="734552780">
-    <w:abstractNumId w:val="11"/>
-  </w:num>
-  <w:num w:numId="18" w16cid:durableId="490877705">
-    <w:abstractNumId w:val="6"/>
-  </w:num>
-  <w:num w:numId="19" w16cid:durableId="365563972">
-    <w:abstractNumId w:val="2"/>
+  <w:num w:numId="18" w16cid:durableId="968246382">
+    <w:abstractNumId w:val="3"/>
     <w:lvlOverride w:ilvl="0">
       <w:startOverride w:val="1"/>
     </w:lvlOverride>
   </w:num>
-  <w:num w:numId="20" w16cid:durableId="875041339">
-    <w:abstractNumId w:val="2"/>
+  <w:num w:numId="19" w16cid:durableId="649482491">
+    <w:abstractNumId w:val="3"/>
     <w:lvlOverride w:ilvl="0">
       <w:startOverride w:val="1"/>
     </w:lvlOverride>
   </w:num>
-  <w:num w:numId="21" w16cid:durableId="1849519827">
-    <w:abstractNumId w:val="2"/>
+  <w:num w:numId="20" w16cid:durableId="1334917393">
+    <w:abstractNumId w:val="3"/>
     <w:lvlOverride w:ilvl="0">
       <w:startOverride w:val="1"/>
     </w:lvlOverride>
   </w:num>
-  <w:num w:numId="22" w16cid:durableId="511576091">
-    <w:abstractNumId w:val="2"/>
+  <w:num w:numId="21" w16cid:durableId="1778478891">
+    <w:abstractNumId w:val="5"/>
+  </w:num>
+  <w:num w:numId="22" w16cid:durableId="2041082663">
+    <w:abstractNumId w:val="0"/>
+  </w:num>
+  <w:num w:numId="23" w16cid:durableId="1282306038">
+    <w:abstractNumId w:val="3"/>
     <w:lvlOverride w:ilvl="0">
       <w:startOverride w:val="1"/>
     </w:lvlOverride>
   </w:num>
-  <w:num w:numId="23" w16cid:durableId="968246382">
-    <w:abstractNumId w:val="2"/>
+  <w:num w:numId="24" w16cid:durableId="833882467">
+    <w:abstractNumId w:val="3"/>
     <w:lvlOverride w:ilvl="0">
       <w:startOverride w:val="1"/>
     </w:lvlOverride>
   </w:num>
-  <w:num w:numId="24" w16cid:durableId="649482491">
-    <w:abstractNumId w:val="2"/>
+  <w:num w:numId="25" w16cid:durableId="687802839">
+    <w:abstractNumId w:val="3"/>
     <w:lvlOverride w:ilvl="0">
       <w:startOverride w:val="1"/>
     </w:lvlOverride>
   </w:num>
-  <w:num w:numId="25" w16cid:durableId="1334917393">
-    <w:abstractNumId w:val="2"/>
+  <w:num w:numId="26" w16cid:durableId="451050964">
+    <w:abstractNumId w:val="3"/>
     <w:lvlOverride w:ilvl="0">
       <w:startOverride w:val="1"/>
     </w:lvlOverride>
   </w:num>
-  <w:num w:numId="26" w16cid:durableId="1778478891">
-    <w:abstractNumId w:val="4"/>
-  </w:num>
-  <w:num w:numId="27" w16cid:durableId="2041082663">
-    <w:abstractNumId w:val="0"/>
-  </w:num>
-  <w:num w:numId="28" w16cid:durableId="1282306038">
-    <w:abstractNumId w:val="2"/>
+  <w:num w:numId="27" w16cid:durableId="123550178">
+    <w:abstractNumId w:val="3"/>
     <w:lvlOverride w:ilvl="0">
       <w:startOverride w:val="1"/>
     </w:lvlOverride>
   </w:num>
-  <w:num w:numId="29" w16cid:durableId="833882467">
-    <w:abstractNumId w:val="2"/>
+  <w:num w:numId="28" w16cid:durableId="191039348">
+    <w:abstractNumId w:val="3"/>
     <w:lvlOverride w:ilvl="0">
       <w:startOverride w:val="1"/>
     </w:lvlOverride>
   </w:num>
-  <w:num w:numId="30" w16cid:durableId="687802839">
-    <w:abstractNumId w:val="2"/>
+  <w:num w:numId="29" w16cid:durableId="549343604">
+    <w:abstractNumId w:val="3"/>
     <w:lvlOverride w:ilvl="0">
       <w:startOverride w:val="1"/>
     </w:lvlOverride>
   </w:num>
-  <w:num w:numId="31" w16cid:durableId="451050964">
-    <w:abstractNumId w:val="2"/>
+  <w:num w:numId="30" w16cid:durableId="563417628">
+    <w:abstractNumId w:val="3"/>
     <w:lvlOverride w:ilvl="0">
       <w:startOverride w:val="1"/>
     </w:lvlOverride>
   </w:num>
-  <w:num w:numId="32" w16cid:durableId="123550178">
-    <w:abstractNumId w:val="2"/>
+  <w:num w:numId="31" w16cid:durableId="1942761853">
+    <w:abstractNumId w:val="3"/>
     <w:lvlOverride w:ilvl="0">
       <w:startOverride w:val="1"/>
     </w:lvlOverride>
   </w:num>
-  <w:num w:numId="33" w16cid:durableId="191039348">
+  <w:num w:numId="32" w16cid:durableId="402684609">
     <w:abstractNumId w:val="2"/>
+  </w:num>
+  <w:num w:numId="33" w16cid:durableId="2087875315">
+    <w:abstractNumId w:val="3"/>
     <w:lvlOverride w:ilvl="0">
       <w:startOverride w:val="1"/>
     </w:lvlOverride>
   </w:num>
-  <w:num w:numId="34" w16cid:durableId="549343604">
-    <w:abstractNumId w:val="2"/>
+  <w:num w:numId="34" w16cid:durableId="2004893204">
+    <w:abstractNumId w:val="3"/>
     <w:lvlOverride w:ilvl="0">
       <w:startOverride w:val="1"/>
     </w:lvlOverride>
   </w:num>
-  <w:numIdMacAtCleanup w:val="34"/>
+  <w:num w:numId="35" w16cid:durableId="1676683661">
+    <w:abstractNumId w:val="3"/>
+    <w:lvlOverride w:ilvl="0">
+      <w:startOverride w:val="1"/>
+    </w:lvlOverride>
+  </w:num>
+  <w:numIdMacAtCleanup w:val="35"/>
 </w:numbering>
 </file>
 
